--- a/templates/sppd_template.docx
+++ b/templates/sppd_template.docx
@@ -4,38 +4,21 @@
   <w:body>
     <w:p>
       <w:pPr>
-        <w:suppressAutoHyphens/>
-        <w:autoSpaceDN w:val="0"/>
-        <w:spacing w:after="0" w:line="240" w:lineRule="auto"/>
-        <w:ind w:left="1560"/>
-        <w:jc w:val="center"/>
+        <w:pStyle w:val="HeaderSurat"/>
+        <w:ind w:left="0"/>
         <w:rPr>
-          <w:rFonts w:ascii="Bookman Old Style" w:eastAsia="Times New Roman" w:hAnsi="Bookman Old Style" w:cs="Times New Roman"/>
-          <w:caps/>
           <w:noProof/>
-          <w:kern w:val="0"/>
-          <w:sz w:val="32"/>
-          <w:szCs w:val="32"/>
-          <w:lang w:val="en-US"/>
-          <w14:ligatures w14:val="none"/>
         </w:rPr>
       </w:pPr>
       <w:r>
         <w:rPr>
-          <w:rFonts w:ascii="Bookman Old Style" w:eastAsia="Times New Roman" w:hAnsi="Bookman Old Style" w:cs="Times New Roman"/>
-          <w:caps/>
           <w:noProof/>
-          <w:kern w:val="0"/>
-          <w:sz w:val="32"/>
-          <w:szCs w:val="32"/>
-          <w:lang w:val="en-US"/>
-          <w14:ligatures w14:val="none"/>
         </w:rPr>
         <w:drawing>
-          <wp:anchor distT="0" distB="0" distL="114300" distR="114300" simplePos="0" relativeHeight="251659264" behindDoc="1" locked="0" layoutInCell="1" allowOverlap="1" wp14:anchorId="12526810" wp14:editId="3258EEE4">
+          <wp:anchor distT="0" distB="0" distL="114300" distR="114300" simplePos="0" relativeHeight="251663360" behindDoc="1" locked="0" layoutInCell="1" allowOverlap="1" wp14:anchorId="747E7F54" wp14:editId="33E7A257">
             <wp:simplePos x="0" y="0"/>
             <wp:positionH relativeFrom="column">
-              <wp:posOffset>-258750</wp:posOffset>
+              <wp:posOffset>-327804</wp:posOffset>
             </wp:positionH>
             <wp:positionV relativeFrom="paragraph">
               <wp:posOffset>0</wp:posOffset>
@@ -43,7 +26,7 @@
             <wp:extent cx="975360" cy="975360"/>
             <wp:effectExtent l="0" t="0" r="0" b="0"/>
             <wp:wrapNone/>
-            <wp:docPr id="7" name="Picture 1"/>
+            <wp:docPr id="1" name="Picture 1" descr="A green shield with a red and yellow logo&#10;&#10;AI-generated content may be incorrect."/>
             <wp:cNvGraphicFramePr>
               <a:graphicFrameLocks xmlns:a="http://schemas.openxmlformats.org/drawingml/2006/main" noChangeAspect="1"/>
             </wp:cNvGraphicFramePr>
@@ -51,7 +34,7 @@
               <a:graphicData uri="http://schemas.openxmlformats.org/drawingml/2006/picture">
                 <pic:pic xmlns:pic="http://schemas.openxmlformats.org/drawingml/2006/picture">
                   <pic:nvPicPr>
-                    <pic:cNvPr id="0" name="Picture 1"/>
+                    <pic:cNvPr id="1" name="Picture 1" descr="A green shield with a red and yellow logo&#10;&#10;AI-generated content may be incorrect."/>
                     <pic:cNvPicPr>
                       <a:picLocks noChangeAspect="1" noChangeArrowheads="1"/>
                     </pic:cNvPicPr>
@@ -78,6 +61,9 @@
                       <a:avLst/>
                     </a:prstGeom>
                     <a:noFill/>
+                    <a:ln>
+                      <a:noFill/>
+                    </a:ln>
                   </pic:spPr>
                 </pic:pic>
               </a:graphicData>
@@ -93,474 +79,143 @@
       </w:r>
       <w:r>
         <w:rPr>
-          <w:rFonts w:ascii="Bookman Old Style" w:eastAsia="Times New Roman" w:hAnsi="Bookman Old Style" w:cs="Times New Roman"/>
-          <w:caps/>
           <w:noProof/>
-          <w:kern w:val="0"/>
-          <w:sz w:val="32"/>
-          <w:szCs w:val="32"/>
-          <w:lang w:val="en-US"/>
-          <w14:ligatures w14:val="none"/>
         </w:rPr>
-        <w:t xml:space="preserve">PEMERINTAH </w:t>
+        <w:t>PEMERINTAH KABUPATEN Magelang</w:t>
       </w:r>
+    </w:p>
+    <w:p>
+      <w:pPr>
+        <w:pStyle w:val="HeaderSurat"/>
+        <w:ind w:left="0"/>
+      </w:pPr>
+      <w:r>
+        <w:t>KECAMATAN Borobudur</w:t>
+      </w:r>
+    </w:p>
+    <w:p>
+      <w:pPr>
+        <w:pStyle w:val="HeaderSurat"/>
+        <w:ind w:left="0"/>
+        <w:rPr>
+          <w:b/>
+          <w:bCs/>
+        </w:rPr>
+      </w:pPr>
       <w:r>
         <w:rPr>
-          <w:rFonts w:ascii="Bookman Old Style" w:eastAsia="Times New Roman" w:hAnsi="Bookman Old Style" w:cs="Times New Roman"/>
-          <w:caps/>
-          <w:noProof/>
-          <w:kern w:val="0"/>
-          <w:sz w:val="32"/>
-          <w:szCs w:val="32"/>
-          <w:lang w:val="en-US"/>
-          <w14:ligatures w14:val="none"/>
+          <w:b/>
+          <w:bCs/>
         </w:rPr>
-        <w:t>KABUPATEN</w:t>
+        <w:t>desa Kembanglimus</w:t>
       </w:r>
+    </w:p>
+    <w:p>
+      <w:pPr>
+        <w:pStyle w:val="HeaderSurat"/>
+        <w:ind w:left="0"/>
+        <w:rPr>
+          <w:caps w:val="0"/>
+          <w:sz w:val="20"/>
+          <w:szCs w:val="20"/>
+        </w:rPr>
+      </w:pPr>
       <w:r>
         <w:rPr>
-          <w:rFonts w:ascii="Bookman Old Style" w:eastAsia="Times New Roman" w:hAnsi="Bookman Old Style" w:cs="Times New Roman"/>
-          <w:caps/>
-          <w:noProof/>
-          <w:kern w:val="0"/>
-          <w:sz w:val="32"/>
-          <w:szCs w:val="32"/>
-          <w:lang w:val="en-US"/>
-          <w14:ligatures w14:val="none"/>
+          <w:caps w:val="0"/>
+          <w:sz w:val="20"/>
+          <w:szCs w:val="20"/>
+        </w:rPr>
+        <w:t xml:space="preserve">Jl. Sudirman KM. 03, Kembanglimus, Borobudur Kode </w:t>
+      </w:r>
+      <w:proofErr w:type="gramStart"/>
+      <w:r>
+        <w:rPr>
+          <w:caps w:val="0"/>
+          <w:sz w:val="20"/>
+          <w:szCs w:val="20"/>
+        </w:rPr>
+        <w:t>Pos :</w:t>
+      </w:r>
+      <w:proofErr w:type="gramEnd"/>
+      <w:r>
+        <w:rPr>
+          <w:caps w:val="0"/>
+          <w:sz w:val="20"/>
+          <w:szCs w:val="20"/>
+        </w:rPr>
+        <w:t xml:space="preserve"> 56553</w:t>
+      </w:r>
+    </w:p>
+    <w:p>
+      <w:pPr>
+        <w:pStyle w:val="HeaderSurat"/>
+        <w:pBdr>
+          <w:bottom w:val="thinThickThinMediumGap" w:sz="18" w:space="1" w:color="auto"/>
+        </w:pBdr>
+        <w:ind w:left="0"/>
+        <w:rPr>
+          <w:caps w:val="0"/>
+          <w:sz w:val="20"/>
+          <w:szCs w:val="20"/>
+        </w:rPr>
+      </w:pPr>
+      <w:proofErr w:type="gramStart"/>
+      <w:r>
+        <w:rPr>
+          <w:caps w:val="0"/>
+          <w:sz w:val="20"/>
+          <w:szCs w:val="20"/>
+        </w:rPr>
+        <w:t>Telp :</w:t>
+      </w:r>
+      <w:proofErr w:type="gramEnd"/>
+      <w:r>
+        <w:rPr>
+          <w:caps w:val="0"/>
+          <w:sz w:val="20"/>
+          <w:szCs w:val="20"/>
+        </w:rPr>
+        <w:t xml:space="preserve"> (0293) 7182286 </w:t>
+      </w:r>
+      <w:proofErr w:type="gramStart"/>
+      <w:r>
+        <w:rPr>
+          <w:caps w:val="0"/>
+          <w:sz w:val="20"/>
+          <w:szCs w:val="20"/>
+        </w:rPr>
+        <w:t>E-Mail :</w:t>
+      </w:r>
+      <w:proofErr w:type="gramEnd"/>
+      <w:r>
+        <w:rPr>
+          <w:caps w:val="0"/>
+          <w:sz w:val="20"/>
+          <w:szCs w:val="20"/>
         </w:rPr>
         <w:t xml:space="preserve"> </w:t>
       </w:r>
+      <w:hyperlink r:id="rId6" w:history="1">
+        <w:r>
+          <w:rPr>
+            <w:rStyle w:val="Hyperlink"/>
+            <w:rFonts w:eastAsiaTheme="majorEastAsia"/>
+            <w:caps w:val="0"/>
+            <w:sz w:val="20"/>
+            <w:szCs w:val="20"/>
+          </w:rPr>
+          <w:t>desakembanglimus1@gmail.com</w:t>
+        </w:r>
+      </w:hyperlink>
       <w:r>
         <w:rPr>
-          <w:rFonts w:ascii="Bookman Old Style" w:eastAsia="Times New Roman" w:hAnsi="Bookman Old Style" w:cs="Times New Roman"/>
-          <w:noProof/>
-          <w:kern w:val="0"/>
-          <w:sz w:val="32"/>
-          <w:szCs w:val="32"/>
-          <w:lang w:val="en-US"/>
-          <w14:ligatures w14:val="none"/>
-        </w:rPr>
-        <w:t>{</w:t>
-      </w:r>
-      <w:r>
-        <w:rPr>
-          <w:rFonts w:ascii="Bookman Old Style" w:eastAsia="Times New Roman" w:hAnsi="Bookman Old Style" w:cs="Times New Roman"/>
-          <w:noProof/>
-          <w:kern w:val="0"/>
-          <w:sz w:val="32"/>
-          <w:szCs w:val="32"/>
-          <w:lang w:val="en-US"/>
-          <w14:ligatures w14:val="none"/>
-        </w:rPr>
-        <w:t>nama_kabupaten</w:t>
-      </w:r>
-      <w:r>
-        <w:rPr>
-          <w:rFonts w:ascii="Bookman Old Style" w:eastAsia="Times New Roman" w:hAnsi="Bookman Old Style" w:cs="Times New Roman"/>
-          <w:noProof/>
-          <w:kern w:val="0"/>
-          <w:sz w:val="32"/>
-          <w:szCs w:val="32"/>
-          <w:lang w:val="en-US"/>
-          <w14:ligatures w14:val="none"/>
-        </w:rPr>
-        <w:t>}</w:t>
-      </w:r>
-    </w:p>
-    <w:p>
-      <w:pPr>
-        <w:suppressAutoHyphens/>
-        <w:autoSpaceDN w:val="0"/>
-        <w:spacing w:after="0" w:line="240" w:lineRule="auto"/>
-        <w:ind w:left="1560"/>
-        <w:jc w:val="center"/>
-        <w:rPr>
-          <w:rFonts w:ascii="Bookman Old Style" w:eastAsia="Times New Roman" w:hAnsi="Bookman Old Style" w:cs="Times New Roman"/>
-          <w:caps/>
-          <w:kern w:val="0"/>
-          <w:sz w:val="36"/>
-          <w:szCs w:val="36"/>
-          <w:lang w:val="en-US"/>
-          <w14:ligatures w14:val="none"/>
-        </w:rPr>
-      </w:pPr>
-      <w:r>
-        <w:rPr>
-          <w:rFonts w:ascii="Bookman Old Style" w:eastAsia="Times New Roman" w:hAnsi="Bookman Old Style" w:cs="Times New Roman"/>
-          <w:kern w:val="0"/>
-          <w:sz w:val="32"/>
-          <w:szCs w:val="32"/>
-          <w:lang w:val="en-US"/>
-          <w14:ligatures w14:val="none"/>
-        </w:rPr>
-        <w:t>KECAMATAN</w:t>
-      </w:r>
-      <w:r>
-        <w:rPr>
-          <w:rFonts w:ascii="Bookman Old Style" w:eastAsia="Times New Roman" w:hAnsi="Bookman Old Style" w:cs="Times New Roman"/>
-          <w:kern w:val="0"/>
-          <w:sz w:val="32"/>
-          <w:szCs w:val="32"/>
-          <w:lang w:val="en-US"/>
-          <w14:ligatures w14:val="none"/>
+          <w:caps w:val="0"/>
+          <w:sz w:val="20"/>
+          <w:szCs w:val="20"/>
         </w:rPr>
         <w:t xml:space="preserve"> </w:t>
       </w:r>
-      <w:r>
-        <w:rPr>
-          <w:rFonts w:ascii="Bookman Old Style" w:eastAsia="Times New Roman" w:hAnsi="Bookman Old Style" w:cs="Times New Roman"/>
-          <w:kern w:val="0"/>
-          <w:sz w:val="32"/>
-          <w:szCs w:val="32"/>
-          <w:lang w:val="en-US"/>
-          <w14:ligatures w14:val="none"/>
-        </w:rPr>
-        <w:t>{</w:t>
-      </w:r>
-      <w:r>
-        <w:rPr>
-          <w:rFonts w:ascii="Bookman Old Style" w:eastAsia="Times New Roman" w:hAnsi="Bookman Old Style" w:cs="Times New Roman"/>
-          <w:kern w:val="0"/>
-          <w:sz w:val="32"/>
-          <w:szCs w:val="32"/>
-          <w:lang w:val="en-US"/>
-          <w14:ligatures w14:val="none"/>
-        </w:rPr>
-        <w:t>nama_kecamatan</w:t>
-      </w:r>
-      <w:r>
-        <w:rPr>
-          <w:rFonts w:ascii="Bookman Old Style" w:eastAsia="Times New Roman" w:hAnsi="Bookman Old Style" w:cs="Times New Roman"/>
-          <w:kern w:val="0"/>
-          <w:sz w:val="36"/>
-          <w:szCs w:val="36"/>
-          <w:lang w:val="en-US"/>
-          <w14:ligatures w14:val="none"/>
-        </w:rPr>
-        <w:t>}</w:t>
-      </w:r>
-    </w:p>
-    <w:p>
-      <w:pPr>
-        <w:suppressAutoHyphens/>
-        <w:autoSpaceDN w:val="0"/>
-        <w:spacing w:after="0" w:line="240" w:lineRule="auto"/>
-        <w:ind w:left="1560"/>
-        <w:jc w:val="center"/>
-        <w:rPr>
-          <w:rFonts w:ascii="Bookman Old Style" w:eastAsia="Times New Roman" w:hAnsi="Bookman Old Style" w:cs="Times New Roman"/>
-          <w:b/>
-          <w:bCs/>
-          <w:caps/>
-          <w:kern w:val="0"/>
-          <w:sz w:val="36"/>
-          <w:szCs w:val="36"/>
-          <w:lang w:val="en-US"/>
-          <w14:ligatures w14:val="none"/>
-        </w:rPr>
-      </w:pPr>
-      <w:r>
-        <w:rPr>
-          <w:rFonts w:ascii="Bookman Old Style" w:eastAsia="Times New Roman" w:hAnsi="Bookman Old Style" w:cs="Times New Roman"/>
-          <w:b/>
-          <w:bCs/>
-          <w:kern w:val="0"/>
-          <w:sz w:val="36"/>
-          <w:szCs w:val="36"/>
-          <w:lang w:val="en-US"/>
-          <w14:ligatures w14:val="none"/>
-        </w:rPr>
-        <w:t xml:space="preserve">DESA </w:t>
-      </w:r>
-      <w:r>
-        <w:rPr>
-          <w:rFonts w:ascii="Bookman Old Style" w:eastAsia="Times New Roman" w:hAnsi="Bookman Old Style" w:cs="Times New Roman"/>
-          <w:b/>
-          <w:bCs/>
-          <w:kern w:val="0"/>
-          <w:sz w:val="36"/>
-          <w:szCs w:val="36"/>
-          <w:lang w:val="en-US"/>
-          <w14:ligatures w14:val="none"/>
-        </w:rPr>
-        <w:t>{</w:t>
-      </w:r>
-      <w:r>
-        <w:rPr>
-          <w:rFonts w:ascii="Bookman Old Style" w:eastAsia="Times New Roman" w:hAnsi="Bookman Old Style" w:cs="Times New Roman"/>
-          <w:b/>
-          <w:bCs/>
-          <w:kern w:val="0"/>
-          <w:sz w:val="36"/>
-          <w:szCs w:val="36"/>
-          <w:lang w:val="en-US"/>
-          <w14:ligatures w14:val="none"/>
-        </w:rPr>
-        <w:t>nama_desa</w:t>
-      </w:r>
-      <w:r>
-        <w:rPr>
-          <w:rFonts w:ascii="Bookman Old Style" w:eastAsia="Times New Roman" w:hAnsi="Bookman Old Style" w:cs="Times New Roman"/>
-          <w:b/>
-          <w:bCs/>
-          <w:kern w:val="0"/>
-          <w:sz w:val="36"/>
-          <w:szCs w:val="36"/>
-          <w:lang w:val="en-US"/>
-          <w14:ligatures w14:val="none"/>
-        </w:rPr>
-        <w:t>}</w:t>
-      </w:r>
-    </w:p>
-    <w:p>
-      <w:pPr>
-        <w:suppressAutoHyphens/>
-        <w:autoSpaceDN w:val="0"/>
-        <w:spacing w:after="0" w:line="240" w:lineRule="auto"/>
-        <w:ind w:left="1560"/>
-        <w:jc w:val="center"/>
-        <w:rPr>
-          <w:rFonts w:ascii="Bookman Old Style" w:eastAsia="Times New Roman" w:hAnsi="Bookman Old Style" w:cs="Times New Roman"/>
-          <w:kern w:val="0"/>
-          <w:sz w:val="20"/>
-          <w:szCs w:val="20"/>
-          <w:lang w:val="en-US"/>
-          <w14:ligatures w14:val="none"/>
-        </w:rPr>
-      </w:pPr>
-      <w:r>
-        <w:rPr>
-          <w:rFonts w:ascii="Bookman Old Style" w:eastAsia="Times New Roman" w:hAnsi="Bookman Old Style" w:cs="Times New Roman"/>
-          <w:kern w:val="0"/>
-          <w:sz w:val="20"/>
-          <w:szCs w:val="20"/>
-          <w:lang w:val="en-US"/>
-          <w14:ligatures w14:val="none"/>
-        </w:rPr>
-        <w:t>{</w:t>
-      </w:r>
-      <w:r>
-        <w:rPr>
-          <w:rFonts w:ascii="Bookman Old Style" w:eastAsia="Times New Roman" w:hAnsi="Bookman Old Style" w:cs="Times New Roman"/>
-          <w:kern w:val="0"/>
-          <w:sz w:val="20"/>
-          <w:szCs w:val="20"/>
-          <w:lang w:val="en-US"/>
-          <w14:ligatures w14:val="none"/>
-        </w:rPr>
-        <w:t>alamat_desa</w:t>
-      </w:r>
-      <w:r>
-        <w:rPr>
-          <w:rFonts w:ascii="Bookman Old Style" w:eastAsia="Times New Roman" w:hAnsi="Bookman Old Style" w:cs="Times New Roman"/>
-          <w:kern w:val="0"/>
-          <w:sz w:val="20"/>
-          <w:szCs w:val="20"/>
-          <w:lang w:val="en-US"/>
-          <w14:ligatures w14:val="none"/>
-        </w:rPr>
-        <w:t>}</w:t>
-      </w:r>
-      <w:r>
-        <w:rPr>
-          <w:rFonts w:ascii="Bookman Old Style" w:eastAsia="Times New Roman" w:hAnsi="Bookman Old Style" w:cs="Times New Roman"/>
-          <w:kern w:val="0"/>
-          <w:sz w:val="20"/>
-          <w:szCs w:val="20"/>
-          <w:lang w:val="en-US"/>
-          <w14:ligatures w14:val="none"/>
-        </w:rPr>
-        <w:t>,</w:t>
-      </w:r>
-      <w:r>
-        <w:rPr>
-          <w:rFonts w:ascii="Bookman Old Style" w:eastAsia="Times New Roman" w:hAnsi="Bookman Old Style" w:cs="Times New Roman"/>
-          <w:kern w:val="0"/>
-          <w:sz w:val="20"/>
-          <w:szCs w:val="20"/>
-          <w:lang w:val="en-US"/>
-          <w14:ligatures w14:val="none"/>
-        </w:rPr>
-        <w:t xml:space="preserve"> </w:t>
-      </w:r>
-      <w:r>
-        <w:rPr>
-          <w:rFonts w:ascii="Bookman Old Style" w:eastAsia="Times New Roman" w:hAnsi="Bookman Old Style" w:cs="Times New Roman"/>
-          <w:kern w:val="0"/>
-          <w:sz w:val="20"/>
-          <w:szCs w:val="20"/>
-          <w:lang w:val="en-US"/>
-          <w14:ligatures w14:val="none"/>
-        </w:rPr>
-        <w:t xml:space="preserve">Kode Pos : </w:t>
-      </w:r>
-      <w:r>
-        <w:rPr>
-          <w:rFonts w:ascii="Bookman Old Style" w:eastAsia="Times New Roman" w:hAnsi="Bookman Old Style" w:cs="Times New Roman"/>
-          <w:kern w:val="0"/>
-          <w:sz w:val="20"/>
-          <w:szCs w:val="20"/>
-          <w:lang w:val="en-US"/>
-          <w14:ligatures w14:val="none"/>
-        </w:rPr>
-        <w:t>{</w:t>
-      </w:r>
-      <w:r>
-        <w:rPr>
-          <w:rFonts w:ascii="Bookman Old Style" w:eastAsia="Times New Roman" w:hAnsi="Bookman Old Style" w:cs="Times New Roman"/>
-          <w:kern w:val="0"/>
-          <w:sz w:val="20"/>
-          <w:szCs w:val="20"/>
-          <w:lang w:val="en-US"/>
-          <w14:ligatures w14:val="none"/>
-        </w:rPr>
-        <w:t>kode_pos_desa</w:t>
-      </w:r>
-      <w:r>
-        <w:rPr>
-          <w:rFonts w:ascii="Bookman Old Style" w:eastAsia="Times New Roman" w:hAnsi="Bookman Old Style" w:cs="Times New Roman"/>
-          <w:kern w:val="0"/>
-          <w:sz w:val="20"/>
-          <w:szCs w:val="20"/>
-          <w:lang w:val="en-US"/>
-          <w14:ligatures w14:val="none"/>
-        </w:rPr>
-        <w:t>}</w:t>
-      </w:r>
-    </w:p>
-    <w:p>
-      <w:pPr>
-        <w:suppressAutoHyphens/>
-        <w:autoSpaceDN w:val="0"/>
-        <w:spacing w:after="0" w:line="240" w:lineRule="auto"/>
-        <w:ind w:left="1560"/>
-        <w:jc w:val="center"/>
-        <w:rPr>
-          <w:rFonts w:ascii="Bookman Old Style" w:eastAsia="Times New Roman" w:hAnsi="Bookman Old Style" w:cs="Times New Roman"/>
-          <w:kern w:val="0"/>
-          <w:sz w:val="20"/>
-          <w:szCs w:val="20"/>
-          <w:lang w:val="en-US"/>
-          <w14:ligatures w14:val="none"/>
-        </w:rPr>
-      </w:pPr>
-      <w:r>
-        <w:rPr>
-          <w:rFonts w:ascii="Bookman Old Style" w:eastAsia="Times New Roman" w:hAnsi="Bookman Old Style" w:cs="Times New Roman"/>
-          <w:kern w:val="0"/>
-          <w:sz w:val="20"/>
-          <w:szCs w:val="20"/>
-          <w:lang w:val="en-US"/>
-          <w14:ligatures w14:val="none"/>
-        </w:rPr>
-        <w:t xml:space="preserve">Telp : </w:t>
-      </w:r>
-      <w:r>
-        <w:rPr>
-          <w:rFonts w:ascii="Bookman Old Style" w:eastAsia="Times New Roman" w:hAnsi="Bookman Old Style" w:cs="Times New Roman"/>
-          <w:kern w:val="0"/>
-          <w:sz w:val="20"/>
-          <w:szCs w:val="20"/>
-          <w:lang w:val="en-US"/>
-          <w14:ligatures w14:val="none"/>
-        </w:rPr>
-        <w:t>{</w:t>
-      </w:r>
-      <w:r>
-        <w:rPr>
-          <w:rFonts w:ascii="Bookman Old Style" w:eastAsia="Times New Roman" w:hAnsi="Bookman Old Style" w:cs="Times New Roman"/>
-          <w:kern w:val="0"/>
-          <w:sz w:val="20"/>
-          <w:szCs w:val="20"/>
-          <w:lang w:val="en-US"/>
-          <w14:ligatures w14:val="none"/>
-        </w:rPr>
-        <w:t>telp_desa</w:t>
-      </w:r>
-      <w:r>
-        <w:rPr>
-          <w:rFonts w:ascii="Bookman Old Style" w:eastAsia="Times New Roman" w:hAnsi="Bookman Old Style" w:cs="Times New Roman"/>
-          <w:kern w:val="0"/>
-          <w:sz w:val="20"/>
-          <w:szCs w:val="20"/>
-          <w:lang w:val="en-US"/>
-          <w14:ligatures w14:val="none"/>
-        </w:rPr>
-        <w:t>}</w:t>
-      </w:r>
-      <w:r>
-        <w:rPr>
-          <w:rFonts w:ascii="Bookman Old Style" w:eastAsia="Times New Roman" w:hAnsi="Bookman Old Style" w:cs="Times New Roman"/>
-          <w:kern w:val="0"/>
-          <w:sz w:val="20"/>
-          <w:szCs w:val="20"/>
-          <w:lang w:val="en-US"/>
-          <w14:ligatures w14:val="none"/>
-        </w:rPr>
-        <w:t xml:space="preserve"> </w:t>
-      </w:r>
-      <w:r>
-        <w:rPr>
-          <w:rFonts w:ascii="Bookman Old Style" w:eastAsia="Times New Roman" w:hAnsi="Bookman Old Style" w:cs="Times New Roman"/>
-          <w:kern w:val="0"/>
-          <w:sz w:val="20"/>
-          <w:szCs w:val="20"/>
-          <w:lang w:val="en-US"/>
-          <w14:ligatures w14:val="none"/>
-        </w:rPr>
-        <w:t xml:space="preserve">E-Mail : </w:t>
-      </w:r>
-      <w:r>
-        <w:rPr>
-          <w:rFonts w:ascii="Bookman Old Style" w:eastAsia="Times New Roman" w:hAnsi="Bookman Old Style" w:cs="Times New Roman"/>
-          <w:kern w:val="0"/>
-          <w:sz w:val="20"/>
-          <w:szCs w:val="20"/>
-          <w:lang w:val="en-US"/>
-          <w14:ligatures w14:val="none"/>
-        </w:rPr>
-        <w:t>{</w:t>
-      </w:r>
-      <w:r>
-        <w:rPr>
-          <w:rFonts w:ascii="Bookman Old Style" w:eastAsia="Times New Roman" w:hAnsi="Bookman Old Style" w:cs="Times New Roman"/>
-          <w:kern w:val="0"/>
-          <w:sz w:val="20"/>
-          <w:szCs w:val="20"/>
-          <w:lang w:val="en-US"/>
-          <w14:ligatures w14:val="none"/>
-        </w:rPr>
-        <w:t>email_desa</w:t>
-      </w:r>
-      <w:r>
-        <w:rPr>
-          <w:rFonts w:ascii="Bookman Old Style" w:eastAsia="Times New Roman" w:hAnsi="Bookman Old Style" w:cs="Times New Roman"/>
-          <w:kern w:val="0"/>
-          <w:sz w:val="20"/>
-          <w:szCs w:val="20"/>
-          <w:lang w:val="en-US"/>
-          <w14:ligatures w14:val="none"/>
-        </w:rPr>
-        <w:t>}</w:t>
-      </w:r>
-    </w:p>
-    <w:p>
-      <w:pPr>
-        <w:pBdr>
-          <w:bottom w:val="single" w:sz="36" w:space="1" w:color="auto"/>
-        </w:pBdr>
-        <w:suppressAutoHyphens/>
-        <w:autoSpaceDN w:val="0"/>
-        <w:spacing w:after="0" w:line="120" w:lineRule="auto"/>
-        <w:jc w:val="center"/>
-        <w:rPr>
-          <w:rFonts w:ascii="Bookman Old Style" w:eastAsia="Times New Roman" w:hAnsi="Bookman Old Style" w:cs="Times New Roman"/>
-          <w:kern w:val="0"/>
-          <w:sz w:val="20"/>
-          <w:lang w:val="en-US"/>
-          <w14:ligatures w14:val="none"/>
-        </w:rPr>
-      </w:pPr>
     </w:p>
     <w:p>
       <w:pPr>
@@ -568,7 +223,6 @@
         <w:suppressAutoHyphens/>
         <w:autoSpaceDN w:val="0"/>
         <w:spacing w:after="0" w:line="240" w:lineRule="auto"/>
-        <w:jc w:val="center"/>
         <w:outlineLvl w:val="2"/>
         <w:rPr>
           <w:rFonts w:ascii="Bookman Old Style" w:eastAsia="Times New Roman" w:hAnsi="Bookman Old Style" w:cs="Times New Roman"/>
@@ -5674,46 +5328,30 @@
     </w:p>
     <w:p>
       <w:pPr>
-        <w:suppressAutoHyphens/>
-        <w:autoSpaceDN w:val="0"/>
-        <w:spacing w:after="0" w:line="240" w:lineRule="auto"/>
-        <w:jc w:val="center"/>
+        <w:pStyle w:val="HeaderSurat"/>
+        <w:ind w:left="0"/>
         <w:rPr>
-          <w:rFonts w:ascii="Bookman Old Style" w:eastAsia="Times New Roman" w:hAnsi="Bookman Old Style" w:cs="Times New Roman"/>
-          <w:caps/>
           <w:noProof/>
-          <w:kern w:val="0"/>
-          <w:sz w:val="32"/>
-          <w:szCs w:val="32"/>
-          <w:lang w:val="en-US"/>
-          <w14:ligatures w14:val="none"/>
         </w:rPr>
       </w:pPr>
       <w:r>
         <w:rPr>
-          <w:rFonts w:ascii="Bookman Old Style" w:eastAsia="Times New Roman" w:hAnsi="Bookman Old Style" w:cs="Times New Roman"/>
-          <w:caps/>
           <w:noProof/>
-          <w:kern w:val="0"/>
-          <w:sz w:val="36"/>
-          <w:szCs w:val="36"/>
-          <w:lang w:val="en-US"/>
-          <w14:ligatures w14:val="none"/>
         </w:rPr>
         <w:lastRenderedPageBreak/>
         <w:drawing>
-          <wp:anchor distT="0" distB="0" distL="114300" distR="114300" simplePos="0" relativeHeight="251660288" behindDoc="1" locked="0" layoutInCell="1" allowOverlap="1" wp14:anchorId="00A5AFF6" wp14:editId="6F5C25CA">
+          <wp:anchor distT="0" distB="0" distL="114300" distR="114300" simplePos="0" relativeHeight="251665408" behindDoc="1" locked="0" layoutInCell="1" allowOverlap="1" wp14:anchorId="3D9C92AA" wp14:editId="3AB36517">
             <wp:simplePos x="0" y="0"/>
             <wp:positionH relativeFrom="column">
-              <wp:posOffset>-257176</wp:posOffset>
+              <wp:posOffset>-327804</wp:posOffset>
             </wp:positionH>
             <wp:positionV relativeFrom="paragraph">
-              <wp:posOffset>13334</wp:posOffset>
+              <wp:posOffset>0</wp:posOffset>
             </wp:positionV>
-            <wp:extent cx="1076325" cy="1076325"/>
+            <wp:extent cx="975360" cy="975360"/>
             <wp:effectExtent l="0" t="0" r="0" b="0"/>
             <wp:wrapNone/>
-            <wp:docPr id="364871096" name="Picture 1"/>
+            <wp:docPr id="1883433626" name="Picture 1883433626" descr="A green shield with a red and yellow logo&#10;&#10;AI-generated content may be incorrect."/>
             <wp:cNvGraphicFramePr>
               <a:graphicFrameLocks xmlns:a="http://schemas.openxmlformats.org/drawingml/2006/main" noChangeAspect="1"/>
             </wp:cNvGraphicFramePr>
@@ -5721,7 +5359,7 @@
               <a:graphicData uri="http://schemas.openxmlformats.org/drawingml/2006/picture">
                 <pic:pic xmlns:pic="http://schemas.openxmlformats.org/drawingml/2006/picture">
                   <pic:nvPicPr>
-                    <pic:cNvPr id="0" name="Picture 1"/>
+                    <pic:cNvPr id="1" name="Picture 1" descr="A green shield with a red and yellow logo&#10;&#10;AI-generated content may be incorrect."/>
                     <pic:cNvPicPr>
                       <a:picLocks noChangeAspect="1" noChangeArrowheads="1"/>
                     </pic:cNvPicPr>
@@ -5742,12 +5380,15 @@
                   <pic:spPr bwMode="auto">
                     <a:xfrm>
                       <a:off x="0" y="0"/>
-                      <a:ext cx="1076325" cy="1076325"/>
+                      <a:ext cx="975360" cy="975360"/>
                     </a:xfrm>
                     <a:prstGeom prst="rect">
                       <a:avLst/>
                     </a:prstGeom>
                     <a:noFill/>
+                    <a:ln>
+                      <a:noFill/>
+                    </a:ln>
                   </pic:spPr>
                 </pic:pic>
               </a:graphicData>
@@ -5763,478 +5404,152 @@
       </w:r>
       <w:r>
         <w:rPr>
-          <w:rFonts w:ascii="Bookman Old Style" w:eastAsia="Times New Roman" w:hAnsi="Bookman Old Style" w:cs="Times New Roman"/>
-          <w:caps/>
           <w:noProof/>
-          <w:kern w:val="0"/>
-          <w:sz w:val="36"/>
-          <w:szCs w:val="36"/>
-          <w:lang w:val="en-US"/>
-          <w14:ligatures w14:val="none"/>
+        </w:rPr>
+        <w:t>PEMERINTAH KABUPATEN Magelang</w:t>
+      </w:r>
+    </w:p>
+    <w:p>
+      <w:pPr>
+        <w:pStyle w:val="HeaderSurat"/>
+        <w:ind w:left="0"/>
+      </w:pPr>
+      <w:r>
+        <w:t>KECAMATAN Borobudur</w:t>
+      </w:r>
+    </w:p>
+    <w:p>
+      <w:pPr>
+        <w:pStyle w:val="HeaderSurat"/>
+        <w:ind w:left="0"/>
+        <w:rPr>
+          <w:b/>
+          <w:bCs/>
+        </w:rPr>
+      </w:pPr>
+      <w:r>
+        <w:rPr>
+          <w:b/>
+          <w:bCs/>
+        </w:rPr>
+        <w:t>desa Kembanglimus</w:t>
+      </w:r>
+    </w:p>
+    <w:p>
+      <w:pPr>
+        <w:pStyle w:val="HeaderSurat"/>
+        <w:ind w:left="0"/>
+        <w:rPr>
+          <w:caps w:val="0"/>
+          <w:sz w:val="20"/>
+          <w:szCs w:val="20"/>
+        </w:rPr>
+      </w:pPr>
+      <w:r>
+        <w:rPr>
+          <w:caps w:val="0"/>
+          <w:sz w:val="20"/>
+          <w:szCs w:val="20"/>
+        </w:rPr>
+        <w:t xml:space="preserve">Jl. Sudirman KM. 03, Kembanglimus, Borobudur Kode </w:t>
+      </w:r>
+      <w:proofErr w:type="gramStart"/>
+      <w:r>
+        <w:rPr>
+          <w:caps w:val="0"/>
+          <w:sz w:val="20"/>
+          <w:szCs w:val="20"/>
+        </w:rPr>
+        <w:t>Pos :</w:t>
+      </w:r>
+      <w:proofErr w:type="gramEnd"/>
+      <w:r>
+        <w:rPr>
+          <w:caps w:val="0"/>
+          <w:sz w:val="20"/>
+          <w:szCs w:val="20"/>
+        </w:rPr>
+        <w:t xml:space="preserve"> 56553</w:t>
+      </w:r>
+    </w:p>
+    <w:p>
+      <w:pPr>
+        <w:pStyle w:val="HeaderSurat"/>
+        <w:pBdr>
+          <w:bottom w:val="thinThickThinMediumGap" w:sz="18" w:space="1" w:color="auto"/>
+        </w:pBdr>
+        <w:ind w:left="0"/>
+        <w:rPr>
+          <w:caps w:val="0"/>
+          <w:sz w:val="20"/>
+          <w:szCs w:val="20"/>
+        </w:rPr>
+      </w:pPr>
+      <w:proofErr w:type="gramStart"/>
+      <w:r>
+        <w:rPr>
+          <w:caps w:val="0"/>
+          <w:sz w:val="20"/>
+          <w:szCs w:val="20"/>
+        </w:rPr>
+        <w:t>Telp :</w:t>
+      </w:r>
+      <w:proofErr w:type="gramEnd"/>
+      <w:r>
+        <w:rPr>
+          <w:caps w:val="0"/>
+          <w:sz w:val="20"/>
+          <w:szCs w:val="20"/>
+        </w:rPr>
+        <w:t xml:space="preserve"> (0293) 7182286 </w:t>
+      </w:r>
+      <w:proofErr w:type="gramStart"/>
+      <w:r>
+        <w:rPr>
+          <w:caps w:val="0"/>
+          <w:sz w:val="20"/>
+          <w:szCs w:val="20"/>
+        </w:rPr>
+        <w:t>E-Mail :</w:t>
+      </w:r>
+      <w:proofErr w:type="gramEnd"/>
+      <w:r>
+        <w:rPr>
+          <w:caps w:val="0"/>
+          <w:sz w:val="20"/>
+          <w:szCs w:val="20"/>
         </w:rPr>
         <w:t xml:space="preserve"> </w:t>
       </w:r>
+      <w:hyperlink r:id="rId7" w:history="1">
+        <w:r>
+          <w:rPr>
+            <w:rStyle w:val="Hyperlink"/>
+            <w:rFonts w:eastAsiaTheme="majorEastAsia"/>
+            <w:caps w:val="0"/>
+            <w:sz w:val="20"/>
+            <w:szCs w:val="20"/>
+          </w:rPr>
+          <w:t>desakembanglimus1@gmail.com</w:t>
+        </w:r>
+      </w:hyperlink>
       <w:r>
         <w:rPr>
-          <w:rFonts w:ascii="Bookman Old Style" w:eastAsia="Times New Roman" w:hAnsi="Bookman Old Style" w:cs="Times New Roman"/>
-          <w:caps/>
-          <w:noProof/>
-          <w:kern w:val="0"/>
-          <w:sz w:val="32"/>
-          <w:szCs w:val="32"/>
-          <w:lang w:val="en-US"/>
-          <w14:ligatures w14:val="none"/>
+          <w:caps w:val="0"/>
+          <w:sz w:val="20"/>
+          <w:szCs w:val="20"/>
         </w:rPr>
-        <w:t xml:space="preserve">PEMERINTAH </w:t>
-      </w:r>
-      <w:r>
-        <w:rPr>
-          <w:rFonts w:ascii="Bookman Old Style" w:eastAsia="Times New Roman" w:hAnsi="Bookman Old Style" w:cs="Times New Roman"/>
-          <w:caps/>
-          <w:noProof/>
-          <w:kern w:val="0"/>
-          <w:sz w:val="32"/>
-          <w:szCs w:val="32"/>
-          <w:lang w:val="en-US"/>
-          <w14:ligatures w14:val="none"/>
-        </w:rPr>
-        <w:t xml:space="preserve">KABUPATEN </w:t>
-      </w:r>
-      <w:r>
-        <w:rPr>
-          <w:rFonts w:ascii="Bookman Old Style" w:eastAsia="Times New Roman" w:hAnsi="Bookman Old Style" w:cs="Times New Roman"/>
-          <w:noProof/>
-          <w:kern w:val="0"/>
-          <w:sz w:val="32"/>
-          <w:szCs w:val="32"/>
-          <w:lang w:val="en-US"/>
-          <w14:ligatures w14:val="none"/>
-        </w:rPr>
-        <w:t>{</w:t>
-      </w:r>
-      <w:r>
-        <w:rPr>
-          <w:rFonts w:ascii="Bookman Old Style" w:eastAsia="Times New Roman" w:hAnsi="Bookman Old Style" w:cs="Times New Roman"/>
-          <w:noProof/>
-          <w:kern w:val="0"/>
-          <w:sz w:val="32"/>
-          <w:szCs w:val="32"/>
-          <w:lang w:val="en-US"/>
-          <w14:ligatures w14:val="none"/>
-        </w:rPr>
-        <w:t>nama_kabupaten</w:t>
-      </w:r>
-      <w:r>
-        <w:rPr>
-          <w:rFonts w:ascii="Bookman Old Style" w:eastAsia="Times New Roman" w:hAnsi="Bookman Old Style" w:cs="Times New Roman"/>
-          <w:noProof/>
-          <w:kern w:val="0"/>
-          <w:sz w:val="32"/>
-          <w:szCs w:val="32"/>
-          <w:lang w:val="en-US"/>
-          <w14:ligatures w14:val="none"/>
-        </w:rPr>
-        <w:t>}</w:t>
+        <w:t xml:space="preserve"> </w:t>
       </w:r>
     </w:p>
     <w:p>
       <w:pPr>
-        <w:suppressAutoHyphens/>
-        <w:autoSpaceDN w:val="0"/>
-        <w:spacing w:after="0" w:line="240" w:lineRule="auto"/>
-        <w:jc w:val="center"/>
+        <w:pStyle w:val="HeaderSurat"/>
+        <w:ind w:left="0"/>
         <w:rPr>
-          <w:rFonts w:ascii="Bookman Old Style" w:eastAsia="Times New Roman" w:hAnsi="Bookman Old Style" w:cs="Times New Roman"/>
-          <w:caps/>
-          <w:kern w:val="0"/>
-          <w:sz w:val="36"/>
-          <w:szCs w:val="36"/>
-          <w:lang w:val="en-US"/>
-          <w14:ligatures w14:val="none"/>
-        </w:rPr>
-      </w:pPr>
-      <w:r>
-        <w:rPr>
-          <w:rFonts w:ascii="Bookman Old Style" w:eastAsia="Times New Roman" w:hAnsi="Bookman Old Style" w:cs="Times New Roman"/>
-          <w:kern w:val="0"/>
-          <w:sz w:val="32"/>
-          <w:szCs w:val="32"/>
-          <w:lang w:val="en-US"/>
-          <w14:ligatures w14:val="none"/>
-        </w:rPr>
-        <w:t xml:space="preserve">KECAMATAN </w:t>
-      </w:r>
-      <w:r>
-        <w:rPr>
-          <w:rFonts w:ascii="Bookman Old Style" w:eastAsia="Times New Roman" w:hAnsi="Bookman Old Style" w:cs="Times New Roman"/>
-          <w:kern w:val="0"/>
-          <w:sz w:val="32"/>
-          <w:szCs w:val="32"/>
-          <w:lang w:val="en-US"/>
-          <w14:ligatures w14:val="none"/>
-        </w:rPr>
-        <w:t>{</w:t>
-      </w:r>
-      <w:r>
-        <w:rPr>
-          <w:rFonts w:ascii="Bookman Old Style" w:eastAsia="Times New Roman" w:hAnsi="Bookman Old Style" w:cs="Times New Roman"/>
-          <w:kern w:val="0"/>
-          <w:sz w:val="32"/>
-          <w:szCs w:val="32"/>
-          <w:lang w:val="en-US"/>
-          <w14:ligatures w14:val="none"/>
-        </w:rPr>
-        <w:t>nama_kecamatan</w:t>
-      </w:r>
-      <w:r>
-        <w:rPr>
-          <w:rFonts w:ascii="Bookman Old Style" w:eastAsia="Times New Roman" w:hAnsi="Bookman Old Style" w:cs="Times New Roman"/>
-          <w:kern w:val="0"/>
-          <w:sz w:val="32"/>
-          <w:szCs w:val="32"/>
-          <w:lang w:val="en-US"/>
-          <w14:ligatures w14:val="none"/>
-        </w:rPr>
-        <w:t>}</w:t>
-      </w:r>
-    </w:p>
-    <w:p>
-      <w:pPr>
-        <w:suppressAutoHyphens/>
-        <w:autoSpaceDN w:val="0"/>
-        <w:spacing w:after="0" w:line="240" w:lineRule="auto"/>
-        <w:jc w:val="center"/>
-        <w:rPr>
-          <w:rFonts w:ascii="Bookman Old Style" w:eastAsia="Times New Roman" w:hAnsi="Bookman Old Style" w:cs="Times New Roman"/>
-          <w:b/>
-          <w:bCs/>
-          <w:caps/>
-          <w:kern w:val="0"/>
-          <w:sz w:val="36"/>
-          <w:szCs w:val="36"/>
-          <w:lang w:val="en-US"/>
-          <w14:ligatures w14:val="none"/>
-        </w:rPr>
-      </w:pPr>
-      <w:r>
-        <w:rPr>
-          <w:rFonts w:ascii="Bookman Old Style" w:eastAsia="Times New Roman" w:hAnsi="Bookman Old Style" w:cs="Times New Roman"/>
-          <w:b/>
-          <w:bCs/>
-          <w:kern w:val="0"/>
-          <w:sz w:val="36"/>
-          <w:szCs w:val="36"/>
-          <w:lang w:val="en-US"/>
-          <w14:ligatures w14:val="none"/>
-        </w:rPr>
-        <w:t xml:space="preserve">DESA </w:t>
-      </w:r>
-      <w:r>
-        <w:rPr>
-          <w:rFonts w:ascii="Bookman Old Style" w:eastAsia="Times New Roman" w:hAnsi="Bookman Old Style" w:cs="Times New Roman"/>
-          <w:b/>
-          <w:bCs/>
-          <w:kern w:val="0"/>
-          <w:sz w:val="36"/>
-          <w:szCs w:val="36"/>
-          <w:lang w:val="en-US"/>
-          <w14:ligatures w14:val="none"/>
-        </w:rPr>
-        <w:t>{</w:t>
-      </w:r>
-      <w:r>
-        <w:rPr>
-          <w:rFonts w:ascii="Bookman Old Style" w:eastAsia="Times New Roman" w:hAnsi="Bookman Old Style" w:cs="Times New Roman"/>
-          <w:b/>
-          <w:bCs/>
-          <w:kern w:val="0"/>
-          <w:sz w:val="36"/>
-          <w:szCs w:val="36"/>
-          <w:lang w:val="en-US"/>
-          <w14:ligatures w14:val="none"/>
-        </w:rPr>
-        <w:t>nama_desa</w:t>
-      </w:r>
-      <w:r>
-        <w:rPr>
-          <w:rFonts w:ascii="Bookman Old Style" w:eastAsia="Times New Roman" w:hAnsi="Bookman Old Style" w:cs="Times New Roman"/>
-          <w:b/>
-          <w:bCs/>
-          <w:kern w:val="0"/>
-          <w:sz w:val="36"/>
-          <w:szCs w:val="36"/>
-          <w:lang w:val="en-US"/>
-          <w14:ligatures w14:val="none"/>
-        </w:rPr>
-        <w:t>}</w:t>
-      </w:r>
-    </w:p>
-    <w:p>
-      <w:pPr>
-        <w:suppressAutoHyphens/>
-        <w:autoSpaceDN w:val="0"/>
-        <w:spacing w:after="0" w:line="240" w:lineRule="auto"/>
-        <w:jc w:val="center"/>
-        <w:rPr>
-          <w:rFonts w:ascii="Bookman Old Style" w:eastAsia="Times New Roman" w:hAnsi="Bookman Old Style" w:cs="Times New Roman"/>
-          <w:kern w:val="0"/>
+          <w:caps w:val="0"/>
           <w:sz w:val="20"/>
           <w:szCs w:val="20"/>
-          <w:lang w:val="en-US"/>
-          <w14:ligatures w14:val="none"/>
-        </w:rPr>
-      </w:pPr>
-      <w:r>
-        <w:rPr>
-          <w:rFonts w:ascii="Bookman Old Style" w:eastAsia="Times New Roman" w:hAnsi="Bookman Old Style" w:cs="Times New Roman"/>
-          <w:kern w:val="0"/>
-          <w:sz w:val="20"/>
-          <w:szCs w:val="20"/>
-          <w:lang w:val="en-US"/>
-          <w14:ligatures w14:val="none"/>
-        </w:rPr>
-        <w:t>{</w:t>
-      </w:r>
-      <w:r>
-        <w:rPr>
-          <w:rFonts w:ascii="Bookman Old Style" w:eastAsia="Times New Roman" w:hAnsi="Bookman Old Style" w:cs="Times New Roman"/>
-          <w:kern w:val="0"/>
-          <w:sz w:val="20"/>
-          <w:szCs w:val="20"/>
-          <w:lang w:val="en-US"/>
-          <w14:ligatures w14:val="none"/>
-        </w:rPr>
-        <w:t>alamat_desa</w:t>
-      </w:r>
-      <w:r>
-        <w:rPr>
-          <w:rFonts w:ascii="Bookman Old Style" w:eastAsia="Times New Roman" w:hAnsi="Bookman Old Style" w:cs="Times New Roman"/>
-          <w:kern w:val="0"/>
-          <w:sz w:val="20"/>
-          <w:szCs w:val="20"/>
-          <w:lang w:val="en-US"/>
-          <w14:ligatures w14:val="none"/>
-        </w:rPr>
-        <w:t>}</w:t>
-      </w:r>
-      <w:r>
-        <w:rPr>
-          <w:rFonts w:ascii="Bookman Old Style" w:eastAsia="Times New Roman" w:hAnsi="Bookman Old Style" w:cs="Times New Roman"/>
-          <w:kern w:val="0"/>
-          <w:sz w:val="20"/>
-          <w:szCs w:val="20"/>
-          <w:lang w:val="en-US"/>
-          <w14:ligatures w14:val="none"/>
-        </w:rPr>
-        <w:t>,</w:t>
-      </w:r>
-      <w:r>
-        <w:rPr>
-          <w:rFonts w:ascii="Bookman Old Style" w:eastAsia="Times New Roman" w:hAnsi="Bookman Old Style" w:cs="Times New Roman"/>
-          <w:kern w:val="0"/>
-          <w:sz w:val="20"/>
-          <w:szCs w:val="20"/>
-          <w:lang w:val="en-US"/>
-          <w14:ligatures w14:val="none"/>
-        </w:rPr>
-        <w:t xml:space="preserve"> </w:t>
-      </w:r>
-      <w:r>
-        <w:rPr>
-          <w:rFonts w:ascii="Bookman Old Style" w:eastAsia="Times New Roman" w:hAnsi="Bookman Old Style" w:cs="Times New Roman"/>
-          <w:kern w:val="0"/>
-          <w:sz w:val="20"/>
-          <w:szCs w:val="20"/>
-          <w:lang w:val="en-US"/>
-          <w14:ligatures w14:val="none"/>
-        </w:rPr>
-        <w:t xml:space="preserve">Kode Pos : </w:t>
-      </w:r>
-      <w:r>
-        <w:rPr>
-          <w:rFonts w:ascii="Bookman Old Style" w:eastAsia="Times New Roman" w:hAnsi="Bookman Old Style" w:cs="Times New Roman"/>
-          <w:kern w:val="0"/>
-          <w:sz w:val="20"/>
-          <w:szCs w:val="20"/>
-          <w:lang w:val="en-US"/>
-          <w14:ligatures w14:val="none"/>
-        </w:rPr>
-        <w:t>{</w:t>
-      </w:r>
-      <w:r>
-        <w:rPr>
-          <w:rFonts w:ascii="Bookman Old Style" w:eastAsia="Times New Roman" w:hAnsi="Bookman Old Style" w:cs="Times New Roman"/>
-          <w:kern w:val="0"/>
-          <w:sz w:val="20"/>
-          <w:szCs w:val="20"/>
-          <w:lang w:val="en-US"/>
-          <w14:ligatures w14:val="none"/>
-        </w:rPr>
-        <w:t>kode_pos_desa</w:t>
-      </w:r>
-      <w:r>
-        <w:rPr>
-          <w:rFonts w:ascii="Bookman Old Style" w:eastAsia="Times New Roman" w:hAnsi="Bookman Old Style" w:cs="Times New Roman"/>
-          <w:kern w:val="0"/>
-          <w:sz w:val="20"/>
-          <w:szCs w:val="20"/>
-          <w:lang w:val="en-US"/>
-          <w14:ligatures w14:val="none"/>
-        </w:rPr>
-        <w:t>}</w:t>
-      </w:r>
-    </w:p>
-    <w:p>
-      <w:pPr>
-        <w:suppressAutoHyphens/>
-        <w:autoSpaceDN w:val="0"/>
-        <w:spacing w:after="0" w:line="240" w:lineRule="auto"/>
-        <w:jc w:val="center"/>
-        <w:rPr>
-          <w:rFonts w:ascii="Bookman Old Style" w:eastAsia="Times New Roman" w:hAnsi="Bookman Old Style" w:cs="Times New Roman"/>
-          <w:kern w:val="0"/>
-          <w:sz w:val="20"/>
-          <w:szCs w:val="20"/>
-          <w:lang w:val="en-US"/>
-          <w14:ligatures w14:val="none"/>
-        </w:rPr>
-      </w:pPr>
-      <w:r>
-        <w:rPr>
-          <w:rFonts w:ascii="Bookman Old Style" w:eastAsia="Times New Roman" w:hAnsi="Bookman Old Style" w:cs="Times New Roman"/>
-          <w:kern w:val="0"/>
-          <w:sz w:val="20"/>
-          <w:szCs w:val="20"/>
-          <w:lang w:val="en-US"/>
-          <w14:ligatures w14:val="none"/>
-        </w:rPr>
-        <w:t xml:space="preserve">Telp : </w:t>
-      </w:r>
-      <w:r>
-        <w:rPr>
-          <w:rFonts w:ascii="Bookman Old Style" w:eastAsia="Times New Roman" w:hAnsi="Bookman Old Style" w:cs="Times New Roman"/>
-          <w:kern w:val="0"/>
-          <w:sz w:val="20"/>
-          <w:szCs w:val="20"/>
-          <w:lang w:val="en-US"/>
-          <w14:ligatures w14:val="none"/>
-        </w:rPr>
-        <w:t>{</w:t>
-      </w:r>
-      <w:r>
-        <w:rPr>
-          <w:rFonts w:ascii="Bookman Old Style" w:eastAsia="Times New Roman" w:hAnsi="Bookman Old Style" w:cs="Times New Roman"/>
-          <w:kern w:val="0"/>
-          <w:sz w:val="20"/>
-          <w:szCs w:val="20"/>
-          <w:lang w:val="en-US"/>
-          <w14:ligatures w14:val="none"/>
-        </w:rPr>
-        <w:t>telp_desa</w:t>
-      </w:r>
-      <w:r>
-        <w:rPr>
-          <w:rFonts w:ascii="Bookman Old Style" w:eastAsia="Times New Roman" w:hAnsi="Bookman Old Style" w:cs="Times New Roman"/>
-          <w:kern w:val="0"/>
-          <w:sz w:val="20"/>
-          <w:szCs w:val="20"/>
-          <w:lang w:val="en-US"/>
-          <w14:ligatures w14:val="none"/>
-        </w:rPr>
-        <w:t>}</w:t>
-      </w:r>
-      <w:r>
-        <w:rPr>
-          <w:rFonts w:ascii="Bookman Old Style" w:eastAsia="Times New Roman" w:hAnsi="Bookman Old Style" w:cs="Times New Roman"/>
-          <w:kern w:val="0"/>
-          <w:sz w:val="20"/>
-          <w:szCs w:val="20"/>
-          <w:lang w:val="en-US"/>
-          <w14:ligatures w14:val="none"/>
-        </w:rPr>
-        <w:t xml:space="preserve"> </w:t>
-      </w:r>
-      <w:r>
-        <w:rPr>
-          <w:rFonts w:ascii="Bookman Old Style" w:eastAsia="Times New Roman" w:hAnsi="Bookman Old Style" w:cs="Times New Roman"/>
-          <w:kern w:val="0"/>
-          <w:sz w:val="20"/>
-          <w:szCs w:val="20"/>
-          <w:lang w:val="en-US"/>
-          <w14:ligatures w14:val="none"/>
-        </w:rPr>
-        <w:t xml:space="preserve">E-Mail : </w:t>
-      </w:r>
-      <w:r>
-        <w:rPr>
-          <w:rFonts w:ascii="Bookman Old Style" w:eastAsia="Times New Roman" w:hAnsi="Bookman Old Style" w:cs="Times New Roman"/>
-          <w:kern w:val="0"/>
-          <w:sz w:val="20"/>
-          <w:szCs w:val="20"/>
-          <w:lang w:val="en-US"/>
-          <w14:ligatures w14:val="none"/>
-        </w:rPr>
-        <w:t>{</w:t>
-      </w:r>
-      <w:r>
-        <w:rPr>
-          <w:rFonts w:ascii="Bookman Old Style" w:eastAsia="Times New Roman" w:hAnsi="Bookman Old Style" w:cs="Times New Roman"/>
-          <w:kern w:val="0"/>
-          <w:sz w:val="20"/>
-          <w:szCs w:val="20"/>
-          <w:lang w:val="en-US"/>
-          <w14:ligatures w14:val="none"/>
-        </w:rPr>
-        <w:t>email_desa</w:t>
-      </w:r>
-      <w:r>
-        <w:rPr>
-          <w:rFonts w:ascii="Bookman Old Style" w:eastAsia="Times New Roman" w:hAnsi="Bookman Old Style" w:cs="Times New Roman"/>
-          <w:kern w:val="0"/>
-          <w:sz w:val="20"/>
-          <w:szCs w:val="20"/>
-          <w:lang w:val="en-US"/>
-          <w14:ligatures w14:val="none"/>
-        </w:rPr>
-        <w:t>}</w:t>
-      </w:r>
-    </w:p>
-    <w:p>
-      <w:pPr>
-        <w:pBdr>
-          <w:bottom w:val="single" w:sz="36" w:space="1" w:color="auto"/>
-        </w:pBdr>
-        <w:suppressAutoHyphens/>
-        <w:autoSpaceDN w:val="0"/>
-        <w:spacing w:after="0" w:line="120" w:lineRule="auto"/>
-        <w:jc w:val="center"/>
-        <w:rPr>
-          <w:rFonts w:ascii="Bookman Old Style" w:eastAsia="Times New Roman" w:hAnsi="Bookman Old Style" w:cs="Times New Roman"/>
-          <w:kern w:val="0"/>
-          <w:sz w:val="20"/>
-          <w:lang w:val="en-US"/>
-          <w14:ligatures w14:val="none"/>
-        </w:rPr>
-      </w:pPr>
-    </w:p>
-    <w:p>
-      <w:pPr>
-        <w:keepNext/>
-        <w:suppressAutoHyphens/>
-        <w:autoSpaceDN w:val="0"/>
-        <w:spacing w:after="0" w:line="240" w:lineRule="auto"/>
-        <w:jc w:val="center"/>
-        <w:outlineLvl w:val="2"/>
-        <w:rPr>
-          <w:rFonts w:ascii="Bookman Old Style" w:eastAsia="Times New Roman" w:hAnsi="Bookman Old Style" w:cs="Times New Roman"/>
-          <w:b/>
-          <w:bCs/>
-          <w:kern w:val="0"/>
-          <w:sz w:val="34"/>
-          <w:szCs w:val="34"/>
-          <w:u w:val="single"/>
-          <w:lang w:val="en-US"/>
-          <w14:ligatures w14:val="none"/>
         </w:rPr>
       </w:pPr>
     </w:p>
@@ -6659,7 +5974,34 @@
                 <w:sz w:val="24"/>
                 <w:szCs w:val="24"/>
               </w:rPr>
-              <w:t>Yang bertandatangan  di bawah ini</w:t>
+              <w:t xml:space="preserve">Yang </w:t>
+            </w:r>
+            <w:proofErr w:type="gramStart"/>
+            <w:r>
+              <w:rPr>
+                <w:rFonts w:ascii="Bookman Old Style" w:hAnsi="Bookman Old Style"/>
+                <w:sz w:val="24"/>
+                <w:szCs w:val="24"/>
+              </w:rPr>
+              <w:t>bertandatangan  di</w:t>
+            </w:r>
+            <w:proofErr w:type="gramEnd"/>
+            <w:r>
+              <w:rPr>
+                <w:rFonts w:ascii="Bookman Old Style" w:hAnsi="Bookman Old Style"/>
+                <w:sz w:val="24"/>
+                <w:szCs w:val="24"/>
+              </w:rPr>
+              <w:t xml:space="preserve"> bawah </w:t>
+            </w:r>
+            <w:proofErr w:type="gramStart"/>
+            <w:r>
+              <w:rPr>
+                <w:rFonts w:ascii="Bookman Old Style" w:hAnsi="Bookman Old Style"/>
+                <w:sz w:val="24"/>
+                <w:szCs w:val="24"/>
+              </w:rPr>
+              <w:t>ini</w:t>
             </w:r>
             <w:r>
               <w:rPr>
@@ -6669,6 +6011,7 @@
               </w:rPr>
               <w:t xml:space="preserve"> :</w:t>
             </w:r>
+            <w:proofErr w:type="gramEnd"/>
           </w:p>
         </w:tc>
       </w:tr>
@@ -7202,8 +6545,18 @@
                 <w:sz w:val="24"/>
                 <w:szCs w:val="24"/>
               </w:rPr>
-              <w:t>Telah melakukan perjalanan dinas pada :</w:t>
-            </w:r>
+              <w:t xml:space="preserve">Telah melakukan perjalanan dinas </w:t>
+            </w:r>
+            <w:proofErr w:type="gramStart"/>
+            <w:r>
+              <w:rPr>
+                <w:rFonts w:ascii="Bookman Old Style" w:hAnsi="Bookman Old Style"/>
+                <w:sz w:val="24"/>
+                <w:szCs w:val="24"/>
+              </w:rPr>
+              <w:t>pada :</w:t>
+            </w:r>
+            <w:proofErr w:type="gramEnd"/>
           </w:p>
         </w:tc>
       </w:tr>
@@ -7947,6 +7300,7 @@
                 <w:szCs w:val="24"/>
               </w:rPr>
             </w:pPr>
+            <w:proofErr w:type="gramStart"/>
             <w:r>
               <w:rPr>
                 <w:rFonts w:ascii="Bookman Old Style" w:hAnsi="Bookman Old Style"/>
@@ -7961,7 +7315,16 @@
                 <w:sz w:val="24"/>
                 <w:szCs w:val="24"/>
               </w:rPr>
-              <w:t xml:space="preserve"> : </w:t>
+              <w:t xml:space="preserve"> :</w:t>
+            </w:r>
+            <w:proofErr w:type="gramEnd"/>
+            <w:r>
+              <w:rPr>
+                <w:rFonts w:ascii="Bookman Old Style" w:hAnsi="Bookman Old Style"/>
+                <w:sz w:val="24"/>
+                <w:szCs w:val="24"/>
+              </w:rPr>
+              <w:t xml:space="preserve"> </w:t>
             </w:r>
           </w:p>
         </w:tc>
@@ -8178,41 +7541,26 @@
     </w:p>
     <w:p>
       <w:pPr>
-        <w:suppressAutoHyphens/>
-        <w:autoSpaceDN w:val="0"/>
-        <w:spacing w:after="0" w:line="240" w:lineRule="auto"/>
-        <w:jc w:val="center"/>
+        <w:pStyle w:val="HeaderSurat"/>
+        <w:ind w:left="0"/>
         <w:rPr>
-          <w:rFonts w:ascii="Bookman Old Style" w:eastAsia="Times New Roman" w:hAnsi="Bookman Old Style" w:cs="Times New Roman"/>
-          <w:caps/>
           <w:noProof/>
-          <w:kern w:val="0"/>
-          <w:sz w:val="32"/>
-          <w:szCs w:val="32"/>
-          <w:lang w:val="en-US"/>
-          <w14:ligatures w14:val="none"/>
         </w:rPr>
       </w:pPr>
       <w:r>
         <w:rPr>
-          <w:rFonts w:ascii="Bookman Old Style" w:eastAsia="Times New Roman" w:hAnsi="Bookman Old Style" w:cs="Times New Roman"/>
-          <w:caps/>
+          <w:caps w:val="0"/>
           <w:noProof/>
-          <w:kern w:val="0"/>
-          <w:sz w:val="36"/>
-          <w:szCs w:val="36"/>
-          <w:lang w:val="en-US"/>
-          <w14:ligatures w14:val="none"/>
         </w:rPr>
         <w:lastRenderedPageBreak/>
         <w:drawing>
-          <wp:anchor distT="0" distB="0" distL="114300" distR="114300" simplePos="0" relativeHeight="251661312" behindDoc="1" locked="0" layoutInCell="1" allowOverlap="1" wp14:anchorId="3D22A3C8" wp14:editId="74F1F629">
+          <wp:anchor distT="0" distB="0" distL="114300" distR="114300" simplePos="0" relativeHeight="251661312" behindDoc="1" locked="0" layoutInCell="1" allowOverlap="1" wp14:anchorId="3D22A3C8" wp14:editId="6A286A66">
             <wp:simplePos x="0" y="0"/>
             <wp:positionH relativeFrom="column">
-              <wp:posOffset>-257176</wp:posOffset>
+              <wp:posOffset>-314960</wp:posOffset>
             </wp:positionH>
             <wp:positionV relativeFrom="paragraph">
-              <wp:posOffset>13334</wp:posOffset>
+              <wp:posOffset>-21326</wp:posOffset>
             </wp:positionV>
             <wp:extent cx="1076325" cy="1076325"/>
             <wp:effectExtent l="0" t="0" r="0" b="0"/>
@@ -8267,478 +7615,152 @@
       </w:r>
       <w:r>
         <w:rPr>
-          <w:rFonts w:ascii="Bookman Old Style" w:eastAsia="Times New Roman" w:hAnsi="Bookman Old Style" w:cs="Times New Roman"/>
-          <w:caps/>
           <w:noProof/>
-          <w:kern w:val="0"/>
-          <w:sz w:val="36"/>
-          <w:szCs w:val="36"/>
-          <w:lang w:val="en-US"/>
-          <w14:ligatures w14:val="none"/>
+        </w:rPr>
+        <w:t>PEMERINTAH KABUPATEN Magelang</w:t>
+      </w:r>
+    </w:p>
+    <w:p>
+      <w:pPr>
+        <w:pStyle w:val="HeaderSurat"/>
+        <w:ind w:left="0"/>
+      </w:pPr>
+      <w:r>
+        <w:t>KECAMATAN Borobudur</w:t>
+      </w:r>
+    </w:p>
+    <w:p>
+      <w:pPr>
+        <w:pStyle w:val="HeaderSurat"/>
+        <w:ind w:left="0"/>
+        <w:rPr>
+          <w:b/>
+          <w:bCs/>
+        </w:rPr>
+      </w:pPr>
+      <w:r>
+        <w:rPr>
+          <w:b/>
+          <w:bCs/>
+        </w:rPr>
+        <w:t>desa Kembanglimus</w:t>
+      </w:r>
+    </w:p>
+    <w:p>
+      <w:pPr>
+        <w:pStyle w:val="HeaderSurat"/>
+        <w:ind w:left="0"/>
+        <w:rPr>
+          <w:caps w:val="0"/>
+          <w:sz w:val="20"/>
+          <w:szCs w:val="20"/>
+        </w:rPr>
+      </w:pPr>
+      <w:r>
+        <w:rPr>
+          <w:caps w:val="0"/>
+          <w:sz w:val="20"/>
+          <w:szCs w:val="20"/>
+        </w:rPr>
+        <w:t xml:space="preserve">Jl. Sudirman KM. 03, Kembanglimus, Borobudur Kode </w:t>
+      </w:r>
+      <w:proofErr w:type="gramStart"/>
+      <w:r>
+        <w:rPr>
+          <w:caps w:val="0"/>
+          <w:sz w:val="20"/>
+          <w:szCs w:val="20"/>
+        </w:rPr>
+        <w:t>Pos :</w:t>
+      </w:r>
+      <w:proofErr w:type="gramEnd"/>
+      <w:r>
+        <w:rPr>
+          <w:caps w:val="0"/>
+          <w:sz w:val="20"/>
+          <w:szCs w:val="20"/>
+        </w:rPr>
+        <w:t xml:space="preserve"> 56553</w:t>
+      </w:r>
+    </w:p>
+    <w:p>
+      <w:pPr>
+        <w:pStyle w:val="HeaderSurat"/>
+        <w:pBdr>
+          <w:bottom w:val="thinThickThinMediumGap" w:sz="18" w:space="1" w:color="auto"/>
+        </w:pBdr>
+        <w:ind w:left="0"/>
+        <w:rPr>
+          <w:caps w:val="0"/>
+          <w:sz w:val="20"/>
+          <w:szCs w:val="20"/>
+        </w:rPr>
+      </w:pPr>
+      <w:proofErr w:type="gramStart"/>
+      <w:r>
+        <w:rPr>
+          <w:caps w:val="0"/>
+          <w:sz w:val="20"/>
+          <w:szCs w:val="20"/>
+        </w:rPr>
+        <w:t>Telp :</w:t>
+      </w:r>
+      <w:proofErr w:type="gramEnd"/>
+      <w:r>
+        <w:rPr>
+          <w:caps w:val="0"/>
+          <w:sz w:val="20"/>
+          <w:szCs w:val="20"/>
+        </w:rPr>
+        <w:t xml:space="preserve"> (0293) 7182286 </w:t>
+      </w:r>
+      <w:proofErr w:type="gramStart"/>
+      <w:r>
+        <w:rPr>
+          <w:caps w:val="0"/>
+          <w:sz w:val="20"/>
+          <w:szCs w:val="20"/>
+        </w:rPr>
+        <w:t>E-Mail :</w:t>
+      </w:r>
+      <w:proofErr w:type="gramEnd"/>
+      <w:r>
+        <w:rPr>
+          <w:caps w:val="0"/>
+          <w:sz w:val="20"/>
+          <w:szCs w:val="20"/>
         </w:rPr>
         <w:t xml:space="preserve"> </w:t>
       </w:r>
+      <w:hyperlink r:id="rId8" w:history="1">
+        <w:r>
+          <w:rPr>
+            <w:rStyle w:val="Hyperlink"/>
+            <w:rFonts w:eastAsiaTheme="majorEastAsia"/>
+            <w:caps w:val="0"/>
+            <w:sz w:val="20"/>
+            <w:szCs w:val="20"/>
+          </w:rPr>
+          <w:t>desakembanglimus1@gmail.com</w:t>
+        </w:r>
+      </w:hyperlink>
       <w:r>
         <w:rPr>
-          <w:rFonts w:ascii="Bookman Old Style" w:eastAsia="Times New Roman" w:hAnsi="Bookman Old Style" w:cs="Times New Roman"/>
-          <w:caps/>
-          <w:noProof/>
-          <w:kern w:val="0"/>
-          <w:sz w:val="32"/>
-          <w:szCs w:val="32"/>
-          <w:lang w:val="en-US"/>
-          <w14:ligatures w14:val="none"/>
+          <w:caps w:val="0"/>
+          <w:sz w:val="20"/>
+          <w:szCs w:val="20"/>
         </w:rPr>
-        <w:t xml:space="preserve">PEMERINTAH </w:t>
-      </w:r>
-      <w:r>
-        <w:rPr>
-          <w:rFonts w:ascii="Bookman Old Style" w:eastAsia="Times New Roman" w:hAnsi="Bookman Old Style" w:cs="Times New Roman"/>
-          <w:caps/>
-          <w:noProof/>
-          <w:kern w:val="0"/>
-          <w:sz w:val="32"/>
-          <w:szCs w:val="32"/>
-          <w:lang w:val="en-US"/>
-          <w14:ligatures w14:val="none"/>
-        </w:rPr>
-        <w:t xml:space="preserve">kabupaten </w:t>
-      </w:r>
-      <w:r>
-        <w:rPr>
-          <w:rFonts w:ascii="Bookman Old Style" w:eastAsia="Times New Roman" w:hAnsi="Bookman Old Style" w:cs="Times New Roman"/>
-          <w:noProof/>
-          <w:kern w:val="0"/>
-          <w:sz w:val="32"/>
-          <w:szCs w:val="32"/>
-          <w:lang w:val="en-US"/>
-          <w14:ligatures w14:val="none"/>
-        </w:rPr>
-        <w:t>{</w:t>
-      </w:r>
-      <w:r>
-        <w:rPr>
-          <w:rFonts w:ascii="Bookman Old Style" w:eastAsia="Times New Roman" w:hAnsi="Bookman Old Style" w:cs="Times New Roman"/>
-          <w:noProof/>
-          <w:kern w:val="0"/>
-          <w:sz w:val="32"/>
-          <w:szCs w:val="32"/>
-          <w:lang w:val="en-US"/>
-          <w14:ligatures w14:val="none"/>
-        </w:rPr>
-        <w:t>nama_kabupaten</w:t>
-      </w:r>
-      <w:r>
-        <w:rPr>
-          <w:rFonts w:ascii="Bookman Old Style" w:eastAsia="Times New Roman" w:hAnsi="Bookman Old Style" w:cs="Times New Roman"/>
-          <w:noProof/>
-          <w:kern w:val="0"/>
-          <w:sz w:val="32"/>
-          <w:szCs w:val="32"/>
-          <w:lang w:val="en-US"/>
-          <w14:ligatures w14:val="none"/>
-        </w:rPr>
-        <w:t>}</w:t>
+        <w:t xml:space="preserve"> </w:t>
       </w:r>
     </w:p>
     <w:p>
       <w:pPr>
-        <w:suppressAutoHyphens/>
-        <w:autoSpaceDN w:val="0"/>
-        <w:spacing w:after="0" w:line="240" w:lineRule="auto"/>
-        <w:jc w:val="center"/>
+        <w:pStyle w:val="HeaderSurat"/>
+        <w:ind w:left="0"/>
         <w:rPr>
-          <w:rFonts w:ascii="Bookman Old Style" w:eastAsia="Times New Roman" w:hAnsi="Bookman Old Style" w:cs="Times New Roman"/>
-          <w:caps/>
-          <w:kern w:val="0"/>
-          <w:sz w:val="32"/>
-          <w:szCs w:val="32"/>
-          <w:lang w:val="en-US"/>
-          <w14:ligatures w14:val="none"/>
-        </w:rPr>
-      </w:pPr>
-      <w:r>
-        <w:rPr>
-          <w:rFonts w:ascii="Bookman Old Style" w:eastAsia="Times New Roman" w:hAnsi="Bookman Old Style" w:cs="Times New Roman"/>
-          <w:kern w:val="0"/>
-          <w:sz w:val="32"/>
-          <w:szCs w:val="32"/>
-          <w:lang w:val="en-US"/>
-          <w14:ligatures w14:val="none"/>
-        </w:rPr>
-        <w:t xml:space="preserve">KECAMATAN </w:t>
-      </w:r>
-      <w:r>
-        <w:rPr>
-          <w:rFonts w:ascii="Bookman Old Style" w:eastAsia="Times New Roman" w:hAnsi="Bookman Old Style" w:cs="Times New Roman"/>
-          <w:kern w:val="0"/>
-          <w:sz w:val="32"/>
-          <w:szCs w:val="32"/>
-          <w:lang w:val="en-US"/>
-          <w14:ligatures w14:val="none"/>
-        </w:rPr>
-        <w:t>{</w:t>
-      </w:r>
-      <w:r>
-        <w:rPr>
-          <w:rFonts w:ascii="Bookman Old Style" w:eastAsia="Times New Roman" w:hAnsi="Bookman Old Style" w:cs="Times New Roman"/>
-          <w:kern w:val="0"/>
-          <w:sz w:val="32"/>
-          <w:szCs w:val="32"/>
-          <w:lang w:val="en-US"/>
-          <w14:ligatures w14:val="none"/>
-        </w:rPr>
-        <w:t>nama_kecamatan</w:t>
-      </w:r>
-      <w:r>
-        <w:rPr>
-          <w:rFonts w:ascii="Bookman Old Style" w:eastAsia="Times New Roman" w:hAnsi="Bookman Old Style" w:cs="Times New Roman"/>
-          <w:kern w:val="0"/>
-          <w:sz w:val="32"/>
-          <w:szCs w:val="32"/>
-          <w:lang w:val="en-US"/>
-          <w14:ligatures w14:val="none"/>
-        </w:rPr>
-        <w:t>}</w:t>
-      </w:r>
-    </w:p>
-    <w:p>
-      <w:pPr>
-        <w:suppressAutoHyphens/>
-        <w:autoSpaceDN w:val="0"/>
-        <w:spacing w:after="0" w:line="240" w:lineRule="auto"/>
-        <w:jc w:val="center"/>
-        <w:rPr>
-          <w:rFonts w:ascii="Bookman Old Style" w:eastAsia="Times New Roman" w:hAnsi="Bookman Old Style" w:cs="Times New Roman"/>
-          <w:b/>
-          <w:bCs/>
-          <w:caps/>
-          <w:kern w:val="0"/>
-          <w:sz w:val="36"/>
-          <w:szCs w:val="36"/>
-          <w:lang w:val="en-US"/>
-          <w14:ligatures w14:val="none"/>
-        </w:rPr>
-      </w:pPr>
-      <w:r>
-        <w:rPr>
-          <w:rFonts w:ascii="Bookman Old Style" w:eastAsia="Times New Roman" w:hAnsi="Bookman Old Style" w:cs="Times New Roman"/>
-          <w:b/>
-          <w:bCs/>
-          <w:kern w:val="0"/>
-          <w:sz w:val="36"/>
-          <w:szCs w:val="36"/>
-          <w:lang w:val="en-US"/>
-          <w14:ligatures w14:val="none"/>
-        </w:rPr>
-        <w:t xml:space="preserve"> DESA </w:t>
-      </w:r>
-      <w:r>
-        <w:rPr>
-          <w:rFonts w:ascii="Bookman Old Style" w:eastAsia="Times New Roman" w:hAnsi="Bookman Old Style" w:cs="Times New Roman"/>
-          <w:b/>
-          <w:bCs/>
-          <w:kern w:val="0"/>
-          <w:sz w:val="36"/>
-          <w:szCs w:val="36"/>
-          <w:lang w:val="en-US"/>
-          <w14:ligatures w14:val="none"/>
-        </w:rPr>
-        <w:t>{</w:t>
-      </w:r>
-      <w:r>
-        <w:rPr>
-          <w:rFonts w:ascii="Bookman Old Style" w:eastAsia="Times New Roman" w:hAnsi="Bookman Old Style" w:cs="Times New Roman"/>
-          <w:b/>
-          <w:bCs/>
-          <w:kern w:val="0"/>
-          <w:sz w:val="36"/>
-          <w:szCs w:val="36"/>
-          <w:lang w:val="en-US"/>
-          <w14:ligatures w14:val="none"/>
-        </w:rPr>
-        <w:t>nama_desa</w:t>
-      </w:r>
-      <w:r>
-        <w:rPr>
-          <w:rFonts w:ascii="Bookman Old Style" w:eastAsia="Times New Roman" w:hAnsi="Bookman Old Style" w:cs="Times New Roman"/>
-          <w:b/>
-          <w:bCs/>
-          <w:kern w:val="0"/>
-          <w:sz w:val="36"/>
-          <w:szCs w:val="36"/>
-          <w:lang w:val="en-US"/>
-          <w14:ligatures w14:val="none"/>
-        </w:rPr>
-        <w:t>}</w:t>
-      </w:r>
-    </w:p>
-    <w:p>
-      <w:pPr>
-        <w:suppressAutoHyphens/>
-        <w:autoSpaceDN w:val="0"/>
-        <w:spacing w:after="0" w:line="240" w:lineRule="auto"/>
-        <w:jc w:val="center"/>
-        <w:rPr>
-          <w:rFonts w:ascii="Bookman Old Style" w:eastAsia="Times New Roman" w:hAnsi="Bookman Old Style" w:cs="Times New Roman"/>
-          <w:kern w:val="0"/>
+          <w:caps w:val="0"/>
           <w:sz w:val="20"/>
           <w:szCs w:val="20"/>
-          <w:lang w:val="en-US"/>
-          <w14:ligatures w14:val="none"/>
-        </w:rPr>
-      </w:pPr>
-      <w:r>
-        <w:rPr>
-          <w:rFonts w:ascii="Bookman Old Style" w:eastAsia="Times New Roman" w:hAnsi="Bookman Old Style" w:cs="Times New Roman"/>
-          <w:kern w:val="0"/>
-          <w:sz w:val="20"/>
-          <w:szCs w:val="20"/>
-          <w:lang w:val="en-US"/>
-          <w14:ligatures w14:val="none"/>
-        </w:rPr>
-        <w:t>{</w:t>
-      </w:r>
-      <w:r>
-        <w:rPr>
-          <w:rFonts w:ascii="Bookman Old Style" w:eastAsia="Times New Roman" w:hAnsi="Bookman Old Style" w:cs="Times New Roman"/>
-          <w:kern w:val="0"/>
-          <w:sz w:val="20"/>
-          <w:szCs w:val="20"/>
-          <w:lang w:val="en-US"/>
-          <w14:ligatures w14:val="none"/>
-        </w:rPr>
-        <w:t>alamat_desa</w:t>
-      </w:r>
-      <w:r>
-        <w:rPr>
-          <w:rFonts w:ascii="Bookman Old Style" w:eastAsia="Times New Roman" w:hAnsi="Bookman Old Style" w:cs="Times New Roman"/>
-          <w:kern w:val="0"/>
-          <w:sz w:val="20"/>
-          <w:szCs w:val="20"/>
-          <w:lang w:val="en-US"/>
-          <w14:ligatures w14:val="none"/>
-        </w:rPr>
-        <w:t>}</w:t>
-      </w:r>
-      <w:r>
-        <w:rPr>
-          <w:rFonts w:ascii="Bookman Old Style" w:eastAsia="Times New Roman" w:hAnsi="Bookman Old Style" w:cs="Times New Roman"/>
-          <w:kern w:val="0"/>
-          <w:sz w:val="20"/>
-          <w:szCs w:val="20"/>
-          <w:lang w:val="en-US"/>
-          <w14:ligatures w14:val="none"/>
-        </w:rPr>
-        <w:t>,</w:t>
-      </w:r>
-      <w:r>
-        <w:rPr>
-          <w:rFonts w:ascii="Bookman Old Style" w:eastAsia="Times New Roman" w:hAnsi="Bookman Old Style" w:cs="Times New Roman"/>
-          <w:kern w:val="0"/>
-          <w:sz w:val="20"/>
-          <w:szCs w:val="20"/>
-          <w:lang w:val="en-US"/>
-          <w14:ligatures w14:val="none"/>
-        </w:rPr>
-        <w:t xml:space="preserve"> </w:t>
-      </w:r>
-      <w:r>
-        <w:rPr>
-          <w:rFonts w:ascii="Bookman Old Style" w:eastAsia="Times New Roman" w:hAnsi="Bookman Old Style" w:cs="Times New Roman"/>
-          <w:kern w:val="0"/>
-          <w:sz w:val="20"/>
-          <w:szCs w:val="20"/>
-          <w:lang w:val="en-US"/>
-          <w14:ligatures w14:val="none"/>
-        </w:rPr>
-        <w:t xml:space="preserve">Kode Pos : </w:t>
-      </w:r>
-      <w:r>
-        <w:rPr>
-          <w:rFonts w:ascii="Bookman Old Style" w:eastAsia="Times New Roman" w:hAnsi="Bookman Old Style" w:cs="Times New Roman"/>
-          <w:kern w:val="0"/>
-          <w:sz w:val="20"/>
-          <w:szCs w:val="20"/>
-          <w:lang w:val="en-US"/>
-          <w14:ligatures w14:val="none"/>
-        </w:rPr>
-        <w:t>{</w:t>
-      </w:r>
-      <w:r>
-        <w:rPr>
-          <w:rFonts w:ascii="Bookman Old Style" w:eastAsia="Times New Roman" w:hAnsi="Bookman Old Style" w:cs="Times New Roman"/>
-          <w:kern w:val="0"/>
-          <w:sz w:val="20"/>
-          <w:szCs w:val="20"/>
-          <w:lang w:val="en-US"/>
-          <w14:ligatures w14:val="none"/>
-        </w:rPr>
-        <w:t>kode_pos_desa</w:t>
-      </w:r>
-      <w:r>
-        <w:rPr>
-          <w:rFonts w:ascii="Bookman Old Style" w:eastAsia="Times New Roman" w:hAnsi="Bookman Old Style" w:cs="Times New Roman"/>
-          <w:kern w:val="0"/>
-          <w:sz w:val="20"/>
-          <w:szCs w:val="20"/>
-          <w:lang w:val="en-US"/>
-          <w14:ligatures w14:val="none"/>
-        </w:rPr>
-        <w:t>}</w:t>
-      </w:r>
-    </w:p>
-    <w:p>
-      <w:pPr>
-        <w:suppressAutoHyphens/>
-        <w:autoSpaceDN w:val="0"/>
-        <w:spacing w:after="0" w:line="240" w:lineRule="auto"/>
-        <w:jc w:val="center"/>
-        <w:rPr>
-          <w:rFonts w:ascii="Bookman Old Style" w:eastAsia="Times New Roman" w:hAnsi="Bookman Old Style" w:cs="Times New Roman"/>
-          <w:kern w:val="0"/>
-          <w:sz w:val="20"/>
-          <w:szCs w:val="20"/>
-          <w:lang w:val="en-US"/>
-          <w14:ligatures w14:val="none"/>
-        </w:rPr>
-      </w:pPr>
-      <w:r>
-        <w:rPr>
-          <w:rFonts w:ascii="Bookman Old Style" w:eastAsia="Times New Roman" w:hAnsi="Bookman Old Style" w:cs="Times New Roman"/>
-          <w:kern w:val="0"/>
-          <w:sz w:val="20"/>
-          <w:szCs w:val="20"/>
-          <w:lang w:val="en-US"/>
-          <w14:ligatures w14:val="none"/>
-        </w:rPr>
-        <w:t xml:space="preserve">Telp : </w:t>
-      </w:r>
-      <w:r>
-        <w:rPr>
-          <w:rFonts w:ascii="Bookman Old Style" w:eastAsia="Times New Roman" w:hAnsi="Bookman Old Style" w:cs="Times New Roman"/>
-          <w:kern w:val="0"/>
-          <w:sz w:val="20"/>
-          <w:szCs w:val="20"/>
-          <w:lang w:val="en-US"/>
-          <w14:ligatures w14:val="none"/>
-        </w:rPr>
-        <w:t>{</w:t>
-      </w:r>
-      <w:r>
-        <w:rPr>
-          <w:rFonts w:ascii="Bookman Old Style" w:eastAsia="Times New Roman" w:hAnsi="Bookman Old Style" w:cs="Times New Roman"/>
-          <w:kern w:val="0"/>
-          <w:sz w:val="20"/>
-          <w:szCs w:val="20"/>
-          <w:lang w:val="en-US"/>
-          <w14:ligatures w14:val="none"/>
-        </w:rPr>
-        <w:t>telp_desa</w:t>
-      </w:r>
-      <w:r>
-        <w:rPr>
-          <w:rFonts w:ascii="Bookman Old Style" w:eastAsia="Times New Roman" w:hAnsi="Bookman Old Style" w:cs="Times New Roman"/>
-          <w:kern w:val="0"/>
-          <w:sz w:val="20"/>
-          <w:szCs w:val="20"/>
-          <w:lang w:val="en-US"/>
-          <w14:ligatures w14:val="none"/>
-        </w:rPr>
-        <w:t>}</w:t>
-      </w:r>
-      <w:r>
-        <w:rPr>
-          <w:rFonts w:ascii="Bookman Old Style" w:eastAsia="Times New Roman" w:hAnsi="Bookman Old Style" w:cs="Times New Roman"/>
-          <w:kern w:val="0"/>
-          <w:sz w:val="20"/>
-          <w:szCs w:val="20"/>
-          <w:lang w:val="en-US"/>
-          <w14:ligatures w14:val="none"/>
-        </w:rPr>
-        <w:t xml:space="preserve"> </w:t>
-      </w:r>
-      <w:r>
-        <w:rPr>
-          <w:rFonts w:ascii="Bookman Old Style" w:eastAsia="Times New Roman" w:hAnsi="Bookman Old Style" w:cs="Times New Roman"/>
-          <w:kern w:val="0"/>
-          <w:sz w:val="20"/>
-          <w:szCs w:val="20"/>
-          <w:lang w:val="en-US"/>
-          <w14:ligatures w14:val="none"/>
-        </w:rPr>
-        <w:t xml:space="preserve">E-Mail : </w:t>
-      </w:r>
-      <w:r>
-        <w:rPr>
-          <w:rFonts w:ascii="Bookman Old Style" w:eastAsia="Times New Roman" w:hAnsi="Bookman Old Style" w:cs="Times New Roman"/>
-          <w:kern w:val="0"/>
-          <w:sz w:val="20"/>
-          <w:szCs w:val="20"/>
-          <w:lang w:val="en-US"/>
-          <w14:ligatures w14:val="none"/>
-        </w:rPr>
-        <w:t>{</w:t>
-      </w:r>
-      <w:r>
-        <w:rPr>
-          <w:rFonts w:ascii="Bookman Old Style" w:eastAsia="Times New Roman" w:hAnsi="Bookman Old Style" w:cs="Times New Roman"/>
-          <w:kern w:val="0"/>
-          <w:sz w:val="20"/>
-          <w:szCs w:val="20"/>
-          <w:lang w:val="en-US"/>
-          <w14:ligatures w14:val="none"/>
-        </w:rPr>
-        <w:t>email_desa</w:t>
-      </w:r>
-      <w:r>
-        <w:rPr>
-          <w:rFonts w:ascii="Bookman Old Style" w:eastAsia="Times New Roman" w:hAnsi="Bookman Old Style" w:cs="Times New Roman"/>
-          <w:kern w:val="0"/>
-          <w:sz w:val="20"/>
-          <w:szCs w:val="20"/>
-          <w:lang w:val="en-US"/>
-          <w14:ligatures w14:val="none"/>
-        </w:rPr>
-        <w:t>}</w:t>
-      </w:r>
-    </w:p>
-    <w:p>
-      <w:pPr>
-        <w:pBdr>
-          <w:bottom w:val="single" w:sz="36" w:space="1" w:color="auto"/>
-        </w:pBdr>
-        <w:suppressAutoHyphens/>
-        <w:autoSpaceDN w:val="0"/>
-        <w:spacing w:after="0" w:line="120" w:lineRule="auto"/>
-        <w:jc w:val="center"/>
-        <w:rPr>
-          <w:rFonts w:ascii="Bookman Old Style" w:eastAsia="Times New Roman" w:hAnsi="Bookman Old Style" w:cs="Times New Roman"/>
-          <w:kern w:val="0"/>
-          <w:sz w:val="20"/>
-          <w:lang w:val="en-US"/>
-          <w14:ligatures w14:val="none"/>
-        </w:rPr>
-      </w:pPr>
-    </w:p>
-    <w:p>
-      <w:pPr>
-        <w:keepNext/>
-        <w:suppressAutoHyphens/>
-        <w:autoSpaceDN w:val="0"/>
-        <w:spacing w:after="0" w:line="240" w:lineRule="auto"/>
-        <w:jc w:val="center"/>
-        <w:outlineLvl w:val="2"/>
-        <w:rPr>
-          <w:rFonts w:ascii="Bookman Old Style" w:eastAsia="Times New Roman" w:hAnsi="Bookman Old Style" w:cs="Times New Roman"/>
-          <w:b/>
-          <w:bCs/>
-          <w:kern w:val="0"/>
-          <w:sz w:val="34"/>
-          <w:szCs w:val="34"/>
-          <w:u w:val="single"/>
-          <w:lang w:val="en-US"/>
-          <w14:ligatures w14:val="none"/>
         </w:rPr>
       </w:pPr>
     </w:p>
@@ -9651,7 +8673,25 @@
                 <w:sz w:val="24"/>
                 <w:szCs w:val="24"/>
               </w:rPr>
-              <w:t xml:space="preserve">Dilaksanakan Pada : </w:t>
+              <w:t xml:space="preserve">Dilaksanakan </w:t>
+            </w:r>
+            <w:proofErr w:type="gramStart"/>
+            <w:r>
+              <w:rPr>
+                <w:rFonts w:ascii="Bookman Old Style" w:hAnsi="Bookman Old Style"/>
+                <w:sz w:val="24"/>
+                <w:szCs w:val="24"/>
+              </w:rPr>
+              <w:t>Pada :</w:t>
+            </w:r>
+            <w:proofErr w:type="gramEnd"/>
+            <w:r>
+              <w:rPr>
+                <w:rFonts w:ascii="Bookman Old Style" w:hAnsi="Bookman Old Style"/>
+                <w:sz w:val="24"/>
+                <w:szCs w:val="24"/>
+              </w:rPr>
+              <w:t xml:space="preserve"> </w:t>
             </w:r>
           </w:p>
         </w:tc>
@@ -10747,7 +9787,21 @@
           <w:lang w:val="en-US"/>
           <w14:ligatures w14:val="none"/>
         </w:rPr>
-        <w:t>nama_kecamatan</w:t>
+        <w:t>nama_</w:t>
+      </w:r>
+      <w:proofErr w:type="gramStart"/>
+      <w:r>
+        <w:rPr>
+          <w:rFonts w:ascii="Bookman Old Style" w:eastAsia="Times New Roman" w:hAnsi="Bookman Old Style" w:cs="Times New Roman"/>
+          <w:b/>
+          <w:bCs/>
+          <w:kern w:val="0"/>
+          <w:sz w:val="28"/>
+          <w:szCs w:val="28"/>
+          <w:lang w:val="en-US"/>
+          <w14:ligatures w14:val="none"/>
+        </w:rPr>
+        <w:t>kecamatan</w:t>
       </w:r>
       <w:r>
         <w:rPr>
@@ -10762,6 +9816,7 @@
         </w:rPr>
         <w:t>}{</w:t>
       </w:r>
+      <w:proofErr w:type="gramEnd"/>
       <w:r>
         <w:rPr>
           <w:rFonts w:ascii="Bookman Old Style" w:eastAsia="Times New Roman" w:hAnsi="Bookman Old Style" w:cs="Times New Roman"/>
@@ -14310,6 +13365,39 @@
       </w:tblBorders>
     </w:tblPr>
   </w:style>
+  <w:style w:type="paragraph" w:customStyle="1" w:styleId="HeaderSurat">
+    <w:name w:val="Header Surat"/>
+    <w:basedOn w:val="Normal"/>
+    <w:rsid w:val="008D172E"/>
+    <w:pPr>
+      <w:suppressAutoHyphens/>
+      <w:autoSpaceDN w:val="0"/>
+      <w:spacing w:after="0" w:line="240" w:lineRule="auto"/>
+      <w:ind w:left="1560"/>
+      <w:jc w:val="center"/>
+      <w:textAlignment w:val="baseline"/>
+    </w:pPr>
+    <w:rPr>
+      <w:rFonts w:ascii="Bookman Old Style" w:eastAsia="Times New Roman" w:hAnsi="Bookman Old Style" w:cs="Times New Roman"/>
+      <w:caps/>
+      <w:kern w:val="0"/>
+      <w:sz w:val="36"/>
+      <w:szCs w:val="36"/>
+      <w:lang w:val="en-US"/>
+      <w14:ligatures w14:val="none"/>
+    </w:rPr>
+  </w:style>
+  <w:style w:type="character" w:styleId="Hyperlink">
+    <w:name w:val="Hyperlink"/>
+    <w:basedOn w:val="DefaultParagraphFont"/>
+    <w:uiPriority w:val="99"/>
+    <w:unhideWhenUsed/>
+    <w:rsid w:val="008D172E"/>
+    <w:rPr>
+      <w:color w:val="467886" w:themeColor="hyperlink"/>
+      <w:u w:val="single"/>
+    </w:rPr>
+  </w:style>
 </w:styles>
 </file>
 

--- a/templates/sppd_template.docx
+++ b/templates/sppd_template.docx
@@ -81,7 +81,13 @@
         <w:rPr>
           <w:noProof/>
         </w:rPr>
-        <w:t>PEMERINTAH KABUPATEN Magelang</w:t>
+        <w:t xml:space="preserve">PEMERINTAH </w:t>
+      </w:r>
+      <w:r>
+        <w:rPr>
+          <w:noProof/>
+        </w:rPr>
+        <w:t>kabupaten magelang</w:t>
       </w:r>
     </w:p>
     <w:p>
@@ -90,7 +96,7 @@
         <w:ind w:left="0"/>
       </w:pPr>
       <w:r>
-        <w:t>KECAMATAN Borobudur</w:t>
+        <w:t>kecamatan borobudur</w:t>
       </w:r>
     </w:p>
     <w:p>
@@ -107,7 +113,7 @@
           <w:b/>
           <w:bCs/>
         </w:rPr>
-        <w:t>desa Kembanglimus</w:t>
+        <w:t>DESA kembanglimus</w:t>
       </w:r>
     </w:p>
     <w:p>
@@ -176,7 +182,31 @@
           <w:sz w:val="20"/>
           <w:szCs w:val="20"/>
         </w:rPr>
-        <w:t xml:space="preserve"> (0293) 7182286 </w:t>
+        <w:t xml:space="preserve"> </w:t>
+      </w:r>
+      <w:r>
+        <w:rPr>
+          <w:caps w:val="0"/>
+          <w:sz w:val="20"/>
+          <w:szCs w:val="20"/>
+        </w:rPr>
+        <w:t xml:space="preserve">(0293) </w:t>
+      </w:r>
+      <w:r>
+        <w:rPr>
+          <w:caps w:val="0"/>
+          <w:sz w:val="20"/>
+          <w:szCs w:val="20"/>
+        </w:rPr>
+        <w:t>(0293) 7182286</w:t>
+      </w:r>
+      <w:r>
+        <w:rPr>
+          <w:caps w:val="0"/>
+          <w:sz w:val="20"/>
+          <w:szCs w:val="20"/>
+        </w:rPr>
+        <w:t xml:space="preserve"> </w:t>
       </w:r>
       <w:proofErr w:type="gramStart"/>
       <w:r>
@@ -196,18 +226,15 @@
         </w:rPr>
         <w:t xml:space="preserve"> </w:t>
       </w:r>
-      <w:hyperlink r:id="rId8" w:history="1">
-        <w:r>
-          <w:rPr>
-            <w:rStyle w:val="Hyperlink"/>
-            <w:rFonts w:eastAsiaTheme="majorEastAsia"/>
-            <w:caps w:val="0"/>
-            <w:sz w:val="20"/>
-            <w:szCs w:val="20"/>
-          </w:rPr>
-          <w:t>desakembanglimus1@gmail.com</w:t>
-        </w:r>
-      </w:hyperlink>
+      <w:r>
+        <w:rPr>
+          <w:rFonts w:eastAsiaTheme="majorEastAsia"/>
+          <w:caps w:val="0"/>
+          <w:sz w:val="20"/>
+          <w:szCs w:val="20"/>
+        </w:rPr>
+        <w:t>desakembanglimus1@gmail.com</w:t>
+      </w:r>
       <w:r>
         <w:rPr>
           <w:caps w:val="0"/>
@@ -5521,7 +5548,7 @@
         </w:rPr>
         <w:t xml:space="preserve"> </w:t>
       </w:r>
-      <w:hyperlink r:id="rId9" w:history="1">
+      <w:hyperlink r:id="rId8" w:history="1">
         <w:r>
           <w:rPr>
             <w:rStyle w:val="Hyperlink"/>
@@ -7732,7 +7759,7 @@
         </w:rPr>
         <w:t xml:space="preserve"> </w:t>
       </w:r>
-      <w:hyperlink r:id="rId10" w:history="1">
+      <w:hyperlink r:id="rId9" w:history="1">
         <w:r>
           <w:rPr>
             <w:rStyle w:val="Hyperlink"/>
@@ -11562,6 +11589,18 @@
       <w:szCs w:val="22"/>
     </w:rPr>
   </w:style>
+  <w:style w:type="character" w:styleId="UnresolvedMention">
+    <w:name w:val="Unresolved Mention"/>
+    <w:basedOn w:val="DefaultParagraphFont"/>
+    <w:uiPriority w:val="99"/>
+    <w:semiHidden/>
+    <w:unhideWhenUsed/>
+    <w:rsid w:val="004F67AA"/>
+    <w:rPr>
+      <w:color w:val="605E5C"/>
+      <w:shd w:val="clear" w:color="auto" w:fill="E1DFDD"/>
+    </w:rPr>
+  </w:style>
 </w:styles>
 </file>
 

--- a/templates/sppd_template.docx
+++ b/templates/sppd_template.docx
@@ -7,11 +7,13 @@
         <w:pStyle w:val="HeaderSurat"/>
         <w:ind w:left="0"/>
         <w:rPr>
+          <w:rFonts w:ascii="Times New Roman" w:hAnsi="Times New Roman"/>
           <w:noProof/>
         </w:rPr>
       </w:pPr>
       <w:r>
         <w:rPr>
+          <w:rFonts w:ascii="Times New Roman" w:hAnsi="Times New Roman"/>
           <w:noProof/>
         </w:rPr>
         <w:drawing>
@@ -79,12 +81,14 @@
       </w:r>
       <w:r>
         <w:rPr>
+          <w:rFonts w:ascii="Times New Roman" w:hAnsi="Times New Roman"/>
           <w:noProof/>
         </w:rPr>
         <w:t xml:space="preserve">PEMERINTAH </w:t>
       </w:r>
       <w:r>
         <w:rPr>
+          <w:rFonts w:ascii="Times New Roman" w:hAnsi="Times New Roman"/>
           <w:noProof/>
         </w:rPr>
         <w:t>kabupaten magelang</w:t>
@@ -94,8 +98,14 @@
       <w:pPr>
         <w:pStyle w:val="HeaderSurat"/>
         <w:ind w:left="0"/>
+        <w:rPr>
+          <w:rFonts w:ascii="Times New Roman" w:hAnsi="Times New Roman"/>
+        </w:rPr>
       </w:pPr>
       <w:r>
+        <w:rPr>
+          <w:rFonts w:ascii="Times New Roman" w:hAnsi="Times New Roman"/>
+        </w:rPr>
         <w:t>kecamatan borobudur</w:t>
       </w:r>
     </w:p>
@@ -104,12 +114,14 @@
         <w:pStyle w:val="HeaderSurat"/>
         <w:ind w:left="0"/>
         <w:rPr>
+          <w:rFonts w:ascii="Times New Roman" w:hAnsi="Times New Roman"/>
           <w:b/>
           <w:bCs/>
         </w:rPr>
       </w:pPr>
       <w:r>
         <w:rPr>
+          <w:rFonts w:ascii="Times New Roman" w:hAnsi="Times New Roman"/>
           <w:b/>
           <w:bCs/>
         </w:rPr>
@@ -121,6 +133,7 @@
         <w:pStyle w:val="HeaderSurat"/>
         <w:ind w:left="0"/>
         <w:rPr>
+          <w:rFonts w:ascii="Times New Roman" w:hAnsi="Times New Roman"/>
           <w:caps w:val="0"/>
           <w:sz w:val="20"/>
           <w:szCs w:val="20"/>
@@ -128,6 +141,7 @@
       </w:pPr>
       <w:r>
         <w:rPr>
+          <w:rFonts w:ascii="Times New Roman" w:hAnsi="Times New Roman"/>
           <w:caps w:val="0"/>
           <w:sz w:val="20"/>
           <w:szCs w:val="20"/>
@@ -137,6 +151,7 @@
       <w:proofErr w:type="gramStart"/>
       <w:r>
         <w:rPr>
+          <w:rFonts w:ascii="Times New Roman" w:hAnsi="Times New Roman"/>
           <w:caps w:val="0"/>
           <w:sz w:val="20"/>
           <w:szCs w:val="20"/>
@@ -146,6 +161,7 @@
       <w:proofErr w:type="gramEnd"/>
       <w:r>
         <w:rPr>
+          <w:rFonts w:ascii="Times New Roman" w:hAnsi="Times New Roman"/>
           <w:caps w:val="0"/>
           <w:sz w:val="20"/>
           <w:szCs w:val="20"/>
@@ -161,6 +177,7 @@
         </w:pBdr>
         <w:ind w:left="0"/>
         <w:rPr>
+          <w:rFonts w:ascii="Times New Roman" w:hAnsi="Times New Roman"/>
           <w:caps w:val="0"/>
           <w:sz w:val="20"/>
           <w:szCs w:val="20"/>
@@ -169,6 +186,7 @@
       <w:proofErr w:type="gramStart"/>
       <w:r>
         <w:rPr>
+          <w:rFonts w:ascii="Times New Roman" w:hAnsi="Times New Roman"/>
           <w:caps w:val="0"/>
           <w:sz w:val="20"/>
           <w:szCs w:val="20"/>
@@ -178,6 +196,7 @@
       <w:proofErr w:type="gramEnd"/>
       <w:r>
         <w:rPr>
+          <w:rFonts w:ascii="Times New Roman" w:hAnsi="Times New Roman"/>
           <w:caps w:val="0"/>
           <w:sz w:val="20"/>
           <w:szCs w:val="20"/>
@@ -186,22 +205,16 @@
       </w:r>
       <w:r>
         <w:rPr>
+          <w:rFonts w:ascii="Times New Roman" w:hAnsi="Times New Roman"/>
           <w:caps w:val="0"/>
           <w:sz w:val="20"/>
           <w:szCs w:val="20"/>
         </w:rPr>
-        <w:t xml:space="preserve">(0293) </w:t>
+        <w:t>(0293) (0293) 7182286</w:t>
       </w:r>
       <w:r>
         <w:rPr>
-          <w:caps w:val="0"/>
-          <w:sz w:val="20"/>
-          <w:szCs w:val="20"/>
-        </w:rPr>
-        <w:t>(0293) 7182286</w:t>
-      </w:r>
-      <w:r>
-        <w:rPr>
+          <w:rFonts w:ascii="Times New Roman" w:hAnsi="Times New Roman"/>
           <w:caps w:val="0"/>
           <w:sz w:val="20"/>
           <w:szCs w:val="20"/>
@@ -211,6 +224,7 @@
       <w:proofErr w:type="gramStart"/>
       <w:r>
         <w:rPr>
+          <w:rFonts w:ascii="Times New Roman" w:hAnsi="Times New Roman"/>
           <w:caps w:val="0"/>
           <w:sz w:val="20"/>
           <w:szCs w:val="20"/>
@@ -220,6 +234,7 @@
       <w:proofErr w:type="gramEnd"/>
       <w:r>
         <w:rPr>
+          <w:rFonts w:ascii="Times New Roman" w:hAnsi="Times New Roman"/>
           <w:caps w:val="0"/>
           <w:sz w:val="20"/>
           <w:szCs w:val="20"/>
@@ -228,7 +243,7 @@
       </w:r>
       <w:r>
         <w:rPr>
-          <w:rFonts w:eastAsiaTheme="majorEastAsia"/>
+          <w:rFonts w:ascii="Times New Roman" w:eastAsiaTheme="majorEastAsia" w:hAnsi="Times New Roman"/>
           <w:caps w:val="0"/>
           <w:sz w:val="20"/>
           <w:szCs w:val="20"/>
@@ -237,6 +252,7 @@
       </w:r>
       <w:r>
         <w:rPr>
+          <w:rFonts w:ascii="Times New Roman" w:hAnsi="Times New Roman"/>
           <w:caps w:val="0"/>
           <w:sz w:val="20"/>
           <w:szCs w:val="20"/>
@@ -252,7 +268,7 @@
         <w:spacing w:after="0" w:line="240" w:lineRule="auto"/>
         <w:outlineLvl w:val="2"/>
         <w:rPr>
-          <w:rFonts w:ascii="Bookman Old Style" w:eastAsia="Times New Roman" w:hAnsi="Bookman Old Style" w:cs="Times New Roman"/>
+          <w:rFonts w:ascii="Times New Roman" w:eastAsia="Times New Roman" w:hAnsi="Times New Roman" w:cs="Times New Roman"/>
           <w:b/>
           <w:bCs/>
           <w:kern w:val="0"/>
@@ -281,7 +297,7 @@
       </w:tblPr>
       <w:tblGrid>
         <w:gridCol w:w="1559"/>
-        <w:gridCol w:w="293"/>
+        <w:gridCol w:w="283"/>
         <w:gridCol w:w="2551"/>
       </w:tblGrid>
       <w:tr>
@@ -293,14 +309,14 @@
             <w:pPr>
               <w:spacing w:line="360" w:lineRule="auto"/>
               <w:rPr>
-                <w:rFonts w:ascii="Bookman Old Style" w:hAnsi="Bookman Old Style"/>
-                <w:sz w:val="24"/>
-                <w:szCs w:val="24"/>
-              </w:rPr>
-            </w:pPr>
-            <w:r>
-              <w:rPr>
-                <w:rFonts w:ascii="Bookman Old Style" w:hAnsi="Bookman Old Style"/>
+                <w:rFonts w:ascii="Times New Roman" w:hAnsi="Times New Roman" w:cs="Times New Roman"/>
+                <w:sz w:val="24"/>
+                <w:szCs w:val="24"/>
+              </w:rPr>
+            </w:pPr>
+            <w:r>
+              <w:rPr>
+                <w:rFonts w:ascii="Times New Roman" w:hAnsi="Times New Roman" w:cs="Times New Roman"/>
                 <w:sz w:val="24"/>
                 <w:szCs w:val="24"/>
               </w:rPr>
@@ -316,14 +332,14 @@
             <w:pPr>
               <w:spacing w:line="360" w:lineRule="auto"/>
               <w:rPr>
-                <w:rFonts w:ascii="Bookman Old Style" w:hAnsi="Bookman Old Style"/>
-                <w:sz w:val="24"/>
-                <w:szCs w:val="24"/>
-              </w:rPr>
-            </w:pPr>
-            <w:r>
-              <w:rPr>
-                <w:rFonts w:ascii="Bookman Old Style" w:hAnsi="Bookman Old Style"/>
+                <w:rFonts w:ascii="Times New Roman" w:hAnsi="Times New Roman" w:cs="Times New Roman"/>
+                <w:sz w:val="24"/>
+                <w:szCs w:val="24"/>
+              </w:rPr>
+            </w:pPr>
+            <w:r>
+              <w:rPr>
+                <w:rFonts w:ascii="Times New Roman" w:hAnsi="Times New Roman" w:cs="Times New Roman"/>
                 <w:sz w:val="24"/>
                 <w:szCs w:val="24"/>
               </w:rPr>
@@ -339,7 +355,7 @@
             <w:pPr>
               <w:spacing w:line="360" w:lineRule="auto"/>
               <w:rPr>
-                <w:rFonts w:ascii="Bookman Old Style" w:hAnsi="Bookman Old Style"/>
+                <w:rFonts w:ascii="Times New Roman" w:hAnsi="Times New Roman" w:cs="Times New Roman"/>
                 <w:sz w:val="24"/>
                 <w:szCs w:val="24"/>
               </w:rPr>
@@ -356,14 +372,14 @@
             <w:pPr>
               <w:spacing w:line="360" w:lineRule="auto"/>
               <w:rPr>
-                <w:rFonts w:ascii="Bookman Old Style" w:hAnsi="Bookman Old Style"/>
-                <w:sz w:val="24"/>
-                <w:szCs w:val="24"/>
-              </w:rPr>
-            </w:pPr>
-            <w:r>
-              <w:rPr>
-                <w:rFonts w:ascii="Bookman Old Style" w:hAnsi="Bookman Old Style"/>
+                <w:rFonts w:ascii="Times New Roman" w:hAnsi="Times New Roman" w:cs="Times New Roman"/>
+                <w:sz w:val="24"/>
+                <w:szCs w:val="24"/>
+              </w:rPr>
+            </w:pPr>
+            <w:r>
+              <w:rPr>
+                <w:rFonts w:ascii="Times New Roman" w:hAnsi="Times New Roman" w:cs="Times New Roman"/>
                 <w:sz w:val="24"/>
                 <w:szCs w:val="24"/>
               </w:rPr>
@@ -379,14 +395,14 @@
             <w:pPr>
               <w:spacing w:line="360" w:lineRule="auto"/>
               <w:rPr>
-                <w:rFonts w:ascii="Bookman Old Style" w:hAnsi="Bookman Old Style"/>
-                <w:sz w:val="24"/>
-                <w:szCs w:val="24"/>
-              </w:rPr>
-            </w:pPr>
-            <w:r>
-              <w:rPr>
-                <w:rFonts w:ascii="Bookman Old Style" w:hAnsi="Bookman Old Style"/>
+                <w:rFonts w:ascii="Times New Roman" w:hAnsi="Times New Roman" w:cs="Times New Roman"/>
+                <w:sz w:val="24"/>
+                <w:szCs w:val="24"/>
+              </w:rPr>
+            </w:pPr>
+            <w:r>
+              <w:rPr>
+                <w:rFonts w:ascii="Times New Roman" w:hAnsi="Times New Roman" w:cs="Times New Roman"/>
                 <w:sz w:val="24"/>
                 <w:szCs w:val="24"/>
               </w:rPr>
@@ -402,7 +418,7 @@
             <w:pPr>
               <w:spacing w:line="360" w:lineRule="auto"/>
               <w:rPr>
-                <w:rFonts w:ascii="Bookman Old Style" w:hAnsi="Bookman Old Style"/>
+                <w:rFonts w:ascii="Times New Roman" w:hAnsi="Times New Roman" w:cs="Times New Roman"/>
                 <w:sz w:val="24"/>
                 <w:szCs w:val="24"/>
               </w:rPr>
@@ -419,14 +435,14 @@
             <w:pPr>
               <w:spacing w:line="360" w:lineRule="auto"/>
               <w:rPr>
-                <w:rFonts w:ascii="Bookman Old Style" w:hAnsi="Bookman Old Style"/>
-                <w:sz w:val="24"/>
-                <w:szCs w:val="24"/>
-              </w:rPr>
-            </w:pPr>
-            <w:r>
-              <w:rPr>
-                <w:rFonts w:ascii="Bookman Old Style" w:hAnsi="Bookman Old Style"/>
+                <w:rFonts w:ascii="Times New Roman" w:hAnsi="Times New Roman" w:cs="Times New Roman"/>
+                <w:sz w:val="24"/>
+                <w:szCs w:val="24"/>
+              </w:rPr>
+            </w:pPr>
+            <w:r>
+              <w:rPr>
+                <w:rFonts w:ascii="Times New Roman" w:hAnsi="Times New Roman" w:cs="Times New Roman"/>
                 <w:sz w:val="24"/>
                 <w:szCs w:val="24"/>
               </w:rPr>
@@ -442,14 +458,14 @@
             <w:pPr>
               <w:spacing w:line="360" w:lineRule="auto"/>
               <w:rPr>
-                <w:rFonts w:ascii="Bookman Old Style" w:hAnsi="Bookman Old Style"/>
-                <w:sz w:val="24"/>
-                <w:szCs w:val="24"/>
-              </w:rPr>
-            </w:pPr>
-            <w:r>
-              <w:rPr>
-                <w:rFonts w:ascii="Bookman Old Style" w:hAnsi="Bookman Old Style"/>
+                <w:rFonts w:ascii="Times New Roman" w:hAnsi="Times New Roman" w:cs="Times New Roman"/>
+                <w:sz w:val="24"/>
+                <w:szCs w:val="24"/>
+              </w:rPr>
+            </w:pPr>
+            <w:r>
+              <w:rPr>
+                <w:rFonts w:ascii="Times New Roman" w:hAnsi="Times New Roman" w:cs="Times New Roman"/>
                 <w:sz w:val="24"/>
                 <w:szCs w:val="24"/>
               </w:rPr>
@@ -465,14 +481,14 @@
             <w:pPr>
               <w:spacing w:line="360" w:lineRule="auto"/>
               <w:rPr>
-                <w:rFonts w:ascii="Bookman Old Style" w:hAnsi="Bookman Old Style"/>
-                <w:sz w:val="24"/>
-                <w:szCs w:val="24"/>
-              </w:rPr>
-            </w:pPr>
-            <w:r>
-              <w:rPr>
-                <w:rFonts w:ascii="Bookman Old Style" w:hAnsi="Bookman Old Style"/>
+                <w:rFonts w:ascii="Times New Roman" w:hAnsi="Times New Roman" w:cs="Times New Roman"/>
+                <w:sz w:val="24"/>
+                <w:szCs w:val="24"/>
+              </w:rPr>
+            </w:pPr>
+            <w:r>
+              <w:rPr>
+                <w:rFonts w:ascii="Times New Roman" w:hAnsi="Times New Roman" w:cs="Times New Roman"/>
                 <w:sz w:val="24"/>
                 <w:szCs w:val="24"/>
               </w:rPr>
@@ -480,7 +496,7 @@
             </w:r>
             <w:r>
               <w:rPr>
-                <w:rFonts w:ascii="Bookman Old Style" w:hAnsi="Bookman Old Style"/>
+                <w:rFonts w:ascii="Times New Roman" w:hAnsi="Times New Roman" w:cs="Times New Roman"/>
                 <w:sz w:val="24"/>
                 <w:szCs w:val="24"/>
               </w:rPr>
@@ -488,7 +504,7 @@
             </w:r>
             <w:r>
               <w:rPr>
-                <w:rFonts w:ascii="Bookman Old Style" w:hAnsi="Bookman Old Style"/>
+                <w:rFonts w:ascii="Times New Roman" w:hAnsi="Times New Roman" w:cs="Times New Roman"/>
                 <w:sz w:val="24"/>
                 <w:szCs w:val="24"/>
               </w:rPr>
@@ -502,7 +518,7 @@
       <w:pPr>
         <w:jc w:val="center"/>
         <w:rPr>
-          <w:rFonts w:ascii="Bookman Old Style" w:hAnsi="Bookman Old Style"/>
+          <w:rFonts w:ascii="Times New Roman" w:hAnsi="Times New Roman" w:cs="Times New Roman"/>
           <w:b/>
           <w:bCs/>
           <w:sz w:val="28"/>
@@ -512,7 +528,7 @@
       </w:pPr>
       <w:r>
         <w:rPr>
-          <w:rFonts w:ascii="Bookman Old Style" w:hAnsi="Bookman Old Style"/>
+          <w:rFonts w:ascii="Times New Roman" w:hAnsi="Times New Roman" w:cs="Times New Roman"/>
           <w:b/>
           <w:bCs/>
           <w:sz w:val="28"/>
@@ -526,7 +542,7 @@
       <w:pPr>
         <w:jc w:val="center"/>
         <w:rPr>
-          <w:rFonts w:ascii="Bookman Old Style" w:hAnsi="Bookman Old Style"/>
+          <w:rFonts w:ascii="Times New Roman" w:hAnsi="Times New Roman" w:cs="Times New Roman"/>
           <w:b/>
           <w:bCs/>
           <w:sz w:val="28"/>
@@ -536,7 +552,7 @@
       </w:pPr>
       <w:r>
         <w:rPr>
-          <w:rFonts w:ascii="Bookman Old Style" w:hAnsi="Bookman Old Style"/>
+          <w:rFonts w:ascii="Times New Roman" w:hAnsi="Times New Roman" w:cs="Times New Roman"/>
           <w:b/>
           <w:bCs/>
           <w:sz w:val="28"/>
@@ -572,7 +588,7 @@
               <w:spacing w:line="360" w:lineRule="auto"/>
               <w:ind w:left="306"/>
               <w:rPr>
-                <w:rFonts w:ascii="Bookman Old Style" w:hAnsi="Bookman Old Style"/>
+                <w:rFonts w:ascii="Times New Roman" w:hAnsi="Times New Roman" w:cs="Times New Roman"/>
                 <w:sz w:val="24"/>
                 <w:szCs w:val="24"/>
               </w:rPr>
@@ -587,14 +603,14 @@
             <w:pPr>
               <w:spacing w:line="360" w:lineRule="auto"/>
               <w:rPr>
-                <w:rFonts w:ascii="Bookman Old Style" w:hAnsi="Bookman Old Style"/>
-                <w:sz w:val="24"/>
-                <w:szCs w:val="24"/>
-              </w:rPr>
-            </w:pPr>
-            <w:r>
-              <w:rPr>
-                <w:rFonts w:ascii="Bookman Old Style" w:hAnsi="Bookman Old Style"/>
+                <w:rFonts w:ascii="Times New Roman" w:hAnsi="Times New Roman" w:cs="Times New Roman"/>
+                <w:sz w:val="24"/>
+                <w:szCs w:val="24"/>
+              </w:rPr>
+            </w:pPr>
+            <w:r>
+              <w:rPr>
+                <w:rFonts w:ascii="Times New Roman" w:hAnsi="Times New Roman" w:cs="Times New Roman"/>
                 <w:sz w:val="24"/>
                 <w:szCs w:val="24"/>
               </w:rPr>
@@ -610,14 +626,14 @@
             <w:pPr>
               <w:spacing w:line="360" w:lineRule="auto"/>
               <w:rPr>
-                <w:rFonts w:ascii="Bookman Old Style" w:hAnsi="Bookman Old Style"/>
-                <w:sz w:val="24"/>
-                <w:szCs w:val="24"/>
-              </w:rPr>
-            </w:pPr>
-            <w:r>
-              <w:rPr>
-                <w:rFonts w:ascii="Bookman Old Style" w:hAnsi="Bookman Old Style"/>
+                <w:rFonts w:ascii="Times New Roman" w:hAnsi="Times New Roman" w:cs="Times New Roman"/>
+                <w:sz w:val="24"/>
+                <w:szCs w:val="24"/>
+              </w:rPr>
+            </w:pPr>
+            <w:r>
+              <w:rPr>
+                <w:rFonts w:ascii="Times New Roman" w:hAnsi="Times New Roman" w:cs="Times New Roman"/>
                 <w:sz w:val="24"/>
                 <w:szCs w:val="24"/>
               </w:rPr>
@@ -625,7 +641,7 @@
             </w:r>
             <w:r>
               <w:rPr>
-                <w:rFonts w:ascii="Bookman Old Style" w:hAnsi="Bookman Old Style"/>
+                <w:rFonts w:ascii="Times New Roman" w:hAnsi="Times New Roman" w:cs="Times New Roman"/>
                 <w:sz w:val="24"/>
                 <w:szCs w:val="24"/>
               </w:rPr>
@@ -633,7 +649,7 @@
             </w:r>
             <w:r>
               <w:rPr>
-                <w:rFonts w:ascii="Bookman Old Style" w:hAnsi="Bookman Old Style"/>
+                <w:rFonts w:ascii="Times New Roman" w:hAnsi="Times New Roman" w:cs="Times New Roman"/>
                 <w:sz w:val="24"/>
                 <w:szCs w:val="24"/>
               </w:rPr>
@@ -641,7 +657,7 @@
             </w:r>
             <w:r>
               <w:rPr>
-                <w:rFonts w:ascii="Bookman Old Style" w:hAnsi="Bookman Old Style"/>
+                <w:rFonts w:ascii="Times New Roman" w:hAnsi="Times New Roman" w:cs="Times New Roman"/>
                 <w:sz w:val="24"/>
                 <w:szCs w:val="24"/>
               </w:rPr>
@@ -649,7 +665,7 @@
             </w:r>
             <w:r>
               <w:rPr>
-                <w:rFonts w:ascii="Bookman Old Style" w:hAnsi="Bookman Old Style"/>
+                <w:rFonts w:ascii="Times New Roman" w:hAnsi="Times New Roman" w:cs="Times New Roman"/>
                 <w:sz w:val="24"/>
                 <w:szCs w:val="24"/>
               </w:rPr>
@@ -673,7 +689,7 @@
               <w:spacing w:line="360" w:lineRule="auto"/>
               <w:ind w:left="306"/>
               <w:rPr>
-                <w:rFonts w:ascii="Bookman Old Style" w:hAnsi="Bookman Old Style"/>
+                <w:rFonts w:ascii="Times New Roman" w:hAnsi="Times New Roman" w:cs="Times New Roman"/>
                 <w:sz w:val="24"/>
                 <w:szCs w:val="24"/>
               </w:rPr>
@@ -688,14 +704,14 @@
             <w:pPr>
               <w:spacing w:line="360" w:lineRule="auto"/>
               <w:rPr>
-                <w:rFonts w:ascii="Bookman Old Style" w:hAnsi="Bookman Old Style"/>
-                <w:sz w:val="24"/>
-                <w:szCs w:val="24"/>
-              </w:rPr>
-            </w:pPr>
-            <w:r>
-              <w:rPr>
-                <w:rFonts w:ascii="Bookman Old Style" w:hAnsi="Bookman Old Style"/>
+                <w:rFonts w:ascii="Times New Roman" w:hAnsi="Times New Roman" w:cs="Times New Roman"/>
+                <w:sz w:val="24"/>
+                <w:szCs w:val="24"/>
+              </w:rPr>
+            </w:pPr>
+            <w:r>
+              <w:rPr>
+                <w:rFonts w:ascii="Times New Roman" w:hAnsi="Times New Roman" w:cs="Times New Roman"/>
                 <w:sz w:val="24"/>
                 <w:szCs w:val="24"/>
               </w:rPr>
@@ -711,14 +727,14 @@
             <w:pPr>
               <w:spacing w:line="360" w:lineRule="auto"/>
               <w:rPr>
-                <w:rFonts w:ascii="Bookman Old Style" w:hAnsi="Bookman Old Style"/>
-                <w:sz w:val="24"/>
-                <w:szCs w:val="24"/>
-              </w:rPr>
-            </w:pPr>
-            <w:r>
-              <w:rPr>
-                <w:rFonts w:ascii="Bookman Old Style" w:hAnsi="Bookman Old Style"/>
+                <w:rFonts w:ascii="Times New Roman" w:hAnsi="Times New Roman" w:cs="Times New Roman"/>
+                <w:sz w:val="24"/>
+                <w:szCs w:val="24"/>
+              </w:rPr>
+            </w:pPr>
+            <w:r>
+              <w:rPr>
+                <w:rFonts w:ascii="Times New Roman" w:hAnsi="Times New Roman" w:cs="Times New Roman"/>
                 <w:sz w:val="24"/>
                 <w:szCs w:val="24"/>
               </w:rPr>
@@ -726,7 +742,7 @@
             </w:r>
             <w:r>
               <w:rPr>
-                <w:rFonts w:ascii="Bookman Old Style" w:hAnsi="Bookman Old Style"/>
+                <w:rFonts w:ascii="Times New Roman" w:hAnsi="Times New Roman" w:cs="Times New Roman"/>
                 <w:sz w:val="24"/>
                 <w:szCs w:val="24"/>
               </w:rPr>
@@ -734,7 +750,7 @@
             </w:r>
             <w:r>
               <w:rPr>
-                <w:rFonts w:ascii="Bookman Old Style" w:hAnsi="Bookman Old Style"/>
+                <w:rFonts w:ascii="Times New Roman" w:hAnsi="Times New Roman" w:cs="Times New Roman"/>
                 <w:sz w:val="24"/>
                 <w:szCs w:val="24"/>
               </w:rPr>
@@ -758,7 +774,7 @@
               <w:spacing w:line="360" w:lineRule="auto"/>
               <w:ind w:left="306"/>
               <w:rPr>
-                <w:rFonts w:ascii="Bookman Old Style" w:hAnsi="Bookman Old Style"/>
+                <w:rFonts w:ascii="Times New Roman" w:hAnsi="Times New Roman" w:cs="Times New Roman"/>
                 <w:sz w:val="24"/>
                 <w:szCs w:val="24"/>
               </w:rPr>
@@ -778,14 +794,14 @@
               </w:numPr>
               <w:spacing w:line="360" w:lineRule="auto"/>
               <w:rPr>
-                <w:rFonts w:ascii="Bookman Old Style" w:hAnsi="Bookman Old Style"/>
-                <w:sz w:val="24"/>
-                <w:szCs w:val="24"/>
-              </w:rPr>
-            </w:pPr>
-            <w:r>
-              <w:rPr>
-                <w:rFonts w:ascii="Bookman Old Style" w:hAnsi="Bookman Old Style"/>
+                <w:rFonts w:ascii="Times New Roman" w:hAnsi="Times New Roman" w:cs="Times New Roman"/>
+                <w:sz w:val="24"/>
+                <w:szCs w:val="24"/>
+              </w:rPr>
+            </w:pPr>
+            <w:r>
+              <w:rPr>
+                <w:rFonts w:ascii="Times New Roman" w:hAnsi="Times New Roman" w:cs="Times New Roman"/>
                 <w:sz w:val="24"/>
                 <w:szCs w:val="24"/>
               </w:rPr>
@@ -801,14 +817,14 @@
               </w:numPr>
               <w:spacing w:line="360" w:lineRule="auto"/>
               <w:rPr>
-                <w:rFonts w:ascii="Bookman Old Style" w:hAnsi="Bookman Old Style"/>
-                <w:sz w:val="24"/>
-                <w:szCs w:val="24"/>
-              </w:rPr>
-            </w:pPr>
-            <w:r>
-              <w:rPr>
-                <w:rFonts w:ascii="Bookman Old Style" w:hAnsi="Bookman Old Style"/>
+                <w:rFonts w:ascii="Times New Roman" w:hAnsi="Times New Roman" w:cs="Times New Roman"/>
+                <w:sz w:val="24"/>
+                <w:szCs w:val="24"/>
+              </w:rPr>
+            </w:pPr>
+            <w:r>
+              <w:rPr>
+                <w:rFonts w:ascii="Times New Roman" w:hAnsi="Times New Roman" w:cs="Times New Roman"/>
                 <w:sz w:val="24"/>
                 <w:szCs w:val="24"/>
               </w:rPr>
@@ -824,14 +840,14 @@
               </w:numPr>
               <w:spacing w:line="360" w:lineRule="auto"/>
               <w:rPr>
-                <w:rFonts w:ascii="Bookman Old Style" w:hAnsi="Bookman Old Style"/>
-                <w:sz w:val="24"/>
-                <w:szCs w:val="24"/>
-              </w:rPr>
-            </w:pPr>
-            <w:r>
-              <w:rPr>
-                <w:rFonts w:ascii="Bookman Old Style" w:hAnsi="Bookman Old Style"/>
+                <w:rFonts w:ascii="Times New Roman" w:hAnsi="Times New Roman" w:cs="Times New Roman"/>
+                <w:sz w:val="24"/>
+                <w:szCs w:val="24"/>
+              </w:rPr>
+            </w:pPr>
+            <w:r>
+              <w:rPr>
+                <w:rFonts w:ascii="Times New Roman" w:hAnsi="Times New Roman" w:cs="Times New Roman"/>
                 <w:sz w:val="24"/>
                 <w:szCs w:val="24"/>
               </w:rPr>
@@ -847,34 +863,34 @@
             <w:pPr>
               <w:spacing w:line="360" w:lineRule="auto"/>
               <w:rPr>
-                <w:rFonts w:ascii="Bookman Old Style" w:hAnsi="Bookman Old Style"/>
-                <w:sz w:val="24"/>
-                <w:szCs w:val="24"/>
-              </w:rPr>
-            </w:pPr>
-          </w:p>
-          <w:p>
-            <w:pPr>
-              <w:spacing w:line="360" w:lineRule="auto"/>
-              <w:rPr>
-                <w:rFonts w:ascii="Bookman Old Style" w:hAnsi="Bookman Old Style"/>
-                <w:sz w:val="24"/>
-                <w:szCs w:val="24"/>
-              </w:rPr>
-            </w:pPr>
-          </w:p>
-          <w:p>
-            <w:pPr>
-              <w:spacing w:line="360" w:lineRule="auto"/>
-              <w:rPr>
-                <w:rFonts w:ascii="Bookman Old Style" w:hAnsi="Bookman Old Style"/>
-                <w:sz w:val="24"/>
-                <w:szCs w:val="24"/>
-              </w:rPr>
-            </w:pPr>
-            <w:r>
-              <w:rPr>
-                <w:rFonts w:ascii="Bookman Old Style" w:hAnsi="Bookman Old Style"/>
+                <w:rFonts w:ascii="Times New Roman" w:hAnsi="Times New Roman" w:cs="Times New Roman"/>
+                <w:sz w:val="24"/>
+                <w:szCs w:val="24"/>
+              </w:rPr>
+            </w:pPr>
+          </w:p>
+          <w:p>
+            <w:pPr>
+              <w:spacing w:line="360" w:lineRule="auto"/>
+              <w:rPr>
+                <w:rFonts w:ascii="Times New Roman" w:hAnsi="Times New Roman" w:cs="Times New Roman"/>
+                <w:sz w:val="24"/>
+                <w:szCs w:val="24"/>
+              </w:rPr>
+            </w:pPr>
+          </w:p>
+          <w:p>
+            <w:pPr>
+              <w:spacing w:line="360" w:lineRule="auto"/>
+              <w:rPr>
+                <w:rFonts w:ascii="Times New Roman" w:hAnsi="Times New Roman" w:cs="Times New Roman"/>
+                <w:sz w:val="24"/>
+                <w:szCs w:val="24"/>
+              </w:rPr>
+            </w:pPr>
+            <w:r>
+              <w:rPr>
+                <w:rFonts w:ascii="Times New Roman" w:hAnsi="Times New Roman" w:cs="Times New Roman"/>
                 <w:sz w:val="24"/>
                 <w:szCs w:val="24"/>
               </w:rPr>
@@ -882,7 +898,7 @@
             </w:r>
             <w:r>
               <w:rPr>
-                <w:rFonts w:ascii="Bookman Old Style" w:hAnsi="Bookman Old Style"/>
+                <w:rFonts w:ascii="Times New Roman" w:hAnsi="Times New Roman" w:cs="Times New Roman"/>
                 <w:sz w:val="24"/>
                 <w:szCs w:val="24"/>
               </w:rPr>
@@ -890,7 +906,7 @@
             </w:r>
             <w:r>
               <w:rPr>
-                <w:rFonts w:ascii="Bookman Old Style" w:hAnsi="Bookman Old Style"/>
+                <w:rFonts w:ascii="Times New Roman" w:hAnsi="Times New Roman" w:cs="Times New Roman"/>
                 <w:sz w:val="24"/>
                 <w:szCs w:val="24"/>
               </w:rPr>
@@ -917,7 +933,7 @@
               <w:spacing w:line="360" w:lineRule="auto"/>
               <w:ind w:left="306"/>
               <w:rPr>
-                <w:rFonts w:ascii="Bookman Old Style" w:hAnsi="Bookman Old Style"/>
+                <w:rFonts w:ascii="Times New Roman" w:hAnsi="Times New Roman" w:cs="Times New Roman"/>
                 <w:sz w:val="24"/>
                 <w:szCs w:val="24"/>
               </w:rPr>
@@ -932,14 +948,14 @@
             <w:pPr>
               <w:spacing w:line="360" w:lineRule="auto"/>
               <w:rPr>
-                <w:rFonts w:ascii="Bookman Old Style" w:hAnsi="Bookman Old Style"/>
-                <w:sz w:val="24"/>
-                <w:szCs w:val="24"/>
-              </w:rPr>
-            </w:pPr>
-            <w:r>
-              <w:rPr>
-                <w:rFonts w:ascii="Bookman Old Style" w:hAnsi="Bookman Old Style"/>
+                <w:rFonts w:ascii="Times New Roman" w:hAnsi="Times New Roman" w:cs="Times New Roman"/>
+                <w:sz w:val="24"/>
+                <w:szCs w:val="24"/>
+              </w:rPr>
+            </w:pPr>
+            <w:r>
+              <w:rPr>
+                <w:rFonts w:ascii="Times New Roman" w:hAnsi="Times New Roman" w:cs="Times New Roman"/>
                 <w:sz w:val="24"/>
                 <w:szCs w:val="24"/>
               </w:rPr>
@@ -955,14 +971,14 @@
             <w:pPr>
               <w:spacing w:line="360" w:lineRule="auto"/>
               <w:rPr>
-                <w:rFonts w:ascii="Bookman Old Style" w:hAnsi="Bookman Old Style"/>
-                <w:sz w:val="24"/>
-                <w:szCs w:val="24"/>
-              </w:rPr>
-            </w:pPr>
-            <w:r>
-              <w:rPr>
-                <w:rFonts w:ascii="Bookman Old Style" w:hAnsi="Bookman Old Style"/>
+                <w:rFonts w:ascii="Times New Roman" w:hAnsi="Times New Roman" w:cs="Times New Roman"/>
+                <w:sz w:val="24"/>
+                <w:szCs w:val="24"/>
+              </w:rPr>
+            </w:pPr>
+            <w:r>
+              <w:rPr>
+                <w:rFonts w:ascii="Times New Roman" w:hAnsi="Times New Roman" w:cs="Times New Roman"/>
                 <w:sz w:val="24"/>
                 <w:szCs w:val="24"/>
               </w:rPr>
@@ -970,7 +986,7 @@
             </w:r>
             <w:r>
               <w:rPr>
-                <w:rFonts w:ascii="Bookman Old Style" w:hAnsi="Bookman Old Style"/>
+                <w:rFonts w:ascii="Times New Roman" w:hAnsi="Times New Roman" w:cs="Times New Roman"/>
                 <w:sz w:val="24"/>
                 <w:szCs w:val="24"/>
               </w:rPr>
@@ -978,7 +994,7 @@
             </w:r>
             <w:r>
               <w:rPr>
-                <w:rFonts w:ascii="Bookman Old Style" w:hAnsi="Bookman Old Style"/>
+                <w:rFonts w:ascii="Times New Roman" w:hAnsi="Times New Roman" w:cs="Times New Roman"/>
                 <w:sz w:val="24"/>
                 <w:szCs w:val="24"/>
               </w:rPr>
@@ -1002,7 +1018,7 @@
               <w:spacing w:line="360" w:lineRule="auto"/>
               <w:ind w:left="306"/>
               <w:rPr>
-                <w:rFonts w:ascii="Bookman Old Style" w:hAnsi="Bookman Old Style"/>
+                <w:rFonts w:ascii="Times New Roman" w:hAnsi="Times New Roman" w:cs="Times New Roman"/>
                 <w:sz w:val="24"/>
                 <w:szCs w:val="24"/>
               </w:rPr>
@@ -1017,14 +1033,14 @@
             <w:pPr>
               <w:spacing w:line="360" w:lineRule="auto"/>
               <w:rPr>
-                <w:rFonts w:ascii="Bookman Old Style" w:hAnsi="Bookman Old Style"/>
-                <w:sz w:val="24"/>
-                <w:szCs w:val="24"/>
-              </w:rPr>
-            </w:pPr>
-            <w:r>
-              <w:rPr>
-                <w:rFonts w:ascii="Bookman Old Style" w:hAnsi="Bookman Old Style"/>
+                <w:rFonts w:ascii="Times New Roman" w:hAnsi="Times New Roman" w:cs="Times New Roman"/>
+                <w:sz w:val="24"/>
+                <w:szCs w:val="24"/>
+              </w:rPr>
+            </w:pPr>
+            <w:r>
+              <w:rPr>
+                <w:rFonts w:ascii="Times New Roman" w:hAnsi="Times New Roman" w:cs="Times New Roman"/>
                 <w:sz w:val="24"/>
                 <w:szCs w:val="24"/>
               </w:rPr>
@@ -1043,14 +1059,14 @@
               </w:tabs>
               <w:spacing w:line="360" w:lineRule="auto"/>
               <w:rPr>
-                <w:rFonts w:ascii="Bookman Old Style" w:hAnsi="Bookman Old Style"/>
-                <w:sz w:val="24"/>
-                <w:szCs w:val="24"/>
-              </w:rPr>
-            </w:pPr>
-            <w:r>
-              <w:rPr>
-                <w:rFonts w:ascii="Bookman Old Style" w:hAnsi="Bookman Old Style"/>
+                <w:rFonts w:ascii="Times New Roman" w:hAnsi="Times New Roman" w:cs="Times New Roman"/>
+                <w:sz w:val="24"/>
+                <w:szCs w:val="24"/>
+              </w:rPr>
+            </w:pPr>
+            <w:r>
+              <w:rPr>
+                <w:rFonts w:ascii="Times New Roman" w:hAnsi="Times New Roman" w:cs="Times New Roman"/>
                 <w:sz w:val="24"/>
                 <w:szCs w:val="24"/>
               </w:rPr>
@@ -1058,7 +1074,7 @@
             </w:r>
             <w:r>
               <w:rPr>
-                <w:rFonts w:ascii="Bookman Old Style" w:hAnsi="Bookman Old Style"/>
+                <w:rFonts w:ascii="Times New Roman" w:hAnsi="Times New Roman" w:cs="Times New Roman"/>
                 <w:sz w:val="24"/>
                 <w:szCs w:val="24"/>
               </w:rPr>
@@ -1066,7 +1082,7 @@
             </w:r>
             <w:r>
               <w:rPr>
-                <w:rFonts w:ascii="Bookman Old Style" w:hAnsi="Bookman Old Style"/>
+                <w:rFonts w:ascii="Times New Roman" w:hAnsi="Times New Roman" w:cs="Times New Roman"/>
                 <w:sz w:val="24"/>
                 <w:szCs w:val="24"/>
               </w:rPr>
@@ -1074,7 +1090,7 @@
             </w:r>
             <w:r>
               <w:rPr>
-                <w:rFonts w:ascii="Bookman Old Style" w:hAnsi="Bookman Old Style"/>
+                <w:rFonts w:ascii="Times New Roman" w:hAnsi="Times New Roman" w:cs="Times New Roman"/>
                 <w:sz w:val="24"/>
                 <w:szCs w:val="24"/>
               </w:rPr>
@@ -1101,7 +1117,7 @@
               <w:spacing w:line="360" w:lineRule="auto"/>
               <w:ind w:left="306"/>
               <w:rPr>
-                <w:rFonts w:ascii="Bookman Old Style" w:hAnsi="Bookman Old Style"/>
+                <w:rFonts w:ascii="Times New Roman" w:hAnsi="Times New Roman" w:cs="Times New Roman"/>
                 <w:sz w:val="24"/>
                 <w:szCs w:val="24"/>
               </w:rPr>
@@ -1121,14 +1137,14 @@
               </w:numPr>
               <w:spacing w:line="360" w:lineRule="auto"/>
               <w:rPr>
-                <w:rFonts w:ascii="Bookman Old Style" w:hAnsi="Bookman Old Style"/>
-                <w:sz w:val="24"/>
-                <w:szCs w:val="24"/>
-              </w:rPr>
-            </w:pPr>
-            <w:r>
-              <w:rPr>
-                <w:rFonts w:ascii="Bookman Old Style" w:hAnsi="Bookman Old Style"/>
+                <w:rFonts w:ascii="Times New Roman" w:hAnsi="Times New Roman" w:cs="Times New Roman"/>
+                <w:sz w:val="24"/>
+                <w:szCs w:val="24"/>
+              </w:rPr>
+            </w:pPr>
+            <w:r>
+              <w:rPr>
+                <w:rFonts w:ascii="Times New Roman" w:hAnsi="Times New Roman" w:cs="Times New Roman"/>
                 <w:sz w:val="24"/>
                 <w:szCs w:val="24"/>
               </w:rPr>
@@ -1144,14 +1160,14 @@
               </w:numPr>
               <w:spacing w:line="360" w:lineRule="auto"/>
               <w:rPr>
-                <w:rFonts w:ascii="Bookman Old Style" w:hAnsi="Bookman Old Style"/>
-                <w:sz w:val="24"/>
-                <w:szCs w:val="24"/>
-              </w:rPr>
-            </w:pPr>
-            <w:r>
-              <w:rPr>
-                <w:rFonts w:ascii="Bookman Old Style" w:hAnsi="Bookman Old Style"/>
+                <w:rFonts w:ascii="Times New Roman" w:hAnsi="Times New Roman" w:cs="Times New Roman"/>
+                <w:sz w:val="24"/>
+                <w:szCs w:val="24"/>
+              </w:rPr>
+            </w:pPr>
+            <w:r>
+              <w:rPr>
+                <w:rFonts w:ascii="Times New Roman" w:hAnsi="Times New Roman" w:cs="Times New Roman"/>
                 <w:sz w:val="24"/>
                 <w:szCs w:val="24"/>
               </w:rPr>
@@ -1167,14 +1183,14 @@
             <w:pPr>
               <w:spacing w:line="360" w:lineRule="auto"/>
               <w:rPr>
-                <w:rFonts w:ascii="Bookman Old Style" w:hAnsi="Bookman Old Style"/>
-                <w:sz w:val="24"/>
-                <w:szCs w:val="24"/>
-              </w:rPr>
-            </w:pPr>
-            <w:r>
-              <w:rPr>
-                <w:rFonts w:ascii="Bookman Old Style" w:hAnsi="Bookman Old Style"/>
+                <w:rFonts w:ascii="Times New Roman" w:hAnsi="Times New Roman" w:cs="Times New Roman"/>
+                <w:sz w:val="24"/>
+                <w:szCs w:val="24"/>
+              </w:rPr>
+            </w:pPr>
+            <w:r>
+              <w:rPr>
+                <w:rFonts w:ascii="Times New Roman" w:hAnsi="Times New Roman" w:cs="Times New Roman"/>
                 <w:sz w:val="24"/>
                 <w:szCs w:val="24"/>
               </w:rPr>
@@ -1182,7 +1198,7 @@
             </w:r>
             <w:r>
               <w:rPr>
-                <w:rFonts w:ascii="Bookman Old Style" w:hAnsi="Bookman Old Style"/>
+                <w:rFonts w:ascii="Times New Roman" w:hAnsi="Times New Roman" w:cs="Times New Roman"/>
                 <w:sz w:val="24"/>
                 <w:szCs w:val="24"/>
               </w:rPr>
@@ -1190,7 +1206,7 @@
             </w:r>
             <w:r>
               <w:rPr>
-                <w:rFonts w:ascii="Bookman Old Style" w:hAnsi="Bookman Old Style"/>
+                <w:rFonts w:ascii="Times New Roman" w:hAnsi="Times New Roman" w:cs="Times New Roman"/>
                 <w:sz w:val="24"/>
                 <w:szCs w:val="24"/>
               </w:rPr>
@@ -1201,14 +1217,14 @@
             <w:pPr>
               <w:spacing w:line="360" w:lineRule="auto"/>
               <w:rPr>
-                <w:rFonts w:ascii="Bookman Old Style" w:hAnsi="Bookman Old Style"/>
-                <w:sz w:val="24"/>
-                <w:szCs w:val="24"/>
-              </w:rPr>
-            </w:pPr>
-            <w:r>
-              <w:rPr>
-                <w:rFonts w:ascii="Bookman Old Style" w:hAnsi="Bookman Old Style"/>
+                <w:rFonts w:ascii="Times New Roman" w:hAnsi="Times New Roman" w:cs="Times New Roman"/>
+                <w:sz w:val="24"/>
+                <w:szCs w:val="24"/>
+              </w:rPr>
+            </w:pPr>
+            <w:r>
+              <w:rPr>
+                <w:rFonts w:ascii="Times New Roman" w:hAnsi="Times New Roman" w:cs="Times New Roman"/>
                 <w:sz w:val="24"/>
                 <w:szCs w:val="24"/>
               </w:rPr>
@@ -1216,7 +1232,7 @@
             </w:r>
             <w:r>
               <w:rPr>
-                <w:rFonts w:ascii="Bookman Old Style" w:hAnsi="Bookman Old Style"/>
+                <w:rFonts w:ascii="Times New Roman" w:hAnsi="Times New Roman" w:cs="Times New Roman"/>
                 <w:sz w:val="24"/>
                 <w:szCs w:val="24"/>
               </w:rPr>
@@ -1224,7 +1240,7 @@
             </w:r>
             <w:r>
               <w:rPr>
-                <w:rFonts w:ascii="Bookman Old Style" w:hAnsi="Bookman Old Style"/>
+                <w:rFonts w:ascii="Times New Roman" w:hAnsi="Times New Roman" w:cs="Times New Roman"/>
                 <w:sz w:val="24"/>
                 <w:szCs w:val="24"/>
               </w:rPr>
@@ -1248,7 +1264,7 @@
               <w:spacing w:line="360" w:lineRule="auto"/>
               <w:ind w:left="306"/>
               <w:rPr>
-                <w:rFonts w:ascii="Bookman Old Style" w:hAnsi="Bookman Old Style"/>
+                <w:rFonts w:ascii="Times New Roman" w:hAnsi="Times New Roman" w:cs="Times New Roman"/>
                 <w:sz w:val="24"/>
                 <w:szCs w:val="24"/>
               </w:rPr>
@@ -1268,14 +1284,14 @@
               </w:numPr>
               <w:spacing w:line="360" w:lineRule="auto"/>
               <w:rPr>
-                <w:rFonts w:ascii="Bookman Old Style" w:hAnsi="Bookman Old Style"/>
-                <w:sz w:val="24"/>
-                <w:szCs w:val="24"/>
-              </w:rPr>
-            </w:pPr>
-            <w:r>
-              <w:rPr>
-                <w:rFonts w:ascii="Bookman Old Style" w:hAnsi="Bookman Old Style"/>
+                <w:rFonts w:ascii="Times New Roman" w:hAnsi="Times New Roman" w:cs="Times New Roman"/>
+                <w:sz w:val="24"/>
+                <w:szCs w:val="24"/>
+              </w:rPr>
+            </w:pPr>
+            <w:r>
+              <w:rPr>
+                <w:rFonts w:ascii="Times New Roman" w:hAnsi="Times New Roman" w:cs="Times New Roman"/>
                 <w:sz w:val="24"/>
                 <w:szCs w:val="24"/>
               </w:rPr>
@@ -1291,14 +1307,14 @@
               </w:numPr>
               <w:spacing w:line="360" w:lineRule="auto"/>
               <w:rPr>
-                <w:rFonts w:ascii="Bookman Old Style" w:hAnsi="Bookman Old Style"/>
-                <w:sz w:val="24"/>
-                <w:szCs w:val="24"/>
-              </w:rPr>
-            </w:pPr>
-            <w:r>
-              <w:rPr>
-                <w:rFonts w:ascii="Bookman Old Style" w:hAnsi="Bookman Old Style"/>
+                <w:rFonts w:ascii="Times New Roman" w:hAnsi="Times New Roman" w:cs="Times New Roman"/>
+                <w:sz w:val="24"/>
+                <w:szCs w:val="24"/>
+              </w:rPr>
+            </w:pPr>
+            <w:r>
+              <w:rPr>
+                <w:rFonts w:ascii="Times New Roman" w:hAnsi="Times New Roman" w:cs="Times New Roman"/>
                 <w:sz w:val="24"/>
                 <w:szCs w:val="24"/>
               </w:rPr>
@@ -1314,14 +1330,14 @@
               </w:numPr>
               <w:spacing w:line="360" w:lineRule="auto"/>
               <w:rPr>
-                <w:rFonts w:ascii="Bookman Old Style" w:hAnsi="Bookman Old Style"/>
-                <w:sz w:val="24"/>
-                <w:szCs w:val="24"/>
-              </w:rPr>
-            </w:pPr>
-            <w:r>
-              <w:rPr>
-                <w:rFonts w:ascii="Bookman Old Style" w:hAnsi="Bookman Old Style"/>
+                <w:rFonts w:ascii="Times New Roman" w:hAnsi="Times New Roman" w:cs="Times New Roman"/>
+                <w:sz w:val="24"/>
+                <w:szCs w:val="24"/>
+              </w:rPr>
+            </w:pPr>
+            <w:r>
+              <w:rPr>
+                <w:rFonts w:ascii="Times New Roman" w:hAnsi="Times New Roman" w:cs="Times New Roman"/>
                 <w:sz w:val="24"/>
                 <w:szCs w:val="24"/>
               </w:rPr>
@@ -1337,14 +1353,14 @@
             <w:pPr>
               <w:spacing w:line="360" w:lineRule="auto"/>
               <w:rPr>
-                <w:rFonts w:ascii="Bookman Old Style" w:hAnsi="Bookman Old Style"/>
-                <w:sz w:val="24"/>
-                <w:szCs w:val="24"/>
-              </w:rPr>
-            </w:pPr>
-            <w:r>
-              <w:rPr>
-                <w:rFonts w:ascii="Bookman Old Style" w:hAnsi="Bookman Old Style"/>
+                <w:rFonts w:ascii="Times New Roman" w:hAnsi="Times New Roman" w:cs="Times New Roman"/>
+                <w:sz w:val="24"/>
+                <w:szCs w:val="24"/>
+              </w:rPr>
+            </w:pPr>
+            <w:r>
+              <w:rPr>
+                <w:rFonts w:ascii="Times New Roman" w:hAnsi="Times New Roman" w:cs="Times New Roman"/>
                 <w:sz w:val="24"/>
                 <w:szCs w:val="24"/>
               </w:rPr>
@@ -1352,7 +1368,7 @@
             </w:r>
             <w:r>
               <w:rPr>
-                <w:rFonts w:ascii="Bookman Old Style" w:hAnsi="Bookman Old Style"/>
+                <w:rFonts w:ascii="Times New Roman" w:hAnsi="Times New Roman" w:cs="Times New Roman"/>
                 <w:sz w:val="24"/>
                 <w:szCs w:val="24"/>
               </w:rPr>
@@ -1360,7 +1376,7 @@
             </w:r>
             <w:r>
               <w:rPr>
-                <w:rFonts w:ascii="Bookman Old Style" w:hAnsi="Bookman Old Style"/>
+                <w:rFonts w:ascii="Times New Roman" w:hAnsi="Times New Roman" w:cs="Times New Roman"/>
                 <w:sz w:val="24"/>
                 <w:szCs w:val="24"/>
               </w:rPr>
@@ -1371,7 +1387,7 @@
             <w:pPr>
               <w:spacing w:line="360" w:lineRule="auto"/>
               <w:rPr>
-                <w:rFonts w:ascii="Bookman Old Style" w:hAnsi="Bookman Old Style"/>
+                <w:rFonts w:ascii="Times New Roman" w:hAnsi="Times New Roman" w:cs="Times New Roman"/>
                 <w:sz w:val="24"/>
                 <w:szCs w:val="24"/>
                 <w:lang w:val="id-ID"/>
@@ -1379,7 +1395,7 @@
             </w:pPr>
             <w:r>
               <w:rPr>
-                <w:rFonts w:ascii="Bookman Old Style" w:hAnsi="Bookman Old Style"/>
+                <w:rFonts w:ascii="Times New Roman" w:hAnsi="Times New Roman" w:cs="Times New Roman"/>
                 <w:sz w:val="24"/>
                 <w:szCs w:val="24"/>
                 <w:lang w:val="id-ID"/>
@@ -1388,7 +1404,7 @@
             </w:r>
             <w:r>
               <w:rPr>
-                <w:rFonts w:ascii="Bookman Old Style" w:hAnsi="Bookman Old Style"/>
+                <w:rFonts w:ascii="Times New Roman" w:hAnsi="Times New Roman" w:cs="Times New Roman"/>
                 <w:sz w:val="24"/>
                 <w:szCs w:val="24"/>
                 <w:lang w:val="id-ID"/>
@@ -1397,7 +1413,7 @@
             </w:r>
             <w:r>
               <w:rPr>
-                <w:rFonts w:ascii="Bookman Old Style" w:hAnsi="Bookman Old Style"/>
+                <w:rFonts w:ascii="Times New Roman" w:hAnsi="Times New Roman" w:cs="Times New Roman"/>
                 <w:sz w:val="24"/>
                 <w:szCs w:val="24"/>
                 <w:lang w:val="id-ID"/>
@@ -1409,7 +1425,7 @@
             <w:pPr>
               <w:spacing w:line="360" w:lineRule="auto"/>
               <w:rPr>
-                <w:rFonts w:ascii="Bookman Old Style" w:hAnsi="Bookman Old Style"/>
+                <w:rFonts w:ascii="Times New Roman" w:hAnsi="Times New Roman" w:cs="Times New Roman"/>
                 <w:sz w:val="24"/>
                 <w:szCs w:val="24"/>
                 <w:lang w:val="id-ID"/>
@@ -1417,7 +1433,7 @@
             </w:pPr>
             <w:r>
               <w:rPr>
-                <w:rFonts w:ascii="Bookman Old Style" w:hAnsi="Bookman Old Style"/>
+                <w:rFonts w:ascii="Times New Roman" w:hAnsi="Times New Roman" w:cs="Times New Roman"/>
                 <w:sz w:val="24"/>
                 <w:szCs w:val="24"/>
                 <w:lang w:val="id-ID"/>
@@ -1426,7 +1442,7 @@
             </w:r>
             <w:r>
               <w:rPr>
-                <w:rFonts w:ascii="Bookman Old Style" w:hAnsi="Bookman Old Style"/>
+                <w:rFonts w:ascii="Times New Roman" w:hAnsi="Times New Roman" w:cs="Times New Roman"/>
                 <w:sz w:val="24"/>
                 <w:szCs w:val="24"/>
                 <w:lang w:val="id-ID"/>
@@ -1435,7 +1451,7 @@
             </w:r>
             <w:r>
               <w:rPr>
-                <w:rFonts w:ascii="Bookman Old Style" w:hAnsi="Bookman Old Style"/>
+                <w:rFonts w:ascii="Times New Roman" w:hAnsi="Times New Roman" w:cs="Times New Roman"/>
                 <w:sz w:val="24"/>
                 <w:szCs w:val="24"/>
                 <w:lang w:val="id-ID"/>
@@ -1460,7 +1476,7 @@
               <w:spacing w:line="360" w:lineRule="auto"/>
               <w:ind w:left="306"/>
               <w:rPr>
-                <w:rFonts w:ascii="Bookman Old Style" w:hAnsi="Bookman Old Style"/>
+                <w:rFonts w:ascii="Times New Roman" w:hAnsi="Times New Roman" w:cs="Times New Roman"/>
                 <w:sz w:val="24"/>
                 <w:szCs w:val="24"/>
               </w:rPr>
@@ -1475,14 +1491,14 @@
             <w:pPr>
               <w:spacing w:line="360" w:lineRule="auto"/>
               <w:rPr>
-                <w:rFonts w:ascii="Bookman Old Style" w:hAnsi="Bookman Old Style"/>
-                <w:sz w:val="24"/>
-                <w:szCs w:val="24"/>
-              </w:rPr>
-            </w:pPr>
-            <w:r>
-              <w:rPr>
-                <w:rFonts w:ascii="Bookman Old Style" w:hAnsi="Bookman Old Style"/>
+                <w:rFonts w:ascii="Times New Roman" w:hAnsi="Times New Roman" w:cs="Times New Roman"/>
+                <w:sz w:val="24"/>
+                <w:szCs w:val="24"/>
+              </w:rPr>
+            </w:pPr>
+            <w:r>
+              <w:rPr>
+                <w:rFonts w:ascii="Times New Roman" w:hAnsi="Times New Roman" w:cs="Times New Roman"/>
                 <w:sz w:val="24"/>
                 <w:szCs w:val="24"/>
               </w:rPr>
@@ -1498,14 +1514,14 @@
               </w:numPr>
               <w:spacing w:line="360" w:lineRule="auto"/>
               <w:rPr>
-                <w:rFonts w:ascii="Bookman Old Style" w:hAnsi="Bookman Old Style"/>
-                <w:sz w:val="24"/>
-                <w:szCs w:val="24"/>
-              </w:rPr>
-            </w:pPr>
-            <w:r>
-              <w:rPr>
-                <w:rFonts w:ascii="Bookman Old Style" w:hAnsi="Bookman Old Style"/>
+                <w:rFonts w:ascii="Times New Roman" w:hAnsi="Times New Roman" w:cs="Times New Roman"/>
+                <w:sz w:val="24"/>
+                <w:szCs w:val="24"/>
+              </w:rPr>
+            </w:pPr>
+            <w:r>
+              <w:rPr>
+                <w:rFonts w:ascii="Times New Roman" w:hAnsi="Times New Roman" w:cs="Times New Roman"/>
                 <w:sz w:val="24"/>
                 <w:szCs w:val="24"/>
               </w:rPr>
@@ -1521,14 +1537,14 @@
               </w:numPr>
               <w:spacing w:line="360" w:lineRule="auto"/>
               <w:rPr>
-                <w:rFonts w:ascii="Bookman Old Style" w:hAnsi="Bookman Old Style"/>
-                <w:sz w:val="24"/>
-                <w:szCs w:val="24"/>
-              </w:rPr>
-            </w:pPr>
-            <w:r>
-              <w:rPr>
-                <w:rFonts w:ascii="Bookman Old Style" w:hAnsi="Bookman Old Style"/>
+                <w:rFonts w:ascii="Times New Roman" w:hAnsi="Times New Roman" w:cs="Times New Roman"/>
+                <w:sz w:val="24"/>
+                <w:szCs w:val="24"/>
+              </w:rPr>
+            </w:pPr>
+            <w:r>
+              <w:rPr>
+                <w:rFonts w:ascii="Times New Roman" w:hAnsi="Times New Roman" w:cs="Times New Roman"/>
                 <w:sz w:val="24"/>
                 <w:szCs w:val="24"/>
               </w:rPr>
@@ -1544,14 +1560,14 @@
             <w:pPr>
               <w:spacing w:line="360" w:lineRule="auto"/>
               <w:rPr>
-                <w:rFonts w:ascii="Bookman Old Style" w:hAnsi="Bookman Old Style"/>
-                <w:sz w:val="24"/>
-                <w:szCs w:val="24"/>
-              </w:rPr>
-            </w:pPr>
-            <w:r>
-              <w:rPr>
-                <w:rFonts w:ascii="Bookman Old Style" w:hAnsi="Bookman Old Style"/>
+                <w:rFonts w:ascii="Times New Roman" w:hAnsi="Times New Roman" w:cs="Times New Roman"/>
+                <w:sz w:val="24"/>
+                <w:szCs w:val="24"/>
+              </w:rPr>
+            </w:pPr>
+            <w:r>
+              <w:rPr>
+                <w:rFonts w:ascii="Times New Roman" w:hAnsi="Times New Roman" w:cs="Times New Roman"/>
                 <w:sz w:val="24"/>
                 <w:szCs w:val="24"/>
               </w:rPr>
@@ -1562,14 +1578,14 @@
             <w:pPr>
               <w:spacing w:line="360" w:lineRule="auto"/>
               <w:rPr>
-                <w:rFonts w:ascii="Bookman Old Style" w:hAnsi="Bookman Old Style"/>
-                <w:sz w:val="24"/>
-                <w:szCs w:val="24"/>
-              </w:rPr>
-            </w:pPr>
-            <w:r>
-              <w:rPr>
-                <w:rFonts w:ascii="Bookman Old Style" w:hAnsi="Bookman Old Style"/>
+                <w:rFonts w:ascii="Times New Roman" w:hAnsi="Times New Roman" w:cs="Times New Roman"/>
+                <w:sz w:val="24"/>
+                <w:szCs w:val="24"/>
+              </w:rPr>
+            </w:pPr>
+            <w:r>
+              <w:rPr>
+                <w:rFonts w:ascii="Times New Roman" w:hAnsi="Times New Roman" w:cs="Times New Roman"/>
                 <w:sz w:val="24"/>
                 <w:szCs w:val="24"/>
               </w:rPr>
@@ -1580,14 +1596,14 @@
             <w:pPr>
               <w:spacing w:line="360" w:lineRule="auto"/>
               <w:rPr>
-                <w:rFonts w:ascii="Bookman Old Style" w:hAnsi="Bookman Old Style"/>
-                <w:sz w:val="24"/>
-                <w:szCs w:val="24"/>
-              </w:rPr>
-            </w:pPr>
-            <w:r>
-              <w:rPr>
-                <w:rFonts w:ascii="Bookman Old Style" w:hAnsi="Bookman Old Style"/>
+                <w:rFonts w:ascii="Times New Roman" w:hAnsi="Times New Roman" w:cs="Times New Roman"/>
+                <w:sz w:val="24"/>
+                <w:szCs w:val="24"/>
+              </w:rPr>
+            </w:pPr>
+            <w:r>
+              <w:rPr>
+                <w:rFonts w:ascii="Times New Roman" w:hAnsi="Times New Roman" w:cs="Times New Roman"/>
                 <w:sz w:val="24"/>
                 <w:szCs w:val="24"/>
               </w:rPr>
@@ -1611,7 +1627,7 @@
               <w:spacing w:line="360" w:lineRule="auto"/>
               <w:ind w:left="306"/>
               <w:rPr>
-                <w:rFonts w:ascii="Bookman Old Style" w:hAnsi="Bookman Old Style"/>
+                <w:rFonts w:ascii="Times New Roman" w:hAnsi="Times New Roman" w:cs="Times New Roman"/>
                 <w:sz w:val="24"/>
                 <w:szCs w:val="24"/>
               </w:rPr>
@@ -1626,14 +1642,14 @@
             <w:pPr>
               <w:spacing w:line="360" w:lineRule="auto"/>
               <w:rPr>
-                <w:rFonts w:ascii="Bookman Old Style" w:hAnsi="Bookman Old Style"/>
-                <w:sz w:val="24"/>
-                <w:szCs w:val="24"/>
-              </w:rPr>
-            </w:pPr>
-            <w:r>
-              <w:rPr>
-                <w:rFonts w:ascii="Bookman Old Style" w:hAnsi="Bookman Old Style"/>
+                <w:rFonts w:ascii="Times New Roman" w:hAnsi="Times New Roman" w:cs="Times New Roman"/>
+                <w:sz w:val="24"/>
+                <w:szCs w:val="24"/>
+              </w:rPr>
+            </w:pPr>
+            <w:r>
+              <w:rPr>
+                <w:rFonts w:ascii="Times New Roman" w:hAnsi="Times New Roman" w:cs="Times New Roman"/>
                 <w:sz w:val="24"/>
                 <w:szCs w:val="24"/>
               </w:rPr>
@@ -1649,14 +1665,14 @@
             <w:pPr>
               <w:spacing w:line="360" w:lineRule="auto"/>
               <w:rPr>
-                <w:rFonts w:ascii="Bookman Old Style" w:hAnsi="Bookman Old Style"/>
-                <w:sz w:val="24"/>
-                <w:szCs w:val="24"/>
-              </w:rPr>
-            </w:pPr>
-            <w:r>
-              <w:rPr>
-                <w:rFonts w:ascii="Bookman Old Style" w:hAnsi="Bookman Old Style"/>
+                <w:rFonts w:ascii="Times New Roman" w:hAnsi="Times New Roman" w:cs="Times New Roman"/>
+                <w:sz w:val="24"/>
+                <w:szCs w:val="24"/>
+              </w:rPr>
+            </w:pPr>
+            <w:r>
+              <w:rPr>
+                <w:rFonts w:ascii="Times New Roman" w:hAnsi="Times New Roman" w:cs="Times New Roman"/>
                 <w:sz w:val="24"/>
                 <w:szCs w:val="24"/>
               </w:rPr>
@@ -1669,7 +1685,7 @@
     <w:p>
       <w:pPr>
         <w:rPr>
-          <w:rFonts w:ascii="Bookman Old Style" w:hAnsi="Bookman Old Style"/>
+          <w:rFonts w:ascii="Times New Roman" w:hAnsi="Times New Roman" w:cs="Times New Roman"/>
           <w:b/>
           <w:bCs/>
           <w:sz w:val="28"/>
@@ -1727,14 +1743,14 @@
             <w:pPr>
               <w:spacing w:line="360" w:lineRule="auto"/>
               <w:rPr>
-                <w:rFonts w:ascii="Bookman Old Style" w:hAnsi="Bookman Old Style"/>
-                <w:sz w:val="24"/>
-                <w:szCs w:val="24"/>
-              </w:rPr>
-            </w:pPr>
-            <w:r>
-              <w:rPr>
-                <w:rFonts w:ascii="Bookman Old Style" w:hAnsi="Bookman Old Style"/>
+                <w:rFonts w:ascii="Times New Roman" w:hAnsi="Times New Roman" w:cs="Times New Roman"/>
+                <w:sz w:val="24"/>
+                <w:szCs w:val="24"/>
+              </w:rPr>
+            </w:pPr>
+            <w:r>
+              <w:rPr>
+                <w:rFonts w:ascii="Times New Roman" w:hAnsi="Times New Roman" w:cs="Times New Roman"/>
                 <w:sz w:val="24"/>
                 <w:szCs w:val="24"/>
               </w:rPr>
@@ -1750,14 +1766,14 @@
             <w:pPr>
               <w:spacing w:line="360" w:lineRule="auto"/>
               <w:rPr>
-                <w:rFonts w:ascii="Bookman Old Style" w:hAnsi="Bookman Old Style"/>
-                <w:sz w:val="24"/>
-                <w:szCs w:val="24"/>
-              </w:rPr>
-            </w:pPr>
-            <w:r>
-              <w:rPr>
-                <w:rFonts w:ascii="Bookman Old Style" w:hAnsi="Bookman Old Style"/>
+                <w:rFonts w:ascii="Times New Roman" w:hAnsi="Times New Roman" w:cs="Times New Roman"/>
+                <w:sz w:val="24"/>
+                <w:szCs w:val="24"/>
+              </w:rPr>
+            </w:pPr>
+            <w:r>
+              <w:rPr>
+                <w:rFonts w:ascii="Times New Roman" w:hAnsi="Times New Roman" w:cs="Times New Roman"/>
                 <w:sz w:val="24"/>
                 <w:szCs w:val="24"/>
               </w:rPr>
@@ -1774,14 +1790,14 @@
             <w:pPr>
               <w:spacing w:line="360" w:lineRule="auto"/>
               <w:rPr>
-                <w:rFonts w:ascii="Bookman Old Style" w:hAnsi="Bookman Old Style"/>
-                <w:sz w:val="24"/>
-                <w:szCs w:val="24"/>
-              </w:rPr>
-            </w:pPr>
-            <w:r>
-              <w:rPr>
-                <w:rFonts w:ascii="Bookman Old Style" w:hAnsi="Bookman Old Style"/>
+                <w:rFonts w:ascii="Times New Roman" w:hAnsi="Times New Roman" w:cs="Times New Roman"/>
+                <w:sz w:val="24"/>
+                <w:szCs w:val="24"/>
+              </w:rPr>
+            </w:pPr>
+            <w:r>
+              <w:rPr>
+                <w:rFonts w:ascii="Times New Roman" w:hAnsi="Times New Roman" w:cs="Times New Roman"/>
                 <w:sz w:val="24"/>
                 <w:szCs w:val="24"/>
               </w:rPr>
@@ -1789,7 +1805,7 @@
             </w:r>
             <w:r>
               <w:rPr>
-                <w:rFonts w:ascii="Bookman Old Style" w:hAnsi="Bookman Old Style"/>
+                <w:rFonts w:ascii="Times New Roman" w:hAnsi="Times New Roman" w:cs="Times New Roman"/>
                 <w:sz w:val="24"/>
                 <w:szCs w:val="24"/>
               </w:rPr>
@@ -1797,7 +1813,7 @@
             </w:r>
             <w:r>
               <w:rPr>
-                <w:rFonts w:ascii="Bookman Old Style" w:hAnsi="Bookman Old Style"/>
+                <w:rFonts w:ascii="Times New Roman" w:hAnsi="Times New Roman" w:cs="Times New Roman"/>
                 <w:sz w:val="24"/>
                 <w:szCs w:val="24"/>
               </w:rPr>
@@ -1822,14 +1838,14 @@
             <w:pPr>
               <w:spacing w:line="360" w:lineRule="auto"/>
               <w:rPr>
-                <w:rFonts w:ascii="Bookman Old Style" w:hAnsi="Bookman Old Style"/>
-                <w:sz w:val="24"/>
-                <w:szCs w:val="24"/>
-              </w:rPr>
-            </w:pPr>
-            <w:r>
-              <w:rPr>
-                <w:rFonts w:ascii="Bookman Old Style" w:hAnsi="Bookman Old Style"/>
+                <w:rFonts w:ascii="Times New Roman" w:hAnsi="Times New Roman" w:cs="Times New Roman"/>
+                <w:sz w:val="24"/>
+                <w:szCs w:val="24"/>
+              </w:rPr>
+            </w:pPr>
+            <w:r>
+              <w:rPr>
+                <w:rFonts w:ascii="Times New Roman" w:hAnsi="Times New Roman" w:cs="Times New Roman"/>
                 <w:sz w:val="24"/>
                 <w:szCs w:val="24"/>
               </w:rPr>
@@ -1845,14 +1861,14 @@
             <w:pPr>
               <w:spacing w:line="360" w:lineRule="auto"/>
               <w:rPr>
-                <w:rFonts w:ascii="Bookman Old Style" w:hAnsi="Bookman Old Style"/>
-                <w:sz w:val="24"/>
-                <w:szCs w:val="24"/>
-              </w:rPr>
-            </w:pPr>
-            <w:r>
-              <w:rPr>
-                <w:rFonts w:ascii="Bookman Old Style" w:hAnsi="Bookman Old Style"/>
+                <w:rFonts w:ascii="Times New Roman" w:hAnsi="Times New Roman" w:cs="Times New Roman"/>
+                <w:sz w:val="24"/>
+                <w:szCs w:val="24"/>
+              </w:rPr>
+            </w:pPr>
+            <w:r>
+              <w:rPr>
+                <w:rFonts w:ascii="Times New Roman" w:hAnsi="Times New Roman" w:cs="Times New Roman"/>
                 <w:sz w:val="24"/>
                 <w:szCs w:val="24"/>
               </w:rPr>
@@ -1869,7 +1885,7 @@
             <w:pPr>
               <w:spacing w:line="360" w:lineRule="auto"/>
               <w:rPr>
-                <w:rFonts w:ascii="Bookman Old Style" w:hAnsi="Bookman Old Style"/>
+                <w:rFonts w:ascii="Times New Roman" w:hAnsi="Times New Roman" w:cs="Times New Roman"/>
                 <w:sz w:val="24"/>
                 <w:szCs w:val="24"/>
                 <w:lang w:val="id-ID"/>
@@ -1877,7 +1893,7 @@
             </w:pPr>
             <w:r>
               <w:rPr>
-                <w:rFonts w:ascii="Bookman Old Style" w:hAnsi="Bookman Old Style"/>
+                <w:rFonts w:ascii="Times New Roman" w:hAnsi="Times New Roman" w:cs="Times New Roman"/>
                 <w:sz w:val="24"/>
                 <w:szCs w:val="24"/>
                 <w:lang w:val="id-ID"/>
@@ -1886,7 +1902,7 @@
             </w:r>
             <w:r>
               <w:rPr>
-                <w:rFonts w:ascii="Bookman Old Style" w:hAnsi="Bookman Old Style"/>
+                <w:rFonts w:ascii="Times New Roman" w:hAnsi="Times New Roman" w:cs="Times New Roman"/>
                 <w:sz w:val="24"/>
                 <w:szCs w:val="24"/>
                 <w:lang w:val="id-ID"/>
@@ -1895,7 +1911,7 @@
             </w:r>
             <w:r>
               <w:rPr>
-                <w:rFonts w:ascii="Bookman Old Style" w:hAnsi="Bookman Old Style"/>
+                <w:rFonts w:ascii="Times New Roman" w:hAnsi="Times New Roman" w:cs="Times New Roman"/>
                 <w:sz w:val="24"/>
                 <w:szCs w:val="24"/>
                 <w:lang w:val="id-ID"/>
@@ -1922,14 +1938,14 @@
               <w:spacing w:line="360" w:lineRule="auto"/>
               <w:jc w:val="center"/>
               <w:rPr>
-                <w:rFonts w:ascii="Bookman Old Style" w:hAnsi="Bookman Old Style"/>
-                <w:sz w:val="24"/>
-                <w:szCs w:val="24"/>
-              </w:rPr>
-            </w:pPr>
-            <w:r>
-              <w:rPr>
-                <w:rFonts w:ascii="Bookman Old Style" w:hAnsi="Bookman Old Style"/>
+                <w:rFonts w:ascii="Times New Roman" w:hAnsi="Times New Roman" w:cs="Times New Roman"/>
+                <w:sz w:val="24"/>
+                <w:szCs w:val="24"/>
+              </w:rPr>
+            </w:pPr>
+            <w:r>
+              <w:rPr>
+                <w:rFonts w:ascii="Times New Roman" w:hAnsi="Times New Roman" w:cs="Times New Roman"/>
                 <w:sz w:val="24"/>
                 <w:szCs w:val="24"/>
               </w:rPr>
@@ -1937,7 +1953,7 @@
             </w:r>
             <w:r>
               <w:rPr>
-                <w:rFonts w:ascii="Bookman Old Style" w:hAnsi="Bookman Old Style"/>
+                <w:rFonts w:ascii="Times New Roman" w:hAnsi="Times New Roman" w:cs="Times New Roman"/>
                 <w:sz w:val="24"/>
                 <w:szCs w:val="24"/>
               </w:rPr>
@@ -1945,7 +1961,7 @@
             </w:r>
             <w:r>
               <w:rPr>
-                <w:rFonts w:ascii="Bookman Old Style" w:hAnsi="Bookman Old Style"/>
+                <w:rFonts w:ascii="Times New Roman" w:hAnsi="Times New Roman" w:cs="Times New Roman"/>
                 <w:sz w:val="24"/>
                 <w:szCs w:val="24"/>
               </w:rPr>
@@ -1953,7 +1969,7 @@
             </w:r>
             <w:r>
               <w:rPr>
-                <w:rFonts w:ascii="Bookman Old Style" w:hAnsi="Bookman Old Style"/>
+                <w:rFonts w:ascii="Times New Roman" w:hAnsi="Times New Roman" w:cs="Times New Roman"/>
                 <w:sz w:val="24"/>
                 <w:szCs w:val="24"/>
               </w:rPr>
@@ -1961,7 +1977,7 @@
             </w:r>
             <w:r>
               <w:rPr>
-                <w:rFonts w:ascii="Bookman Old Style" w:hAnsi="Bookman Old Style"/>
+                <w:rFonts w:ascii="Times New Roman" w:hAnsi="Times New Roman" w:cs="Times New Roman"/>
                 <w:sz w:val="24"/>
                 <w:szCs w:val="24"/>
               </w:rPr>
@@ -1972,27 +1988,27 @@
             <w:pPr>
               <w:spacing w:line="360" w:lineRule="auto"/>
               <w:rPr>
-                <w:rFonts w:ascii="Bookman Old Style" w:hAnsi="Bookman Old Style"/>
-                <w:sz w:val="24"/>
-                <w:szCs w:val="24"/>
-              </w:rPr>
-            </w:pPr>
-          </w:p>
-          <w:p>
-            <w:pPr>
-              <w:spacing w:line="360" w:lineRule="auto"/>
-              <w:rPr>
-                <w:rFonts w:ascii="Bookman Old Style" w:hAnsi="Bookman Old Style"/>
-                <w:sz w:val="24"/>
-                <w:szCs w:val="24"/>
-              </w:rPr>
-            </w:pPr>
-          </w:p>
-          <w:p>
-            <w:pPr>
-              <w:spacing w:line="360" w:lineRule="auto"/>
-              <w:rPr>
-                <w:rFonts w:ascii="Bookman Old Style" w:hAnsi="Bookman Old Style"/>
+                <w:rFonts w:ascii="Times New Roman" w:hAnsi="Times New Roman" w:cs="Times New Roman"/>
+                <w:sz w:val="24"/>
+                <w:szCs w:val="24"/>
+              </w:rPr>
+            </w:pPr>
+          </w:p>
+          <w:p>
+            <w:pPr>
+              <w:spacing w:line="360" w:lineRule="auto"/>
+              <w:rPr>
+                <w:rFonts w:ascii="Times New Roman" w:hAnsi="Times New Roman" w:cs="Times New Roman"/>
+                <w:sz w:val="24"/>
+                <w:szCs w:val="24"/>
+              </w:rPr>
+            </w:pPr>
+          </w:p>
+          <w:p>
+            <w:pPr>
+              <w:spacing w:line="360" w:lineRule="auto"/>
+              <w:rPr>
+                <w:rFonts w:ascii="Times New Roman" w:hAnsi="Times New Roman" w:cs="Times New Roman"/>
                 <w:sz w:val="24"/>
                 <w:szCs w:val="24"/>
               </w:rPr>
@@ -2003,14 +2019,14 @@
               <w:spacing w:line="360" w:lineRule="auto"/>
               <w:jc w:val="center"/>
               <w:rPr>
-                <w:rFonts w:ascii="Bookman Old Style" w:hAnsi="Bookman Old Style"/>
-                <w:sz w:val="24"/>
-                <w:szCs w:val="24"/>
-              </w:rPr>
-            </w:pPr>
-            <w:r>
-              <w:rPr>
-                <w:rFonts w:ascii="Bookman Old Style" w:hAnsi="Bookman Old Style"/>
+                <w:rFonts w:ascii="Times New Roman" w:hAnsi="Times New Roman" w:cs="Times New Roman"/>
+                <w:sz w:val="24"/>
+                <w:szCs w:val="24"/>
+              </w:rPr>
+            </w:pPr>
+            <w:r>
+              <w:rPr>
+                <w:rFonts w:ascii="Times New Roman" w:hAnsi="Times New Roman" w:cs="Times New Roman"/>
                 <w:sz w:val="24"/>
                 <w:szCs w:val="24"/>
               </w:rPr>
@@ -2018,7 +2034,7 @@
             </w:r>
             <w:r>
               <w:rPr>
-                <w:rFonts w:ascii="Bookman Old Style" w:hAnsi="Bookman Old Style"/>
+                <w:rFonts w:ascii="Times New Roman" w:hAnsi="Times New Roman" w:cs="Times New Roman"/>
                 <w:sz w:val="24"/>
                 <w:szCs w:val="24"/>
               </w:rPr>
@@ -2026,7 +2042,7 @@
             </w:r>
             <w:r>
               <w:rPr>
-                <w:rFonts w:ascii="Bookman Old Style" w:hAnsi="Bookman Old Style"/>
+                <w:rFonts w:ascii="Times New Roman" w:hAnsi="Times New Roman" w:cs="Times New Roman"/>
                 <w:sz w:val="24"/>
                 <w:szCs w:val="24"/>
               </w:rPr>
@@ -2038,27 +2054,37 @@
               <w:spacing w:line="360" w:lineRule="auto"/>
               <w:jc w:val="center"/>
               <w:rPr>
-                <w:rFonts w:ascii="Bookman Old Style" w:hAnsi="Bookman Old Style"/>
-                <w:sz w:val="24"/>
-                <w:szCs w:val="24"/>
-              </w:rPr>
-            </w:pPr>
-          </w:p>
-          <w:p>
-            <w:pPr>
-              <w:spacing w:line="360" w:lineRule="auto"/>
-              <w:rPr>
-                <w:rFonts w:ascii="Bookman Old Style" w:hAnsi="Bookman Old Style"/>
-                <w:sz w:val="24"/>
-                <w:szCs w:val="24"/>
-              </w:rPr>
-            </w:pPr>
-          </w:p>
-          <w:p>
-            <w:pPr>
-              <w:spacing w:line="360" w:lineRule="auto"/>
-              <w:rPr>
-                <w:rFonts w:ascii="Bookman Old Style" w:hAnsi="Bookman Old Style"/>
+                <w:rFonts w:ascii="Times New Roman" w:hAnsi="Times New Roman" w:cs="Times New Roman"/>
+                <w:sz w:val="24"/>
+                <w:szCs w:val="24"/>
+              </w:rPr>
+            </w:pPr>
+          </w:p>
+          <w:p>
+            <w:pPr>
+              <w:spacing w:line="360" w:lineRule="auto"/>
+              <w:rPr>
+                <w:rFonts w:ascii="Times New Roman" w:hAnsi="Times New Roman" w:cs="Times New Roman"/>
+                <w:sz w:val="24"/>
+                <w:szCs w:val="24"/>
+              </w:rPr>
+            </w:pPr>
+          </w:p>
+          <w:p>
+            <w:pPr>
+              <w:spacing w:line="360" w:lineRule="auto"/>
+              <w:rPr>
+                <w:rFonts w:ascii="Times New Roman" w:hAnsi="Times New Roman" w:cs="Times New Roman"/>
+                <w:sz w:val="24"/>
+                <w:szCs w:val="24"/>
+              </w:rPr>
+            </w:pPr>
+          </w:p>
+          <w:p>
+            <w:pPr>
+              <w:spacing w:line="360" w:lineRule="auto"/>
+              <w:rPr>
+                <w:rFonts w:ascii="Times New Roman" w:hAnsi="Times New Roman" w:cs="Times New Roman"/>
                 <w:sz w:val="24"/>
                 <w:szCs w:val="24"/>
               </w:rPr>
@@ -2079,16 +2105,16 @@
           <w:p>
             <w:pPr>
               <w:rPr>
-                <w:rFonts w:ascii="Bookman Old Style" w:hAnsi="Bookman Old Style"/>
-                <w:sz w:val="24"/>
-                <w:szCs w:val="24"/>
-              </w:rPr>
-            </w:pPr>
-          </w:p>
-          <w:p>
-            <w:pPr>
-              <w:rPr>
-                <w:rFonts w:ascii="Bookman Old Style" w:hAnsi="Bookman Old Style"/>
+                <w:rFonts w:ascii="Times New Roman" w:hAnsi="Times New Roman" w:cs="Times New Roman"/>
+                <w:sz w:val="24"/>
+                <w:szCs w:val="24"/>
+              </w:rPr>
+            </w:pPr>
+          </w:p>
+          <w:p>
+            <w:pPr>
+              <w:rPr>
+                <w:rFonts w:ascii="Times New Roman" w:hAnsi="Times New Roman" w:cs="Times New Roman"/>
                 <w:sz w:val="24"/>
                 <w:szCs w:val="24"/>
               </w:rPr>
@@ -2103,7 +2129,7 @@
           <w:p>
             <w:pPr>
               <w:rPr>
-                <w:rFonts w:ascii="Bookman Old Style" w:hAnsi="Bookman Old Style"/>
+                <w:rFonts w:ascii="Times New Roman" w:hAnsi="Times New Roman" w:cs="Times New Roman"/>
                 <w:sz w:val="24"/>
                 <w:szCs w:val="24"/>
               </w:rPr>
@@ -2118,14 +2144,14 @@
           <w:p>
             <w:pPr>
               <w:rPr>
-                <w:rFonts w:ascii="Bookman Old Style" w:hAnsi="Bookman Old Style"/>
-                <w:sz w:val="24"/>
-                <w:szCs w:val="24"/>
-              </w:rPr>
-            </w:pPr>
-            <w:r>
-              <w:rPr>
-                <w:rFonts w:ascii="Bookman Old Style" w:hAnsi="Bookman Old Style"/>
+                <w:rFonts w:ascii="Times New Roman" w:hAnsi="Times New Roman" w:cs="Times New Roman"/>
+                <w:sz w:val="24"/>
+                <w:szCs w:val="24"/>
+              </w:rPr>
+            </w:pPr>
+            <w:r>
+              <w:rPr>
+                <w:rFonts w:ascii="Times New Roman" w:hAnsi="Times New Roman" w:cs="Times New Roman"/>
                 <w:sz w:val="24"/>
                 <w:szCs w:val="24"/>
               </w:rPr>
@@ -2140,14 +2166,14 @@
           <w:p>
             <w:pPr>
               <w:rPr>
-                <w:rFonts w:ascii="Bookman Old Style" w:hAnsi="Bookman Old Style"/>
-                <w:sz w:val="24"/>
-                <w:szCs w:val="24"/>
-              </w:rPr>
-            </w:pPr>
-            <w:r>
-              <w:rPr>
-                <w:rFonts w:ascii="Bookman Old Style" w:hAnsi="Bookman Old Style"/>
+                <w:rFonts w:ascii="Times New Roman" w:hAnsi="Times New Roman" w:cs="Times New Roman"/>
+                <w:sz w:val="24"/>
+                <w:szCs w:val="24"/>
+              </w:rPr>
+            </w:pPr>
+            <w:r>
+              <w:rPr>
+                <w:rFonts w:ascii="Times New Roman" w:hAnsi="Times New Roman" w:cs="Times New Roman"/>
                 <w:sz w:val="24"/>
                 <w:szCs w:val="24"/>
               </w:rPr>
@@ -2163,14 +2189,14 @@
           <w:p>
             <w:pPr>
               <w:rPr>
-                <w:rFonts w:ascii="Bookman Old Style" w:hAnsi="Bookman Old Style"/>
-                <w:sz w:val="24"/>
-                <w:szCs w:val="24"/>
-              </w:rPr>
-            </w:pPr>
-            <w:r>
-              <w:rPr>
-                <w:rFonts w:ascii="Bookman Old Style" w:hAnsi="Bookman Old Style"/>
+                <w:rFonts w:ascii="Times New Roman" w:hAnsi="Times New Roman" w:cs="Times New Roman"/>
+                <w:sz w:val="24"/>
+                <w:szCs w:val="24"/>
+              </w:rPr>
+            </w:pPr>
+            <w:r>
+              <w:rPr>
+                <w:rFonts w:ascii="Times New Roman" w:hAnsi="Times New Roman" w:cs="Times New Roman"/>
                 <w:sz w:val="24"/>
                 <w:szCs w:val="24"/>
               </w:rPr>
@@ -2178,7 +2204,7 @@
             </w:r>
             <w:r>
               <w:rPr>
-                <w:rFonts w:ascii="Bookman Old Style" w:hAnsi="Bookman Old Style"/>
+                <w:rFonts w:ascii="Times New Roman" w:hAnsi="Times New Roman" w:cs="Times New Roman"/>
                 <w:sz w:val="24"/>
                 <w:szCs w:val="24"/>
               </w:rPr>
@@ -2186,7 +2212,7 @@
             </w:r>
             <w:r>
               <w:rPr>
-                <w:rFonts w:ascii="Bookman Old Style" w:hAnsi="Bookman Old Style"/>
+                <w:rFonts w:ascii="Times New Roman" w:hAnsi="Times New Roman" w:cs="Times New Roman"/>
                 <w:sz w:val="24"/>
                 <w:szCs w:val="24"/>
               </w:rPr>
@@ -2208,7 +2234,7 @@
           <w:p>
             <w:pPr>
               <w:rPr>
-                <w:rFonts w:ascii="Bookman Old Style" w:hAnsi="Bookman Old Style"/>
+                <w:rFonts w:ascii="Times New Roman" w:hAnsi="Times New Roman" w:cs="Times New Roman"/>
                 <w:sz w:val="24"/>
                 <w:szCs w:val="24"/>
               </w:rPr>
@@ -2223,7 +2249,7 @@
           <w:p>
             <w:pPr>
               <w:rPr>
-                <w:rFonts w:ascii="Bookman Old Style" w:hAnsi="Bookman Old Style"/>
+                <w:rFonts w:ascii="Times New Roman" w:hAnsi="Times New Roman" w:cs="Times New Roman"/>
                 <w:sz w:val="24"/>
                 <w:szCs w:val="24"/>
               </w:rPr>
@@ -2238,14 +2264,14 @@
           <w:p>
             <w:pPr>
               <w:rPr>
-                <w:rFonts w:ascii="Bookman Old Style" w:hAnsi="Bookman Old Style"/>
-                <w:sz w:val="24"/>
-                <w:szCs w:val="24"/>
-              </w:rPr>
-            </w:pPr>
-            <w:r>
-              <w:rPr>
-                <w:rFonts w:ascii="Bookman Old Style" w:hAnsi="Bookman Old Style"/>
+                <w:rFonts w:ascii="Times New Roman" w:hAnsi="Times New Roman" w:cs="Times New Roman"/>
+                <w:sz w:val="24"/>
+                <w:szCs w:val="24"/>
+              </w:rPr>
+            </w:pPr>
+            <w:r>
+              <w:rPr>
+                <w:rFonts w:ascii="Times New Roman" w:hAnsi="Times New Roman" w:cs="Times New Roman"/>
                 <w:sz w:val="24"/>
                 <w:szCs w:val="24"/>
               </w:rPr>
@@ -2260,14 +2286,14 @@
           <w:p>
             <w:pPr>
               <w:rPr>
-                <w:rFonts w:ascii="Bookman Old Style" w:hAnsi="Bookman Old Style"/>
-                <w:sz w:val="24"/>
-                <w:szCs w:val="24"/>
-              </w:rPr>
-            </w:pPr>
-            <w:r>
-              <w:rPr>
-                <w:rFonts w:ascii="Bookman Old Style" w:hAnsi="Bookman Old Style"/>
+                <w:rFonts w:ascii="Times New Roman" w:hAnsi="Times New Roman" w:cs="Times New Roman"/>
+                <w:sz w:val="24"/>
+                <w:szCs w:val="24"/>
+              </w:rPr>
+            </w:pPr>
+            <w:r>
+              <w:rPr>
+                <w:rFonts w:ascii="Times New Roman" w:hAnsi="Times New Roman" w:cs="Times New Roman"/>
                 <w:sz w:val="24"/>
                 <w:szCs w:val="24"/>
               </w:rPr>
@@ -2283,14 +2309,14 @@
           <w:p>
             <w:pPr>
               <w:rPr>
-                <w:rFonts w:ascii="Bookman Old Style" w:hAnsi="Bookman Old Style"/>
-                <w:sz w:val="24"/>
-                <w:szCs w:val="24"/>
-              </w:rPr>
-            </w:pPr>
-            <w:r>
-              <w:rPr>
-                <w:rFonts w:ascii="Bookman Old Style" w:hAnsi="Bookman Old Style"/>
+                <w:rFonts w:ascii="Times New Roman" w:hAnsi="Times New Roman" w:cs="Times New Roman"/>
+                <w:sz w:val="24"/>
+                <w:szCs w:val="24"/>
+              </w:rPr>
+            </w:pPr>
+            <w:r>
+              <w:rPr>
+                <w:rFonts w:ascii="Times New Roman" w:hAnsi="Times New Roman" w:cs="Times New Roman"/>
                 <w:sz w:val="24"/>
                 <w:szCs w:val="24"/>
               </w:rPr>
@@ -2298,7 +2324,7 @@
             </w:r>
             <w:r>
               <w:rPr>
-                <w:rFonts w:ascii="Bookman Old Style" w:hAnsi="Bookman Old Style"/>
+                <w:rFonts w:ascii="Times New Roman" w:hAnsi="Times New Roman" w:cs="Times New Roman"/>
                 <w:sz w:val="24"/>
                 <w:szCs w:val="24"/>
               </w:rPr>
@@ -2306,7 +2332,7 @@
             </w:r>
             <w:r>
               <w:rPr>
-                <w:rFonts w:ascii="Bookman Old Style" w:hAnsi="Bookman Old Style"/>
+                <w:rFonts w:ascii="Times New Roman" w:hAnsi="Times New Roman" w:cs="Times New Roman"/>
                 <w:sz w:val="24"/>
                 <w:szCs w:val="24"/>
               </w:rPr>
@@ -2314,7 +2340,7 @@
             </w:r>
             <w:r>
               <w:rPr>
-                <w:rFonts w:ascii="Bookman Old Style" w:hAnsi="Bookman Old Style"/>
+                <w:rFonts w:ascii="Times New Roman" w:hAnsi="Times New Roman" w:cs="Times New Roman"/>
                 <w:sz w:val="24"/>
                 <w:szCs w:val="24"/>
               </w:rPr>
@@ -2336,7 +2362,7 @@
           <w:p>
             <w:pPr>
               <w:rPr>
-                <w:rFonts w:ascii="Bookman Old Style" w:hAnsi="Bookman Old Style"/>
+                <w:rFonts w:ascii="Times New Roman" w:hAnsi="Times New Roman" w:cs="Times New Roman"/>
                 <w:sz w:val="24"/>
                 <w:szCs w:val="24"/>
               </w:rPr>
@@ -2351,7 +2377,7 @@
           <w:p>
             <w:pPr>
               <w:rPr>
-                <w:rFonts w:ascii="Bookman Old Style" w:hAnsi="Bookman Old Style"/>
+                <w:rFonts w:ascii="Times New Roman" w:hAnsi="Times New Roman" w:cs="Times New Roman"/>
                 <w:sz w:val="24"/>
                 <w:szCs w:val="24"/>
               </w:rPr>
@@ -2366,14 +2392,14 @@
           <w:p>
             <w:pPr>
               <w:rPr>
-                <w:rFonts w:ascii="Bookman Old Style" w:hAnsi="Bookman Old Style"/>
-                <w:sz w:val="24"/>
-                <w:szCs w:val="24"/>
-              </w:rPr>
-            </w:pPr>
-            <w:r>
-              <w:rPr>
-                <w:rFonts w:ascii="Bookman Old Style" w:hAnsi="Bookman Old Style"/>
+                <w:rFonts w:ascii="Times New Roman" w:hAnsi="Times New Roman" w:cs="Times New Roman"/>
+                <w:sz w:val="24"/>
+                <w:szCs w:val="24"/>
+              </w:rPr>
+            </w:pPr>
+            <w:r>
+              <w:rPr>
+                <w:rFonts w:ascii="Times New Roman" w:hAnsi="Times New Roman" w:cs="Times New Roman"/>
                 <w:sz w:val="24"/>
                 <w:szCs w:val="24"/>
               </w:rPr>
@@ -2388,14 +2414,14 @@
           <w:p>
             <w:pPr>
               <w:rPr>
-                <w:rFonts w:ascii="Bookman Old Style" w:hAnsi="Bookman Old Style"/>
-                <w:sz w:val="24"/>
-                <w:szCs w:val="24"/>
-              </w:rPr>
-            </w:pPr>
-            <w:r>
-              <w:rPr>
-                <w:rFonts w:ascii="Bookman Old Style" w:hAnsi="Bookman Old Style"/>
+                <w:rFonts w:ascii="Times New Roman" w:hAnsi="Times New Roman" w:cs="Times New Roman"/>
+                <w:sz w:val="24"/>
+                <w:szCs w:val="24"/>
+              </w:rPr>
+            </w:pPr>
+            <w:r>
+              <w:rPr>
+                <w:rFonts w:ascii="Times New Roman" w:hAnsi="Times New Roman" w:cs="Times New Roman"/>
                 <w:sz w:val="24"/>
                 <w:szCs w:val="24"/>
               </w:rPr>
@@ -2411,7 +2437,7 @@
           <w:p>
             <w:pPr>
               <w:rPr>
-                <w:rFonts w:ascii="Bookman Old Style" w:hAnsi="Bookman Old Style"/>
+                <w:rFonts w:ascii="Times New Roman" w:hAnsi="Times New Roman" w:cs="Times New Roman"/>
                 <w:sz w:val="24"/>
                 <w:szCs w:val="24"/>
                 <w:lang w:val="id-ID"/>
@@ -2419,7 +2445,7 @@
             </w:pPr>
             <w:r>
               <w:rPr>
-                <w:rFonts w:ascii="Bookman Old Style" w:hAnsi="Bookman Old Style"/>
+                <w:rFonts w:ascii="Times New Roman" w:hAnsi="Times New Roman" w:cs="Times New Roman"/>
                 <w:sz w:val="24"/>
                 <w:szCs w:val="24"/>
                 <w:lang w:val="id-ID"/>
@@ -2428,7 +2454,7 @@
             </w:r>
             <w:r>
               <w:rPr>
-                <w:rFonts w:ascii="Bookman Old Style" w:hAnsi="Bookman Old Style"/>
+                <w:rFonts w:ascii="Times New Roman" w:hAnsi="Times New Roman" w:cs="Times New Roman"/>
                 <w:sz w:val="24"/>
                 <w:szCs w:val="24"/>
                 <w:lang w:val="id-ID"/>
@@ -2437,7 +2463,7 @@
             </w:r>
             <w:r>
               <w:rPr>
-                <w:rFonts w:ascii="Bookman Old Style" w:hAnsi="Bookman Old Style"/>
+                <w:rFonts w:ascii="Times New Roman" w:hAnsi="Times New Roman" w:cs="Times New Roman"/>
                 <w:sz w:val="24"/>
                 <w:szCs w:val="24"/>
                 <w:lang w:val="id-ID"/>
@@ -2460,7 +2486,7 @@
           <w:p>
             <w:pPr>
               <w:rPr>
-                <w:rFonts w:ascii="Bookman Old Style" w:hAnsi="Bookman Old Style"/>
+                <w:rFonts w:ascii="Times New Roman" w:hAnsi="Times New Roman" w:cs="Times New Roman"/>
                 <w:sz w:val="24"/>
                 <w:szCs w:val="24"/>
               </w:rPr>
@@ -2475,7 +2501,7 @@
           <w:p>
             <w:pPr>
               <w:rPr>
-                <w:rFonts w:ascii="Bookman Old Style" w:hAnsi="Bookman Old Style"/>
+                <w:rFonts w:ascii="Times New Roman" w:hAnsi="Times New Roman" w:cs="Times New Roman"/>
                 <w:sz w:val="24"/>
                 <w:szCs w:val="24"/>
               </w:rPr>
@@ -2490,14 +2516,14 @@
           <w:p>
             <w:pPr>
               <w:rPr>
-                <w:rFonts w:ascii="Bookman Old Style" w:hAnsi="Bookman Old Style"/>
-                <w:sz w:val="24"/>
-                <w:szCs w:val="24"/>
-              </w:rPr>
-            </w:pPr>
-            <w:r>
-              <w:rPr>
-                <w:rFonts w:ascii="Bookman Old Style" w:hAnsi="Bookman Old Style"/>
+                <w:rFonts w:ascii="Times New Roman" w:hAnsi="Times New Roman" w:cs="Times New Roman"/>
+                <w:sz w:val="24"/>
+                <w:szCs w:val="24"/>
+              </w:rPr>
+            </w:pPr>
+            <w:r>
+              <w:rPr>
+                <w:rFonts w:ascii="Times New Roman" w:hAnsi="Times New Roman" w:cs="Times New Roman"/>
                 <w:sz w:val="24"/>
                 <w:szCs w:val="24"/>
               </w:rPr>
@@ -2512,14 +2538,14 @@
           <w:p>
             <w:pPr>
               <w:rPr>
-                <w:rFonts w:ascii="Bookman Old Style" w:hAnsi="Bookman Old Style"/>
-                <w:sz w:val="24"/>
-                <w:szCs w:val="24"/>
-              </w:rPr>
-            </w:pPr>
-            <w:r>
-              <w:rPr>
-                <w:rFonts w:ascii="Bookman Old Style" w:hAnsi="Bookman Old Style"/>
+                <w:rFonts w:ascii="Times New Roman" w:hAnsi="Times New Roman" w:cs="Times New Roman"/>
+                <w:sz w:val="24"/>
+                <w:szCs w:val="24"/>
+              </w:rPr>
+            </w:pPr>
+            <w:r>
+              <w:rPr>
+                <w:rFonts w:ascii="Times New Roman" w:hAnsi="Times New Roman" w:cs="Times New Roman"/>
                 <w:sz w:val="24"/>
                 <w:szCs w:val="24"/>
               </w:rPr>
@@ -2535,14 +2561,14 @@
           <w:p>
             <w:pPr>
               <w:rPr>
-                <w:rFonts w:ascii="Bookman Old Style" w:hAnsi="Bookman Old Style"/>
-                <w:sz w:val="24"/>
-                <w:szCs w:val="24"/>
-              </w:rPr>
-            </w:pPr>
-            <w:r>
-              <w:rPr>
-                <w:rFonts w:ascii="Bookman Old Style" w:hAnsi="Bookman Old Style"/>
+                <w:rFonts w:ascii="Times New Roman" w:hAnsi="Times New Roman" w:cs="Times New Roman"/>
+                <w:sz w:val="24"/>
+                <w:szCs w:val="24"/>
+              </w:rPr>
+            </w:pPr>
+            <w:r>
+              <w:rPr>
+                <w:rFonts w:ascii="Times New Roman" w:hAnsi="Times New Roman" w:cs="Times New Roman"/>
                 <w:sz w:val="24"/>
                 <w:szCs w:val="24"/>
               </w:rPr>
@@ -2550,7 +2576,7 @@
             </w:r>
             <w:r>
               <w:rPr>
-                <w:rFonts w:ascii="Bookman Old Style" w:hAnsi="Bookman Old Style"/>
+                <w:rFonts w:ascii="Times New Roman" w:hAnsi="Times New Roman" w:cs="Times New Roman"/>
                 <w:sz w:val="24"/>
                 <w:szCs w:val="24"/>
               </w:rPr>
@@ -2558,7 +2584,7 @@
             </w:r>
             <w:r>
               <w:rPr>
-                <w:rFonts w:ascii="Bookman Old Style" w:hAnsi="Bookman Old Style"/>
+                <w:rFonts w:ascii="Times New Roman" w:hAnsi="Times New Roman" w:cs="Times New Roman"/>
                 <w:sz w:val="24"/>
                 <w:szCs w:val="24"/>
               </w:rPr>
@@ -2583,7 +2609,7 @@
             <w:pPr>
               <w:jc w:val="center"/>
               <w:rPr>
-                <w:rFonts w:ascii="Bookman Old Style" w:hAnsi="Bookman Old Style"/>
+                <w:rFonts w:ascii="Times New Roman" w:hAnsi="Times New Roman" w:cs="Times New Roman"/>
                 <w:sz w:val="24"/>
                 <w:szCs w:val="24"/>
               </w:rPr>
@@ -2593,14 +2619,14 @@
             <w:pPr>
               <w:jc w:val="center"/>
               <w:rPr>
-                <w:rFonts w:ascii="Bookman Old Style" w:hAnsi="Bookman Old Style"/>
-                <w:sz w:val="24"/>
-                <w:szCs w:val="24"/>
-              </w:rPr>
-            </w:pPr>
-            <w:r>
-              <w:rPr>
-                <w:rFonts w:ascii="Bookman Old Style" w:hAnsi="Bookman Old Style"/>
+                <w:rFonts w:ascii="Times New Roman" w:hAnsi="Times New Roman" w:cs="Times New Roman"/>
+                <w:sz w:val="24"/>
+                <w:szCs w:val="24"/>
+              </w:rPr>
+            </w:pPr>
+            <w:r>
+              <w:rPr>
+                <w:rFonts w:ascii="Times New Roman" w:hAnsi="Times New Roman" w:cs="Times New Roman"/>
                 <w:sz w:val="24"/>
                 <w:szCs w:val="24"/>
               </w:rPr>
@@ -2610,25 +2636,25 @@
           <w:p>
             <w:pPr>
               <w:rPr>
-                <w:rFonts w:ascii="Bookman Old Style" w:hAnsi="Bookman Old Style"/>
-                <w:sz w:val="24"/>
-                <w:szCs w:val="24"/>
-              </w:rPr>
-            </w:pPr>
-          </w:p>
-          <w:p>
-            <w:pPr>
-              <w:rPr>
-                <w:rFonts w:ascii="Bookman Old Style" w:hAnsi="Bookman Old Style"/>
-                <w:sz w:val="24"/>
-                <w:szCs w:val="24"/>
-              </w:rPr>
-            </w:pPr>
-          </w:p>
-          <w:p>
-            <w:pPr>
-              <w:rPr>
-                <w:rFonts w:ascii="Bookman Old Style" w:hAnsi="Bookman Old Style"/>
+                <w:rFonts w:ascii="Times New Roman" w:hAnsi="Times New Roman" w:cs="Times New Roman"/>
+                <w:sz w:val="24"/>
+                <w:szCs w:val="24"/>
+              </w:rPr>
+            </w:pPr>
+          </w:p>
+          <w:p>
+            <w:pPr>
+              <w:rPr>
+                <w:rFonts w:ascii="Times New Roman" w:hAnsi="Times New Roman" w:cs="Times New Roman"/>
+                <w:sz w:val="24"/>
+                <w:szCs w:val="24"/>
+              </w:rPr>
+            </w:pPr>
+          </w:p>
+          <w:p>
+            <w:pPr>
+              <w:rPr>
+                <w:rFonts w:ascii="Times New Roman" w:hAnsi="Times New Roman" w:cs="Times New Roman"/>
                 <w:sz w:val="24"/>
                 <w:szCs w:val="24"/>
               </w:rPr>
@@ -2638,14 +2664,14 @@
             <w:pPr>
               <w:jc w:val="center"/>
               <w:rPr>
-                <w:rFonts w:ascii="Bookman Old Style" w:hAnsi="Bookman Old Style"/>
-                <w:sz w:val="24"/>
-                <w:szCs w:val="24"/>
-              </w:rPr>
-            </w:pPr>
-            <w:r>
-              <w:rPr>
-                <w:rFonts w:ascii="Bookman Old Style" w:hAnsi="Bookman Old Style"/>
+                <w:rFonts w:ascii="Times New Roman" w:hAnsi="Times New Roman" w:cs="Times New Roman"/>
+                <w:sz w:val="24"/>
+                <w:szCs w:val="24"/>
+              </w:rPr>
+            </w:pPr>
+            <w:r>
+              <w:rPr>
+                <w:rFonts w:ascii="Times New Roman" w:hAnsi="Times New Roman" w:cs="Times New Roman"/>
                 <w:sz w:val="24"/>
                 <w:szCs w:val="24"/>
               </w:rPr>
@@ -2653,7 +2679,7 @@
             </w:r>
             <w:r>
               <w:rPr>
-                <w:rFonts w:ascii="Bookman Old Style" w:hAnsi="Bookman Old Style"/>
+                <w:rFonts w:ascii="Times New Roman" w:hAnsi="Times New Roman" w:cs="Times New Roman"/>
                 <w:sz w:val="24"/>
                 <w:szCs w:val="24"/>
               </w:rPr>
@@ -2661,7 +2687,7 @@
             </w:r>
             <w:r>
               <w:rPr>
-                <w:rFonts w:ascii="Bookman Old Style" w:hAnsi="Bookman Old Style"/>
+                <w:rFonts w:ascii="Times New Roman" w:hAnsi="Times New Roman" w:cs="Times New Roman"/>
                 <w:sz w:val="24"/>
                 <w:szCs w:val="24"/>
               </w:rPr>
@@ -2700,14 +2726,14 @@
           <w:p>
             <w:pPr>
               <w:rPr>
-                <w:rFonts w:ascii="Bookman Old Style" w:hAnsi="Bookman Old Style"/>
-                <w:sz w:val="24"/>
-                <w:szCs w:val="24"/>
-              </w:rPr>
-            </w:pPr>
-            <w:r>
-              <w:rPr>
-                <w:rFonts w:ascii="Bookman Old Style" w:hAnsi="Bookman Old Style"/>
+                <w:rFonts w:ascii="Times New Roman" w:hAnsi="Times New Roman" w:cs="Times New Roman"/>
+                <w:sz w:val="24"/>
+                <w:szCs w:val="24"/>
+              </w:rPr>
+            </w:pPr>
+            <w:r>
+              <w:rPr>
+                <w:rFonts w:ascii="Times New Roman" w:hAnsi="Times New Roman" w:cs="Times New Roman"/>
                 <w:sz w:val="24"/>
                 <w:szCs w:val="24"/>
               </w:rPr>
@@ -2728,14 +2754,14 @@
           <w:p>
             <w:pPr>
               <w:rPr>
-                <w:rFonts w:ascii="Bookman Old Style" w:hAnsi="Bookman Old Style"/>
-                <w:sz w:val="24"/>
-                <w:szCs w:val="24"/>
-              </w:rPr>
-            </w:pPr>
-            <w:r>
-              <w:rPr>
-                <w:rFonts w:ascii="Bookman Old Style" w:hAnsi="Bookman Old Style"/>
+                <w:rFonts w:ascii="Times New Roman" w:hAnsi="Times New Roman" w:cs="Times New Roman"/>
+                <w:sz w:val="24"/>
+                <w:szCs w:val="24"/>
+              </w:rPr>
+            </w:pPr>
+            <w:r>
+              <w:rPr>
+                <w:rFonts w:ascii="Times New Roman" w:hAnsi="Times New Roman" w:cs="Times New Roman"/>
                 <w:sz w:val="24"/>
                 <w:szCs w:val="24"/>
               </w:rPr>
@@ -2756,14 +2782,14 @@
           <w:p>
             <w:pPr>
               <w:rPr>
-                <w:rFonts w:ascii="Bookman Old Style" w:hAnsi="Bookman Old Style"/>
-                <w:sz w:val="24"/>
-                <w:szCs w:val="24"/>
-              </w:rPr>
-            </w:pPr>
-            <w:r>
-              <w:rPr>
-                <w:rFonts w:ascii="Bookman Old Style" w:hAnsi="Bookman Old Style"/>
+                <w:rFonts w:ascii="Times New Roman" w:hAnsi="Times New Roman" w:cs="Times New Roman"/>
+                <w:sz w:val="24"/>
+                <w:szCs w:val="24"/>
+              </w:rPr>
+            </w:pPr>
+            <w:r>
+              <w:rPr>
+                <w:rFonts w:ascii="Times New Roman" w:hAnsi="Times New Roman" w:cs="Times New Roman"/>
                 <w:sz w:val="24"/>
                 <w:szCs w:val="24"/>
               </w:rPr>
@@ -2785,14 +2811,14 @@
           <w:p>
             <w:pPr>
               <w:rPr>
-                <w:rFonts w:ascii="Bookman Old Style" w:hAnsi="Bookman Old Style"/>
-                <w:sz w:val="24"/>
-                <w:szCs w:val="24"/>
-              </w:rPr>
-            </w:pPr>
-            <w:r>
-              <w:rPr>
-                <w:rFonts w:ascii="Bookman Old Style" w:hAnsi="Bookman Old Style"/>
+                <w:rFonts w:ascii="Times New Roman" w:hAnsi="Times New Roman" w:cs="Times New Roman"/>
+                <w:sz w:val="24"/>
+                <w:szCs w:val="24"/>
+              </w:rPr>
+            </w:pPr>
+            <w:r>
+              <w:rPr>
+                <w:rFonts w:ascii="Times New Roman" w:hAnsi="Times New Roman" w:cs="Times New Roman"/>
                 <w:sz w:val="24"/>
                 <w:szCs w:val="24"/>
               </w:rPr>
@@ -2800,7 +2826,7 @@
             </w:r>
             <w:r>
               <w:rPr>
-                <w:rFonts w:ascii="Bookman Old Style" w:hAnsi="Bookman Old Style"/>
+                <w:rFonts w:ascii="Times New Roman" w:hAnsi="Times New Roman" w:cs="Times New Roman"/>
                 <w:sz w:val="24"/>
                 <w:szCs w:val="24"/>
               </w:rPr>
@@ -2808,7 +2834,7 @@
             </w:r>
             <w:r>
               <w:rPr>
-                <w:rFonts w:ascii="Bookman Old Style" w:hAnsi="Bookman Old Style"/>
+                <w:rFonts w:ascii="Times New Roman" w:hAnsi="Times New Roman" w:cs="Times New Roman"/>
                 <w:sz w:val="24"/>
                 <w:szCs w:val="24"/>
               </w:rPr>
@@ -2830,14 +2856,14 @@
           <w:p>
             <w:pPr>
               <w:rPr>
-                <w:rFonts w:ascii="Bookman Old Style" w:hAnsi="Bookman Old Style"/>
-                <w:sz w:val="24"/>
-                <w:szCs w:val="24"/>
-              </w:rPr>
-            </w:pPr>
-            <w:r>
-              <w:rPr>
-                <w:rFonts w:ascii="Bookman Old Style" w:hAnsi="Bookman Old Style"/>
+                <w:rFonts w:ascii="Times New Roman" w:hAnsi="Times New Roman" w:cs="Times New Roman"/>
+                <w:sz w:val="24"/>
+                <w:szCs w:val="24"/>
+              </w:rPr>
+            </w:pPr>
+            <w:r>
+              <w:rPr>
+                <w:rFonts w:ascii="Times New Roman" w:hAnsi="Times New Roman" w:cs="Times New Roman"/>
                 <w:sz w:val="24"/>
                 <w:szCs w:val="24"/>
               </w:rPr>
@@ -2858,14 +2884,14 @@
           <w:p>
             <w:pPr>
               <w:rPr>
-                <w:rFonts w:ascii="Bookman Old Style" w:hAnsi="Bookman Old Style"/>
-                <w:sz w:val="24"/>
-                <w:szCs w:val="24"/>
-              </w:rPr>
-            </w:pPr>
-            <w:r>
-              <w:rPr>
-                <w:rFonts w:ascii="Bookman Old Style" w:hAnsi="Bookman Old Style"/>
+                <w:rFonts w:ascii="Times New Roman" w:hAnsi="Times New Roman" w:cs="Times New Roman"/>
+                <w:sz w:val="24"/>
+                <w:szCs w:val="24"/>
+              </w:rPr>
+            </w:pPr>
+            <w:r>
+              <w:rPr>
+                <w:rFonts w:ascii="Times New Roman" w:hAnsi="Times New Roman" w:cs="Times New Roman"/>
                 <w:sz w:val="24"/>
                 <w:szCs w:val="24"/>
               </w:rPr>
@@ -2887,14 +2913,14 @@
           <w:p>
             <w:pPr>
               <w:rPr>
-                <w:rFonts w:ascii="Bookman Old Style" w:hAnsi="Bookman Old Style"/>
-                <w:sz w:val="24"/>
-                <w:szCs w:val="24"/>
-              </w:rPr>
-            </w:pPr>
-            <w:r>
-              <w:rPr>
-                <w:rFonts w:ascii="Bookman Old Style" w:hAnsi="Bookman Old Style"/>
+                <w:rFonts w:ascii="Times New Roman" w:hAnsi="Times New Roman" w:cs="Times New Roman"/>
+                <w:sz w:val="24"/>
+                <w:szCs w:val="24"/>
+              </w:rPr>
+            </w:pPr>
+            <w:r>
+              <w:rPr>
+                <w:rFonts w:ascii="Times New Roman" w:hAnsi="Times New Roman" w:cs="Times New Roman"/>
                 <w:sz w:val="24"/>
                 <w:szCs w:val="24"/>
               </w:rPr>
@@ -2902,7 +2928,7 @@
             </w:r>
             <w:r>
               <w:rPr>
-                <w:rFonts w:ascii="Bookman Old Style" w:hAnsi="Bookman Old Style"/>
+                <w:rFonts w:ascii="Times New Roman" w:hAnsi="Times New Roman" w:cs="Times New Roman"/>
                 <w:sz w:val="24"/>
                 <w:szCs w:val="24"/>
               </w:rPr>
@@ -2910,7 +2936,7 @@
             </w:r>
             <w:r>
               <w:rPr>
-                <w:rFonts w:ascii="Bookman Old Style" w:hAnsi="Bookman Old Style"/>
+                <w:rFonts w:ascii="Times New Roman" w:hAnsi="Times New Roman" w:cs="Times New Roman"/>
                 <w:sz w:val="24"/>
                 <w:szCs w:val="24"/>
               </w:rPr>
@@ -2948,7 +2974,7 @@
           <w:p>
             <w:pPr>
               <w:rPr>
-                <w:rFonts w:ascii="Bookman Old Style" w:hAnsi="Bookman Old Style"/>
+                <w:rFonts w:ascii="Times New Roman" w:hAnsi="Times New Roman" w:cs="Times New Roman"/>
                 <w:sz w:val="24"/>
                 <w:szCs w:val="24"/>
               </w:rPr>
@@ -2968,7 +2994,7 @@
           <w:p>
             <w:pPr>
               <w:rPr>
-                <w:rFonts w:ascii="Bookman Old Style" w:hAnsi="Bookman Old Style"/>
+                <w:rFonts w:ascii="Times New Roman" w:hAnsi="Times New Roman" w:cs="Times New Roman"/>
                 <w:sz w:val="24"/>
                 <w:szCs w:val="24"/>
               </w:rPr>
@@ -2988,14 +3014,14 @@
           <w:p>
             <w:pPr>
               <w:rPr>
-                <w:rFonts w:ascii="Bookman Old Style" w:hAnsi="Bookman Old Style"/>
-                <w:sz w:val="24"/>
-                <w:szCs w:val="24"/>
-              </w:rPr>
-            </w:pPr>
-            <w:r>
-              <w:rPr>
-                <w:rFonts w:ascii="Bookman Old Style" w:hAnsi="Bookman Old Style"/>
+                <w:rFonts w:ascii="Times New Roman" w:hAnsi="Times New Roman" w:cs="Times New Roman"/>
+                <w:sz w:val="24"/>
+                <w:szCs w:val="24"/>
+              </w:rPr>
+            </w:pPr>
+            <w:r>
+              <w:rPr>
+                <w:rFonts w:ascii="Times New Roman" w:hAnsi="Times New Roman" w:cs="Times New Roman"/>
                 <w:sz w:val="24"/>
                 <w:szCs w:val="24"/>
               </w:rPr>
@@ -3017,7 +3043,7 @@
           <w:p>
             <w:pPr>
               <w:rPr>
-                <w:rFonts w:ascii="Bookman Old Style" w:hAnsi="Bookman Old Style"/>
+                <w:rFonts w:ascii="Times New Roman" w:hAnsi="Times New Roman" w:cs="Times New Roman"/>
                 <w:sz w:val="24"/>
                 <w:szCs w:val="24"/>
               </w:rPr>
@@ -3038,14 +3064,14 @@
           <w:p>
             <w:pPr>
               <w:rPr>
-                <w:rFonts w:ascii="Bookman Old Style" w:hAnsi="Bookman Old Style"/>
-                <w:sz w:val="24"/>
-                <w:szCs w:val="24"/>
-              </w:rPr>
-            </w:pPr>
-            <w:r>
-              <w:rPr>
-                <w:rFonts w:ascii="Bookman Old Style" w:hAnsi="Bookman Old Style"/>
+                <w:rFonts w:ascii="Times New Roman" w:hAnsi="Times New Roman" w:cs="Times New Roman"/>
+                <w:sz w:val="24"/>
+                <w:szCs w:val="24"/>
+              </w:rPr>
+            </w:pPr>
+            <w:r>
+              <w:rPr>
+                <w:rFonts w:ascii="Times New Roman" w:hAnsi="Times New Roman" w:cs="Times New Roman"/>
                 <w:sz w:val="24"/>
                 <w:szCs w:val="24"/>
               </w:rPr>
@@ -3066,14 +3092,14 @@
           <w:p>
             <w:pPr>
               <w:rPr>
-                <w:rFonts w:ascii="Bookman Old Style" w:hAnsi="Bookman Old Style"/>
-                <w:sz w:val="24"/>
-                <w:szCs w:val="24"/>
-              </w:rPr>
-            </w:pPr>
-            <w:r>
-              <w:rPr>
-                <w:rFonts w:ascii="Bookman Old Style" w:hAnsi="Bookman Old Style"/>
+                <w:rFonts w:ascii="Times New Roman" w:hAnsi="Times New Roman" w:cs="Times New Roman"/>
+                <w:sz w:val="24"/>
+                <w:szCs w:val="24"/>
+              </w:rPr>
+            </w:pPr>
+            <w:r>
+              <w:rPr>
+                <w:rFonts w:ascii="Times New Roman" w:hAnsi="Times New Roman" w:cs="Times New Roman"/>
                 <w:sz w:val="24"/>
                 <w:szCs w:val="24"/>
               </w:rPr>
@@ -3095,14 +3121,14 @@
           <w:p>
             <w:pPr>
               <w:rPr>
-                <w:rFonts w:ascii="Bookman Old Style" w:hAnsi="Bookman Old Style"/>
-                <w:sz w:val="24"/>
-                <w:szCs w:val="24"/>
-              </w:rPr>
-            </w:pPr>
-            <w:r>
-              <w:rPr>
-                <w:rFonts w:ascii="Bookman Old Style" w:hAnsi="Bookman Old Style"/>
+                <w:rFonts w:ascii="Times New Roman" w:hAnsi="Times New Roman" w:cs="Times New Roman"/>
+                <w:sz w:val="24"/>
+                <w:szCs w:val="24"/>
+              </w:rPr>
+            </w:pPr>
+            <w:r>
+              <w:rPr>
+                <w:rFonts w:ascii="Times New Roman" w:hAnsi="Times New Roman" w:cs="Times New Roman"/>
                 <w:sz w:val="24"/>
                 <w:szCs w:val="24"/>
               </w:rPr>
@@ -3110,7 +3136,7 @@
             </w:r>
             <w:r>
               <w:rPr>
-                <w:rFonts w:ascii="Bookman Old Style" w:hAnsi="Bookman Old Style"/>
+                <w:rFonts w:ascii="Times New Roman" w:hAnsi="Times New Roman" w:cs="Times New Roman"/>
                 <w:sz w:val="24"/>
                 <w:szCs w:val="24"/>
               </w:rPr>
@@ -3118,7 +3144,7 @@
             </w:r>
             <w:r>
               <w:rPr>
-                <w:rFonts w:ascii="Bookman Old Style" w:hAnsi="Bookman Old Style"/>
+                <w:rFonts w:ascii="Times New Roman" w:hAnsi="Times New Roman" w:cs="Times New Roman"/>
                 <w:sz w:val="24"/>
                 <w:szCs w:val="24"/>
               </w:rPr>
@@ -3156,7 +3182,7 @@
           <w:p>
             <w:pPr>
               <w:rPr>
-                <w:rFonts w:ascii="Bookman Old Style" w:hAnsi="Bookman Old Style"/>
+                <w:rFonts w:ascii="Times New Roman" w:hAnsi="Times New Roman" w:cs="Times New Roman"/>
                 <w:sz w:val="24"/>
                 <w:szCs w:val="24"/>
               </w:rPr>
@@ -3176,14 +3202,14 @@
           <w:p>
             <w:pPr>
               <w:rPr>
-                <w:rFonts w:ascii="Bookman Old Style" w:hAnsi="Bookman Old Style"/>
-                <w:sz w:val="24"/>
-                <w:szCs w:val="24"/>
-              </w:rPr>
-            </w:pPr>
-            <w:r>
-              <w:rPr>
-                <w:rFonts w:ascii="Bookman Old Style" w:hAnsi="Bookman Old Style"/>
+                <w:rFonts w:ascii="Times New Roman" w:hAnsi="Times New Roman" w:cs="Times New Roman"/>
+                <w:sz w:val="24"/>
+                <w:szCs w:val="24"/>
+              </w:rPr>
+            </w:pPr>
+            <w:r>
+              <w:rPr>
+                <w:rFonts w:ascii="Times New Roman" w:hAnsi="Times New Roman" w:cs="Times New Roman"/>
                 <w:sz w:val="24"/>
                 <w:szCs w:val="24"/>
               </w:rPr>
@@ -3204,14 +3230,14 @@
           <w:p>
             <w:pPr>
               <w:rPr>
-                <w:rFonts w:ascii="Bookman Old Style" w:hAnsi="Bookman Old Style"/>
-                <w:sz w:val="24"/>
-                <w:szCs w:val="24"/>
-              </w:rPr>
-            </w:pPr>
-            <w:r>
-              <w:rPr>
-                <w:rFonts w:ascii="Bookman Old Style" w:hAnsi="Bookman Old Style"/>
+                <w:rFonts w:ascii="Times New Roman" w:hAnsi="Times New Roman" w:cs="Times New Roman"/>
+                <w:sz w:val="24"/>
+                <w:szCs w:val="24"/>
+              </w:rPr>
+            </w:pPr>
+            <w:r>
+              <w:rPr>
+                <w:rFonts w:ascii="Times New Roman" w:hAnsi="Times New Roman" w:cs="Times New Roman"/>
                 <w:sz w:val="24"/>
                 <w:szCs w:val="24"/>
               </w:rPr>
@@ -3233,7 +3259,7 @@
           <w:p>
             <w:pPr>
               <w:rPr>
-                <w:rFonts w:ascii="Bookman Old Style" w:hAnsi="Bookman Old Style"/>
+                <w:rFonts w:ascii="Times New Roman" w:hAnsi="Times New Roman" w:cs="Times New Roman"/>
                 <w:sz w:val="24"/>
                 <w:szCs w:val="24"/>
                 <w:lang w:val="id-ID"/>
@@ -3241,7 +3267,7 @@
             </w:pPr>
             <w:r>
               <w:rPr>
-                <w:rFonts w:ascii="Bookman Old Style" w:hAnsi="Bookman Old Style"/>
+                <w:rFonts w:ascii="Times New Roman" w:hAnsi="Times New Roman" w:cs="Times New Roman"/>
                 <w:sz w:val="24"/>
                 <w:szCs w:val="24"/>
                 <w:lang w:val="id-ID"/>
@@ -3250,7 +3276,7 @@
             </w:r>
             <w:r>
               <w:rPr>
-                <w:rFonts w:ascii="Bookman Old Style" w:hAnsi="Bookman Old Style"/>
+                <w:rFonts w:ascii="Times New Roman" w:hAnsi="Times New Roman" w:cs="Times New Roman"/>
                 <w:sz w:val="24"/>
                 <w:szCs w:val="24"/>
                 <w:lang w:val="id-ID"/>
@@ -3259,7 +3285,7 @@
             </w:r>
             <w:r>
               <w:rPr>
-                <w:rFonts w:ascii="Bookman Old Style" w:hAnsi="Bookman Old Style"/>
+                <w:rFonts w:ascii="Times New Roman" w:hAnsi="Times New Roman" w:cs="Times New Roman"/>
                 <w:sz w:val="24"/>
                 <w:szCs w:val="24"/>
                 <w:lang w:val="id-ID"/>
@@ -3282,14 +3308,14 @@
           <w:p>
             <w:pPr>
               <w:rPr>
-                <w:rFonts w:ascii="Bookman Old Style" w:hAnsi="Bookman Old Style"/>
-                <w:sz w:val="24"/>
-                <w:szCs w:val="24"/>
-              </w:rPr>
-            </w:pPr>
-            <w:r>
-              <w:rPr>
-                <w:rFonts w:ascii="Bookman Old Style" w:hAnsi="Bookman Old Style"/>
+                <w:rFonts w:ascii="Times New Roman" w:hAnsi="Times New Roman" w:cs="Times New Roman"/>
+                <w:sz w:val="24"/>
+                <w:szCs w:val="24"/>
+              </w:rPr>
+            </w:pPr>
+            <w:r>
+              <w:rPr>
+                <w:rFonts w:ascii="Times New Roman" w:hAnsi="Times New Roman" w:cs="Times New Roman"/>
                 <w:sz w:val="24"/>
                 <w:szCs w:val="24"/>
               </w:rPr>
@@ -3310,14 +3336,14 @@
           <w:p>
             <w:pPr>
               <w:rPr>
-                <w:rFonts w:ascii="Bookman Old Style" w:hAnsi="Bookman Old Style"/>
-                <w:sz w:val="24"/>
-                <w:szCs w:val="24"/>
-              </w:rPr>
-            </w:pPr>
-            <w:r>
-              <w:rPr>
-                <w:rFonts w:ascii="Bookman Old Style" w:hAnsi="Bookman Old Style"/>
+                <w:rFonts w:ascii="Times New Roman" w:hAnsi="Times New Roman" w:cs="Times New Roman"/>
+                <w:sz w:val="24"/>
+                <w:szCs w:val="24"/>
+              </w:rPr>
+            </w:pPr>
+            <w:r>
+              <w:rPr>
+                <w:rFonts w:ascii="Times New Roman" w:hAnsi="Times New Roman" w:cs="Times New Roman"/>
                 <w:sz w:val="24"/>
                 <w:szCs w:val="24"/>
               </w:rPr>
@@ -3339,7 +3365,7 @@
           <w:p>
             <w:pPr>
               <w:rPr>
-                <w:rFonts w:ascii="Bookman Old Style" w:hAnsi="Bookman Old Style"/>
+                <w:rFonts w:ascii="Times New Roman" w:hAnsi="Times New Roman" w:cs="Times New Roman"/>
                 <w:sz w:val="24"/>
                 <w:szCs w:val="24"/>
                 <w:lang w:val="id-ID"/>
@@ -3347,7 +3373,7 @@
             </w:pPr>
             <w:r>
               <w:rPr>
-                <w:rFonts w:ascii="Bookman Old Style" w:hAnsi="Bookman Old Style"/>
+                <w:rFonts w:ascii="Times New Roman" w:hAnsi="Times New Roman" w:cs="Times New Roman"/>
                 <w:sz w:val="24"/>
                 <w:szCs w:val="24"/>
                 <w:lang w:val="id-ID"/>
@@ -3356,7 +3382,7 @@
             </w:r>
             <w:r>
               <w:rPr>
-                <w:rFonts w:ascii="Bookman Old Style" w:hAnsi="Bookman Old Style"/>
+                <w:rFonts w:ascii="Times New Roman" w:hAnsi="Times New Roman" w:cs="Times New Roman"/>
                 <w:sz w:val="24"/>
                 <w:szCs w:val="24"/>
                 <w:lang w:val="id-ID"/>
@@ -3365,7 +3391,7 @@
             </w:r>
             <w:r>
               <w:rPr>
-                <w:rFonts w:ascii="Bookman Old Style" w:hAnsi="Bookman Old Style"/>
+                <w:rFonts w:ascii="Times New Roman" w:hAnsi="Times New Roman" w:cs="Times New Roman"/>
                 <w:sz w:val="24"/>
                 <w:szCs w:val="24"/>
                 <w:lang w:val="id-ID"/>
@@ -3404,7 +3430,7 @@
           <w:p>
             <w:pPr>
               <w:rPr>
-                <w:rFonts w:ascii="Bookman Old Style" w:hAnsi="Bookman Old Style"/>
+                <w:rFonts w:ascii="Times New Roman" w:hAnsi="Times New Roman" w:cs="Times New Roman"/>
                 <w:sz w:val="24"/>
                 <w:szCs w:val="24"/>
               </w:rPr>
@@ -3424,14 +3450,14 @@
           <w:p>
             <w:pPr>
               <w:rPr>
-                <w:rFonts w:ascii="Bookman Old Style" w:hAnsi="Bookman Old Style"/>
-                <w:sz w:val="24"/>
-                <w:szCs w:val="24"/>
-              </w:rPr>
-            </w:pPr>
-            <w:r>
-              <w:rPr>
-                <w:rFonts w:ascii="Bookman Old Style" w:hAnsi="Bookman Old Style"/>
+                <w:rFonts w:ascii="Times New Roman" w:hAnsi="Times New Roman" w:cs="Times New Roman"/>
+                <w:sz w:val="24"/>
+                <w:szCs w:val="24"/>
+              </w:rPr>
+            </w:pPr>
+            <w:r>
+              <w:rPr>
+                <w:rFonts w:ascii="Times New Roman" w:hAnsi="Times New Roman" w:cs="Times New Roman"/>
                 <w:sz w:val="24"/>
                 <w:szCs w:val="24"/>
               </w:rPr>
@@ -3452,14 +3478,14 @@
           <w:p>
             <w:pPr>
               <w:rPr>
-                <w:rFonts w:ascii="Bookman Old Style" w:hAnsi="Bookman Old Style"/>
-                <w:sz w:val="24"/>
-                <w:szCs w:val="24"/>
-              </w:rPr>
-            </w:pPr>
-            <w:r>
-              <w:rPr>
-                <w:rFonts w:ascii="Bookman Old Style" w:hAnsi="Bookman Old Style"/>
+                <w:rFonts w:ascii="Times New Roman" w:hAnsi="Times New Roman" w:cs="Times New Roman"/>
+                <w:sz w:val="24"/>
+                <w:szCs w:val="24"/>
+              </w:rPr>
+            </w:pPr>
+            <w:r>
+              <w:rPr>
+                <w:rFonts w:ascii="Times New Roman" w:hAnsi="Times New Roman" w:cs="Times New Roman"/>
                 <w:sz w:val="24"/>
                 <w:szCs w:val="24"/>
               </w:rPr>
@@ -3481,7 +3507,7 @@
           <w:p>
             <w:pPr>
               <w:rPr>
-                <w:rFonts w:ascii="Bookman Old Style" w:hAnsi="Bookman Old Style"/>
+                <w:rFonts w:ascii="Times New Roman" w:hAnsi="Times New Roman" w:cs="Times New Roman"/>
                 <w:sz w:val="24"/>
                 <w:szCs w:val="24"/>
               </w:rPr>
@@ -3502,14 +3528,14 @@
           <w:p>
             <w:pPr>
               <w:rPr>
-                <w:rFonts w:ascii="Bookman Old Style" w:hAnsi="Bookman Old Style"/>
-                <w:sz w:val="24"/>
-                <w:szCs w:val="24"/>
-              </w:rPr>
-            </w:pPr>
-            <w:r>
-              <w:rPr>
-                <w:rFonts w:ascii="Bookman Old Style" w:hAnsi="Bookman Old Style"/>
+                <w:rFonts w:ascii="Times New Roman" w:hAnsi="Times New Roman" w:cs="Times New Roman"/>
+                <w:sz w:val="24"/>
+                <w:szCs w:val="24"/>
+              </w:rPr>
+            </w:pPr>
+            <w:r>
+              <w:rPr>
+                <w:rFonts w:ascii="Times New Roman" w:hAnsi="Times New Roman" w:cs="Times New Roman"/>
                 <w:sz w:val="24"/>
                 <w:szCs w:val="24"/>
               </w:rPr>
@@ -3530,14 +3556,14 @@
           <w:p>
             <w:pPr>
               <w:rPr>
-                <w:rFonts w:ascii="Bookman Old Style" w:hAnsi="Bookman Old Style"/>
-                <w:sz w:val="24"/>
-                <w:szCs w:val="24"/>
-              </w:rPr>
-            </w:pPr>
-            <w:r>
-              <w:rPr>
-                <w:rFonts w:ascii="Bookman Old Style" w:hAnsi="Bookman Old Style"/>
+                <w:rFonts w:ascii="Times New Roman" w:hAnsi="Times New Roman" w:cs="Times New Roman"/>
+                <w:sz w:val="24"/>
+                <w:szCs w:val="24"/>
+              </w:rPr>
+            </w:pPr>
+            <w:r>
+              <w:rPr>
+                <w:rFonts w:ascii="Times New Roman" w:hAnsi="Times New Roman" w:cs="Times New Roman"/>
                 <w:sz w:val="24"/>
                 <w:szCs w:val="24"/>
               </w:rPr>
@@ -3559,7 +3585,7 @@
           <w:p>
             <w:pPr>
               <w:rPr>
-                <w:rFonts w:ascii="Bookman Old Style" w:hAnsi="Bookman Old Style"/>
+                <w:rFonts w:ascii="Times New Roman" w:hAnsi="Times New Roman" w:cs="Times New Roman"/>
                 <w:sz w:val="24"/>
                 <w:szCs w:val="24"/>
               </w:rPr>
@@ -3597,7 +3623,7 @@
           <w:p>
             <w:pPr>
               <w:rPr>
-                <w:rFonts w:ascii="Bookman Old Style" w:hAnsi="Bookman Old Style"/>
+                <w:rFonts w:ascii="Times New Roman" w:hAnsi="Times New Roman" w:cs="Times New Roman"/>
                 <w:sz w:val="24"/>
                 <w:szCs w:val="24"/>
               </w:rPr>
@@ -3617,7 +3643,7 @@
           <w:p>
             <w:pPr>
               <w:rPr>
-                <w:rFonts w:ascii="Bookman Old Style" w:hAnsi="Bookman Old Style"/>
+                <w:rFonts w:ascii="Times New Roman" w:hAnsi="Times New Roman" w:cs="Times New Roman"/>
                 <w:sz w:val="24"/>
                 <w:szCs w:val="24"/>
               </w:rPr>
@@ -3637,7 +3663,7 @@
           <w:p>
             <w:pPr>
               <w:rPr>
-                <w:rFonts w:ascii="Bookman Old Style" w:hAnsi="Bookman Old Style"/>
+                <w:rFonts w:ascii="Times New Roman" w:hAnsi="Times New Roman" w:cs="Times New Roman"/>
                 <w:sz w:val="24"/>
                 <w:szCs w:val="24"/>
               </w:rPr>
@@ -3658,7 +3684,7 @@
           <w:p>
             <w:pPr>
               <w:rPr>
-                <w:rFonts w:ascii="Bookman Old Style" w:hAnsi="Bookman Old Style"/>
+                <w:rFonts w:ascii="Times New Roman" w:hAnsi="Times New Roman" w:cs="Times New Roman"/>
                 <w:sz w:val="24"/>
                 <w:szCs w:val="24"/>
               </w:rPr>
@@ -3679,7 +3705,7 @@
           <w:p>
             <w:pPr>
               <w:rPr>
-                <w:rFonts w:ascii="Bookman Old Style" w:hAnsi="Bookman Old Style"/>
+                <w:rFonts w:ascii="Times New Roman" w:hAnsi="Times New Roman" w:cs="Times New Roman"/>
                 <w:sz w:val="24"/>
                 <w:szCs w:val="24"/>
               </w:rPr>
@@ -3699,7 +3725,7 @@
           <w:p>
             <w:pPr>
               <w:rPr>
-                <w:rFonts w:ascii="Bookman Old Style" w:hAnsi="Bookman Old Style"/>
+                <w:rFonts w:ascii="Times New Roman" w:hAnsi="Times New Roman" w:cs="Times New Roman"/>
                 <w:sz w:val="24"/>
                 <w:szCs w:val="24"/>
               </w:rPr>
@@ -3720,7 +3746,7 @@
           <w:p>
             <w:pPr>
               <w:rPr>
-                <w:rFonts w:ascii="Bookman Old Style" w:hAnsi="Bookman Old Style"/>
+                <w:rFonts w:ascii="Times New Roman" w:hAnsi="Times New Roman" w:cs="Times New Roman"/>
                 <w:sz w:val="24"/>
                 <w:szCs w:val="24"/>
               </w:rPr>
@@ -3758,14 +3784,14 @@
           <w:p>
             <w:pPr>
               <w:rPr>
-                <w:rFonts w:ascii="Bookman Old Style" w:hAnsi="Bookman Old Style"/>
-                <w:sz w:val="24"/>
-                <w:szCs w:val="24"/>
-              </w:rPr>
-            </w:pPr>
-            <w:r>
-              <w:rPr>
-                <w:rFonts w:ascii="Bookman Old Style" w:hAnsi="Bookman Old Style"/>
+                <w:rFonts w:ascii="Times New Roman" w:hAnsi="Times New Roman" w:cs="Times New Roman"/>
+                <w:sz w:val="24"/>
+                <w:szCs w:val="24"/>
+              </w:rPr>
+            </w:pPr>
+            <w:r>
+              <w:rPr>
+                <w:rFonts w:ascii="Times New Roman" w:hAnsi="Times New Roman" w:cs="Times New Roman"/>
                 <w:sz w:val="24"/>
                 <w:szCs w:val="24"/>
               </w:rPr>
@@ -3786,14 +3812,14 @@
           <w:p>
             <w:pPr>
               <w:rPr>
-                <w:rFonts w:ascii="Bookman Old Style" w:hAnsi="Bookman Old Style"/>
-                <w:sz w:val="24"/>
-                <w:szCs w:val="24"/>
-              </w:rPr>
-            </w:pPr>
-            <w:r>
-              <w:rPr>
-                <w:rFonts w:ascii="Bookman Old Style" w:hAnsi="Bookman Old Style"/>
+                <w:rFonts w:ascii="Times New Roman" w:hAnsi="Times New Roman" w:cs="Times New Roman"/>
+                <w:sz w:val="24"/>
+                <w:szCs w:val="24"/>
+              </w:rPr>
+            </w:pPr>
+            <w:r>
+              <w:rPr>
+                <w:rFonts w:ascii="Times New Roman" w:hAnsi="Times New Roman" w:cs="Times New Roman"/>
                 <w:sz w:val="24"/>
                 <w:szCs w:val="24"/>
               </w:rPr>
@@ -3814,14 +3840,14 @@
           <w:p>
             <w:pPr>
               <w:rPr>
-                <w:rFonts w:ascii="Bookman Old Style" w:hAnsi="Bookman Old Style"/>
-                <w:sz w:val="24"/>
-                <w:szCs w:val="24"/>
-              </w:rPr>
-            </w:pPr>
-            <w:r>
-              <w:rPr>
-                <w:rFonts w:ascii="Bookman Old Style" w:hAnsi="Bookman Old Style"/>
+                <w:rFonts w:ascii="Times New Roman" w:hAnsi="Times New Roman" w:cs="Times New Roman"/>
+                <w:sz w:val="24"/>
+                <w:szCs w:val="24"/>
+              </w:rPr>
+            </w:pPr>
+            <w:r>
+              <w:rPr>
+                <w:rFonts w:ascii="Times New Roman" w:hAnsi="Times New Roman" w:cs="Times New Roman"/>
                 <w:sz w:val="24"/>
                 <w:szCs w:val="24"/>
               </w:rPr>
@@ -3843,7 +3869,7 @@
           <w:p>
             <w:pPr>
               <w:rPr>
-                <w:rFonts w:ascii="Bookman Old Style" w:hAnsi="Bookman Old Style"/>
+                <w:rFonts w:ascii="Times New Roman" w:hAnsi="Times New Roman" w:cs="Times New Roman"/>
                 <w:sz w:val="24"/>
                 <w:szCs w:val="24"/>
               </w:rPr>
@@ -3864,14 +3890,14 @@
           <w:p>
             <w:pPr>
               <w:rPr>
-                <w:rFonts w:ascii="Bookman Old Style" w:hAnsi="Bookman Old Style"/>
-                <w:sz w:val="24"/>
-                <w:szCs w:val="24"/>
-              </w:rPr>
-            </w:pPr>
-            <w:r>
-              <w:rPr>
-                <w:rFonts w:ascii="Bookman Old Style" w:hAnsi="Bookman Old Style"/>
+                <w:rFonts w:ascii="Times New Roman" w:hAnsi="Times New Roman" w:cs="Times New Roman"/>
+                <w:sz w:val="24"/>
+                <w:szCs w:val="24"/>
+              </w:rPr>
+            </w:pPr>
+            <w:r>
+              <w:rPr>
+                <w:rFonts w:ascii="Times New Roman" w:hAnsi="Times New Roman" w:cs="Times New Roman"/>
                 <w:sz w:val="24"/>
                 <w:szCs w:val="24"/>
               </w:rPr>
@@ -3892,14 +3918,14 @@
           <w:p>
             <w:pPr>
               <w:rPr>
-                <w:rFonts w:ascii="Bookman Old Style" w:hAnsi="Bookman Old Style"/>
-                <w:sz w:val="24"/>
-                <w:szCs w:val="24"/>
-              </w:rPr>
-            </w:pPr>
-            <w:r>
-              <w:rPr>
-                <w:rFonts w:ascii="Bookman Old Style" w:hAnsi="Bookman Old Style"/>
+                <w:rFonts w:ascii="Times New Roman" w:hAnsi="Times New Roman" w:cs="Times New Roman"/>
+                <w:sz w:val="24"/>
+                <w:szCs w:val="24"/>
+              </w:rPr>
+            </w:pPr>
+            <w:r>
+              <w:rPr>
+                <w:rFonts w:ascii="Times New Roman" w:hAnsi="Times New Roman" w:cs="Times New Roman"/>
                 <w:sz w:val="24"/>
                 <w:szCs w:val="24"/>
               </w:rPr>
@@ -3921,7 +3947,7 @@
           <w:p>
             <w:pPr>
               <w:rPr>
-                <w:rFonts w:ascii="Bookman Old Style" w:hAnsi="Bookman Old Style"/>
+                <w:rFonts w:ascii="Times New Roman" w:hAnsi="Times New Roman" w:cs="Times New Roman"/>
                 <w:sz w:val="24"/>
                 <w:szCs w:val="24"/>
               </w:rPr>
@@ -3958,7 +3984,7 @@
           <w:p>
             <w:pPr>
               <w:rPr>
-                <w:rFonts w:ascii="Bookman Old Style" w:hAnsi="Bookman Old Style"/>
+                <w:rFonts w:ascii="Times New Roman" w:hAnsi="Times New Roman" w:cs="Times New Roman"/>
                 <w:sz w:val="24"/>
                 <w:szCs w:val="24"/>
               </w:rPr>
@@ -3978,7 +4004,7 @@
           <w:p>
             <w:pPr>
               <w:rPr>
-                <w:rFonts w:ascii="Bookman Old Style" w:hAnsi="Bookman Old Style"/>
+                <w:rFonts w:ascii="Times New Roman" w:hAnsi="Times New Roman" w:cs="Times New Roman"/>
                 <w:sz w:val="24"/>
                 <w:szCs w:val="24"/>
               </w:rPr>
@@ -3998,14 +4024,14 @@
           <w:p>
             <w:pPr>
               <w:rPr>
-                <w:rFonts w:ascii="Bookman Old Style" w:hAnsi="Bookman Old Style"/>
-                <w:sz w:val="24"/>
-                <w:szCs w:val="24"/>
-              </w:rPr>
-            </w:pPr>
-            <w:r>
-              <w:rPr>
-                <w:rFonts w:ascii="Bookman Old Style" w:hAnsi="Bookman Old Style"/>
+                <w:rFonts w:ascii="Times New Roman" w:hAnsi="Times New Roman" w:cs="Times New Roman"/>
+                <w:sz w:val="24"/>
+                <w:szCs w:val="24"/>
+              </w:rPr>
+            </w:pPr>
+            <w:r>
+              <w:rPr>
+                <w:rFonts w:ascii="Times New Roman" w:hAnsi="Times New Roman" w:cs="Times New Roman"/>
                 <w:sz w:val="24"/>
                 <w:szCs w:val="24"/>
               </w:rPr>
@@ -4027,7 +4053,7 @@
           <w:p>
             <w:pPr>
               <w:rPr>
-                <w:rFonts w:ascii="Bookman Old Style" w:hAnsi="Bookman Old Style"/>
+                <w:rFonts w:ascii="Times New Roman" w:hAnsi="Times New Roman" w:cs="Times New Roman"/>
                 <w:sz w:val="24"/>
                 <w:szCs w:val="24"/>
               </w:rPr>
@@ -4048,14 +4074,14 @@
           <w:p>
             <w:pPr>
               <w:rPr>
-                <w:rFonts w:ascii="Bookman Old Style" w:hAnsi="Bookman Old Style"/>
-                <w:sz w:val="24"/>
-                <w:szCs w:val="24"/>
-              </w:rPr>
-            </w:pPr>
-            <w:r>
-              <w:rPr>
-                <w:rFonts w:ascii="Bookman Old Style" w:hAnsi="Bookman Old Style"/>
+                <w:rFonts w:ascii="Times New Roman" w:hAnsi="Times New Roman" w:cs="Times New Roman"/>
+                <w:sz w:val="24"/>
+                <w:szCs w:val="24"/>
+              </w:rPr>
+            </w:pPr>
+            <w:r>
+              <w:rPr>
+                <w:rFonts w:ascii="Times New Roman" w:hAnsi="Times New Roman" w:cs="Times New Roman"/>
                 <w:sz w:val="24"/>
                 <w:szCs w:val="24"/>
               </w:rPr>
@@ -4076,14 +4102,14 @@
           <w:p>
             <w:pPr>
               <w:rPr>
-                <w:rFonts w:ascii="Bookman Old Style" w:hAnsi="Bookman Old Style"/>
-                <w:sz w:val="24"/>
-                <w:szCs w:val="24"/>
-              </w:rPr>
-            </w:pPr>
-            <w:r>
-              <w:rPr>
-                <w:rFonts w:ascii="Bookman Old Style" w:hAnsi="Bookman Old Style"/>
+                <w:rFonts w:ascii="Times New Roman" w:hAnsi="Times New Roman" w:cs="Times New Roman"/>
+                <w:sz w:val="24"/>
+                <w:szCs w:val="24"/>
+              </w:rPr>
+            </w:pPr>
+            <w:r>
+              <w:rPr>
+                <w:rFonts w:ascii="Times New Roman" w:hAnsi="Times New Roman" w:cs="Times New Roman"/>
                 <w:sz w:val="24"/>
                 <w:szCs w:val="24"/>
               </w:rPr>
@@ -4105,7 +4131,7 @@
           <w:p>
             <w:pPr>
               <w:rPr>
-                <w:rFonts w:ascii="Bookman Old Style" w:hAnsi="Bookman Old Style"/>
+                <w:rFonts w:ascii="Times New Roman" w:hAnsi="Times New Roman" w:cs="Times New Roman"/>
                 <w:sz w:val="24"/>
                 <w:szCs w:val="24"/>
               </w:rPr>
@@ -4142,7 +4168,7 @@
           <w:p>
             <w:pPr>
               <w:rPr>
-                <w:rFonts w:ascii="Bookman Old Style" w:hAnsi="Bookman Old Style"/>
+                <w:rFonts w:ascii="Times New Roman" w:hAnsi="Times New Roman" w:cs="Times New Roman"/>
                 <w:sz w:val="24"/>
                 <w:szCs w:val="24"/>
               </w:rPr>
@@ -4162,14 +4188,14 @@
           <w:p>
             <w:pPr>
               <w:rPr>
-                <w:rFonts w:ascii="Bookman Old Style" w:hAnsi="Bookman Old Style"/>
-                <w:sz w:val="24"/>
-                <w:szCs w:val="24"/>
-              </w:rPr>
-            </w:pPr>
-            <w:r>
-              <w:rPr>
-                <w:rFonts w:ascii="Bookman Old Style" w:hAnsi="Bookman Old Style"/>
+                <w:rFonts w:ascii="Times New Roman" w:hAnsi="Times New Roman" w:cs="Times New Roman"/>
+                <w:sz w:val="24"/>
+                <w:szCs w:val="24"/>
+              </w:rPr>
+            </w:pPr>
+            <w:r>
+              <w:rPr>
+                <w:rFonts w:ascii="Times New Roman" w:hAnsi="Times New Roman" w:cs="Times New Roman"/>
                 <w:sz w:val="24"/>
                 <w:szCs w:val="24"/>
               </w:rPr>
@@ -4190,14 +4216,14 @@
           <w:p>
             <w:pPr>
               <w:rPr>
-                <w:rFonts w:ascii="Bookman Old Style" w:hAnsi="Bookman Old Style"/>
-                <w:sz w:val="24"/>
-                <w:szCs w:val="24"/>
-              </w:rPr>
-            </w:pPr>
-            <w:r>
-              <w:rPr>
-                <w:rFonts w:ascii="Bookman Old Style" w:hAnsi="Bookman Old Style"/>
+                <w:rFonts w:ascii="Times New Roman" w:hAnsi="Times New Roman" w:cs="Times New Roman"/>
+                <w:sz w:val="24"/>
+                <w:szCs w:val="24"/>
+              </w:rPr>
+            </w:pPr>
+            <w:r>
+              <w:rPr>
+                <w:rFonts w:ascii="Times New Roman" w:hAnsi="Times New Roman" w:cs="Times New Roman"/>
                 <w:sz w:val="24"/>
                 <w:szCs w:val="24"/>
               </w:rPr>
@@ -4219,7 +4245,7 @@
           <w:p>
             <w:pPr>
               <w:rPr>
-                <w:rFonts w:ascii="Bookman Old Style" w:hAnsi="Bookman Old Style"/>
+                <w:rFonts w:ascii="Times New Roman" w:hAnsi="Times New Roman" w:cs="Times New Roman"/>
                 <w:sz w:val="24"/>
                 <w:szCs w:val="24"/>
               </w:rPr>
@@ -4240,14 +4266,14 @@
           <w:p>
             <w:pPr>
               <w:rPr>
-                <w:rFonts w:ascii="Bookman Old Style" w:hAnsi="Bookman Old Style"/>
-                <w:sz w:val="24"/>
-                <w:szCs w:val="24"/>
-              </w:rPr>
-            </w:pPr>
-            <w:r>
-              <w:rPr>
-                <w:rFonts w:ascii="Bookman Old Style" w:hAnsi="Bookman Old Style"/>
+                <w:rFonts w:ascii="Times New Roman" w:hAnsi="Times New Roman" w:cs="Times New Roman"/>
+                <w:sz w:val="24"/>
+                <w:szCs w:val="24"/>
+              </w:rPr>
+            </w:pPr>
+            <w:r>
+              <w:rPr>
+                <w:rFonts w:ascii="Times New Roman" w:hAnsi="Times New Roman" w:cs="Times New Roman"/>
                 <w:sz w:val="24"/>
                 <w:szCs w:val="24"/>
               </w:rPr>
@@ -4268,14 +4294,14 @@
           <w:p>
             <w:pPr>
               <w:rPr>
-                <w:rFonts w:ascii="Bookman Old Style" w:hAnsi="Bookman Old Style"/>
-                <w:sz w:val="24"/>
-                <w:szCs w:val="24"/>
-              </w:rPr>
-            </w:pPr>
-            <w:r>
-              <w:rPr>
-                <w:rFonts w:ascii="Bookman Old Style" w:hAnsi="Bookman Old Style"/>
+                <w:rFonts w:ascii="Times New Roman" w:hAnsi="Times New Roman" w:cs="Times New Roman"/>
+                <w:sz w:val="24"/>
+                <w:szCs w:val="24"/>
+              </w:rPr>
+            </w:pPr>
+            <w:r>
+              <w:rPr>
+                <w:rFonts w:ascii="Times New Roman" w:hAnsi="Times New Roman" w:cs="Times New Roman"/>
                 <w:sz w:val="24"/>
                 <w:szCs w:val="24"/>
               </w:rPr>
@@ -4297,7 +4323,7 @@
           <w:p>
             <w:pPr>
               <w:rPr>
-                <w:rFonts w:ascii="Bookman Old Style" w:hAnsi="Bookman Old Style"/>
+                <w:rFonts w:ascii="Times New Roman" w:hAnsi="Times New Roman" w:cs="Times New Roman"/>
                 <w:sz w:val="24"/>
                 <w:szCs w:val="24"/>
               </w:rPr>
@@ -4334,7 +4360,7 @@
           <w:p>
             <w:pPr>
               <w:rPr>
-                <w:rFonts w:ascii="Bookman Old Style" w:hAnsi="Bookman Old Style"/>
+                <w:rFonts w:ascii="Times New Roman" w:hAnsi="Times New Roman" w:cs="Times New Roman"/>
                 <w:sz w:val="24"/>
                 <w:szCs w:val="24"/>
               </w:rPr>
@@ -4354,14 +4380,14 @@
           <w:p>
             <w:pPr>
               <w:rPr>
-                <w:rFonts w:ascii="Bookman Old Style" w:hAnsi="Bookman Old Style"/>
-                <w:sz w:val="24"/>
-                <w:szCs w:val="24"/>
-              </w:rPr>
-            </w:pPr>
-            <w:r>
-              <w:rPr>
-                <w:rFonts w:ascii="Bookman Old Style" w:hAnsi="Bookman Old Style"/>
+                <w:rFonts w:ascii="Times New Roman" w:hAnsi="Times New Roman" w:cs="Times New Roman"/>
+                <w:sz w:val="24"/>
+                <w:szCs w:val="24"/>
+              </w:rPr>
+            </w:pPr>
+            <w:r>
+              <w:rPr>
+                <w:rFonts w:ascii="Times New Roman" w:hAnsi="Times New Roman" w:cs="Times New Roman"/>
                 <w:sz w:val="24"/>
                 <w:szCs w:val="24"/>
               </w:rPr>
@@ -4382,14 +4408,14 @@
           <w:p>
             <w:pPr>
               <w:rPr>
-                <w:rFonts w:ascii="Bookman Old Style" w:hAnsi="Bookman Old Style"/>
-                <w:sz w:val="24"/>
-                <w:szCs w:val="24"/>
-              </w:rPr>
-            </w:pPr>
-            <w:r>
-              <w:rPr>
-                <w:rFonts w:ascii="Bookman Old Style" w:hAnsi="Bookman Old Style"/>
+                <w:rFonts w:ascii="Times New Roman" w:hAnsi="Times New Roman" w:cs="Times New Roman"/>
+                <w:sz w:val="24"/>
+                <w:szCs w:val="24"/>
+              </w:rPr>
+            </w:pPr>
+            <w:r>
+              <w:rPr>
+                <w:rFonts w:ascii="Times New Roman" w:hAnsi="Times New Roman" w:cs="Times New Roman"/>
                 <w:sz w:val="24"/>
                 <w:szCs w:val="24"/>
               </w:rPr>
@@ -4411,7 +4437,7 @@
           <w:p>
             <w:pPr>
               <w:rPr>
-                <w:rFonts w:ascii="Bookman Old Style" w:hAnsi="Bookman Old Style"/>
+                <w:rFonts w:ascii="Times New Roman" w:hAnsi="Times New Roman" w:cs="Times New Roman"/>
                 <w:sz w:val="24"/>
                 <w:szCs w:val="24"/>
               </w:rPr>
@@ -4432,14 +4458,14 @@
           <w:p>
             <w:pPr>
               <w:rPr>
-                <w:rFonts w:ascii="Bookman Old Style" w:hAnsi="Bookman Old Style"/>
-                <w:sz w:val="24"/>
-                <w:szCs w:val="24"/>
-              </w:rPr>
-            </w:pPr>
-            <w:r>
-              <w:rPr>
-                <w:rFonts w:ascii="Bookman Old Style" w:hAnsi="Bookman Old Style"/>
+                <w:rFonts w:ascii="Times New Roman" w:hAnsi="Times New Roman" w:cs="Times New Roman"/>
+                <w:sz w:val="24"/>
+                <w:szCs w:val="24"/>
+              </w:rPr>
+            </w:pPr>
+            <w:r>
+              <w:rPr>
+                <w:rFonts w:ascii="Times New Roman" w:hAnsi="Times New Roman" w:cs="Times New Roman"/>
                 <w:sz w:val="24"/>
                 <w:szCs w:val="24"/>
               </w:rPr>
@@ -4460,14 +4486,14 @@
           <w:p>
             <w:pPr>
               <w:rPr>
-                <w:rFonts w:ascii="Bookman Old Style" w:hAnsi="Bookman Old Style"/>
-                <w:sz w:val="24"/>
-                <w:szCs w:val="24"/>
-              </w:rPr>
-            </w:pPr>
-            <w:r>
-              <w:rPr>
-                <w:rFonts w:ascii="Bookman Old Style" w:hAnsi="Bookman Old Style"/>
+                <w:rFonts w:ascii="Times New Roman" w:hAnsi="Times New Roman" w:cs="Times New Roman"/>
+                <w:sz w:val="24"/>
+                <w:szCs w:val="24"/>
+              </w:rPr>
+            </w:pPr>
+            <w:r>
+              <w:rPr>
+                <w:rFonts w:ascii="Times New Roman" w:hAnsi="Times New Roman" w:cs="Times New Roman"/>
                 <w:sz w:val="24"/>
                 <w:szCs w:val="24"/>
               </w:rPr>
@@ -4489,7 +4515,7 @@
           <w:p>
             <w:pPr>
               <w:rPr>
-                <w:rFonts w:ascii="Bookman Old Style" w:hAnsi="Bookman Old Style"/>
+                <w:rFonts w:ascii="Times New Roman" w:hAnsi="Times New Roman" w:cs="Times New Roman"/>
                 <w:sz w:val="24"/>
                 <w:szCs w:val="24"/>
               </w:rPr>
@@ -4526,7 +4552,7 @@
           <w:p>
             <w:pPr>
               <w:rPr>
-                <w:rFonts w:ascii="Bookman Old Style" w:hAnsi="Bookman Old Style"/>
+                <w:rFonts w:ascii="Times New Roman" w:hAnsi="Times New Roman" w:cs="Times New Roman"/>
                 <w:sz w:val="24"/>
                 <w:szCs w:val="24"/>
               </w:rPr>
@@ -4546,7 +4572,7 @@
           <w:p>
             <w:pPr>
               <w:rPr>
-                <w:rFonts w:ascii="Bookman Old Style" w:hAnsi="Bookman Old Style"/>
+                <w:rFonts w:ascii="Times New Roman" w:hAnsi="Times New Roman" w:cs="Times New Roman"/>
                 <w:sz w:val="24"/>
                 <w:szCs w:val="24"/>
               </w:rPr>
@@ -4566,7 +4592,7 @@
           <w:p>
             <w:pPr>
               <w:rPr>
-                <w:rFonts w:ascii="Bookman Old Style" w:hAnsi="Bookman Old Style"/>
+                <w:rFonts w:ascii="Times New Roman" w:hAnsi="Times New Roman" w:cs="Times New Roman"/>
                 <w:sz w:val="24"/>
                 <w:szCs w:val="24"/>
               </w:rPr>
@@ -4587,7 +4613,7 @@
           <w:p>
             <w:pPr>
               <w:rPr>
-                <w:rFonts w:ascii="Bookman Old Style" w:hAnsi="Bookman Old Style"/>
+                <w:rFonts w:ascii="Times New Roman" w:hAnsi="Times New Roman" w:cs="Times New Roman"/>
                 <w:sz w:val="24"/>
                 <w:szCs w:val="24"/>
               </w:rPr>
@@ -4608,7 +4634,7 @@
           <w:p>
             <w:pPr>
               <w:rPr>
-                <w:rFonts w:ascii="Bookman Old Style" w:hAnsi="Bookman Old Style"/>
+                <w:rFonts w:ascii="Times New Roman" w:hAnsi="Times New Roman" w:cs="Times New Roman"/>
                 <w:sz w:val="24"/>
                 <w:szCs w:val="24"/>
               </w:rPr>
@@ -4628,7 +4654,7 @@
           <w:p>
             <w:pPr>
               <w:rPr>
-                <w:rFonts w:ascii="Bookman Old Style" w:hAnsi="Bookman Old Style"/>
+                <w:rFonts w:ascii="Times New Roman" w:hAnsi="Times New Roman" w:cs="Times New Roman"/>
                 <w:sz w:val="24"/>
                 <w:szCs w:val="24"/>
               </w:rPr>
@@ -4649,7 +4675,7 @@
           <w:p>
             <w:pPr>
               <w:rPr>
-                <w:rFonts w:ascii="Bookman Old Style" w:hAnsi="Bookman Old Style"/>
+                <w:rFonts w:ascii="Times New Roman" w:hAnsi="Times New Roman" w:cs="Times New Roman"/>
                 <w:sz w:val="24"/>
                 <w:szCs w:val="24"/>
               </w:rPr>
@@ -4686,14 +4712,14 @@
           <w:p>
             <w:pPr>
               <w:rPr>
-                <w:rFonts w:ascii="Bookman Old Style" w:hAnsi="Bookman Old Style"/>
-                <w:sz w:val="24"/>
-                <w:szCs w:val="24"/>
-              </w:rPr>
-            </w:pPr>
-            <w:r>
-              <w:rPr>
-                <w:rFonts w:ascii="Bookman Old Style" w:hAnsi="Bookman Old Style"/>
+                <w:rFonts w:ascii="Times New Roman" w:hAnsi="Times New Roman" w:cs="Times New Roman"/>
+                <w:sz w:val="24"/>
+                <w:szCs w:val="24"/>
+              </w:rPr>
+            </w:pPr>
+            <w:r>
+              <w:rPr>
+                <w:rFonts w:ascii="Times New Roman" w:hAnsi="Times New Roman" w:cs="Times New Roman"/>
                 <w:sz w:val="24"/>
                 <w:szCs w:val="24"/>
               </w:rPr>
@@ -4715,14 +4741,14 @@
           <w:p>
             <w:pPr>
               <w:rPr>
-                <w:rFonts w:ascii="Bookman Old Style" w:hAnsi="Bookman Old Style"/>
-                <w:sz w:val="24"/>
-                <w:szCs w:val="24"/>
-              </w:rPr>
-            </w:pPr>
-            <w:r>
-              <w:rPr>
-                <w:rFonts w:ascii="Bookman Old Style" w:hAnsi="Bookman Old Style"/>
+                <w:rFonts w:ascii="Times New Roman" w:hAnsi="Times New Roman" w:cs="Times New Roman"/>
+                <w:sz w:val="24"/>
+                <w:szCs w:val="24"/>
+              </w:rPr>
+            </w:pPr>
+            <w:r>
+              <w:rPr>
+                <w:rFonts w:ascii="Times New Roman" w:hAnsi="Times New Roman" w:cs="Times New Roman"/>
                 <w:sz w:val="24"/>
                 <w:szCs w:val="24"/>
               </w:rPr>
@@ -4744,7 +4770,7 @@
           <w:p>
             <w:pPr>
               <w:rPr>
-                <w:rFonts w:ascii="Bookman Old Style" w:hAnsi="Bookman Old Style"/>
+                <w:rFonts w:ascii="Times New Roman" w:hAnsi="Times New Roman" w:cs="Times New Roman"/>
                 <w:sz w:val="24"/>
                 <w:szCs w:val="24"/>
               </w:rPr>
@@ -4764,14 +4790,14 @@
           <w:p>
             <w:pPr>
               <w:rPr>
-                <w:rFonts w:ascii="Bookman Old Style" w:hAnsi="Bookman Old Style"/>
-                <w:sz w:val="24"/>
-                <w:szCs w:val="24"/>
-              </w:rPr>
-            </w:pPr>
-            <w:r>
-              <w:rPr>
-                <w:rFonts w:ascii="Bookman Old Style" w:hAnsi="Bookman Old Style"/>
+                <w:rFonts w:ascii="Times New Roman" w:hAnsi="Times New Roman" w:cs="Times New Roman"/>
+                <w:sz w:val="24"/>
+                <w:szCs w:val="24"/>
+              </w:rPr>
+            </w:pPr>
+            <w:r>
+              <w:rPr>
+                <w:rFonts w:ascii="Times New Roman" w:hAnsi="Times New Roman" w:cs="Times New Roman"/>
                 <w:sz w:val="24"/>
                 <w:szCs w:val="24"/>
               </w:rPr>
@@ -4793,14 +4819,14 @@
           <w:p>
             <w:pPr>
               <w:rPr>
-                <w:rFonts w:ascii="Bookman Old Style" w:hAnsi="Bookman Old Style"/>
-                <w:sz w:val="24"/>
-                <w:szCs w:val="24"/>
-              </w:rPr>
-            </w:pPr>
-            <w:r>
-              <w:rPr>
-                <w:rFonts w:ascii="Bookman Old Style" w:hAnsi="Bookman Old Style"/>
+                <w:rFonts w:ascii="Times New Roman" w:hAnsi="Times New Roman" w:cs="Times New Roman"/>
+                <w:sz w:val="24"/>
+                <w:szCs w:val="24"/>
+              </w:rPr>
+            </w:pPr>
+            <w:r>
+              <w:rPr>
+                <w:rFonts w:ascii="Times New Roman" w:hAnsi="Times New Roman" w:cs="Times New Roman"/>
                 <w:sz w:val="24"/>
                 <w:szCs w:val="24"/>
               </w:rPr>
@@ -4808,7 +4834,7 @@
             </w:r>
             <w:r>
               <w:rPr>
-                <w:rFonts w:ascii="Bookman Old Style" w:hAnsi="Bookman Old Style"/>
+                <w:rFonts w:ascii="Times New Roman" w:hAnsi="Times New Roman" w:cs="Times New Roman"/>
                 <w:sz w:val="24"/>
                 <w:szCs w:val="24"/>
               </w:rPr>
@@ -4816,7 +4842,7 @@
             </w:r>
             <w:r>
               <w:rPr>
-                <w:rFonts w:ascii="Bookman Old Style" w:hAnsi="Bookman Old Style"/>
+                <w:rFonts w:ascii="Times New Roman" w:hAnsi="Times New Roman" w:cs="Times New Roman"/>
                 <w:sz w:val="24"/>
                 <w:szCs w:val="24"/>
               </w:rPr>
@@ -4854,7 +4880,7 @@
           <w:p>
             <w:pPr>
               <w:rPr>
-                <w:rFonts w:ascii="Bookman Old Style" w:hAnsi="Bookman Old Style"/>
+                <w:rFonts w:ascii="Times New Roman" w:hAnsi="Times New Roman" w:cs="Times New Roman"/>
                 <w:sz w:val="24"/>
                 <w:szCs w:val="24"/>
               </w:rPr>
@@ -4875,14 +4901,14 @@
           <w:p>
             <w:pPr>
               <w:rPr>
-                <w:rFonts w:ascii="Bookman Old Style" w:hAnsi="Bookman Old Style"/>
-                <w:sz w:val="24"/>
-                <w:szCs w:val="24"/>
-              </w:rPr>
-            </w:pPr>
-            <w:r>
-              <w:rPr>
-                <w:rFonts w:ascii="Bookman Old Style" w:hAnsi="Bookman Old Style"/>
+                <w:rFonts w:ascii="Times New Roman" w:hAnsi="Times New Roman" w:cs="Times New Roman"/>
+                <w:sz w:val="24"/>
+                <w:szCs w:val="24"/>
+              </w:rPr>
+            </w:pPr>
+            <w:r>
+              <w:rPr>
+                <w:rFonts w:ascii="Times New Roman" w:hAnsi="Times New Roman" w:cs="Times New Roman"/>
                 <w:sz w:val="24"/>
                 <w:szCs w:val="24"/>
               </w:rPr>
@@ -4904,7 +4930,7 @@
           <w:p>
             <w:pPr>
               <w:rPr>
-                <w:rFonts w:ascii="Bookman Old Style" w:hAnsi="Bookman Old Style"/>
+                <w:rFonts w:ascii="Times New Roman" w:hAnsi="Times New Roman" w:cs="Times New Roman"/>
                 <w:sz w:val="24"/>
                 <w:szCs w:val="24"/>
               </w:rPr>
@@ -4924,14 +4950,14 @@
           <w:p>
             <w:pPr>
               <w:rPr>
-                <w:rFonts w:ascii="Bookman Old Style" w:hAnsi="Bookman Old Style"/>
-                <w:sz w:val="24"/>
-                <w:szCs w:val="24"/>
-              </w:rPr>
-            </w:pPr>
-            <w:r>
-              <w:rPr>
-                <w:rFonts w:ascii="Bookman Old Style" w:hAnsi="Bookman Old Style"/>
+                <w:rFonts w:ascii="Times New Roman" w:hAnsi="Times New Roman" w:cs="Times New Roman"/>
+                <w:sz w:val="24"/>
+                <w:szCs w:val="24"/>
+              </w:rPr>
+            </w:pPr>
+            <w:r>
+              <w:rPr>
+                <w:rFonts w:ascii="Times New Roman" w:hAnsi="Times New Roman" w:cs="Times New Roman"/>
                 <w:sz w:val="24"/>
                 <w:szCs w:val="24"/>
               </w:rPr>
@@ -4953,7 +4979,7 @@
           <w:p>
             <w:pPr>
               <w:rPr>
-                <w:rFonts w:ascii="Bookman Old Style" w:hAnsi="Bookman Old Style"/>
+                <w:rFonts w:ascii="Times New Roman" w:hAnsi="Times New Roman" w:cs="Times New Roman"/>
                 <w:sz w:val="24"/>
                 <w:szCs w:val="24"/>
                 <w:lang w:val="id-ID"/>
@@ -4961,7 +4987,7 @@
             </w:pPr>
             <w:r>
               <w:rPr>
-                <w:rFonts w:ascii="Bookman Old Style" w:hAnsi="Bookman Old Style"/>
+                <w:rFonts w:ascii="Times New Roman" w:hAnsi="Times New Roman" w:cs="Times New Roman"/>
                 <w:sz w:val="24"/>
                 <w:szCs w:val="24"/>
                 <w:lang w:val="id-ID"/>
@@ -4970,7 +4996,7 @@
             </w:r>
             <w:r>
               <w:rPr>
-                <w:rFonts w:ascii="Bookman Old Style" w:hAnsi="Bookman Old Style"/>
+                <w:rFonts w:ascii="Times New Roman" w:hAnsi="Times New Roman" w:cs="Times New Roman"/>
                 <w:sz w:val="24"/>
                 <w:szCs w:val="24"/>
                 <w:lang w:val="id-ID"/>
@@ -4979,7 +5005,7 @@
             </w:r>
             <w:r>
               <w:rPr>
-                <w:rFonts w:ascii="Bookman Old Style" w:hAnsi="Bookman Old Style"/>
+                <w:rFonts w:ascii="Times New Roman" w:hAnsi="Times New Roman" w:cs="Times New Roman"/>
                 <w:sz w:val="24"/>
                 <w:szCs w:val="24"/>
                 <w:lang w:val="id-ID"/>
@@ -4994,7 +5020,7 @@
       <w:pPr>
         <w:jc w:val="both"/>
         <w:rPr>
-          <w:rFonts w:ascii="Bookman Old Style" w:hAnsi="Bookman Old Style"/>
+          <w:rFonts w:ascii="Times New Roman" w:hAnsi="Times New Roman" w:cs="Times New Roman"/>
           <w:sz w:val="24"/>
           <w:szCs w:val="24"/>
         </w:rPr>
@@ -5004,14 +5030,14 @@
       <w:pPr>
         <w:jc w:val="both"/>
         <w:rPr>
-          <w:rFonts w:ascii="Bookman Old Style" w:hAnsi="Bookman Old Style"/>
+          <w:rFonts w:ascii="Times New Roman" w:hAnsi="Times New Roman" w:cs="Times New Roman"/>
           <w:sz w:val="24"/>
           <w:szCs w:val="24"/>
         </w:rPr>
       </w:pPr>
       <w:r>
         <w:rPr>
-          <w:rFonts w:ascii="Bookman Old Style" w:hAnsi="Bookman Old Style"/>
+          <w:rFonts w:ascii="Times New Roman" w:hAnsi="Times New Roman" w:cs="Times New Roman"/>
           <w:sz w:val="24"/>
           <w:szCs w:val="24"/>
         </w:rPr>
@@ -5045,14 +5071,14 @@
             <w:pPr>
               <w:jc w:val="center"/>
               <w:rPr>
-                <w:rFonts w:ascii="Bookman Old Style" w:hAnsi="Bookman Old Style"/>
-                <w:sz w:val="24"/>
-                <w:szCs w:val="24"/>
-              </w:rPr>
-            </w:pPr>
-            <w:r>
-              <w:rPr>
-                <w:rFonts w:ascii="Bookman Old Style" w:hAnsi="Bookman Old Style"/>
+                <w:rFonts w:ascii="Times New Roman" w:hAnsi="Times New Roman" w:cs="Times New Roman"/>
+                <w:sz w:val="24"/>
+                <w:szCs w:val="24"/>
+              </w:rPr>
+            </w:pPr>
+            <w:r>
+              <w:rPr>
+                <w:rFonts w:ascii="Times New Roman" w:hAnsi="Times New Roman" w:cs="Times New Roman"/>
                 <w:sz w:val="24"/>
                 <w:szCs w:val="24"/>
               </w:rPr>
@@ -5060,7 +5086,7 @@
             </w:r>
             <w:r>
               <w:rPr>
-                <w:rFonts w:ascii="Bookman Old Style" w:hAnsi="Bookman Old Style"/>
+                <w:rFonts w:ascii="Times New Roman" w:hAnsi="Times New Roman" w:cs="Times New Roman"/>
                 <w:sz w:val="24"/>
                 <w:szCs w:val="24"/>
               </w:rPr>
@@ -5068,7 +5094,7 @@
             </w:r>
             <w:r>
               <w:rPr>
-                <w:rFonts w:ascii="Bookman Old Style" w:hAnsi="Bookman Old Style"/>
+                <w:rFonts w:ascii="Times New Roman" w:hAnsi="Times New Roman" w:cs="Times New Roman"/>
                 <w:sz w:val="24"/>
                 <w:szCs w:val="24"/>
               </w:rPr>
@@ -5076,7 +5102,7 @@
             </w:r>
             <w:r>
               <w:rPr>
-                <w:rFonts w:ascii="Bookman Old Style" w:hAnsi="Bookman Old Style"/>
+                <w:rFonts w:ascii="Times New Roman" w:hAnsi="Times New Roman" w:cs="Times New Roman"/>
                 <w:sz w:val="24"/>
                 <w:szCs w:val="24"/>
               </w:rPr>
@@ -5084,7 +5110,7 @@
             </w:r>
             <w:r>
               <w:rPr>
-                <w:rFonts w:ascii="Bookman Old Style" w:hAnsi="Bookman Old Style"/>
+                <w:rFonts w:ascii="Times New Roman" w:hAnsi="Times New Roman" w:cs="Times New Roman"/>
                 <w:sz w:val="24"/>
                 <w:szCs w:val="24"/>
               </w:rPr>
@@ -5092,7 +5118,7 @@
             </w:r>
             <w:r>
               <w:rPr>
-                <w:rFonts w:ascii="Bookman Old Style" w:hAnsi="Bookman Old Style"/>
+                <w:rFonts w:ascii="Times New Roman" w:hAnsi="Times New Roman" w:cs="Times New Roman"/>
                 <w:sz w:val="24"/>
                 <w:szCs w:val="24"/>
               </w:rPr>
@@ -5103,7 +5129,7 @@
             <w:pPr>
               <w:jc w:val="center"/>
               <w:rPr>
-                <w:rFonts w:ascii="Bookman Old Style" w:hAnsi="Bookman Old Style"/>
+                <w:rFonts w:ascii="Times New Roman" w:hAnsi="Times New Roman" w:cs="Times New Roman"/>
                 <w:sz w:val="24"/>
                 <w:szCs w:val="24"/>
               </w:rPr>
@@ -5113,7 +5139,7 @@
             <w:pPr>
               <w:jc w:val="center"/>
               <w:rPr>
-                <w:rFonts w:ascii="Bookman Old Style" w:hAnsi="Bookman Old Style"/>
+                <w:rFonts w:ascii="Times New Roman" w:hAnsi="Times New Roman" w:cs="Times New Roman"/>
                 <w:sz w:val="24"/>
                 <w:szCs w:val="24"/>
               </w:rPr>
@@ -5123,7 +5149,7 @@
             <w:pPr>
               <w:jc w:val="center"/>
               <w:rPr>
-                <w:rFonts w:ascii="Bookman Old Style" w:hAnsi="Bookman Old Style"/>
+                <w:rFonts w:ascii="Times New Roman" w:hAnsi="Times New Roman" w:cs="Times New Roman"/>
                 <w:sz w:val="24"/>
                 <w:szCs w:val="24"/>
               </w:rPr>
@@ -5133,7 +5159,7 @@
             <w:pPr>
               <w:jc w:val="center"/>
               <w:rPr>
-                <w:rFonts w:ascii="Bookman Old Style" w:hAnsi="Bookman Old Style"/>
+                <w:rFonts w:ascii="Times New Roman" w:hAnsi="Times New Roman" w:cs="Times New Roman"/>
                 <w:sz w:val="24"/>
                 <w:szCs w:val="24"/>
               </w:rPr>
@@ -5143,7 +5169,7 @@
             <w:pPr>
               <w:jc w:val="center"/>
               <w:rPr>
-                <w:rFonts w:ascii="Bookman Old Style" w:hAnsi="Bookman Old Style"/>
+                <w:rFonts w:ascii="Times New Roman" w:hAnsi="Times New Roman" w:cs="Times New Roman"/>
                 <w:sz w:val="24"/>
                 <w:szCs w:val="24"/>
                 <w:u w:val="single"/>
@@ -5151,7 +5177,7 @@
             </w:pPr>
             <w:r>
               <w:rPr>
-                <w:rFonts w:ascii="Bookman Old Style" w:hAnsi="Bookman Old Style"/>
+                <w:rFonts w:ascii="Times New Roman" w:hAnsi="Times New Roman" w:cs="Times New Roman"/>
                 <w:sz w:val="24"/>
                 <w:szCs w:val="24"/>
                 <w:u w:val="single"/>
@@ -5160,7 +5186,7 @@
             </w:r>
             <w:r>
               <w:rPr>
-                <w:rFonts w:ascii="Bookman Old Style" w:hAnsi="Bookman Old Style"/>
+                <w:rFonts w:ascii="Times New Roman" w:hAnsi="Times New Roman" w:cs="Times New Roman"/>
                 <w:sz w:val="24"/>
                 <w:szCs w:val="24"/>
                 <w:u w:val="single"/>
@@ -5169,7 +5195,7 @@
             </w:r>
             <w:r>
               <w:rPr>
-                <w:rFonts w:ascii="Bookman Old Style" w:hAnsi="Bookman Old Style"/>
+                <w:rFonts w:ascii="Times New Roman" w:hAnsi="Times New Roman" w:cs="Times New Roman"/>
                 <w:sz w:val="24"/>
                 <w:szCs w:val="24"/>
                 <w:u w:val="single"/>
@@ -5184,7 +5210,7 @@
       <w:pPr>
         <w:jc w:val="both"/>
         <w:rPr>
-          <w:rFonts w:ascii="Bookman Old Style" w:hAnsi="Bookman Old Style"/>
+          <w:rFonts w:ascii="Times New Roman" w:hAnsi="Times New Roman" w:cs="Times New Roman"/>
           <w:sz w:val="24"/>
           <w:szCs w:val="24"/>
         </w:rPr>
@@ -5217,14 +5243,14 @@
             <w:pPr>
               <w:jc w:val="both"/>
               <w:rPr>
-                <w:rFonts w:ascii="Bookman Old Style" w:hAnsi="Bookman Old Style"/>
-                <w:sz w:val="24"/>
-                <w:szCs w:val="24"/>
-              </w:rPr>
-            </w:pPr>
-            <w:r>
-              <w:rPr>
-                <w:rFonts w:ascii="Bookman Old Style" w:hAnsi="Bookman Old Style"/>
+                <w:rFonts w:ascii="Times New Roman" w:hAnsi="Times New Roman" w:cs="Times New Roman"/>
+                <w:sz w:val="24"/>
+                <w:szCs w:val="24"/>
+              </w:rPr>
+            </w:pPr>
+            <w:r>
+              <w:rPr>
+                <w:rFonts w:ascii="Times New Roman" w:hAnsi="Times New Roman" w:cs="Times New Roman"/>
                 <w:sz w:val="24"/>
                 <w:szCs w:val="24"/>
               </w:rPr>
@@ -5240,14 +5266,14 @@
             <w:pPr>
               <w:jc w:val="both"/>
               <w:rPr>
-                <w:rFonts w:ascii="Bookman Old Style" w:hAnsi="Bookman Old Style"/>
-                <w:sz w:val="24"/>
-                <w:szCs w:val="24"/>
-              </w:rPr>
-            </w:pPr>
-            <w:r>
-              <w:rPr>
-                <w:rFonts w:ascii="Bookman Old Style" w:hAnsi="Bookman Old Style"/>
+                <w:rFonts w:ascii="Times New Roman" w:hAnsi="Times New Roman" w:cs="Times New Roman"/>
+                <w:sz w:val="24"/>
+                <w:szCs w:val="24"/>
+              </w:rPr>
+            </w:pPr>
+            <w:r>
+              <w:rPr>
+                <w:rFonts w:ascii="Times New Roman" w:hAnsi="Times New Roman" w:cs="Times New Roman"/>
                 <w:sz w:val="24"/>
                 <w:szCs w:val="24"/>
               </w:rPr>
@@ -5265,14 +5291,14 @@
             <w:pPr>
               <w:jc w:val="both"/>
               <w:rPr>
-                <w:rFonts w:ascii="Bookman Old Style" w:hAnsi="Bookman Old Style"/>
-                <w:sz w:val="24"/>
-                <w:szCs w:val="24"/>
-              </w:rPr>
-            </w:pPr>
-            <w:r>
-              <w:rPr>
-                <w:rFonts w:ascii="Bookman Old Style" w:hAnsi="Bookman Old Style"/>
+                <w:rFonts w:ascii="Times New Roman" w:hAnsi="Times New Roman" w:cs="Times New Roman"/>
+                <w:sz w:val="24"/>
+                <w:szCs w:val="24"/>
+              </w:rPr>
+            </w:pPr>
+            <w:r>
+              <w:rPr>
+                <w:rFonts w:ascii="Times New Roman" w:hAnsi="Times New Roman" w:cs="Times New Roman"/>
                 <w:sz w:val="24"/>
                 <w:szCs w:val="24"/>
               </w:rPr>
@@ -5288,14 +5314,14 @@
             <w:pPr>
               <w:jc w:val="both"/>
               <w:rPr>
-                <w:rFonts w:ascii="Bookman Old Style" w:hAnsi="Bookman Old Style"/>
-                <w:sz w:val="24"/>
-                <w:szCs w:val="24"/>
-              </w:rPr>
-            </w:pPr>
-            <w:r>
-              <w:rPr>
-                <w:rFonts w:ascii="Bookman Old Style" w:hAnsi="Bookman Old Style"/>
+                <w:rFonts w:ascii="Times New Roman" w:hAnsi="Times New Roman" w:cs="Times New Roman"/>
+                <w:sz w:val="24"/>
+                <w:szCs w:val="24"/>
+              </w:rPr>
+            </w:pPr>
+            <w:r>
+              <w:rPr>
+                <w:rFonts w:ascii="Times New Roman" w:hAnsi="Times New Roman" w:cs="Times New Roman"/>
                 <w:sz w:val="24"/>
                 <w:szCs w:val="24"/>
               </w:rPr>
@@ -5306,14 +5332,14 @@
             <w:pPr>
               <w:jc w:val="both"/>
               <w:rPr>
-                <w:rFonts w:ascii="Bookman Old Style" w:hAnsi="Bookman Old Style"/>
-                <w:sz w:val="24"/>
-                <w:szCs w:val="24"/>
-              </w:rPr>
-            </w:pPr>
-            <w:r>
-              <w:rPr>
-                <w:rFonts w:ascii="Bookman Old Style" w:hAnsi="Bookman Old Style"/>
+                <w:rFonts w:ascii="Times New Roman" w:hAnsi="Times New Roman" w:cs="Times New Roman"/>
+                <w:sz w:val="24"/>
+                <w:szCs w:val="24"/>
+              </w:rPr>
+            </w:pPr>
+            <w:r>
+              <w:rPr>
+                <w:rFonts w:ascii="Times New Roman" w:hAnsi="Times New Roman" w:cs="Times New Roman"/>
                 <w:sz w:val="24"/>
                 <w:szCs w:val="24"/>
               </w:rPr>
@@ -5327,7 +5353,7 @@
       <w:pPr>
         <w:jc w:val="both"/>
         <w:rPr>
-          <w:rFonts w:ascii="Bookman Old Style" w:hAnsi="Bookman Old Style"/>
+          <w:rFonts w:ascii="Times New Roman" w:hAnsi="Times New Roman" w:cs="Times New Roman"/>
           <w:sz w:val="24"/>
           <w:szCs w:val="24"/>
         </w:rPr>
@@ -5337,7 +5363,7 @@
       <w:pPr>
         <w:jc w:val="both"/>
         <w:rPr>
-          <w:rFonts w:ascii="Bookman Old Style" w:hAnsi="Bookman Old Style"/>
+          <w:rFonts w:ascii="Times New Roman" w:hAnsi="Times New Roman" w:cs="Times New Roman"/>
           <w:sz w:val="24"/>
           <w:szCs w:val="24"/>
         </w:rPr>
@@ -5347,7 +5373,7 @@
       <w:pPr>
         <w:jc w:val="both"/>
         <w:rPr>
-          <w:rFonts w:ascii="Bookman Old Style" w:hAnsi="Bookman Old Style"/>
+          <w:rFonts w:ascii="Times New Roman" w:hAnsi="Times New Roman" w:cs="Times New Roman"/>
           <w:sz w:val="24"/>
           <w:szCs w:val="24"/>
         </w:rPr>
@@ -5355,14 +5381,26 @@
     </w:p>
     <w:p>
       <w:pPr>
+        <w:jc w:val="both"/>
+        <w:rPr>
+          <w:rFonts w:ascii="Times New Roman" w:hAnsi="Times New Roman" w:cs="Times New Roman"/>
+          <w:sz w:val="24"/>
+          <w:szCs w:val="24"/>
+        </w:rPr>
+      </w:pPr>
+    </w:p>
+    <w:p>
+      <w:pPr>
         <w:pStyle w:val="HeaderSurat"/>
         <w:ind w:left="0"/>
         <w:rPr>
+          <w:rFonts w:ascii="Times New Roman" w:hAnsi="Times New Roman"/>
           <w:noProof/>
         </w:rPr>
       </w:pPr>
       <w:r>
         <w:rPr>
+          <w:rFonts w:ascii="Times New Roman" w:hAnsi="Times New Roman"/>
           <w:noProof/>
         </w:rPr>
         <w:lastRenderedPageBreak/>
@@ -5431,6 +5469,7 @@
       </w:r>
       <w:r>
         <w:rPr>
+          <w:rFonts w:ascii="Times New Roman" w:hAnsi="Times New Roman"/>
           <w:noProof/>
         </w:rPr>
         <w:t>PEMERINTAH KABUPATEN Magelang</w:t>
@@ -5440,8 +5479,14 @@
       <w:pPr>
         <w:pStyle w:val="HeaderSurat"/>
         <w:ind w:left="0"/>
+        <w:rPr>
+          <w:rFonts w:ascii="Times New Roman" w:hAnsi="Times New Roman"/>
+        </w:rPr>
       </w:pPr>
       <w:r>
+        <w:rPr>
+          <w:rFonts w:ascii="Times New Roman" w:hAnsi="Times New Roman"/>
+        </w:rPr>
         <w:t>KECAMATAN Borobudur</w:t>
       </w:r>
     </w:p>
@@ -5450,12 +5495,14 @@
         <w:pStyle w:val="HeaderSurat"/>
         <w:ind w:left="0"/>
         <w:rPr>
+          <w:rFonts w:ascii="Times New Roman" w:hAnsi="Times New Roman"/>
           <w:b/>
           <w:bCs/>
         </w:rPr>
       </w:pPr>
       <w:r>
         <w:rPr>
+          <w:rFonts w:ascii="Times New Roman" w:hAnsi="Times New Roman"/>
           <w:b/>
           <w:bCs/>
         </w:rPr>
@@ -5467,6 +5514,7 @@
         <w:pStyle w:val="HeaderSurat"/>
         <w:ind w:left="0"/>
         <w:rPr>
+          <w:rFonts w:ascii="Times New Roman" w:hAnsi="Times New Roman"/>
           <w:caps w:val="0"/>
           <w:sz w:val="20"/>
           <w:szCs w:val="20"/>
@@ -5474,6 +5522,7 @@
       </w:pPr>
       <w:r>
         <w:rPr>
+          <w:rFonts w:ascii="Times New Roman" w:hAnsi="Times New Roman"/>
           <w:caps w:val="0"/>
           <w:sz w:val="20"/>
           <w:szCs w:val="20"/>
@@ -5483,6 +5532,7 @@
       <w:proofErr w:type="gramStart"/>
       <w:r>
         <w:rPr>
+          <w:rFonts w:ascii="Times New Roman" w:hAnsi="Times New Roman"/>
           <w:caps w:val="0"/>
           <w:sz w:val="20"/>
           <w:szCs w:val="20"/>
@@ -5492,6 +5542,7 @@
       <w:proofErr w:type="gramEnd"/>
       <w:r>
         <w:rPr>
+          <w:rFonts w:ascii="Times New Roman" w:hAnsi="Times New Roman"/>
           <w:caps w:val="0"/>
           <w:sz w:val="20"/>
           <w:szCs w:val="20"/>
@@ -5507,6 +5558,7 @@
         </w:pBdr>
         <w:ind w:left="0"/>
         <w:rPr>
+          <w:rFonts w:ascii="Times New Roman" w:hAnsi="Times New Roman"/>
           <w:caps w:val="0"/>
           <w:sz w:val="20"/>
           <w:szCs w:val="20"/>
@@ -5515,6 +5567,7 @@
       <w:proofErr w:type="gramStart"/>
       <w:r>
         <w:rPr>
+          <w:rFonts w:ascii="Times New Roman" w:hAnsi="Times New Roman"/>
           <w:caps w:val="0"/>
           <w:sz w:val="20"/>
           <w:szCs w:val="20"/>
@@ -5524,6 +5577,7 @@
       <w:proofErr w:type="gramEnd"/>
       <w:r>
         <w:rPr>
+          <w:rFonts w:ascii="Times New Roman" w:hAnsi="Times New Roman"/>
           <w:caps w:val="0"/>
           <w:sz w:val="20"/>
           <w:szCs w:val="20"/>
@@ -5533,6 +5587,7 @@
       <w:proofErr w:type="gramStart"/>
       <w:r>
         <w:rPr>
+          <w:rFonts w:ascii="Times New Roman" w:hAnsi="Times New Roman"/>
           <w:caps w:val="0"/>
           <w:sz w:val="20"/>
           <w:szCs w:val="20"/>
@@ -5542,6 +5597,7 @@
       <w:proofErr w:type="gramEnd"/>
       <w:r>
         <w:rPr>
+          <w:rFonts w:ascii="Times New Roman" w:hAnsi="Times New Roman"/>
           <w:caps w:val="0"/>
           <w:sz w:val="20"/>
           <w:szCs w:val="20"/>
@@ -5552,7 +5608,7 @@
         <w:r>
           <w:rPr>
             <w:rStyle w:val="Hyperlink"/>
-            <w:rFonts w:eastAsiaTheme="majorEastAsia"/>
+            <w:rFonts w:ascii="Times New Roman" w:eastAsiaTheme="majorEastAsia" w:hAnsi="Times New Roman"/>
             <w:caps w:val="0"/>
             <w:sz w:val="20"/>
             <w:szCs w:val="20"/>
@@ -5562,6 +5618,7 @@
       </w:hyperlink>
       <w:r>
         <w:rPr>
+          <w:rFonts w:ascii="Times New Roman" w:hAnsi="Times New Roman"/>
           <w:caps w:val="0"/>
           <w:sz w:val="20"/>
           <w:szCs w:val="20"/>
@@ -5574,6 +5631,7 @@
         <w:pStyle w:val="HeaderSurat"/>
         <w:ind w:left="0"/>
         <w:rPr>
+          <w:rFonts w:ascii="Times New Roman" w:hAnsi="Times New Roman"/>
           <w:caps w:val="0"/>
           <w:sz w:val="20"/>
           <w:szCs w:val="20"/>
@@ -5584,7 +5642,7 @@
       <w:pPr>
         <w:jc w:val="center"/>
         <w:rPr>
-          <w:rFonts w:ascii="Bookman Old Style" w:hAnsi="Bookman Old Style"/>
+          <w:rFonts w:ascii="Times New Roman" w:hAnsi="Times New Roman" w:cs="Times New Roman"/>
           <w:b/>
           <w:bCs/>
           <w:sz w:val="28"/>
@@ -5594,7 +5652,7 @@
       </w:pPr>
       <w:r>
         <w:rPr>
-          <w:rFonts w:ascii="Bookman Old Style" w:hAnsi="Bookman Old Style"/>
+          <w:rFonts w:ascii="Times New Roman" w:hAnsi="Times New Roman" w:cs="Times New Roman"/>
           <w:b/>
           <w:bCs/>
           <w:sz w:val="28"/>
@@ -5608,7 +5666,7 @@
       <w:pPr>
         <w:jc w:val="center"/>
         <w:rPr>
-          <w:rFonts w:ascii="Bookman Old Style" w:hAnsi="Bookman Old Style"/>
+          <w:rFonts w:ascii="Times New Roman" w:hAnsi="Times New Roman" w:cs="Times New Roman"/>
           <w:b/>
           <w:bCs/>
           <w:sz w:val="28"/>
@@ -5655,14 +5713,14 @@
           <w:p>
             <w:pPr>
               <w:rPr>
-                <w:rFonts w:ascii="Bookman Old Style" w:hAnsi="Bookman Old Style"/>
-                <w:sz w:val="24"/>
-                <w:szCs w:val="24"/>
-              </w:rPr>
-            </w:pPr>
-            <w:r>
-              <w:rPr>
-                <w:rFonts w:ascii="Bookman Old Style" w:hAnsi="Bookman Old Style"/>
+                <w:rFonts w:ascii="Times New Roman" w:hAnsi="Times New Roman" w:cs="Times New Roman"/>
+                <w:sz w:val="24"/>
+                <w:szCs w:val="24"/>
+              </w:rPr>
+            </w:pPr>
+            <w:r>
+              <w:rPr>
+                <w:rFonts w:ascii="Times New Roman" w:hAnsi="Times New Roman" w:cs="Times New Roman"/>
                 <w:sz w:val="24"/>
                 <w:szCs w:val="24"/>
               </w:rPr>
@@ -5678,14 +5736,14 @@
           <w:p>
             <w:pPr>
               <w:rPr>
-                <w:rFonts w:ascii="Bookman Old Style" w:hAnsi="Bookman Old Style"/>
-                <w:sz w:val="24"/>
-                <w:szCs w:val="24"/>
-              </w:rPr>
-            </w:pPr>
-            <w:r>
-              <w:rPr>
-                <w:rFonts w:ascii="Bookman Old Style" w:hAnsi="Bookman Old Style"/>
+                <w:rFonts w:ascii="Times New Roman" w:hAnsi="Times New Roman" w:cs="Times New Roman"/>
+                <w:sz w:val="24"/>
+                <w:szCs w:val="24"/>
+              </w:rPr>
+            </w:pPr>
+            <w:r>
+              <w:rPr>
+                <w:rFonts w:ascii="Times New Roman" w:hAnsi="Times New Roman" w:cs="Times New Roman"/>
                 <w:sz w:val="24"/>
                 <w:szCs w:val="24"/>
               </w:rPr>
@@ -5701,14 +5759,14 @@
           <w:p>
             <w:pPr>
               <w:rPr>
-                <w:rFonts w:ascii="Bookman Old Style" w:hAnsi="Bookman Old Style"/>
-                <w:sz w:val="24"/>
-                <w:szCs w:val="24"/>
-              </w:rPr>
-            </w:pPr>
-            <w:r>
-              <w:rPr>
-                <w:rFonts w:ascii="Bookman Old Style" w:hAnsi="Bookman Old Style"/>
+                <w:rFonts w:ascii="Times New Roman" w:hAnsi="Times New Roman" w:cs="Times New Roman"/>
+                <w:sz w:val="24"/>
+                <w:szCs w:val="24"/>
+              </w:rPr>
+            </w:pPr>
+            <w:r>
+              <w:rPr>
+                <w:rFonts w:ascii="Times New Roman" w:hAnsi="Times New Roman" w:cs="Times New Roman"/>
                 <w:sz w:val="24"/>
                 <w:szCs w:val="24"/>
               </w:rPr>
@@ -5716,7 +5774,7 @@
             </w:r>
             <w:r>
               <w:rPr>
-                <w:rFonts w:ascii="Bookman Old Style" w:hAnsi="Bookman Old Style"/>
+                <w:rFonts w:ascii="Times New Roman" w:hAnsi="Times New Roman" w:cs="Times New Roman"/>
                 <w:sz w:val="24"/>
                 <w:szCs w:val="24"/>
               </w:rPr>
@@ -5724,7 +5782,7 @@
             </w:r>
             <w:r>
               <w:rPr>
-                <w:rFonts w:ascii="Bookman Old Style" w:hAnsi="Bookman Old Style"/>
+                <w:rFonts w:ascii="Times New Roman" w:hAnsi="Times New Roman" w:cs="Times New Roman"/>
                 <w:sz w:val="24"/>
                 <w:szCs w:val="24"/>
               </w:rPr>
@@ -5732,7 +5790,7 @@
             </w:r>
             <w:r>
               <w:rPr>
-                <w:rFonts w:ascii="Bookman Old Style" w:hAnsi="Bookman Old Style"/>
+                <w:rFonts w:ascii="Times New Roman" w:hAnsi="Times New Roman" w:cs="Times New Roman"/>
                 <w:sz w:val="24"/>
                 <w:szCs w:val="24"/>
               </w:rPr>
@@ -5740,7 +5798,7 @@
             </w:r>
             <w:r>
               <w:rPr>
-                <w:rFonts w:ascii="Bookman Old Style" w:hAnsi="Bookman Old Style"/>
+                <w:rFonts w:ascii="Times New Roman" w:hAnsi="Times New Roman" w:cs="Times New Roman"/>
                 <w:sz w:val="24"/>
                 <w:szCs w:val="24"/>
               </w:rPr>
@@ -5748,7 +5806,7 @@
             </w:r>
             <w:r>
               <w:rPr>
-                <w:rFonts w:ascii="Bookman Old Style" w:hAnsi="Bookman Old Style"/>
+                <w:rFonts w:ascii="Times New Roman" w:hAnsi="Times New Roman" w:cs="Times New Roman"/>
                 <w:sz w:val="24"/>
                 <w:szCs w:val="24"/>
               </w:rPr>
@@ -5770,14 +5828,14 @@
           <w:p>
             <w:pPr>
               <w:rPr>
-                <w:rFonts w:ascii="Bookman Old Style" w:hAnsi="Bookman Old Style"/>
-                <w:sz w:val="24"/>
-                <w:szCs w:val="24"/>
-              </w:rPr>
-            </w:pPr>
-            <w:r>
-              <w:rPr>
-                <w:rFonts w:ascii="Bookman Old Style" w:hAnsi="Bookman Old Style"/>
+                <w:rFonts w:ascii="Times New Roman" w:hAnsi="Times New Roman" w:cs="Times New Roman"/>
+                <w:sz w:val="24"/>
+                <w:szCs w:val="24"/>
+              </w:rPr>
+            </w:pPr>
+            <w:r>
+              <w:rPr>
+                <w:rFonts w:ascii="Times New Roman" w:hAnsi="Times New Roman" w:cs="Times New Roman"/>
                 <w:sz w:val="24"/>
                 <w:szCs w:val="24"/>
               </w:rPr>
@@ -5793,14 +5851,14 @@
           <w:p>
             <w:pPr>
               <w:rPr>
-                <w:rFonts w:ascii="Bookman Old Style" w:hAnsi="Bookman Old Style"/>
-                <w:sz w:val="24"/>
-                <w:szCs w:val="24"/>
-              </w:rPr>
-            </w:pPr>
-            <w:r>
-              <w:rPr>
-                <w:rFonts w:ascii="Bookman Old Style" w:hAnsi="Bookman Old Style"/>
+                <w:rFonts w:ascii="Times New Roman" w:hAnsi="Times New Roman" w:cs="Times New Roman"/>
+                <w:sz w:val="24"/>
+                <w:szCs w:val="24"/>
+              </w:rPr>
+            </w:pPr>
+            <w:r>
+              <w:rPr>
+                <w:rFonts w:ascii="Times New Roman" w:hAnsi="Times New Roman" w:cs="Times New Roman"/>
                 <w:sz w:val="24"/>
                 <w:szCs w:val="24"/>
               </w:rPr>
@@ -5816,14 +5874,14 @@
           <w:p>
             <w:pPr>
               <w:rPr>
-                <w:rFonts w:ascii="Bookman Old Style" w:hAnsi="Bookman Old Style"/>
-                <w:sz w:val="24"/>
-                <w:szCs w:val="24"/>
-              </w:rPr>
-            </w:pPr>
-            <w:r>
-              <w:rPr>
-                <w:rFonts w:ascii="Bookman Old Style" w:hAnsi="Bookman Old Style"/>
+                <w:rFonts w:ascii="Times New Roman" w:hAnsi="Times New Roman" w:cs="Times New Roman"/>
+                <w:sz w:val="24"/>
+                <w:szCs w:val="24"/>
+              </w:rPr>
+            </w:pPr>
+            <w:r>
+              <w:rPr>
+                <w:rFonts w:ascii="Times New Roman" w:hAnsi="Times New Roman" w:cs="Times New Roman"/>
                 <w:sz w:val="24"/>
                 <w:szCs w:val="24"/>
               </w:rPr>
@@ -5845,14 +5903,14 @@
           <w:p>
             <w:pPr>
               <w:rPr>
-                <w:rFonts w:ascii="Bookman Old Style" w:hAnsi="Bookman Old Style"/>
-                <w:sz w:val="24"/>
-                <w:szCs w:val="24"/>
-              </w:rPr>
-            </w:pPr>
-            <w:r>
-              <w:rPr>
-                <w:rFonts w:ascii="Bookman Old Style" w:hAnsi="Bookman Old Style"/>
+                <w:rFonts w:ascii="Times New Roman" w:hAnsi="Times New Roman" w:cs="Times New Roman"/>
+                <w:sz w:val="24"/>
+                <w:szCs w:val="24"/>
+              </w:rPr>
+            </w:pPr>
+            <w:r>
+              <w:rPr>
+                <w:rFonts w:ascii="Times New Roman" w:hAnsi="Times New Roman" w:cs="Times New Roman"/>
                 <w:sz w:val="24"/>
                 <w:szCs w:val="24"/>
               </w:rPr>
@@ -5868,14 +5926,14 @@
           <w:p>
             <w:pPr>
               <w:rPr>
-                <w:rFonts w:ascii="Bookman Old Style" w:hAnsi="Bookman Old Style"/>
-                <w:sz w:val="24"/>
-                <w:szCs w:val="24"/>
-              </w:rPr>
-            </w:pPr>
-            <w:r>
-              <w:rPr>
-                <w:rFonts w:ascii="Bookman Old Style" w:hAnsi="Bookman Old Style"/>
+                <w:rFonts w:ascii="Times New Roman" w:hAnsi="Times New Roman" w:cs="Times New Roman"/>
+                <w:sz w:val="24"/>
+                <w:szCs w:val="24"/>
+              </w:rPr>
+            </w:pPr>
+            <w:r>
+              <w:rPr>
+                <w:rFonts w:ascii="Times New Roman" w:hAnsi="Times New Roman" w:cs="Times New Roman"/>
                 <w:sz w:val="24"/>
                 <w:szCs w:val="24"/>
               </w:rPr>
@@ -5891,7 +5949,7 @@
           <w:p>
             <w:pPr>
               <w:rPr>
-                <w:rFonts w:ascii="Bookman Old Style" w:hAnsi="Bookman Old Style"/>
+                <w:rFonts w:ascii="Times New Roman" w:hAnsi="Times New Roman" w:cs="Times New Roman"/>
                 <w:sz w:val="24"/>
                 <w:szCs w:val="24"/>
               </w:rPr>
@@ -5912,14 +5970,14 @@
           <w:p>
             <w:pPr>
               <w:rPr>
-                <w:rFonts w:ascii="Bookman Old Style" w:hAnsi="Bookman Old Style"/>
-                <w:sz w:val="24"/>
-                <w:szCs w:val="24"/>
-              </w:rPr>
-            </w:pPr>
-            <w:r>
-              <w:rPr>
-                <w:rFonts w:ascii="Bookman Old Style" w:hAnsi="Bookman Old Style"/>
+                <w:rFonts w:ascii="Times New Roman" w:hAnsi="Times New Roman" w:cs="Times New Roman"/>
+                <w:sz w:val="24"/>
+                <w:szCs w:val="24"/>
+              </w:rPr>
+            </w:pPr>
+            <w:r>
+              <w:rPr>
+                <w:rFonts w:ascii="Times New Roman" w:hAnsi="Times New Roman" w:cs="Times New Roman"/>
                 <w:sz w:val="24"/>
                 <w:szCs w:val="24"/>
               </w:rPr>
@@ -5935,14 +5993,14 @@
           <w:p>
             <w:pPr>
               <w:rPr>
-                <w:rFonts w:ascii="Bookman Old Style" w:hAnsi="Bookman Old Style"/>
-                <w:sz w:val="24"/>
-                <w:szCs w:val="24"/>
-              </w:rPr>
-            </w:pPr>
-            <w:r>
-              <w:rPr>
-                <w:rFonts w:ascii="Bookman Old Style" w:hAnsi="Bookman Old Style"/>
+                <w:rFonts w:ascii="Times New Roman" w:hAnsi="Times New Roman" w:cs="Times New Roman"/>
+                <w:sz w:val="24"/>
+                <w:szCs w:val="24"/>
+              </w:rPr>
+            </w:pPr>
+            <w:r>
+              <w:rPr>
+                <w:rFonts w:ascii="Times New Roman" w:hAnsi="Times New Roman" w:cs="Times New Roman"/>
                 <w:sz w:val="24"/>
                 <w:szCs w:val="24"/>
               </w:rPr>
@@ -5958,7 +6016,7 @@
           <w:p>
             <w:pPr>
               <w:rPr>
-                <w:rFonts w:ascii="Bookman Old Style" w:hAnsi="Bookman Old Style"/>
+                <w:rFonts w:ascii="Times New Roman" w:hAnsi="Times New Roman" w:cs="Times New Roman"/>
                 <w:sz w:val="24"/>
                 <w:szCs w:val="24"/>
               </w:rPr>
@@ -5980,24 +6038,24 @@
             <w:pPr>
               <w:spacing w:line="360" w:lineRule="auto"/>
               <w:rPr>
-                <w:rFonts w:ascii="Bookman Old Style" w:hAnsi="Bookman Old Style"/>
-                <w:sz w:val="24"/>
-                <w:szCs w:val="24"/>
-              </w:rPr>
-            </w:pPr>
-          </w:p>
-          <w:p>
-            <w:pPr>
-              <w:spacing w:line="360" w:lineRule="auto"/>
-              <w:rPr>
-                <w:rFonts w:ascii="Bookman Old Style" w:hAnsi="Bookman Old Style"/>
-                <w:sz w:val="24"/>
-                <w:szCs w:val="24"/>
-              </w:rPr>
-            </w:pPr>
-            <w:r>
-              <w:rPr>
-                <w:rFonts w:ascii="Bookman Old Style" w:hAnsi="Bookman Old Style"/>
+                <w:rFonts w:ascii="Times New Roman" w:hAnsi="Times New Roman" w:cs="Times New Roman"/>
+                <w:sz w:val="24"/>
+                <w:szCs w:val="24"/>
+              </w:rPr>
+            </w:pPr>
+          </w:p>
+          <w:p>
+            <w:pPr>
+              <w:spacing w:line="360" w:lineRule="auto"/>
+              <w:rPr>
+                <w:rFonts w:ascii="Times New Roman" w:hAnsi="Times New Roman" w:cs="Times New Roman"/>
+                <w:sz w:val="24"/>
+                <w:szCs w:val="24"/>
+              </w:rPr>
+            </w:pPr>
+            <w:r>
+              <w:rPr>
+                <w:rFonts w:ascii="Times New Roman" w:hAnsi="Times New Roman" w:cs="Times New Roman"/>
                 <w:sz w:val="24"/>
                 <w:szCs w:val="24"/>
               </w:rPr>
@@ -6006,7 +6064,7 @@
             <w:proofErr w:type="gramStart"/>
             <w:r>
               <w:rPr>
-                <w:rFonts w:ascii="Bookman Old Style" w:hAnsi="Bookman Old Style"/>
+                <w:rFonts w:ascii="Times New Roman" w:hAnsi="Times New Roman" w:cs="Times New Roman"/>
                 <w:sz w:val="24"/>
                 <w:szCs w:val="24"/>
               </w:rPr>
@@ -6015,7 +6073,7 @@
             <w:proofErr w:type="gramEnd"/>
             <w:r>
               <w:rPr>
-                <w:rFonts w:ascii="Bookman Old Style" w:hAnsi="Bookman Old Style"/>
+                <w:rFonts w:ascii="Times New Roman" w:hAnsi="Times New Roman" w:cs="Times New Roman"/>
                 <w:sz w:val="24"/>
                 <w:szCs w:val="24"/>
               </w:rPr>
@@ -6024,19 +6082,11 @@
             <w:proofErr w:type="gramStart"/>
             <w:r>
               <w:rPr>
-                <w:rFonts w:ascii="Bookman Old Style" w:hAnsi="Bookman Old Style"/>
-                <w:sz w:val="24"/>
-                <w:szCs w:val="24"/>
-              </w:rPr>
-              <w:t>ini</w:t>
-            </w:r>
-            <w:r>
-              <w:rPr>
-                <w:rFonts w:ascii="Bookman Old Style" w:hAnsi="Bookman Old Style"/>
-                <w:sz w:val="24"/>
-                <w:szCs w:val="24"/>
-              </w:rPr>
-              <w:t xml:space="preserve"> :</w:t>
+                <w:rFonts w:ascii="Times New Roman" w:hAnsi="Times New Roman" w:cs="Times New Roman"/>
+                <w:sz w:val="24"/>
+                <w:szCs w:val="24"/>
+              </w:rPr>
+              <w:t>ini :</w:t>
             </w:r>
             <w:proofErr w:type="gramEnd"/>
           </w:p>
@@ -6064,7 +6114,7 @@
               <w:spacing w:line="360" w:lineRule="auto"/>
               <w:ind w:left="318"/>
               <w:rPr>
-                <w:rFonts w:ascii="Bookman Old Style" w:hAnsi="Bookman Old Style"/>
+                <w:rFonts w:ascii="Times New Roman" w:hAnsi="Times New Roman" w:cs="Times New Roman"/>
                 <w:sz w:val="24"/>
                 <w:szCs w:val="24"/>
               </w:rPr>
@@ -6080,14 +6130,14 @@
             <w:pPr>
               <w:spacing w:line="360" w:lineRule="auto"/>
               <w:rPr>
-                <w:rFonts w:ascii="Bookman Old Style" w:hAnsi="Bookman Old Style"/>
-                <w:sz w:val="24"/>
-                <w:szCs w:val="24"/>
-              </w:rPr>
-            </w:pPr>
-            <w:r>
-              <w:rPr>
-                <w:rFonts w:ascii="Bookman Old Style" w:hAnsi="Bookman Old Style"/>
+                <w:rFonts w:ascii="Times New Roman" w:hAnsi="Times New Roman" w:cs="Times New Roman"/>
+                <w:sz w:val="24"/>
+                <w:szCs w:val="24"/>
+              </w:rPr>
+            </w:pPr>
+            <w:r>
+              <w:rPr>
+                <w:rFonts w:ascii="Times New Roman" w:hAnsi="Times New Roman" w:cs="Times New Roman"/>
                 <w:sz w:val="24"/>
                 <w:szCs w:val="24"/>
               </w:rPr>
@@ -6103,14 +6153,14 @@
             <w:pPr>
               <w:spacing w:line="360" w:lineRule="auto"/>
               <w:rPr>
-                <w:rFonts w:ascii="Bookman Old Style" w:hAnsi="Bookman Old Style"/>
-                <w:sz w:val="24"/>
-                <w:szCs w:val="24"/>
-              </w:rPr>
-            </w:pPr>
-            <w:r>
-              <w:rPr>
-                <w:rFonts w:ascii="Bookman Old Style" w:hAnsi="Bookman Old Style"/>
+                <w:rFonts w:ascii="Times New Roman" w:hAnsi="Times New Roman" w:cs="Times New Roman"/>
+                <w:sz w:val="24"/>
+                <w:szCs w:val="24"/>
+              </w:rPr>
+            </w:pPr>
+            <w:r>
+              <w:rPr>
+                <w:rFonts w:ascii="Times New Roman" w:hAnsi="Times New Roman" w:cs="Times New Roman"/>
                 <w:sz w:val="24"/>
                 <w:szCs w:val="24"/>
               </w:rPr>
@@ -6127,14 +6177,14 @@
             <w:pPr>
               <w:spacing w:line="360" w:lineRule="auto"/>
               <w:rPr>
-                <w:rFonts w:ascii="Bookman Old Style" w:hAnsi="Bookman Old Style"/>
-                <w:sz w:val="24"/>
-                <w:szCs w:val="24"/>
-              </w:rPr>
-            </w:pPr>
-            <w:r>
-              <w:rPr>
-                <w:rFonts w:ascii="Bookman Old Style" w:hAnsi="Bookman Old Style"/>
+                <w:rFonts w:ascii="Times New Roman" w:hAnsi="Times New Roman" w:cs="Times New Roman"/>
+                <w:sz w:val="24"/>
+                <w:szCs w:val="24"/>
+              </w:rPr>
+            </w:pPr>
+            <w:r>
+              <w:rPr>
+                <w:rFonts w:ascii="Times New Roman" w:hAnsi="Times New Roman" w:cs="Times New Roman"/>
                 <w:sz w:val="24"/>
                 <w:szCs w:val="24"/>
               </w:rPr>
@@ -6142,7 +6192,7 @@
             </w:r>
             <w:r>
               <w:rPr>
-                <w:rFonts w:ascii="Bookman Old Style" w:hAnsi="Bookman Old Style"/>
+                <w:rFonts w:ascii="Times New Roman" w:hAnsi="Times New Roman" w:cs="Times New Roman"/>
                 <w:sz w:val="24"/>
                 <w:szCs w:val="24"/>
               </w:rPr>
@@ -6150,7 +6200,7 @@
             </w:r>
             <w:r>
               <w:rPr>
-                <w:rFonts w:ascii="Bookman Old Style" w:hAnsi="Bookman Old Style"/>
+                <w:rFonts w:ascii="Times New Roman" w:hAnsi="Times New Roman" w:cs="Times New Roman"/>
                 <w:sz w:val="24"/>
                 <w:szCs w:val="24"/>
               </w:rPr>
@@ -6181,7 +6231,7 @@
               <w:spacing w:line="360" w:lineRule="auto"/>
               <w:ind w:left="318"/>
               <w:rPr>
-                <w:rFonts w:ascii="Bookman Old Style" w:hAnsi="Bookman Old Style"/>
+                <w:rFonts w:ascii="Times New Roman" w:hAnsi="Times New Roman" w:cs="Times New Roman"/>
                 <w:sz w:val="24"/>
                 <w:szCs w:val="24"/>
               </w:rPr>
@@ -6197,14 +6247,14 @@
             <w:pPr>
               <w:spacing w:line="360" w:lineRule="auto"/>
               <w:rPr>
-                <w:rFonts w:ascii="Bookman Old Style" w:hAnsi="Bookman Old Style"/>
-                <w:sz w:val="24"/>
-                <w:szCs w:val="24"/>
-              </w:rPr>
-            </w:pPr>
-            <w:r>
-              <w:rPr>
-                <w:rFonts w:ascii="Bookman Old Style" w:hAnsi="Bookman Old Style"/>
+                <w:rFonts w:ascii="Times New Roman" w:hAnsi="Times New Roman" w:cs="Times New Roman"/>
+                <w:sz w:val="24"/>
+                <w:szCs w:val="24"/>
+              </w:rPr>
+            </w:pPr>
+            <w:r>
+              <w:rPr>
+                <w:rFonts w:ascii="Times New Roman" w:hAnsi="Times New Roman" w:cs="Times New Roman"/>
                 <w:sz w:val="24"/>
                 <w:szCs w:val="24"/>
               </w:rPr>
@@ -6220,14 +6270,14 @@
             <w:pPr>
               <w:spacing w:line="360" w:lineRule="auto"/>
               <w:rPr>
-                <w:rFonts w:ascii="Bookman Old Style" w:hAnsi="Bookman Old Style"/>
-                <w:sz w:val="24"/>
-                <w:szCs w:val="24"/>
-              </w:rPr>
-            </w:pPr>
-            <w:r>
-              <w:rPr>
-                <w:rFonts w:ascii="Bookman Old Style" w:hAnsi="Bookman Old Style"/>
+                <w:rFonts w:ascii="Times New Roman" w:hAnsi="Times New Roman" w:cs="Times New Roman"/>
+                <w:sz w:val="24"/>
+                <w:szCs w:val="24"/>
+              </w:rPr>
+            </w:pPr>
+            <w:r>
+              <w:rPr>
+                <w:rFonts w:ascii="Times New Roman" w:hAnsi="Times New Roman" w:cs="Times New Roman"/>
                 <w:sz w:val="24"/>
                 <w:szCs w:val="24"/>
               </w:rPr>
@@ -6244,14 +6294,14 @@
             <w:pPr>
               <w:spacing w:line="360" w:lineRule="auto"/>
               <w:rPr>
-                <w:rFonts w:ascii="Bookman Old Style" w:hAnsi="Bookman Old Style"/>
-                <w:sz w:val="24"/>
-                <w:szCs w:val="24"/>
-              </w:rPr>
-            </w:pPr>
-            <w:r>
-              <w:rPr>
-                <w:rFonts w:ascii="Bookman Old Style" w:hAnsi="Bookman Old Style"/>
+                <w:rFonts w:ascii="Times New Roman" w:hAnsi="Times New Roman" w:cs="Times New Roman"/>
+                <w:sz w:val="24"/>
+                <w:szCs w:val="24"/>
+              </w:rPr>
+            </w:pPr>
+            <w:r>
+              <w:rPr>
+                <w:rFonts w:ascii="Times New Roman" w:hAnsi="Times New Roman" w:cs="Times New Roman"/>
                 <w:sz w:val="24"/>
                 <w:szCs w:val="24"/>
               </w:rPr>
@@ -6282,7 +6332,7 @@
               <w:spacing w:line="360" w:lineRule="auto"/>
               <w:ind w:left="318"/>
               <w:rPr>
-                <w:rFonts w:ascii="Bookman Old Style" w:hAnsi="Bookman Old Style"/>
+                <w:rFonts w:ascii="Times New Roman" w:hAnsi="Times New Roman" w:cs="Times New Roman"/>
                 <w:sz w:val="24"/>
                 <w:szCs w:val="24"/>
               </w:rPr>
@@ -6298,14 +6348,14 @@
             <w:pPr>
               <w:spacing w:line="360" w:lineRule="auto"/>
               <w:rPr>
-                <w:rFonts w:ascii="Bookman Old Style" w:hAnsi="Bookman Old Style"/>
-                <w:sz w:val="24"/>
-                <w:szCs w:val="24"/>
-              </w:rPr>
-            </w:pPr>
-            <w:r>
-              <w:rPr>
-                <w:rFonts w:ascii="Bookman Old Style" w:hAnsi="Bookman Old Style"/>
+                <w:rFonts w:ascii="Times New Roman" w:hAnsi="Times New Roman" w:cs="Times New Roman"/>
+                <w:sz w:val="24"/>
+                <w:szCs w:val="24"/>
+              </w:rPr>
+            </w:pPr>
+            <w:r>
+              <w:rPr>
+                <w:rFonts w:ascii="Times New Roman" w:hAnsi="Times New Roman" w:cs="Times New Roman"/>
                 <w:sz w:val="24"/>
                 <w:szCs w:val="24"/>
               </w:rPr>
@@ -6321,14 +6371,14 @@
             <w:pPr>
               <w:spacing w:line="360" w:lineRule="auto"/>
               <w:rPr>
-                <w:rFonts w:ascii="Bookman Old Style" w:hAnsi="Bookman Old Style"/>
-                <w:sz w:val="24"/>
-                <w:szCs w:val="24"/>
-              </w:rPr>
-            </w:pPr>
-            <w:r>
-              <w:rPr>
-                <w:rFonts w:ascii="Bookman Old Style" w:hAnsi="Bookman Old Style"/>
+                <w:rFonts w:ascii="Times New Roman" w:hAnsi="Times New Roman" w:cs="Times New Roman"/>
+                <w:sz w:val="24"/>
+                <w:szCs w:val="24"/>
+              </w:rPr>
+            </w:pPr>
+            <w:r>
+              <w:rPr>
+                <w:rFonts w:ascii="Times New Roman" w:hAnsi="Times New Roman" w:cs="Times New Roman"/>
                 <w:sz w:val="24"/>
                 <w:szCs w:val="24"/>
               </w:rPr>
@@ -6345,14 +6395,14 @@
             <w:pPr>
               <w:spacing w:line="360" w:lineRule="auto"/>
               <w:rPr>
-                <w:rFonts w:ascii="Bookman Old Style" w:hAnsi="Bookman Old Style"/>
-                <w:sz w:val="24"/>
-                <w:szCs w:val="24"/>
-              </w:rPr>
-            </w:pPr>
-            <w:r>
-              <w:rPr>
-                <w:rFonts w:ascii="Bookman Old Style" w:hAnsi="Bookman Old Style"/>
+                <w:rFonts w:ascii="Times New Roman" w:hAnsi="Times New Roman" w:cs="Times New Roman"/>
+                <w:sz w:val="24"/>
+                <w:szCs w:val="24"/>
+              </w:rPr>
+            </w:pPr>
+            <w:r>
+              <w:rPr>
+                <w:rFonts w:ascii="Times New Roman" w:hAnsi="Times New Roman" w:cs="Times New Roman"/>
                 <w:sz w:val="24"/>
                 <w:szCs w:val="24"/>
               </w:rPr>
@@ -6383,7 +6433,7 @@
               <w:spacing w:line="360" w:lineRule="auto"/>
               <w:ind w:left="318"/>
               <w:rPr>
-                <w:rFonts w:ascii="Bookman Old Style" w:hAnsi="Bookman Old Style"/>
+                <w:rFonts w:ascii="Times New Roman" w:hAnsi="Times New Roman" w:cs="Times New Roman"/>
                 <w:sz w:val="24"/>
                 <w:szCs w:val="24"/>
               </w:rPr>
@@ -6399,14 +6449,14 @@
             <w:pPr>
               <w:spacing w:line="360" w:lineRule="auto"/>
               <w:rPr>
-                <w:rFonts w:ascii="Bookman Old Style" w:hAnsi="Bookman Old Style"/>
-                <w:sz w:val="24"/>
-                <w:szCs w:val="24"/>
-              </w:rPr>
-            </w:pPr>
-            <w:r>
-              <w:rPr>
-                <w:rFonts w:ascii="Bookman Old Style" w:hAnsi="Bookman Old Style"/>
+                <w:rFonts w:ascii="Times New Roman" w:hAnsi="Times New Roman" w:cs="Times New Roman"/>
+                <w:sz w:val="24"/>
+                <w:szCs w:val="24"/>
+              </w:rPr>
+            </w:pPr>
+            <w:r>
+              <w:rPr>
+                <w:rFonts w:ascii="Times New Roman" w:hAnsi="Times New Roman" w:cs="Times New Roman"/>
                 <w:sz w:val="24"/>
                 <w:szCs w:val="24"/>
               </w:rPr>
@@ -6422,14 +6472,14 @@
             <w:pPr>
               <w:spacing w:line="360" w:lineRule="auto"/>
               <w:rPr>
-                <w:rFonts w:ascii="Bookman Old Style" w:hAnsi="Bookman Old Style"/>
-                <w:sz w:val="24"/>
-                <w:szCs w:val="24"/>
-              </w:rPr>
-            </w:pPr>
-            <w:r>
-              <w:rPr>
-                <w:rFonts w:ascii="Bookman Old Style" w:hAnsi="Bookman Old Style"/>
+                <w:rFonts w:ascii="Times New Roman" w:hAnsi="Times New Roman" w:cs="Times New Roman"/>
+                <w:sz w:val="24"/>
+                <w:szCs w:val="24"/>
+              </w:rPr>
+            </w:pPr>
+            <w:r>
+              <w:rPr>
+                <w:rFonts w:ascii="Times New Roman" w:hAnsi="Times New Roman" w:cs="Times New Roman"/>
                 <w:sz w:val="24"/>
                 <w:szCs w:val="24"/>
               </w:rPr>
@@ -6446,12 +6496,12 @@
             <w:pPr>
               <w:spacing w:line="360" w:lineRule="auto"/>
               <w:rPr>
-                <w:rFonts w:ascii="Bookman Old Style" w:hAnsi="Bookman Old Style"/>
-              </w:rPr>
-            </w:pPr>
-            <w:r>
-              <w:rPr>
-                <w:rFonts w:ascii="Bookman Old Style" w:hAnsi="Bookman Old Style"/>
+                <w:rFonts w:ascii="Times New Roman" w:hAnsi="Times New Roman" w:cs="Times New Roman"/>
+              </w:rPr>
+            </w:pPr>
+            <w:r>
+              <w:rPr>
+                <w:rFonts w:ascii="Times New Roman" w:hAnsi="Times New Roman" w:cs="Times New Roman"/>
                 <w:sz w:val="24"/>
                 <w:szCs w:val="24"/>
               </w:rPr>
@@ -6459,7 +6509,7 @@
             </w:r>
             <w:r>
               <w:rPr>
-                <w:rFonts w:ascii="Bookman Old Style" w:hAnsi="Bookman Old Style"/>
+                <w:rFonts w:ascii="Times New Roman" w:hAnsi="Times New Roman" w:cs="Times New Roman"/>
                 <w:sz w:val="24"/>
                 <w:szCs w:val="24"/>
               </w:rPr>
@@ -6467,7 +6517,7 @@
             </w:r>
             <w:r>
               <w:rPr>
-                <w:rFonts w:ascii="Bookman Old Style" w:hAnsi="Bookman Old Style"/>
+                <w:rFonts w:ascii="Times New Roman" w:hAnsi="Times New Roman" w:cs="Times New Roman"/>
                 <w:sz w:val="24"/>
                 <w:szCs w:val="24"/>
               </w:rPr>
@@ -6492,7 +6542,7 @@
             <w:pPr>
               <w:spacing w:line="360" w:lineRule="auto"/>
               <w:rPr>
-                <w:rFonts w:ascii="Bookman Old Style" w:hAnsi="Bookman Old Style"/>
+                <w:rFonts w:ascii="Times New Roman" w:hAnsi="Times New Roman" w:cs="Times New Roman"/>
                 <w:sz w:val="24"/>
                 <w:szCs w:val="24"/>
               </w:rPr>
@@ -6508,7 +6558,7 @@
             <w:pPr>
               <w:spacing w:line="360" w:lineRule="auto"/>
               <w:rPr>
-                <w:rFonts w:ascii="Bookman Old Style" w:hAnsi="Bookman Old Style"/>
+                <w:rFonts w:ascii="Times New Roman" w:hAnsi="Times New Roman" w:cs="Times New Roman"/>
                 <w:sz w:val="24"/>
                 <w:szCs w:val="24"/>
               </w:rPr>
@@ -6523,7 +6573,7 @@
             <w:pPr>
               <w:spacing w:line="360" w:lineRule="auto"/>
               <w:rPr>
-                <w:rFonts w:ascii="Bookman Old Style" w:hAnsi="Bookman Old Style"/>
+                <w:rFonts w:ascii="Times New Roman" w:hAnsi="Times New Roman" w:cs="Times New Roman"/>
                 <w:sz w:val="24"/>
                 <w:szCs w:val="24"/>
               </w:rPr>
@@ -6539,7 +6589,7 @@
             <w:pPr>
               <w:spacing w:line="360" w:lineRule="auto"/>
               <w:rPr>
-                <w:rFonts w:ascii="Bookman Old Style" w:hAnsi="Bookman Old Style"/>
+                <w:rFonts w:ascii="Times New Roman" w:hAnsi="Times New Roman" w:cs="Times New Roman"/>
                 <w:sz w:val="24"/>
                 <w:szCs w:val="24"/>
               </w:rPr>
@@ -6561,14 +6611,14 @@
             <w:pPr>
               <w:spacing w:line="360" w:lineRule="auto"/>
               <w:rPr>
-                <w:rFonts w:ascii="Bookman Old Style" w:hAnsi="Bookman Old Style"/>
-                <w:sz w:val="24"/>
-                <w:szCs w:val="24"/>
-              </w:rPr>
-            </w:pPr>
-            <w:r>
-              <w:rPr>
-                <w:rFonts w:ascii="Bookman Old Style" w:hAnsi="Bookman Old Style"/>
+                <w:rFonts w:ascii="Times New Roman" w:hAnsi="Times New Roman" w:cs="Times New Roman"/>
+                <w:sz w:val="24"/>
+                <w:szCs w:val="24"/>
+              </w:rPr>
+            </w:pPr>
+            <w:r>
+              <w:rPr>
+                <w:rFonts w:ascii="Times New Roman" w:hAnsi="Times New Roman" w:cs="Times New Roman"/>
                 <w:sz w:val="24"/>
                 <w:szCs w:val="24"/>
               </w:rPr>
@@ -6577,7 +6627,7 @@
             <w:proofErr w:type="gramStart"/>
             <w:r>
               <w:rPr>
-                <w:rFonts w:ascii="Bookman Old Style" w:hAnsi="Bookman Old Style"/>
+                <w:rFonts w:ascii="Times New Roman" w:hAnsi="Times New Roman" w:cs="Times New Roman"/>
                 <w:sz w:val="24"/>
                 <w:szCs w:val="24"/>
               </w:rPr>
@@ -6609,7 +6659,7 @@
               <w:spacing w:line="360" w:lineRule="auto"/>
               <w:ind w:left="318"/>
               <w:rPr>
-                <w:rFonts w:ascii="Bookman Old Style" w:hAnsi="Bookman Old Style"/>
+                <w:rFonts w:ascii="Times New Roman" w:hAnsi="Times New Roman" w:cs="Times New Roman"/>
                 <w:sz w:val="24"/>
                 <w:szCs w:val="24"/>
               </w:rPr>
@@ -6625,14 +6675,14 @@
             <w:pPr>
               <w:spacing w:line="360" w:lineRule="auto"/>
               <w:rPr>
-                <w:rFonts w:ascii="Bookman Old Style" w:hAnsi="Bookman Old Style"/>
-                <w:sz w:val="24"/>
-                <w:szCs w:val="24"/>
-              </w:rPr>
-            </w:pPr>
-            <w:r>
-              <w:rPr>
-                <w:rFonts w:ascii="Bookman Old Style" w:hAnsi="Bookman Old Style"/>
+                <w:rFonts w:ascii="Times New Roman" w:hAnsi="Times New Roman" w:cs="Times New Roman"/>
+                <w:sz w:val="24"/>
+                <w:szCs w:val="24"/>
+              </w:rPr>
+            </w:pPr>
+            <w:r>
+              <w:rPr>
+                <w:rFonts w:ascii="Times New Roman" w:hAnsi="Times New Roman" w:cs="Times New Roman"/>
                 <w:sz w:val="24"/>
                 <w:szCs w:val="24"/>
               </w:rPr>
@@ -6648,14 +6698,14 @@
             <w:pPr>
               <w:spacing w:line="360" w:lineRule="auto"/>
               <w:rPr>
-                <w:rFonts w:ascii="Bookman Old Style" w:hAnsi="Bookman Old Style"/>
-                <w:sz w:val="24"/>
-                <w:szCs w:val="24"/>
-              </w:rPr>
-            </w:pPr>
-            <w:r>
-              <w:rPr>
-                <w:rFonts w:ascii="Bookman Old Style" w:hAnsi="Bookman Old Style"/>
+                <w:rFonts w:ascii="Times New Roman" w:hAnsi="Times New Roman" w:cs="Times New Roman"/>
+                <w:sz w:val="24"/>
+                <w:szCs w:val="24"/>
+              </w:rPr>
+            </w:pPr>
+            <w:r>
+              <w:rPr>
+                <w:rFonts w:ascii="Times New Roman" w:hAnsi="Times New Roman" w:cs="Times New Roman"/>
                 <w:sz w:val="24"/>
                 <w:szCs w:val="24"/>
               </w:rPr>
@@ -6672,7 +6722,7 @@
             <w:pPr>
               <w:spacing w:line="360" w:lineRule="auto"/>
               <w:rPr>
-                <w:rFonts w:ascii="Bookman Old Style" w:hAnsi="Bookman Old Style"/>
+                <w:rFonts w:ascii="Times New Roman" w:hAnsi="Times New Roman" w:cs="Times New Roman"/>
                 <w:sz w:val="24"/>
                 <w:szCs w:val="24"/>
                 <w:lang w:val="id-ID"/>
@@ -6680,7 +6730,7 @@
             </w:pPr>
             <w:r>
               <w:rPr>
-                <w:rFonts w:ascii="Bookman Old Style" w:hAnsi="Bookman Old Style"/>
+                <w:rFonts w:ascii="Times New Roman" w:hAnsi="Times New Roman" w:cs="Times New Roman"/>
                 <w:sz w:val="24"/>
                 <w:szCs w:val="24"/>
                 <w:lang w:val="id-ID"/>
@@ -6689,7 +6739,7 @@
             </w:r>
             <w:r>
               <w:rPr>
-                <w:rFonts w:ascii="Bookman Old Style" w:hAnsi="Bookman Old Style"/>
+                <w:rFonts w:ascii="Times New Roman" w:hAnsi="Times New Roman" w:cs="Times New Roman"/>
                 <w:sz w:val="24"/>
                 <w:szCs w:val="24"/>
                 <w:lang w:val="id-ID"/>
@@ -6698,7 +6748,7 @@
             </w:r>
             <w:r>
               <w:rPr>
-                <w:rFonts w:ascii="Bookman Old Style" w:hAnsi="Bookman Old Style"/>
+                <w:rFonts w:ascii="Times New Roman" w:hAnsi="Times New Roman" w:cs="Times New Roman"/>
                 <w:sz w:val="24"/>
                 <w:szCs w:val="24"/>
                 <w:lang w:val="id-ID"/>
@@ -6707,7 +6757,7 @@
             </w:r>
             <w:r>
               <w:rPr>
-                <w:rFonts w:ascii="Bookman Old Style" w:hAnsi="Bookman Old Style"/>
+                <w:rFonts w:ascii="Times New Roman" w:hAnsi="Times New Roman" w:cs="Times New Roman"/>
                 <w:sz w:val="24"/>
                 <w:szCs w:val="24"/>
                 <w:lang w:val="id-ID"/>
@@ -6716,7 +6766,7 @@
             </w:r>
             <w:r>
               <w:rPr>
-                <w:rFonts w:ascii="Bookman Old Style" w:hAnsi="Bookman Old Style"/>
+                <w:rFonts w:ascii="Times New Roman" w:hAnsi="Times New Roman" w:cs="Times New Roman"/>
                 <w:sz w:val="24"/>
                 <w:szCs w:val="24"/>
                 <w:lang w:val="id-ID"/>
@@ -6725,34 +6775,16 @@
             </w:r>
             <w:r>
               <w:rPr>
-                <w:rFonts w:ascii="Bookman Old Style" w:hAnsi="Bookman Old Style"/>
+                <w:rFonts w:ascii="Times New Roman" w:hAnsi="Times New Roman" w:cs="Times New Roman"/>
                 <w:sz w:val="24"/>
                 <w:szCs w:val="24"/>
                 <w:lang w:val="id-ID"/>
               </w:rPr>
-              <w:t>hari</w:t>
-            </w:r>
-            <w:r>
-              <w:rPr>
-                <w:rFonts w:ascii="Bookman Old Style" w:hAnsi="Bookman Old Style"/>
-                <w:sz w:val="24"/>
-                <w:szCs w:val="24"/>
-                <w:lang w:val="id-ID"/>
-              </w:rPr>
-              <w:t>_</w:t>
-            </w:r>
-            <w:r>
-              <w:rPr>
-                <w:rFonts w:ascii="Bookman Old Style" w:hAnsi="Bookman Old Style"/>
-                <w:sz w:val="24"/>
-                <w:szCs w:val="24"/>
-                <w:lang w:val="id-ID"/>
-              </w:rPr>
-              <w:t>kembali</w:t>
-            </w:r>
-            <w:r>
-              <w:rPr>
-                <w:rFonts w:ascii="Bookman Old Style" w:hAnsi="Bookman Old Style"/>
+              <w:t>hari_kembali</w:t>
+            </w:r>
+            <w:r>
+              <w:rPr>
+                <w:rFonts w:ascii="Times New Roman" w:hAnsi="Times New Roman" w:cs="Times New Roman"/>
                 <w:sz w:val="24"/>
                 <w:szCs w:val="24"/>
                 <w:lang w:val="id-ID"/>
@@ -6784,7 +6816,7 @@
               <w:spacing w:line="360" w:lineRule="auto"/>
               <w:ind w:left="318"/>
               <w:rPr>
-                <w:rFonts w:ascii="Bookman Old Style" w:hAnsi="Bookman Old Style"/>
+                <w:rFonts w:ascii="Times New Roman" w:hAnsi="Times New Roman" w:cs="Times New Roman"/>
                 <w:sz w:val="24"/>
                 <w:szCs w:val="24"/>
               </w:rPr>
@@ -6800,14 +6832,14 @@
             <w:pPr>
               <w:spacing w:line="360" w:lineRule="auto"/>
               <w:rPr>
-                <w:rFonts w:ascii="Bookman Old Style" w:hAnsi="Bookman Old Style"/>
-                <w:sz w:val="24"/>
-                <w:szCs w:val="24"/>
-              </w:rPr>
-            </w:pPr>
-            <w:r>
-              <w:rPr>
-                <w:rFonts w:ascii="Bookman Old Style" w:hAnsi="Bookman Old Style"/>
+                <w:rFonts w:ascii="Times New Roman" w:hAnsi="Times New Roman" w:cs="Times New Roman"/>
+                <w:sz w:val="24"/>
+                <w:szCs w:val="24"/>
+              </w:rPr>
+            </w:pPr>
+            <w:r>
+              <w:rPr>
+                <w:rFonts w:ascii="Times New Roman" w:hAnsi="Times New Roman" w:cs="Times New Roman"/>
                 <w:sz w:val="24"/>
                 <w:szCs w:val="24"/>
               </w:rPr>
@@ -6823,14 +6855,14 @@
             <w:pPr>
               <w:spacing w:line="360" w:lineRule="auto"/>
               <w:rPr>
-                <w:rFonts w:ascii="Bookman Old Style" w:hAnsi="Bookman Old Style"/>
-                <w:sz w:val="24"/>
-                <w:szCs w:val="24"/>
-              </w:rPr>
-            </w:pPr>
-            <w:r>
-              <w:rPr>
-                <w:rFonts w:ascii="Bookman Old Style" w:hAnsi="Bookman Old Style"/>
+                <w:rFonts w:ascii="Times New Roman" w:hAnsi="Times New Roman" w:cs="Times New Roman"/>
+                <w:sz w:val="24"/>
+                <w:szCs w:val="24"/>
+              </w:rPr>
+            </w:pPr>
+            <w:r>
+              <w:rPr>
+                <w:rFonts w:ascii="Times New Roman" w:hAnsi="Times New Roman" w:cs="Times New Roman"/>
                 <w:sz w:val="24"/>
                 <w:szCs w:val="24"/>
               </w:rPr>
@@ -6847,7 +6879,7 @@
             <w:pPr>
               <w:spacing w:line="360" w:lineRule="auto"/>
               <w:rPr>
-                <w:rFonts w:ascii="Bookman Old Style" w:hAnsi="Bookman Old Style"/>
+                <w:rFonts w:ascii="Times New Roman" w:hAnsi="Times New Roman" w:cs="Times New Roman"/>
                 <w:sz w:val="24"/>
                 <w:szCs w:val="24"/>
                 <w:lang w:val="id-ID"/>
@@ -6855,7 +6887,7 @@
             </w:pPr>
             <w:r>
               <w:rPr>
-                <w:rFonts w:ascii="Bookman Old Style" w:hAnsi="Bookman Old Style"/>
+                <w:rFonts w:ascii="Times New Roman" w:hAnsi="Times New Roman" w:cs="Times New Roman"/>
                 <w:sz w:val="24"/>
                 <w:szCs w:val="24"/>
                 <w:lang w:val="id-ID"/>
@@ -6864,7 +6896,7 @@
             </w:r>
             <w:r>
               <w:rPr>
-                <w:rFonts w:ascii="Bookman Old Style" w:hAnsi="Bookman Old Style"/>
+                <w:rFonts w:ascii="Times New Roman" w:hAnsi="Times New Roman" w:cs="Times New Roman"/>
                 <w:sz w:val="24"/>
                 <w:szCs w:val="24"/>
                 <w:lang w:val="id-ID"/>
@@ -6873,7 +6905,7 @@
             </w:r>
             <w:r>
               <w:rPr>
-                <w:rFonts w:ascii="Bookman Old Style" w:hAnsi="Bookman Old Style"/>
+                <w:rFonts w:ascii="Times New Roman" w:hAnsi="Times New Roman" w:cs="Times New Roman"/>
                 <w:sz w:val="24"/>
                 <w:szCs w:val="24"/>
                 <w:lang w:val="id-ID"/>
@@ -6882,43 +6914,34 @@
             </w:r>
             <w:r>
               <w:rPr>
-                <w:rFonts w:ascii="Bookman Old Style" w:hAnsi="Bookman Old Style"/>
+                <w:rFonts w:ascii="Times New Roman" w:hAnsi="Times New Roman" w:cs="Times New Roman"/>
                 <w:sz w:val="24"/>
                 <w:szCs w:val="24"/>
                 <w:lang w:val="id-ID"/>
               </w:rPr>
-              <w:t xml:space="preserve"> </w:t>
-            </w:r>
-            <w:r>
-              <w:rPr>
-                <w:rFonts w:ascii="Bookman Old Style" w:hAnsi="Bookman Old Style"/>
+              <w:t xml:space="preserve"> – </w:t>
+            </w:r>
+            <w:r>
+              <w:rPr>
+                <w:rFonts w:ascii="Times New Roman" w:hAnsi="Times New Roman" w:cs="Times New Roman"/>
                 <w:sz w:val="24"/>
                 <w:szCs w:val="24"/>
                 <w:lang w:val="id-ID"/>
               </w:rPr>
-              <w:t xml:space="preserve">– </w:t>
-            </w:r>
-            <w:r>
-              <w:rPr>
-                <w:rFonts w:ascii="Bookman Old Style" w:hAnsi="Bookman Old Style"/>
+              <w:t>{</w:t>
+            </w:r>
+            <w:r>
+              <w:rPr>
+                <w:rFonts w:ascii="Times New Roman" w:hAnsi="Times New Roman" w:cs="Times New Roman"/>
                 <w:sz w:val="24"/>
                 <w:szCs w:val="24"/>
                 <w:lang w:val="id-ID"/>
               </w:rPr>
-              <w:t>{</w:t>
-            </w:r>
-            <w:r>
-              <w:rPr>
-                <w:rFonts w:ascii="Bookman Old Style" w:hAnsi="Bookman Old Style"/>
-                <w:sz w:val="24"/>
-                <w:szCs w:val="24"/>
-                <w:lang w:val="id-ID"/>
-              </w:rPr>
               <w:t>tgl_kembali</w:t>
             </w:r>
             <w:r>
               <w:rPr>
-                <w:rFonts w:ascii="Bookman Old Style" w:hAnsi="Bookman Old Style"/>
+                <w:rFonts w:ascii="Times New Roman" w:hAnsi="Times New Roman" w:cs="Times New Roman"/>
                 <w:sz w:val="24"/>
                 <w:szCs w:val="24"/>
                 <w:lang w:val="id-ID"/>
@@ -6950,7 +6973,7 @@
               <w:spacing w:line="360" w:lineRule="auto"/>
               <w:ind w:left="318"/>
               <w:rPr>
-                <w:rFonts w:ascii="Bookman Old Style" w:hAnsi="Bookman Old Style"/>
+                <w:rFonts w:ascii="Times New Roman" w:hAnsi="Times New Roman" w:cs="Times New Roman"/>
                 <w:sz w:val="24"/>
                 <w:szCs w:val="24"/>
               </w:rPr>
@@ -6966,14 +6989,14 @@
             <w:pPr>
               <w:spacing w:line="360" w:lineRule="auto"/>
               <w:rPr>
-                <w:rFonts w:ascii="Bookman Old Style" w:hAnsi="Bookman Old Style"/>
-                <w:sz w:val="24"/>
-                <w:szCs w:val="24"/>
-              </w:rPr>
-            </w:pPr>
-            <w:r>
-              <w:rPr>
-                <w:rFonts w:ascii="Bookman Old Style" w:hAnsi="Bookman Old Style"/>
+                <w:rFonts w:ascii="Times New Roman" w:hAnsi="Times New Roman" w:cs="Times New Roman"/>
+                <w:sz w:val="24"/>
+                <w:szCs w:val="24"/>
+              </w:rPr>
+            </w:pPr>
+            <w:r>
+              <w:rPr>
+                <w:rFonts w:ascii="Times New Roman" w:hAnsi="Times New Roman" w:cs="Times New Roman"/>
                 <w:sz w:val="24"/>
                 <w:szCs w:val="24"/>
               </w:rPr>
@@ -6989,14 +7012,14 @@
             <w:pPr>
               <w:spacing w:line="360" w:lineRule="auto"/>
               <w:rPr>
-                <w:rFonts w:ascii="Bookman Old Style" w:hAnsi="Bookman Old Style"/>
-                <w:sz w:val="24"/>
-                <w:szCs w:val="24"/>
-              </w:rPr>
-            </w:pPr>
-            <w:r>
-              <w:rPr>
-                <w:rFonts w:ascii="Bookman Old Style" w:hAnsi="Bookman Old Style"/>
+                <w:rFonts w:ascii="Times New Roman" w:hAnsi="Times New Roman" w:cs="Times New Roman"/>
+                <w:sz w:val="24"/>
+                <w:szCs w:val="24"/>
+              </w:rPr>
+            </w:pPr>
+            <w:r>
+              <w:rPr>
+                <w:rFonts w:ascii="Times New Roman" w:hAnsi="Times New Roman" w:cs="Times New Roman"/>
                 <w:sz w:val="24"/>
                 <w:szCs w:val="24"/>
               </w:rPr>
@@ -7013,14 +7036,14 @@
             <w:pPr>
               <w:spacing w:line="360" w:lineRule="auto"/>
               <w:rPr>
-                <w:rFonts w:ascii="Bookman Old Style" w:hAnsi="Bookman Old Style"/>
-                <w:sz w:val="24"/>
-                <w:szCs w:val="24"/>
-              </w:rPr>
-            </w:pPr>
-            <w:r>
-              <w:rPr>
-                <w:rFonts w:ascii="Bookman Old Style" w:hAnsi="Bookman Old Style"/>
+                <w:rFonts w:ascii="Times New Roman" w:hAnsi="Times New Roman" w:cs="Times New Roman"/>
+                <w:sz w:val="24"/>
+                <w:szCs w:val="24"/>
+              </w:rPr>
+            </w:pPr>
+            <w:r>
+              <w:rPr>
+                <w:rFonts w:ascii="Times New Roman" w:hAnsi="Times New Roman" w:cs="Times New Roman"/>
                 <w:sz w:val="24"/>
                 <w:szCs w:val="24"/>
               </w:rPr>
@@ -7028,7 +7051,7 @@
             </w:r>
             <w:r>
               <w:rPr>
-                <w:rFonts w:ascii="Bookman Old Style" w:hAnsi="Bookman Old Style"/>
+                <w:rFonts w:ascii="Times New Roman" w:hAnsi="Times New Roman" w:cs="Times New Roman"/>
                 <w:sz w:val="24"/>
                 <w:szCs w:val="24"/>
               </w:rPr>
@@ -7036,7 +7059,7 @@
             </w:r>
             <w:r>
               <w:rPr>
-                <w:rFonts w:ascii="Bookman Old Style" w:hAnsi="Bookman Old Style"/>
+                <w:rFonts w:ascii="Times New Roman" w:hAnsi="Times New Roman" w:cs="Times New Roman"/>
                 <w:sz w:val="24"/>
                 <w:szCs w:val="24"/>
               </w:rPr>
@@ -7067,7 +7090,7 @@
               <w:spacing w:line="360" w:lineRule="auto"/>
               <w:ind w:left="318"/>
               <w:rPr>
-                <w:rFonts w:ascii="Bookman Old Style" w:hAnsi="Bookman Old Style"/>
+                <w:rFonts w:ascii="Times New Roman" w:hAnsi="Times New Roman" w:cs="Times New Roman"/>
                 <w:sz w:val="24"/>
                 <w:szCs w:val="24"/>
               </w:rPr>
@@ -7083,14 +7106,14 @@
             <w:pPr>
               <w:spacing w:line="360" w:lineRule="auto"/>
               <w:rPr>
-                <w:rFonts w:ascii="Bookman Old Style" w:hAnsi="Bookman Old Style"/>
-                <w:sz w:val="24"/>
-                <w:szCs w:val="24"/>
-              </w:rPr>
-            </w:pPr>
-            <w:r>
-              <w:rPr>
-                <w:rFonts w:ascii="Bookman Old Style" w:hAnsi="Bookman Old Style"/>
+                <w:rFonts w:ascii="Times New Roman" w:hAnsi="Times New Roman" w:cs="Times New Roman"/>
+                <w:sz w:val="24"/>
+                <w:szCs w:val="24"/>
+              </w:rPr>
+            </w:pPr>
+            <w:r>
+              <w:rPr>
+                <w:rFonts w:ascii="Times New Roman" w:hAnsi="Times New Roman" w:cs="Times New Roman"/>
                 <w:sz w:val="24"/>
                 <w:szCs w:val="24"/>
               </w:rPr>
@@ -7106,14 +7129,14 @@
             <w:pPr>
               <w:spacing w:line="360" w:lineRule="auto"/>
               <w:rPr>
-                <w:rFonts w:ascii="Bookman Old Style" w:hAnsi="Bookman Old Style"/>
-                <w:sz w:val="24"/>
-                <w:szCs w:val="24"/>
-              </w:rPr>
-            </w:pPr>
-            <w:r>
-              <w:rPr>
-                <w:rFonts w:ascii="Bookman Old Style" w:hAnsi="Bookman Old Style"/>
+                <w:rFonts w:ascii="Times New Roman" w:hAnsi="Times New Roman" w:cs="Times New Roman"/>
+                <w:sz w:val="24"/>
+                <w:szCs w:val="24"/>
+              </w:rPr>
+            </w:pPr>
+            <w:r>
+              <w:rPr>
+                <w:rFonts w:ascii="Times New Roman" w:hAnsi="Times New Roman" w:cs="Times New Roman"/>
                 <w:sz w:val="24"/>
                 <w:szCs w:val="24"/>
               </w:rPr>
@@ -7130,14 +7153,14 @@
             <w:pPr>
               <w:spacing w:line="360" w:lineRule="auto"/>
               <w:rPr>
-                <w:rFonts w:ascii="Bookman Old Style" w:hAnsi="Bookman Old Style"/>
-                <w:sz w:val="24"/>
-                <w:szCs w:val="24"/>
-              </w:rPr>
-            </w:pPr>
-            <w:r>
-              <w:rPr>
-                <w:rFonts w:ascii="Bookman Old Style" w:hAnsi="Bookman Old Style"/>
+                <w:rFonts w:ascii="Times New Roman" w:hAnsi="Times New Roman" w:cs="Times New Roman"/>
+                <w:sz w:val="24"/>
+                <w:szCs w:val="24"/>
+              </w:rPr>
+            </w:pPr>
+            <w:r>
+              <w:rPr>
+                <w:rFonts w:ascii="Times New Roman" w:hAnsi="Times New Roman" w:cs="Times New Roman"/>
                 <w:sz w:val="24"/>
                 <w:szCs w:val="24"/>
               </w:rPr>
@@ -7145,7 +7168,7 @@
             </w:r>
             <w:r>
               <w:rPr>
-                <w:rFonts w:ascii="Bookman Old Style" w:hAnsi="Bookman Old Style"/>
+                <w:rFonts w:ascii="Times New Roman" w:hAnsi="Times New Roman" w:cs="Times New Roman"/>
                 <w:sz w:val="24"/>
                 <w:szCs w:val="24"/>
               </w:rPr>
@@ -7153,7 +7176,7 @@
             </w:r>
             <w:r>
               <w:rPr>
-                <w:rFonts w:ascii="Bookman Old Style" w:hAnsi="Bookman Old Style"/>
+                <w:rFonts w:ascii="Times New Roman" w:hAnsi="Times New Roman" w:cs="Times New Roman"/>
                 <w:sz w:val="24"/>
                 <w:szCs w:val="24"/>
               </w:rPr>
@@ -7184,7 +7207,7 @@
               <w:spacing w:line="360" w:lineRule="auto"/>
               <w:ind w:left="318"/>
               <w:rPr>
-                <w:rFonts w:ascii="Bookman Old Style" w:hAnsi="Bookman Old Style"/>
+                <w:rFonts w:ascii="Times New Roman" w:hAnsi="Times New Roman" w:cs="Times New Roman"/>
                 <w:sz w:val="24"/>
                 <w:szCs w:val="24"/>
               </w:rPr>
@@ -7200,14 +7223,14 @@
             <w:pPr>
               <w:spacing w:line="360" w:lineRule="auto"/>
               <w:rPr>
-                <w:rFonts w:ascii="Bookman Old Style" w:hAnsi="Bookman Old Style"/>
-                <w:sz w:val="24"/>
-                <w:szCs w:val="24"/>
-              </w:rPr>
-            </w:pPr>
-            <w:r>
-              <w:rPr>
-                <w:rFonts w:ascii="Bookman Old Style" w:hAnsi="Bookman Old Style"/>
+                <w:rFonts w:ascii="Times New Roman" w:hAnsi="Times New Roman" w:cs="Times New Roman"/>
+                <w:sz w:val="24"/>
+                <w:szCs w:val="24"/>
+              </w:rPr>
+            </w:pPr>
+            <w:r>
+              <w:rPr>
+                <w:rFonts w:ascii="Times New Roman" w:hAnsi="Times New Roman" w:cs="Times New Roman"/>
                 <w:sz w:val="24"/>
                 <w:szCs w:val="24"/>
               </w:rPr>
@@ -7223,14 +7246,14 @@
             <w:pPr>
               <w:spacing w:line="360" w:lineRule="auto"/>
               <w:rPr>
-                <w:rFonts w:ascii="Bookman Old Style" w:hAnsi="Bookman Old Style"/>
-                <w:sz w:val="24"/>
-                <w:szCs w:val="24"/>
-              </w:rPr>
-            </w:pPr>
-            <w:r>
-              <w:rPr>
-                <w:rFonts w:ascii="Bookman Old Style" w:hAnsi="Bookman Old Style"/>
+                <w:rFonts w:ascii="Times New Roman" w:hAnsi="Times New Roman" w:cs="Times New Roman"/>
+                <w:sz w:val="24"/>
+                <w:szCs w:val="24"/>
+              </w:rPr>
+            </w:pPr>
+            <w:r>
+              <w:rPr>
+                <w:rFonts w:ascii="Times New Roman" w:hAnsi="Times New Roman" w:cs="Times New Roman"/>
                 <w:sz w:val="24"/>
                 <w:szCs w:val="24"/>
               </w:rPr>
@@ -7247,14 +7270,14 @@
             <w:pPr>
               <w:spacing w:line="360" w:lineRule="auto"/>
               <w:rPr>
-                <w:rFonts w:ascii="Bookman Old Style" w:hAnsi="Bookman Old Style"/>
-                <w:sz w:val="24"/>
-                <w:szCs w:val="24"/>
-              </w:rPr>
-            </w:pPr>
-            <w:r>
-              <w:rPr>
-                <w:rFonts w:ascii="Bookman Old Style" w:hAnsi="Bookman Old Style"/>
+                <w:rFonts w:ascii="Times New Roman" w:hAnsi="Times New Roman" w:cs="Times New Roman"/>
+                <w:sz w:val="24"/>
+                <w:szCs w:val="24"/>
+              </w:rPr>
+            </w:pPr>
+            <w:r>
+              <w:rPr>
+                <w:rFonts w:ascii="Times New Roman" w:hAnsi="Times New Roman" w:cs="Times New Roman"/>
                 <w:sz w:val="24"/>
                 <w:szCs w:val="24"/>
               </w:rPr>
@@ -7262,7 +7285,7 @@
             </w:r>
             <w:r>
               <w:rPr>
-                <w:rFonts w:ascii="Bookman Old Style" w:hAnsi="Bookman Old Style"/>
+                <w:rFonts w:ascii="Times New Roman" w:hAnsi="Times New Roman" w:cs="Times New Roman"/>
                 <w:sz w:val="24"/>
                 <w:szCs w:val="24"/>
               </w:rPr>
@@ -7270,7 +7293,7 @@
             </w:r>
             <w:r>
               <w:rPr>
-                <w:rFonts w:ascii="Bookman Old Style" w:hAnsi="Bookman Old Style"/>
+                <w:rFonts w:ascii="Times New Roman" w:hAnsi="Times New Roman" w:cs="Times New Roman"/>
                 <w:sz w:val="24"/>
                 <w:szCs w:val="24"/>
               </w:rPr>
@@ -7283,7 +7306,7 @@
     <w:p>
       <w:pPr>
         <w:rPr>
-          <w:rFonts w:ascii="Bookman Old Style" w:hAnsi="Bookman Old Style"/>
+          <w:rFonts w:ascii="Times New Roman" w:hAnsi="Times New Roman" w:cs="Times New Roman"/>
           <w:b/>
           <w:bCs/>
           <w:sz w:val="28"/>
@@ -7322,7 +7345,7 @@
           <w:p>
             <w:pPr>
               <w:rPr>
-                <w:rFonts w:ascii="Bookman Old Style" w:hAnsi="Bookman Old Style"/>
+                <w:rFonts w:ascii="Times New Roman" w:hAnsi="Times New Roman" w:cs="Times New Roman"/>
                 <w:sz w:val="24"/>
                 <w:szCs w:val="24"/>
               </w:rPr>
@@ -7330,24 +7353,16 @@
             <w:proofErr w:type="gramStart"/>
             <w:r>
               <w:rPr>
-                <w:rFonts w:ascii="Bookman Old Style" w:hAnsi="Bookman Old Style"/>
-                <w:sz w:val="24"/>
-                <w:szCs w:val="24"/>
-              </w:rPr>
-              <w:t>KESIMPULAN</w:t>
-            </w:r>
-            <w:r>
-              <w:rPr>
-                <w:rFonts w:ascii="Bookman Old Style" w:hAnsi="Bookman Old Style"/>
-                <w:sz w:val="24"/>
-                <w:szCs w:val="24"/>
-              </w:rPr>
-              <w:t xml:space="preserve"> :</w:t>
+                <w:rFonts w:ascii="Times New Roman" w:hAnsi="Times New Roman" w:cs="Times New Roman"/>
+                <w:sz w:val="24"/>
+                <w:szCs w:val="24"/>
+              </w:rPr>
+              <w:t>KESIMPULAN :</w:t>
             </w:r>
             <w:proofErr w:type="gramEnd"/>
             <w:r>
               <w:rPr>
-                <w:rFonts w:ascii="Bookman Old Style" w:hAnsi="Bookman Old Style"/>
+                <w:rFonts w:ascii="Times New Roman" w:hAnsi="Times New Roman" w:cs="Times New Roman"/>
                 <w:sz w:val="24"/>
                 <w:szCs w:val="24"/>
               </w:rPr>
@@ -7364,7 +7379,7 @@
           <w:p>
             <w:pPr>
               <w:rPr>
-                <w:rFonts w:ascii="Bookman Old Style" w:hAnsi="Bookman Old Style"/>
+                <w:rFonts w:ascii="Times New Roman" w:hAnsi="Times New Roman" w:cs="Times New Roman"/>
                 <w:sz w:val="24"/>
                 <w:szCs w:val="24"/>
               </w:rPr>
@@ -7379,14 +7394,14 @@
             <w:pPr>
               <w:jc w:val="both"/>
               <w:rPr>
-                <w:rFonts w:ascii="Bookman Old Style" w:hAnsi="Bookman Old Style"/>
-                <w:sz w:val="24"/>
-                <w:szCs w:val="24"/>
-              </w:rPr>
-            </w:pPr>
-            <w:r>
-              <w:rPr>
-                <w:rFonts w:ascii="Bookman Old Style" w:hAnsi="Bookman Old Style"/>
+                <w:rFonts w:ascii="Times New Roman" w:hAnsi="Times New Roman" w:cs="Times New Roman"/>
+                <w:sz w:val="24"/>
+                <w:szCs w:val="24"/>
+              </w:rPr>
+            </w:pPr>
+            <w:r>
+              <w:rPr>
+                <w:rFonts w:ascii="Times New Roman" w:hAnsi="Times New Roman" w:cs="Times New Roman"/>
                 <w:sz w:val="24"/>
                 <w:szCs w:val="24"/>
               </w:rPr>
@@ -7399,7 +7414,7 @@
     <w:p>
       <w:pPr>
         <w:rPr>
-          <w:rFonts w:ascii="Bookman Old Style" w:hAnsi="Bookman Old Style"/>
+          <w:rFonts w:ascii="Times New Roman" w:hAnsi="Times New Roman" w:cs="Times New Roman"/>
           <w:b/>
           <w:bCs/>
           <w:sz w:val="28"/>
@@ -7435,14 +7450,14 @@
             <w:pPr>
               <w:jc w:val="center"/>
               <w:rPr>
-                <w:rFonts w:ascii="Bookman Old Style" w:hAnsi="Bookman Old Style"/>
-                <w:sz w:val="24"/>
-                <w:szCs w:val="24"/>
-              </w:rPr>
-            </w:pPr>
-            <w:r>
-              <w:rPr>
-                <w:rFonts w:ascii="Bookman Old Style" w:hAnsi="Bookman Old Style"/>
+                <w:rFonts w:ascii="Times New Roman" w:hAnsi="Times New Roman" w:cs="Times New Roman"/>
+                <w:sz w:val="24"/>
+                <w:szCs w:val="24"/>
+              </w:rPr>
+            </w:pPr>
+            <w:r>
+              <w:rPr>
+                <w:rFonts w:ascii="Times New Roman" w:hAnsi="Times New Roman" w:cs="Times New Roman"/>
                 <w:sz w:val="24"/>
                 <w:szCs w:val="24"/>
               </w:rPr>
@@ -7453,7 +7468,7 @@
             <w:pPr>
               <w:jc w:val="center"/>
               <w:rPr>
-                <w:rFonts w:ascii="Bookman Old Style" w:hAnsi="Bookman Old Style"/>
+                <w:rFonts w:ascii="Times New Roman" w:hAnsi="Times New Roman" w:cs="Times New Roman"/>
                 <w:sz w:val="24"/>
                 <w:szCs w:val="24"/>
               </w:rPr>
@@ -7463,7 +7478,7 @@
             <w:pPr>
               <w:jc w:val="center"/>
               <w:rPr>
-                <w:rFonts w:ascii="Bookman Old Style" w:hAnsi="Bookman Old Style"/>
+                <w:rFonts w:ascii="Times New Roman" w:hAnsi="Times New Roman" w:cs="Times New Roman"/>
                 <w:sz w:val="24"/>
                 <w:szCs w:val="24"/>
               </w:rPr>
@@ -7473,7 +7488,7 @@
             <w:pPr>
               <w:jc w:val="center"/>
               <w:rPr>
-                <w:rFonts w:ascii="Bookman Old Style" w:hAnsi="Bookman Old Style"/>
+                <w:rFonts w:ascii="Times New Roman" w:hAnsi="Times New Roman" w:cs="Times New Roman"/>
                 <w:sz w:val="24"/>
                 <w:szCs w:val="24"/>
               </w:rPr>
@@ -7483,7 +7498,7 @@
             <w:pPr>
               <w:jc w:val="center"/>
               <w:rPr>
-                <w:rFonts w:ascii="Bookman Old Style" w:hAnsi="Bookman Old Style"/>
+                <w:rFonts w:ascii="Times New Roman" w:hAnsi="Times New Roman" w:cs="Times New Roman"/>
                 <w:sz w:val="24"/>
                 <w:szCs w:val="24"/>
               </w:rPr>
@@ -7493,7 +7508,7 @@
             <w:pPr>
               <w:jc w:val="center"/>
               <w:rPr>
-                <w:rFonts w:ascii="Bookman Old Style" w:hAnsi="Bookman Old Style"/>
+                <w:rFonts w:ascii="Times New Roman" w:hAnsi="Times New Roman" w:cs="Times New Roman"/>
                 <w:sz w:val="24"/>
                 <w:szCs w:val="24"/>
                 <w:u w:val="single"/>
@@ -7501,7 +7516,7 @@
             </w:pPr>
             <w:r>
               <w:rPr>
-                <w:rFonts w:ascii="Bookman Old Style" w:hAnsi="Bookman Old Style"/>
+                <w:rFonts w:ascii="Times New Roman" w:hAnsi="Times New Roman" w:cs="Times New Roman"/>
                 <w:sz w:val="24"/>
                 <w:szCs w:val="24"/>
                 <w:u w:val="single"/>
@@ -7510,7 +7525,7 @@
             </w:r>
             <w:r>
               <w:rPr>
-                <w:rFonts w:ascii="Bookman Old Style" w:hAnsi="Bookman Old Style"/>
+                <w:rFonts w:ascii="Times New Roman" w:hAnsi="Times New Roman" w:cs="Times New Roman"/>
                 <w:sz w:val="24"/>
                 <w:szCs w:val="24"/>
                 <w:u w:val="single"/>
@@ -7519,7 +7534,7 @@
             </w:r>
             <w:r>
               <w:rPr>
-                <w:rFonts w:ascii="Bookman Old Style" w:hAnsi="Bookman Old Style"/>
+                <w:rFonts w:ascii="Times New Roman" w:hAnsi="Times New Roman" w:cs="Times New Roman"/>
                 <w:sz w:val="24"/>
                 <w:szCs w:val="24"/>
                 <w:u w:val="single"/>
@@ -7533,7 +7548,7 @@
     <w:p>
       <w:pPr>
         <w:rPr>
-          <w:rFonts w:ascii="Bookman Old Style" w:hAnsi="Bookman Old Style"/>
+          <w:rFonts w:ascii="Times New Roman" w:hAnsi="Times New Roman" w:cs="Times New Roman"/>
           <w:sz w:val="24"/>
           <w:szCs w:val="24"/>
         </w:rPr>
@@ -7542,7 +7557,7 @@
     <w:p>
       <w:pPr>
         <w:rPr>
-          <w:rFonts w:ascii="Bookman Old Style" w:hAnsi="Bookman Old Style"/>
+          <w:rFonts w:ascii="Times New Roman" w:hAnsi="Times New Roman" w:cs="Times New Roman"/>
           <w:sz w:val="24"/>
           <w:szCs w:val="24"/>
         </w:rPr>
@@ -7551,7 +7566,7 @@
     <w:p>
       <w:pPr>
         <w:rPr>
-          <w:rFonts w:ascii="Bookman Old Style" w:hAnsi="Bookman Old Style"/>
+          <w:rFonts w:ascii="Times New Roman" w:hAnsi="Times New Roman" w:cs="Times New Roman"/>
           <w:sz w:val="24"/>
           <w:szCs w:val="24"/>
         </w:rPr>
@@ -7560,7 +7575,7 @@
     <w:p>
       <w:pPr>
         <w:rPr>
-          <w:rFonts w:ascii="Bookman Old Style" w:hAnsi="Bookman Old Style"/>
+          <w:rFonts w:ascii="Times New Roman" w:hAnsi="Times New Roman" w:cs="Times New Roman"/>
           <w:sz w:val="24"/>
           <w:szCs w:val="24"/>
         </w:rPr>
@@ -7568,14 +7583,25 @@
     </w:p>
     <w:p>
       <w:pPr>
+        <w:rPr>
+          <w:rFonts w:ascii="Times New Roman" w:hAnsi="Times New Roman" w:cs="Times New Roman"/>
+          <w:sz w:val="24"/>
+          <w:szCs w:val="24"/>
+        </w:rPr>
+      </w:pPr>
+    </w:p>
+    <w:p>
+      <w:pPr>
         <w:pStyle w:val="HeaderSurat"/>
         <w:ind w:left="0"/>
         <w:rPr>
+          <w:rFonts w:ascii="Times New Roman" w:hAnsi="Times New Roman"/>
           <w:noProof/>
         </w:rPr>
       </w:pPr>
       <w:r>
         <w:rPr>
+          <w:rFonts w:ascii="Times New Roman" w:hAnsi="Times New Roman"/>
           <w:caps w:val="0"/>
           <w:noProof/>
         </w:rPr>
@@ -7642,6 +7668,7 @@
       </w:r>
       <w:r>
         <w:rPr>
+          <w:rFonts w:ascii="Times New Roman" w:hAnsi="Times New Roman"/>
           <w:noProof/>
         </w:rPr>
         <w:t>PEMERINTAH KABUPATEN Magelang</w:t>
@@ -7651,8 +7678,14 @@
       <w:pPr>
         <w:pStyle w:val="HeaderSurat"/>
         <w:ind w:left="0"/>
+        <w:rPr>
+          <w:rFonts w:ascii="Times New Roman" w:hAnsi="Times New Roman"/>
+        </w:rPr>
       </w:pPr>
       <w:r>
+        <w:rPr>
+          <w:rFonts w:ascii="Times New Roman" w:hAnsi="Times New Roman"/>
+        </w:rPr>
         <w:t>KECAMATAN Borobudur</w:t>
       </w:r>
     </w:p>
@@ -7661,12 +7694,14 @@
         <w:pStyle w:val="HeaderSurat"/>
         <w:ind w:left="0"/>
         <w:rPr>
+          <w:rFonts w:ascii="Times New Roman" w:hAnsi="Times New Roman"/>
           <w:b/>
           <w:bCs/>
         </w:rPr>
       </w:pPr>
       <w:r>
         <w:rPr>
+          <w:rFonts w:ascii="Times New Roman" w:hAnsi="Times New Roman"/>
           <w:b/>
           <w:bCs/>
         </w:rPr>
@@ -7678,6 +7713,7 @@
         <w:pStyle w:val="HeaderSurat"/>
         <w:ind w:left="0"/>
         <w:rPr>
+          <w:rFonts w:ascii="Times New Roman" w:hAnsi="Times New Roman"/>
           <w:caps w:val="0"/>
           <w:sz w:val="20"/>
           <w:szCs w:val="20"/>
@@ -7685,6 +7721,7 @@
       </w:pPr>
       <w:r>
         <w:rPr>
+          <w:rFonts w:ascii="Times New Roman" w:hAnsi="Times New Roman"/>
           <w:caps w:val="0"/>
           <w:sz w:val="20"/>
           <w:szCs w:val="20"/>
@@ -7694,6 +7731,7 @@
       <w:proofErr w:type="gramStart"/>
       <w:r>
         <w:rPr>
+          <w:rFonts w:ascii="Times New Roman" w:hAnsi="Times New Roman"/>
           <w:caps w:val="0"/>
           <w:sz w:val="20"/>
           <w:szCs w:val="20"/>
@@ -7703,6 +7741,7 @@
       <w:proofErr w:type="gramEnd"/>
       <w:r>
         <w:rPr>
+          <w:rFonts w:ascii="Times New Roman" w:hAnsi="Times New Roman"/>
           <w:caps w:val="0"/>
           <w:sz w:val="20"/>
           <w:szCs w:val="20"/>
@@ -7718,6 +7757,7 @@
         </w:pBdr>
         <w:ind w:left="0"/>
         <w:rPr>
+          <w:rFonts w:ascii="Times New Roman" w:hAnsi="Times New Roman"/>
           <w:caps w:val="0"/>
           <w:sz w:val="20"/>
           <w:szCs w:val="20"/>
@@ -7726,6 +7766,7 @@
       <w:proofErr w:type="gramStart"/>
       <w:r>
         <w:rPr>
+          <w:rFonts w:ascii="Times New Roman" w:hAnsi="Times New Roman"/>
           <w:caps w:val="0"/>
           <w:sz w:val="20"/>
           <w:szCs w:val="20"/>
@@ -7735,6 +7776,7 @@
       <w:proofErr w:type="gramEnd"/>
       <w:r>
         <w:rPr>
+          <w:rFonts w:ascii="Times New Roman" w:hAnsi="Times New Roman"/>
           <w:caps w:val="0"/>
           <w:sz w:val="20"/>
           <w:szCs w:val="20"/>
@@ -7744,6 +7786,7 @@
       <w:proofErr w:type="gramStart"/>
       <w:r>
         <w:rPr>
+          <w:rFonts w:ascii="Times New Roman" w:hAnsi="Times New Roman"/>
           <w:caps w:val="0"/>
           <w:sz w:val="20"/>
           <w:szCs w:val="20"/>
@@ -7753,6 +7796,7 @@
       <w:proofErr w:type="gramEnd"/>
       <w:r>
         <w:rPr>
+          <w:rFonts w:ascii="Times New Roman" w:hAnsi="Times New Roman"/>
           <w:caps w:val="0"/>
           <w:sz w:val="20"/>
           <w:szCs w:val="20"/>
@@ -7763,7 +7807,7 @@
         <w:r>
           <w:rPr>
             <w:rStyle w:val="Hyperlink"/>
-            <w:rFonts w:eastAsiaTheme="majorEastAsia"/>
+            <w:rFonts w:ascii="Times New Roman" w:eastAsiaTheme="majorEastAsia" w:hAnsi="Times New Roman"/>
             <w:caps w:val="0"/>
             <w:sz w:val="20"/>
             <w:szCs w:val="20"/>
@@ -7773,6 +7817,7 @@
       </w:hyperlink>
       <w:r>
         <w:rPr>
+          <w:rFonts w:ascii="Times New Roman" w:hAnsi="Times New Roman"/>
           <w:caps w:val="0"/>
           <w:sz w:val="20"/>
           <w:szCs w:val="20"/>
@@ -7785,6 +7830,7 @@
         <w:pStyle w:val="HeaderSurat"/>
         <w:ind w:left="0"/>
         <w:rPr>
+          <w:rFonts w:ascii="Times New Roman" w:hAnsi="Times New Roman"/>
           <w:caps w:val="0"/>
           <w:sz w:val="20"/>
           <w:szCs w:val="20"/>
@@ -7800,7 +7846,7 @@
         <w:jc w:val="center"/>
         <w:outlineLvl w:val="2"/>
         <w:rPr>
-          <w:rFonts w:ascii="Bookman Old Style" w:eastAsia="Times New Roman" w:hAnsi="Bookman Old Style" w:cs="Times New Roman"/>
+          <w:rFonts w:ascii="Times New Roman" w:eastAsia="Times New Roman" w:hAnsi="Times New Roman" w:cs="Times New Roman"/>
           <w:kern w:val="0"/>
           <w:sz w:val="28"/>
           <w:szCs w:val="28"/>
@@ -7811,7 +7857,7 @@
       </w:pPr>
       <w:r>
         <w:rPr>
-          <w:rFonts w:ascii="Bookman Old Style" w:eastAsia="Times New Roman" w:hAnsi="Bookman Old Style" w:cs="Times New Roman"/>
+          <w:rFonts w:ascii="Times New Roman" w:eastAsia="Times New Roman" w:hAnsi="Times New Roman" w:cs="Times New Roman"/>
           <w:kern w:val="0"/>
           <w:sz w:val="28"/>
           <w:szCs w:val="28"/>
@@ -7831,14 +7877,14 @@
         <w:jc w:val="center"/>
         <w:outlineLvl w:val="2"/>
         <w:rPr>
-          <w:rFonts w:ascii="Bookman Old Style" w:hAnsi="Bookman Old Style"/>
+          <w:rFonts w:ascii="Times New Roman" w:hAnsi="Times New Roman" w:cs="Times New Roman"/>
           <w:sz w:val="24"/>
           <w:szCs w:val="24"/>
         </w:rPr>
       </w:pPr>
       <w:r>
         <w:rPr>
-          <w:rFonts w:ascii="Bookman Old Style" w:hAnsi="Bookman Old Style"/>
+          <w:rFonts w:ascii="Times New Roman" w:hAnsi="Times New Roman" w:cs="Times New Roman"/>
           <w:sz w:val="24"/>
           <w:szCs w:val="24"/>
         </w:rPr>
@@ -7846,7 +7892,7 @@
       </w:r>
       <w:r>
         <w:rPr>
-          <w:rFonts w:ascii="Bookman Old Style" w:hAnsi="Bookman Old Style"/>
+          <w:rFonts w:ascii="Times New Roman" w:hAnsi="Times New Roman" w:cs="Times New Roman"/>
           <w:sz w:val="24"/>
           <w:szCs w:val="24"/>
         </w:rPr>
@@ -7854,7 +7900,7 @@
       </w:r>
       <w:r>
         <w:rPr>
-          <w:rFonts w:ascii="Bookman Old Style" w:hAnsi="Bookman Old Style"/>
+          <w:rFonts w:ascii="Times New Roman" w:hAnsi="Times New Roman" w:cs="Times New Roman"/>
           <w:sz w:val="24"/>
           <w:szCs w:val="24"/>
         </w:rPr>
@@ -7870,7 +7916,7 @@
         <w:jc w:val="center"/>
         <w:outlineLvl w:val="2"/>
         <w:rPr>
-          <w:rFonts w:ascii="Bookman Old Style" w:eastAsia="Times New Roman" w:hAnsi="Bookman Old Style" w:cs="Times New Roman"/>
+          <w:rFonts w:ascii="Times New Roman" w:eastAsia="Times New Roman" w:hAnsi="Times New Roman" w:cs="Times New Roman"/>
           <w:b/>
           <w:bCs/>
           <w:kern w:val="0"/>
@@ -7919,7 +7965,7 @@
               <w:spacing w:line="360" w:lineRule="auto"/>
               <w:ind w:left="323"/>
               <w:rPr>
-                <w:rFonts w:ascii="Bookman Old Style" w:hAnsi="Bookman Old Style"/>
+                <w:rFonts w:ascii="Times New Roman" w:hAnsi="Times New Roman" w:cs="Times New Roman"/>
                 <w:b/>
                 <w:bCs/>
                 <w:sz w:val="24"/>
@@ -7936,7 +7982,7 @@
             <w:pPr>
               <w:spacing w:line="360" w:lineRule="auto"/>
               <w:rPr>
-                <w:rFonts w:ascii="Bookman Old Style" w:hAnsi="Bookman Old Style"/>
+                <w:rFonts w:ascii="Times New Roman" w:hAnsi="Times New Roman" w:cs="Times New Roman"/>
                 <w:b/>
                 <w:bCs/>
                 <w:sz w:val="24"/>
@@ -7953,14 +7999,14 @@
             <w:pPr>
               <w:spacing w:line="360" w:lineRule="auto"/>
               <w:rPr>
-                <w:rFonts w:ascii="Bookman Old Style" w:hAnsi="Bookman Old Style"/>
-                <w:sz w:val="24"/>
-                <w:szCs w:val="24"/>
-              </w:rPr>
-            </w:pPr>
-            <w:r>
-              <w:rPr>
-                <w:rFonts w:ascii="Bookman Old Style" w:hAnsi="Bookman Old Style"/>
+                <w:rFonts w:ascii="Times New Roman" w:hAnsi="Times New Roman" w:cs="Times New Roman"/>
+                <w:sz w:val="24"/>
+                <w:szCs w:val="24"/>
+              </w:rPr>
+            </w:pPr>
+            <w:r>
+              <w:rPr>
+                <w:rFonts w:ascii="Times New Roman" w:hAnsi="Times New Roman" w:cs="Times New Roman"/>
                 <w:sz w:val="24"/>
                 <w:szCs w:val="24"/>
               </w:rPr>
@@ -7971,14 +8017,14 @@
             <w:pPr>
               <w:spacing w:line="360" w:lineRule="auto"/>
               <w:rPr>
-                <w:rFonts w:ascii="Bookman Old Style" w:hAnsi="Bookman Old Style"/>
-                <w:sz w:val="24"/>
-                <w:szCs w:val="24"/>
-              </w:rPr>
-            </w:pPr>
-            <w:r>
-              <w:rPr>
-                <w:rFonts w:ascii="Bookman Old Style" w:hAnsi="Bookman Old Style"/>
+                <w:rFonts w:ascii="Times New Roman" w:hAnsi="Times New Roman" w:cs="Times New Roman"/>
+                <w:sz w:val="24"/>
+                <w:szCs w:val="24"/>
+              </w:rPr>
+            </w:pPr>
+            <w:r>
+              <w:rPr>
+                <w:rFonts w:ascii="Times New Roman" w:hAnsi="Times New Roman" w:cs="Times New Roman"/>
                 <w:sz w:val="24"/>
                 <w:szCs w:val="24"/>
               </w:rPr>
@@ -7989,14 +8035,14 @@
             <w:pPr>
               <w:spacing w:line="360" w:lineRule="auto"/>
               <w:rPr>
-                <w:rFonts w:ascii="Bookman Old Style" w:hAnsi="Bookman Old Style"/>
-                <w:sz w:val="24"/>
-                <w:szCs w:val="24"/>
-              </w:rPr>
-            </w:pPr>
-            <w:r>
-              <w:rPr>
-                <w:rFonts w:ascii="Bookman Old Style" w:hAnsi="Bookman Old Style"/>
+                <w:rFonts w:ascii="Times New Roman" w:hAnsi="Times New Roman" w:cs="Times New Roman"/>
+                <w:sz w:val="24"/>
+                <w:szCs w:val="24"/>
+              </w:rPr>
+            </w:pPr>
+            <w:r>
+              <w:rPr>
+                <w:rFonts w:ascii="Times New Roman" w:hAnsi="Times New Roman" w:cs="Times New Roman"/>
                 <w:sz w:val="24"/>
                 <w:szCs w:val="24"/>
               </w:rPr>
@@ -8012,14 +8058,14 @@
             <w:pPr>
               <w:spacing w:line="360" w:lineRule="auto"/>
               <w:rPr>
-                <w:rFonts w:ascii="Bookman Old Style" w:hAnsi="Bookman Old Style"/>
-                <w:sz w:val="24"/>
-                <w:szCs w:val="24"/>
-              </w:rPr>
-            </w:pPr>
-            <w:r>
-              <w:rPr>
-                <w:rFonts w:ascii="Bookman Old Style" w:hAnsi="Bookman Old Style"/>
+                <w:rFonts w:ascii="Times New Roman" w:hAnsi="Times New Roman" w:cs="Times New Roman"/>
+                <w:sz w:val="24"/>
+                <w:szCs w:val="24"/>
+              </w:rPr>
+            </w:pPr>
+            <w:r>
+              <w:rPr>
+                <w:rFonts w:ascii="Times New Roman" w:hAnsi="Times New Roman" w:cs="Times New Roman"/>
                 <w:sz w:val="24"/>
                 <w:szCs w:val="24"/>
               </w:rPr>
@@ -8030,14 +8076,14 @@
             <w:pPr>
               <w:spacing w:line="360" w:lineRule="auto"/>
               <w:rPr>
-                <w:rFonts w:ascii="Bookman Old Style" w:hAnsi="Bookman Old Style"/>
-                <w:sz w:val="24"/>
-                <w:szCs w:val="24"/>
-              </w:rPr>
-            </w:pPr>
-            <w:r>
-              <w:rPr>
-                <w:rFonts w:ascii="Bookman Old Style" w:hAnsi="Bookman Old Style"/>
+                <w:rFonts w:ascii="Times New Roman" w:hAnsi="Times New Roman" w:cs="Times New Roman"/>
+                <w:sz w:val="24"/>
+                <w:szCs w:val="24"/>
+              </w:rPr>
+            </w:pPr>
+            <w:r>
+              <w:rPr>
+                <w:rFonts w:ascii="Times New Roman" w:hAnsi="Times New Roman" w:cs="Times New Roman"/>
                 <w:sz w:val="24"/>
                 <w:szCs w:val="24"/>
               </w:rPr>
@@ -8048,14 +8094,14 @@
             <w:pPr>
               <w:spacing w:line="360" w:lineRule="auto"/>
               <w:rPr>
-                <w:rFonts w:ascii="Bookman Old Style" w:hAnsi="Bookman Old Style"/>
-                <w:sz w:val="24"/>
-                <w:szCs w:val="24"/>
-              </w:rPr>
-            </w:pPr>
-            <w:r>
-              <w:rPr>
-                <w:rFonts w:ascii="Bookman Old Style" w:hAnsi="Bookman Old Style"/>
+                <w:rFonts w:ascii="Times New Roman" w:hAnsi="Times New Roman" w:cs="Times New Roman"/>
+                <w:sz w:val="24"/>
+                <w:szCs w:val="24"/>
+              </w:rPr>
+            </w:pPr>
+            <w:r>
+              <w:rPr>
+                <w:rFonts w:ascii="Times New Roman" w:hAnsi="Times New Roman" w:cs="Times New Roman"/>
                 <w:sz w:val="24"/>
                 <w:szCs w:val="24"/>
               </w:rPr>
@@ -8071,14 +8117,14 @@
             <w:pPr>
               <w:spacing w:line="360" w:lineRule="auto"/>
               <w:rPr>
-                <w:rFonts w:ascii="Bookman Old Style" w:hAnsi="Bookman Old Style"/>
-                <w:sz w:val="24"/>
-                <w:szCs w:val="24"/>
-              </w:rPr>
-            </w:pPr>
-            <w:r>
-              <w:rPr>
-                <w:rFonts w:ascii="Bookman Old Style" w:hAnsi="Bookman Old Style"/>
+                <w:rFonts w:ascii="Times New Roman" w:hAnsi="Times New Roman" w:cs="Times New Roman"/>
+                <w:sz w:val="24"/>
+                <w:szCs w:val="24"/>
+              </w:rPr>
+            </w:pPr>
+            <w:r>
+              <w:rPr>
+                <w:rFonts w:ascii="Times New Roman" w:hAnsi="Times New Roman" w:cs="Times New Roman"/>
                 <w:sz w:val="24"/>
                 <w:szCs w:val="24"/>
               </w:rPr>
@@ -8086,7 +8132,7 @@
             </w:r>
             <w:r>
               <w:rPr>
-                <w:rFonts w:ascii="Bookman Old Style" w:hAnsi="Bookman Old Style"/>
+                <w:rFonts w:ascii="Times New Roman" w:hAnsi="Times New Roman" w:cs="Times New Roman"/>
                 <w:sz w:val="24"/>
                 <w:szCs w:val="24"/>
               </w:rPr>
@@ -8094,7 +8140,7 @@
             </w:r>
             <w:r>
               <w:rPr>
-                <w:rFonts w:ascii="Bookman Old Style" w:hAnsi="Bookman Old Style"/>
+                <w:rFonts w:ascii="Times New Roman" w:hAnsi="Times New Roman" w:cs="Times New Roman"/>
                 <w:sz w:val="24"/>
                 <w:szCs w:val="24"/>
               </w:rPr>
@@ -8105,14 +8151,14 @@
             <w:pPr>
               <w:spacing w:line="360" w:lineRule="auto"/>
               <w:rPr>
-                <w:rFonts w:ascii="Bookman Old Style" w:hAnsi="Bookman Old Style"/>
-                <w:sz w:val="24"/>
-                <w:szCs w:val="24"/>
-              </w:rPr>
-            </w:pPr>
-            <w:r>
-              <w:rPr>
-                <w:rFonts w:ascii="Bookman Old Style" w:hAnsi="Bookman Old Style"/>
+                <w:rFonts w:ascii="Times New Roman" w:hAnsi="Times New Roman" w:cs="Times New Roman"/>
+                <w:sz w:val="24"/>
+                <w:szCs w:val="24"/>
+              </w:rPr>
+            </w:pPr>
+            <w:r>
+              <w:rPr>
+                <w:rFonts w:ascii="Times New Roman" w:hAnsi="Times New Roman" w:cs="Times New Roman"/>
                 <w:sz w:val="24"/>
                 <w:szCs w:val="24"/>
               </w:rPr>
@@ -8120,7 +8166,7 @@
             </w:r>
             <w:r>
               <w:rPr>
-                <w:rFonts w:ascii="Bookman Old Style" w:hAnsi="Bookman Old Style"/>
+                <w:rFonts w:ascii="Times New Roman" w:hAnsi="Times New Roman" w:cs="Times New Roman"/>
                 <w:sz w:val="24"/>
                 <w:szCs w:val="24"/>
               </w:rPr>
@@ -8128,7 +8174,7 @@
             </w:r>
             <w:r>
               <w:rPr>
-                <w:rFonts w:ascii="Bookman Old Style" w:hAnsi="Bookman Old Style"/>
+                <w:rFonts w:ascii="Times New Roman" w:hAnsi="Times New Roman" w:cs="Times New Roman"/>
                 <w:sz w:val="24"/>
                 <w:szCs w:val="24"/>
               </w:rPr>
@@ -8139,14 +8185,14 @@
             <w:pPr>
               <w:spacing w:line="360" w:lineRule="auto"/>
               <w:rPr>
-                <w:rFonts w:ascii="Bookman Old Style" w:hAnsi="Bookman Old Style"/>
-                <w:sz w:val="24"/>
-                <w:szCs w:val="24"/>
-              </w:rPr>
-            </w:pPr>
-            <w:r>
-              <w:rPr>
-                <w:rFonts w:ascii="Bookman Old Style" w:hAnsi="Bookman Old Style"/>
+                <w:rFonts w:ascii="Times New Roman" w:hAnsi="Times New Roman" w:cs="Times New Roman"/>
+                <w:sz w:val="24"/>
+                <w:szCs w:val="24"/>
+              </w:rPr>
+            </w:pPr>
+            <w:r>
+              <w:rPr>
+                <w:rFonts w:ascii="Times New Roman" w:hAnsi="Times New Roman" w:cs="Times New Roman"/>
                 <w:sz w:val="24"/>
                 <w:szCs w:val="24"/>
               </w:rPr>
@@ -8154,7 +8200,7 @@
             </w:r>
             <w:r>
               <w:rPr>
-                <w:rFonts w:ascii="Bookman Old Style" w:hAnsi="Bookman Old Style"/>
+                <w:rFonts w:ascii="Times New Roman" w:hAnsi="Times New Roman" w:cs="Times New Roman"/>
                 <w:sz w:val="24"/>
                 <w:szCs w:val="24"/>
               </w:rPr>
@@ -8162,7 +8208,7 @@
             </w:r>
             <w:r>
               <w:rPr>
-                <w:rFonts w:ascii="Bookman Old Style" w:hAnsi="Bookman Old Style"/>
+                <w:rFonts w:ascii="Times New Roman" w:hAnsi="Times New Roman" w:cs="Times New Roman"/>
                 <w:sz w:val="24"/>
                 <w:szCs w:val="24"/>
               </w:rPr>
@@ -8175,7 +8221,7 @@
     <w:p>
       <w:pPr>
         <w:rPr>
-          <w:rFonts w:ascii="Bookman Old Style" w:hAnsi="Bookman Old Style"/>
+          <w:rFonts w:ascii="Times New Roman" w:hAnsi="Times New Roman" w:cs="Times New Roman"/>
           <w:sz w:val="24"/>
           <w:szCs w:val="24"/>
         </w:rPr>
@@ -8185,14 +8231,14 @@
       <w:pPr>
         <w:jc w:val="center"/>
         <w:rPr>
-          <w:rFonts w:ascii="Bookman Old Style" w:hAnsi="Bookman Old Style"/>
+          <w:rFonts w:ascii="Times New Roman" w:hAnsi="Times New Roman" w:cs="Times New Roman"/>
           <w:sz w:val="24"/>
           <w:szCs w:val="24"/>
         </w:rPr>
       </w:pPr>
       <w:r>
         <w:rPr>
-          <w:rFonts w:ascii="Bookman Old Style" w:hAnsi="Bookman Old Style"/>
+          <w:rFonts w:ascii="Times New Roman" w:hAnsi="Times New Roman" w:cs="Times New Roman"/>
           <w:sz w:val="24"/>
           <w:szCs w:val="24"/>
         </w:rPr>
@@ -8223,14 +8269,14 @@
             <w:pPr>
               <w:jc w:val="center"/>
               <w:rPr>
-                <w:rFonts w:ascii="Bookman Old Style" w:hAnsi="Bookman Old Style"/>
-                <w:sz w:val="24"/>
-                <w:szCs w:val="24"/>
-              </w:rPr>
-            </w:pPr>
-            <w:r>
-              <w:rPr>
-                <w:rFonts w:ascii="Bookman Old Style" w:hAnsi="Bookman Old Style"/>
+                <w:rFonts w:ascii="Times New Roman" w:hAnsi="Times New Roman" w:cs="Times New Roman"/>
+                <w:sz w:val="24"/>
+                <w:szCs w:val="24"/>
+              </w:rPr>
+            </w:pPr>
+            <w:r>
+              <w:rPr>
+                <w:rFonts w:ascii="Times New Roman" w:hAnsi="Times New Roman" w:cs="Times New Roman"/>
                 <w:sz w:val="24"/>
                 <w:szCs w:val="24"/>
               </w:rPr>
@@ -8246,14 +8292,14 @@
             <w:pPr>
               <w:jc w:val="center"/>
               <w:rPr>
-                <w:rFonts w:ascii="Bookman Old Style" w:hAnsi="Bookman Old Style"/>
-                <w:sz w:val="24"/>
-                <w:szCs w:val="24"/>
-              </w:rPr>
-            </w:pPr>
-            <w:r>
-              <w:rPr>
-                <w:rFonts w:ascii="Bookman Old Style" w:hAnsi="Bookman Old Style"/>
+                <w:rFonts w:ascii="Times New Roman" w:hAnsi="Times New Roman" w:cs="Times New Roman"/>
+                <w:sz w:val="24"/>
+                <w:szCs w:val="24"/>
+              </w:rPr>
+            </w:pPr>
+            <w:r>
+              <w:rPr>
+                <w:rFonts w:ascii="Times New Roman" w:hAnsi="Times New Roman" w:cs="Times New Roman"/>
                 <w:sz w:val="24"/>
                 <w:szCs w:val="24"/>
               </w:rPr>
@@ -8269,14 +8315,14 @@
             <w:pPr>
               <w:jc w:val="center"/>
               <w:rPr>
-                <w:rFonts w:ascii="Bookman Old Style" w:hAnsi="Bookman Old Style"/>
-                <w:sz w:val="24"/>
-                <w:szCs w:val="24"/>
-              </w:rPr>
-            </w:pPr>
-            <w:r>
-              <w:rPr>
-                <w:rFonts w:ascii="Bookman Old Style" w:hAnsi="Bookman Old Style"/>
+                <w:rFonts w:ascii="Times New Roman" w:hAnsi="Times New Roman" w:cs="Times New Roman"/>
+                <w:sz w:val="24"/>
+                <w:szCs w:val="24"/>
+              </w:rPr>
+            </w:pPr>
+            <w:r>
+              <w:rPr>
+                <w:rFonts w:ascii="Times New Roman" w:hAnsi="Times New Roman" w:cs="Times New Roman"/>
                 <w:sz w:val="24"/>
                 <w:szCs w:val="24"/>
               </w:rPr>
@@ -8292,14 +8338,14 @@
             <w:pPr>
               <w:jc w:val="center"/>
               <w:rPr>
-                <w:rFonts w:ascii="Bookman Old Style" w:hAnsi="Bookman Old Style"/>
-                <w:sz w:val="24"/>
-                <w:szCs w:val="24"/>
-              </w:rPr>
-            </w:pPr>
-            <w:r>
-              <w:rPr>
-                <w:rFonts w:ascii="Bookman Old Style" w:hAnsi="Bookman Old Style"/>
+                <w:rFonts w:ascii="Times New Roman" w:hAnsi="Times New Roman" w:cs="Times New Roman"/>
+                <w:sz w:val="24"/>
+                <w:szCs w:val="24"/>
+              </w:rPr>
+            </w:pPr>
+            <w:r>
+              <w:rPr>
+                <w:rFonts w:ascii="Times New Roman" w:hAnsi="Times New Roman" w:cs="Times New Roman"/>
                 <w:sz w:val="24"/>
                 <w:szCs w:val="24"/>
               </w:rPr>
@@ -8327,7 +8373,7 @@
               <w:ind w:left="306"/>
               <w:jc w:val="center"/>
               <w:rPr>
-                <w:rFonts w:ascii="Bookman Old Style" w:hAnsi="Bookman Old Style"/>
+                <w:rFonts w:ascii="Times New Roman" w:hAnsi="Times New Roman" w:cs="Times New Roman"/>
                 <w:sz w:val="24"/>
                 <w:szCs w:val="24"/>
               </w:rPr>
@@ -8341,14 +8387,14 @@
           <w:p>
             <w:pPr>
               <w:rPr>
-                <w:rFonts w:ascii="Bookman Old Style" w:hAnsi="Bookman Old Style"/>
-                <w:sz w:val="24"/>
-                <w:szCs w:val="24"/>
-              </w:rPr>
-            </w:pPr>
-            <w:r>
-              <w:rPr>
-                <w:rFonts w:ascii="Bookman Old Style" w:hAnsi="Bookman Old Style"/>
+                <w:rFonts w:ascii="Times New Roman" w:hAnsi="Times New Roman" w:cs="Times New Roman"/>
+                <w:sz w:val="24"/>
+                <w:szCs w:val="24"/>
+              </w:rPr>
+            </w:pPr>
+            <w:r>
+              <w:rPr>
+                <w:rFonts w:ascii="Times New Roman" w:hAnsi="Times New Roman" w:cs="Times New Roman"/>
                 <w:sz w:val="24"/>
                 <w:szCs w:val="24"/>
               </w:rPr>
@@ -8356,7 +8402,7 @@
             </w:r>
             <w:r>
               <w:rPr>
-                <w:rFonts w:ascii="Bookman Old Style" w:hAnsi="Bookman Old Style"/>
+                <w:rFonts w:ascii="Times New Roman" w:hAnsi="Times New Roman" w:cs="Times New Roman"/>
                 <w:sz w:val="24"/>
                 <w:szCs w:val="24"/>
               </w:rPr>
@@ -8364,7 +8410,7 @@
             </w:r>
             <w:r>
               <w:rPr>
-                <w:rFonts w:ascii="Bookman Old Style" w:hAnsi="Bookman Old Style"/>
+                <w:rFonts w:ascii="Times New Roman" w:hAnsi="Times New Roman" w:cs="Times New Roman"/>
                 <w:sz w:val="24"/>
                 <w:szCs w:val="24"/>
               </w:rPr>
@@ -8379,14 +8425,14 @@
           <w:p>
             <w:pPr>
               <w:rPr>
-                <w:rFonts w:ascii="Bookman Old Style" w:hAnsi="Bookman Old Style"/>
-                <w:sz w:val="24"/>
-                <w:szCs w:val="24"/>
-              </w:rPr>
-            </w:pPr>
-            <w:r>
-              <w:rPr>
-                <w:rFonts w:ascii="Bookman Old Style" w:hAnsi="Bookman Old Style"/>
+                <w:rFonts w:ascii="Times New Roman" w:hAnsi="Times New Roman" w:cs="Times New Roman"/>
+                <w:sz w:val="24"/>
+                <w:szCs w:val="24"/>
+              </w:rPr>
+            </w:pPr>
+            <w:r>
+              <w:rPr>
+                <w:rFonts w:ascii="Times New Roman" w:hAnsi="Times New Roman" w:cs="Times New Roman"/>
                 <w:sz w:val="24"/>
                 <w:szCs w:val="24"/>
               </w:rPr>
@@ -8394,7 +8440,7 @@
             </w:r>
             <w:r>
               <w:rPr>
-                <w:rFonts w:ascii="Bookman Old Style" w:hAnsi="Bookman Old Style"/>
+                <w:rFonts w:ascii="Times New Roman" w:hAnsi="Times New Roman" w:cs="Times New Roman"/>
                 <w:sz w:val="24"/>
                 <w:szCs w:val="24"/>
               </w:rPr>
@@ -8402,7 +8448,7 @@
             </w:r>
             <w:r>
               <w:rPr>
-                <w:rFonts w:ascii="Bookman Old Style" w:hAnsi="Bookman Old Style"/>
+                <w:rFonts w:ascii="Times New Roman" w:hAnsi="Times New Roman" w:cs="Times New Roman"/>
                 <w:sz w:val="24"/>
                 <w:szCs w:val="24"/>
               </w:rPr>
@@ -8417,14 +8463,14 @@
           <w:p>
             <w:pPr>
               <w:rPr>
-                <w:rFonts w:ascii="Bookman Old Style" w:hAnsi="Bookman Old Style"/>
-                <w:sz w:val="24"/>
-                <w:szCs w:val="24"/>
-              </w:rPr>
-            </w:pPr>
-            <w:r>
-              <w:rPr>
-                <w:rFonts w:ascii="Bookman Old Style" w:hAnsi="Bookman Old Style"/>
+                <w:rFonts w:ascii="Times New Roman" w:hAnsi="Times New Roman" w:cs="Times New Roman"/>
+                <w:sz w:val="24"/>
+                <w:szCs w:val="24"/>
+              </w:rPr>
+            </w:pPr>
+            <w:r>
+              <w:rPr>
+                <w:rFonts w:ascii="Times New Roman" w:hAnsi="Times New Roman" w:cs="Times New Roman"/>
                 <w:sz w:val="24"/>
                 <w:szCs w:val="24"/>
               </w:rPr>
@@ -8432,7 +8478,7 @@
             </w:r>
             <w:r>
               <w:rPr>
-                <w:rFonts w:ascii="Bookman Old Style" w:hAnsi="Bookman Old Style"/>
+                <w:rFonts w:ascii="Times New Roman" w:hAnsi="Times New Roman" w:cs="Times New Roman"/>
                 <w:sz w:val="24"/>
                 <w:szCs w:val="24"/>
               </w:rPr>
@@ -8440,7 +8486,7 @@
             </w:r>
             <w:r>
               <w:rPr>
-                <w:rFonts w:ascii="Bookman Old Style" w:hAnsi="Bookman Old Style"/>
+                <w:rFonts w:ascii="Times New Roman" w:hAnsi="Times New Roman" w:cs="Times New Roman"/>
                 <w:sz w:val="24"/>
                 <w:szCs w:val="24"/>
               </w:rPr>
@@ -8468,7 +8514,7 @@
               <w:ind w:left="306"/>
               <w:jc w:val="center"/>
               <w:rPr>
-                <w:rFonts w:ascii="Bookman Old Style" w:hAnsi="Bookman Old Style"/>
+                <w:rFonts w:ascii="Times New Roman" w:hAnsi="Times New Roman" w:cs="Times New Roman"/>
                 <w:sz w:val="24"/>
                 <w:szCs w:val="24"/>
               </w:rPr>
@@ -8482,7 +8528,7 @@
           <w:p>
             <w:pPr>
               <w:rPr>
-                <w:rFonts w:ascii="Bookman Old Style" w:hAnsi="Bookman Old Style"/>
+                <w:rFonts w:ascii="Times New Roman" w:hAnsi="Times New Roman" w:cs="Times New Roman"/>
                 <w:sz w:val="24"/>
                 <w:szCs w:val="24"/>
               </w:rPr>
@@ -8496,7 +8542,7 @@
           <w:p>
             <w:pPr>
               <w:rPr>
-                <w:rFonts w:ascii="Bookman Old Style" w:hAnsi="Bookman Old Style"/>
+                <w:rFonts w:ascii="Times New Roman" w:hAnsi="Times New Roman" w:cs="Times New Roman"/>
                 <w:sz w:val="24"/>
                 <w:szCs w:val="24"/>
               </w:rPr>
@@ -8510,7 +8556,7 @@
           <w:p>
             <w:pPr>
               <w:rPr>
-                <w:rFonts w:ascii="Bookman Old Style" w:hAnsi="Bookman Old Style"/>
+                <w:rFonts w:ascii="Times New Roman" w:hAnsi="Times New Roman" w:cs="Times New Roman"/>
                 <w:sz w:val="24"/>
                 <w:szCs w:val="24"/>
               </w:rPr>
@@ -8522,7 +8568,7 @@
     <w:p>
       <w:pPr>
         <w:rPr>
-          <w:rFonts w:ascii="Bookman Old Style" w:hAnsi="Bookman Old Style"/>
+          <w:rFonts w:ascii="Times New Roman" w:hAnsi="Times New Roman" w:cs="Times New Roman"/>
           <w:sz w:val="24"/>
           <w:szCs w:val="24"/>
         </w:rPr>
@@ -8566,7 +8612,7 @@
               <w:spacing w:line="360" w:lineRule="auto"/>
               <w:ind w:left="306"/>
               <w:rPr>
-                <w:rFonts w:ascii="Bookman Old Style" w:hAnsi="Bookman Old Style"/>
+                <w:rFonts w:ascii="Times New Roman" w:hAnsi="Times New Roman" w:cs="Times New Roman"/>
                 <w:sz w:val="24"/>
                 <w:szCs w:val="24"/>
               </w:rPr>
@@ -8587,7 +8633,7 @@
               <w:spacing w:line="360" w:lineRule="auto"/>
               <w:ind w:left="375"/>
               <w:rPr>
-                <w:rFonts w:ascii="Bookman Old Style" w:hAnsi="Bookman Old Style"/>
+                <w:rFonts w:ascii="Times New Roman" w:hAnsi="Times New Roman" w:cs="Times New Roman"/>
                 <w:sz w:val="24"/>
                 <w:szCs w:val="24"/>
               </w:rPr>
@@ -8603,14 +8649,14 @@
             <w:pPr>
               <w:spacing w:line="360" w:lineRule="auto"/>
               <w:rPr>
-                <w:rFonts w:ascii="Bookman Old Style" w:hAnsi="Bookman Old Style"/>
-                <w:sz w:val="24"/>
-                <w:szCs w:val="24"/>
-              </w:rPr>
-            </w:pPr>
-            <w:r>
-              <w:rPr>
-                <w:rFonts w:ascii="Bookman Old Style" w:hAnsi="Bookman Old Style"/>
+                <w:rFonts w:ascii="Times New Roman" w:hAnsi="Times New Roman" w:cs="Times New Roman"/>
+                <w:sz w:val="24"/>
+                <w:szCs w:val="24"/>
+              </w:rPr>
+            </w:pPr>
+            <w:r>
+              <w:rPr>
+                <w:rFonts w:ascii="Times New Roman" w:hAnsi="Times New Roman" w:cs="Times New Roman"/>
                 <w:sz w:val="24"/>
                 <w:szCs w:val="24"/>
               </w:rPr>
@@ -8618,7 +8664,7 @@
             </w:r>
             <w:r>
               <w:rPr>
-                <w:rFonts w:ascii="Bookman Old Style" w:hAnsi="Bookman Old Style"/>
+                <w:rFonts w:ascii="Times New Roman" w:hAnsi="Times New Roman" w:cs="Times New Roman"/>
                 <w:sz w:val="24"/>
                 <w:szCs w:val="24"/>
               </w:rPr>
@@ -8626,7 +8672,7 @@
             </w:r>
             <w:r>
               <w:rPr>
-                <w:rFonts w:ascii="Bookman Old Style" w:hAnsi="Bookman Old Style"/>
+                <w:rFonts w:ascii="Times New Roman" w:hAnsi="Times New Roman" w:cs="Times New Roman"/>
                 <w:sz w:val="24"/>
                 <w:szCs w:val="24"/>
               </w:rPr>
@@ -8634,7 +8680,7 @@
             </w:r>
             <w:r>
               <w:rPr>
-                <w:rFonts w:ascii="Bookman Old Style" w:hAnsi="Bookman Old Style"/>
+                <w:rFonts w:ascii="Times New Roman" w:hAnsi="Times New Roman" w:cs="Times New Roman"/>
                 <w:sz w:val="24"/>
                 <w:szCs w:val="24"/>
               </w:rPr>
@@ -8652,7 +8698,7 @@
             <w:pPr>
               <w:spacing w:line="360" w:lineRule="auto"/>
               <w:rPr>
-                <w:rFonts w:ascii="Bookman Old Style" w:hAnsi="Bookman Old Style"/>
+                <w:rFonts w:ascii="Times New Roman" w:hAnsi="Times New Roman" w:cs="Times New Roman"/>
                 <w:sz w:val="24"/>
                 <w:szCs w:val="24"/>
               </w:rPr>
@@ -8673,7 +8719,7 @@
               <w:spacing w:line="360" w:lineRule="auto"/>
               <w:ind w:left="375"/>
               <w:rPr>
-                <w:rFonts w:ascii="Bookman Old Style" w:hAnsi="Bookman Old Style"/>
+                <w:rFonts w:ascii="Times New Roman" w:hAnsi="Times New Roman" w:cs="Times New Roman"/>
                 <w:sz w:val="24"/>
                 <w:szCs w:val="24"/>
               </w:rPr>
@@ -8689,14 +8735,14 @@
             <w:pPr>
               <w:spacing w:line="360" w:lineRule="auto"/>
               <w:rPr>
-                <w:rFonts w:ascii="Bookman Old Style" w:hAnsi="Bookman Old Style"/>
-                <w:sz w:val="24"/>
-                <w:szCs w:val="24"/>
-              </w:rPr>
-            </w:pPr>
-            <w:r>
-              <w:rPr>
-                <w:rFonts w:ascii="Bookman Old Style" w:hAnsi="Bookman Old Style"/>
+                <w:rFonts w:ascii="Times New Roman" w:hAnsi="Times New Roman" w:cs="Times New Roman"/>
+                <w:sz w:val="24"/>
+                <w:szCs w:val="24"/>
+              </w:rPr>
+            </w:pPr>
+            <w:r>
+              <w:rPr>
+                <w:rFonts w:ascii="Times New Roman" w:hAnsi="Times New Roman" w:cs="Times New Roman"/>
                 <w:sz w:val="24"/>
                 <w:szCs w:val="24"/>
               </w:rPr>
@@ -8705,7 +8751,7 @@
             <w:proofErr w:type="gramStart"/>
             <w:r>
               <w:rPr>
-                <w:rFonts w:ascii="Bookman Old Style" w:hAnsi="Bookman Old Style"/>
+                <w:rFonts w:ascii="Times New Roman" w:hAnsi="Times New Roman" w:cs="Times New Roman"/>
                 <w:sz w:val="24"/>
                 <w:szCs w:val="24"/>
               </w:rPr>
@@ -8714,7 +8760,7 @@
             <w:proofErr w:type="gramEnd"/>
             <w:r>
               <w:rPr>
-                <w:rFonts w:ascii="Bookman Old Style" w:hAnsi="Bookman Old Style"/>
+                <w:rFonts w:ascii="Times New Roman" w:hAnsi="Times New Roman" w:cs="Times New Roman"/>
                 <w:sz w:val="24"/>
                 <w:szCs w:val="24"/>
               </w:rPr>
@@ -8732,7 +8778,7 @@
             <w:pPr>
               <w:spacing w:line="360" w:lineRule="auto"/>
               <w:rPr>
-                <w:rFonts w:ascii="Bookman Old Style" w:hAnsi="Bookman Old Style"/>
+                <w:rFonts w:ascii="Times New Roman" w:hAnsi="Times New Roman" w:cs="Times New Roman"/>
                 <w:sz w:val="24"/>
                 <w:szCs w:val="24"/>
               </w:rPr>
@@ -8747,7 +8793,7 @@
             <w:pPr>
               <w:spacing w:line="360" w:lineRule="auto"/>
               <w:rPr>
-                <w:rFonts w:ascii="Bookman Old Style" w:hAnsi="Bookman Old Style"/>
+                <w:rFonts w:ascii="Times New Roman" w:hAnsi="Times New Roman" w:cs="Times New Roman"/>
                 <w:sz w:val="24"/>
                 <w:szCs w:val="24"/>
               </w:rPr>
@@ -8762,7 +8808,7 @@
             <w:pPr>
               <w:spacing w:line="360" w:lineRule="auto"/>
               <w:rPr>
-                <w:rFonts w:ascii="Bookman Old Style" w:hAnsi="Bookman Old Style"/>
+                <w:rFonts w:ascii="Times New Roman" w:hAnsi="Times New Roman" w:cs="Times New Roman"/>
                 <w:sz w:val="24"/>
                 <w:szCs w:val="24"/>
               </w:rPr>
@@ -8777,14 +8823,14 @@
             <w:pPr>
               <w:spacing w:line="360" w:lineRule="auto"/>
               <w:rPr>
-                <w:rFonts w:ascii="Bookman Old Style" w:hAnsi="Bookman Old Style"/>
-                <w:sz w:val="24"/>
-                <w:szCs w:val="24"/>
-              </w:rPr>
-            </w:pPr>
-            <w:r>
-              <w:rPr>
-                <w:rFonts w:ascii="Bookman Old Style" w:hAnsi="Bookman Old Style"/>
+                <w:rFonts w:ascii="Times New Roman" w:hAnsi="Times New Roman" w:cs="Times New Roman"/>
+                <w:sz w:val="24"/>
+                <w:szCs w:val="24"/>
+              </w:rPr>
+            </w:pPr>
+            <w:r>
+              <w:rPr>
+                <w:rFonts w:ascii="Times New Roman" w:hAnsi="Times New Roman" w:cs="Times New Roman"/>
                 <w:sz w:val="24"/>
                 <w:szCs w:val="24"/>
               </w:rPr>
@@ -8800,14 +8846,14 @@
             <w:pPr>
               <w:spacing w:line="360" w:lineRule="auto"/>
               <w:rPr>
-                <w:rFonts w:ascii="Bookman Old Style" w:hAnsi="Bookman Old Style"/>
-                <w:sz w:val="24"/>
-                <w:szCs w:val="24"/>
-              </w:rPr>
-            </w:pPr>
-            <w:r>
-              <w:rPr>
-                <w:rFonts w:ascii="Bookman Old Style" w:hAnsi="Bookman Old Style"/>
+                <w:rFonts w:ascii="Times New Roman" w:hAnsi="Times New Roman" w:cs="Times New Roman"/>
+                <w:sz w:val="24"/>
+                <w:szCs w:val="24"/>
+              </w:rPr>
+            </w:pPr>
+            <w:r>
+              <w:rPr>
+                <w:rFonts w:ascii="Times New Roman" w:hAnsi="Times New Roman" w:cs="Times New Roman"/>
                 <w:sz w:val="24"/>
                 <w:szCs w:val="24"/>
               </w:rPr>
@@ -8823,7 +8869,7 @@
             <w:pPr>
               <w:spacing w:line="360" w:lineRule="auto"/>
               <w:rPr>
-                <w:rFonts w:ascii="Bookman Old Style" w:hAnsi="Bookman Old Style"/>
+                <w:rFonts w:ascii="Times New Roman" w:hAnsi="Times New Roman" w:cs="Times New Roman"/>
                 <w:sz w:val="24"/>
                 <w:szCs w:val="24"/>
                 <w:lang w:val="id-ID"/>
@@ -8831,7 +8877,7 @@
             </w:pPr>
             <w:r>
               <w:rPr>
-                <w:rFonts w:ascii="Bookman Old Style" w:hAnsi="Bookman Old Style"/>
+                <w:rFonts w:ascii="Times New Roman" w:hAnsi="Times New Roman" w:cs="Times New Roman"/>
                 <w:sz w:val="24"/>
                 <w:szCs w:val="24"/>
                 <w:lang w:val="id-ID"/>
@@ -8840,7 +8886,7 @@
             </w:r>
             <w:r>
               <w:rPr>
-                <w:rFonts w:ascii="Bookman Old Style" w:hAnsi="Bookman Old Style"/>
+                <w:rFonts w:ascii="Times New Roman" w:hAnsi="Times New Roman" w:cs="Times New Roman"/>
                 <w:sz w:val="24"/>
                 <w:szCs w:val="24"/>
                 <w:lang w:val="id-ID"/>
@@ -8849,7 +8895,7 @@
             </w:r>
             <w:r>
               <w:rPr>
-                <w:rFonts w:ascii="Bookman Old Style" w:hAnsi="Bookman Old Style"/>
+                <w:rFonts w:ascii="Times New Roman" w:hAnsi="Times New Roman" w:cs="Times New Roman"/>
                 <w:sz w:val="24"/>
                 <w:szCs w:val="24"/>
                 <w:lang w:val="id-ID"/>
@@ -8858,7 +8904,7 @@
             </w:r>
             <w:r>
               <w:rPr>
-                <w:rFonts w:ascii="Bookman Old Style" w:hAnsi="Bookman Old Style"/>
+                <w:rFonts w:ascii="Times New Roman" w:hAnsi="Times New Roman" w:cs="Times New Roman"/>
                 <w:sz w:val="24"/>
                 <w:szCs w:val="24"/>
                 <w:lang w:val="id-ID"/>
@@ -8867,7 +8913,7 @@
             </w:r>
             <w:r>
               <w:rPr>
-                <w:rFonts w:ascii="Bookman Old Style" w:hAnsi="Bookman Old Style"/>
+                <w:rFonts w:ascii="Times New Roman" w:hAnsi="Times New Roman" w:cs="Times New Roman"/>
                 <w:sz w:val="24"/>
                 <w:szCs w:val="24"/>
                 <w:lang w:val="id-ID"/>
@@ -8876,34 +8922,16 @@
             </w:r>
             <w:r>
               <w:rPr>
-                <w:rFonts w:ascii="Bookman Old Style" w:hAnsi="Bookman Old Style"/>
+                <w:rFonts w:ascii="Times New Roman" w:hAnsi="Times New Roman" w:cs="Times New Roman"/>
                 <w:sz w:val="24"/>
                 <w:szCs w:val="24"/>
                 <w:lang w:val="id-ID"/>
               </w:rPr>
-              <w:t>hari</w:t>
-            </w:r>
-            <w:r>
-              <w:rPr>
-                <w:rFonts w:ascii="Bookman Old Style" w:hAnsi="Bookman Old Style"/>
-                <w:sz w:val="24"/>
-                <w:szCs w:val="24"/>
-                <w:lang w:val="id-ID"/>
-              </w:rPr>
-              <w:t>_</w:t>
-            </w:r>
-            <w:r>
-              <w:rPr>
-                <w:rFonts w:ascii="Bookman Old Style" w:hAnsi="Bookman Old Style"/>
-                <w:sz w:val="24"/>
-                <w:szCs w:val="24"/>
-                <w:lang w:val="id-ID"/>
-              </w:rPr>
-              <w:t>kembali</w:t>
-            </w:r>
-            <w:r>
-              <w:rPr>
-                <w:rFonts w:ascii="Bookman Old Style" w:hAnsi="Bookman Old Style"/>
+              <w:t>hari_kembali</w:t>
+            </w:r>
+            <w:r>
+              <w:rPr>
+                <w:rFonts w:ascii="Times New Roman" w:hAnsi="Times New Roman" w:cs="Times New Roman"/>
                 <w:sz w:val="24"/>
                 <w:szCs w:val="24"/>
                 <w:lang w:val="id-ID"/>
@@ -8922,7 +8950,7 @@
             <w:pPr>
               <w:spacing w:line="360" w:lineRule="auto"/>
               <w:rPr>
-                <w:rFonts w:ascii="Bookman Old Style" w:hAnsi="Bookman Old Style"/>
+                <w:rFonts w:ascii="Times New Roman" w:hAnsi="Times New Roman" w:cs="Times New Roman"/>
                 <w:sz w:val="24"/>
                 <w:szCs w:val="24"/>
               </w:rPr>
@@ -8937,7 +8965,7 @@
             <w:pPr>
               <w:spacing w:line="360" w:lineRule="auto"/>
               <w:rPr>
-                <w:rFonts w:ascii="Bookman Old Style" w:hAnsi="Bookman Old Style"/>
+                <w:rFonts w:ascii="Times New Roman" w:hAnsi="Times New Roman" w:cs="Times New Roman"/>
                 <w:sz w:val="24"/>
                 <w:szCs w:val="24"/>
               </w:rPr>
@@ -8952,7 +8980,7 @@
             <w:pPr>
               <w:spacing w:line="360" w:lineRule="auto"/>
               <w:rPr>
-                <w:rFonts w:ascii="Bookman Old Style" w:hAnsi="Bookman Old Style"/>
+                <w:rFonts w:ascii="Times New Roman" w:hAnsi="Times New Roman" w:cs="Times New Roman"/>
                 <w:sz w:val="24"/>
                 <w:szCs w:val="24"/>
               </w:rPr>
@@ -8967,14 +8995,14 @@
             <w:pPr>
               <w:spacing w:line="360" w:lineRule="auto"/>
               <w:rPr>
-                <w:rFonts w:ascii="Bookman Old Style" w:hAnsi="Bookman Old Style"/>
-                <w:sz w:val="24"/>
-                <w:szCs w:val="24"/>
-              </w:rPr>
-            </w:pPr>
-            <w:r>
-              <w:rPr>
-                <w:rFonts w:ascii="Bookman Old Style" w:hAnsi="Bookman Old Style"/>
+                <w:rFonts w:ascii="Times New Roman" w:hAnsi="Times New Roman" w:cs="Times New Roman"/>
+                <w:sz w:val="24"/>
+                <w:szCs w:val="24"/>
+              </w:rPr>
+            </w:pPr>
+            <w:r>
+              <w:rPr>
+                <w:rFonts w:ascii="Times New Roman" w:hAnsi="Times New Roman" w:cs="Times New Roman"/>
                 <w:sz w:val="24"/>
                 <w:szCs w:val="24"/>
               </w:rPr>
@@ -8990,14 +9018,14 @@
             <w:pPr>
               <w:spacing w:line="360" w:lineRule="auto"/>
               <w:rPr>
-                <w:rFonts w:ascii="Bookman Old Style" w:hAnsi="Bookman Old Style"/>
-                <w:sz w:val="24"/>
-                <w:szCs w:val="24"/>
-              </w:rPr>
-            </w:pPr>
-            <w:r>
-              <w:rPr>
-                <w:rFonts w:ascii="Bookman Old Style" w:hAnsi="Bookman Old Style"/>
+                <w:rFonts w:ascii="Times New Roman" w:hAnsi="Times New Roman" w:cs="Times New Roman"/>
+                <w:sz w:val="24"/>
+                <w:szCs w:val="24"/>
+              </w:rPr>
+            </w:pPr>
+            <w:r>
+              <w:rPr>
+                <w:rFonts w:ascii="Times New Roman" w:hAnsi="Times New Roman" w:cs="Times New Roman"/>
                 <w:sz w:val="24"/>
                 <w:szCs w:val="24"/>
               </w:rPr>
@@ -9013,7 +9041,7 @@
             <w:pPr>
               <w:spacing w:line="360" w:lineRule="auto"/>
               <w:rPr>
-                <w:rFonts w:ascii="Bookman Old Style" w:hAnsi="Bookman Old Style"/>
+                <w:rFonts w:ascii="Times New Roman" w:hAnsi="Times New Roman" w:cs="Times New Roman"/>
                 <w:sz w:val="24"/>
                 <w:szCs w:val="24"/>
                 <w:lang w:val="id-ID"/>
@@ -9021,7 +9049,7 @@
             </w:pPr>
             <w:r>
               <w:rPr>
-                <w:rFonts w:ascii="Bookman Old Style" w:hAnsi="Bookman Old Style"/>
+                <w:rFonts w:ascii="Times New Roman" w:hAnsi="Times New Roman" w:cs="Times New Roman"/>
                 <w:sz w:val="24"/>
                 <w:szCs w:val="24"/>
                 <w:lang w:val="id-ID"/>
@@ -9030,7 +9058,7 @@
             </w:r>
             <w:r>
               <w:rPr>
-                <w:rFonts w:ascii="Bookman Old Style" w:hAnsi="Bookman Old Style"/>
+                <w:rFonts w:ascii="Times New Roman" w:hAnsi="Times New Roman" w:cs="Times New Roman"/>
                 <w:sz w:val="24"/>
                 <w:szCs w:val="24"/>
                 <w:lang w:val="id-ID"/>
@@ -9039,7 +9067,7 @@
             </w:r>
             <w:r>
               <w:rPr>
-                <w:rFonts w:ascii="Bookman Old Style" w:hAnsi="Bookman Old Style"/>
+                <w:rFonts w:ascii="Times New Roman" w:hAnsi="Times New Roman" w:cs="Times New Roman"/>
                 <w:sz w:val="24"/>
                 <w:szCs w:val="24"/>
                 <w:lang w:val="id-ID"/>
@@ -9048,43 +9076,34 @@
             </w:r>
             <w:r>
               <w:rPr>
-                <w:rFonts w:ascii="Bookman Old Style" w:hAnsi="Bookman Old Style"/>
+                <w:rFonts w:ascii="Times New Roman" w:hAnsi="Times New Roman" w:cs="Times New Roman"/>
                 <w:sz w:val="24"/>
                 <w:szCs w:val="24"/>
                 <w:lang w:val="id-ID"/>
               </w:rPr>
-              <w:t xml:space="preserve"> </w:t>
-            </w:r>
-            <w:r>
-              <w:rPr>
-                <w:rFonts w:ascii="Bookman Old Style" w:hAnsi="Bookman Old Style"/>
+              <w:t xml:space="preserve"> – </w:t>
+            </w:r>
+            <w:r>
+              <w:rPr>
+                <w:rFonts w:ascii="Times New Roman" w:hAnsi="Times New Roman" w:cs="Times New Roman"/>
                 <w:sz w:val="24"/>
                 <w:szCs w:val="24"/>
                 <w:lang w:val="id-ID"/>
               </w:rPr>
-              <w:t xml:space="preserve">– </w:t>
-            </w:r>
-            <w:r>
-              <w:rPr>
-                <w:rFonts w:ascii="Bookman Old Style" w:hAnsi="Bookman Old Style"/>
+              <w:t>{</w:t>
+            </w:r>
+            <w:r>
+              <w:rPr>
+                <w:rFonts w:ascii="Times New Roman" w:hAnsi="Times New Roman" w:cs="Times New Roman"/>
                 <w:sz w:val="24"/>
                 <w:szCs w:val="24"/>
                 <w:lang w:val="id-ID"/>
               </w:rPr>
-              <w:t>{</w:t>
-            </w:r>
-            <w:r>
-              <w:rPr>
-                <w:rFonts w:ascii="Bookman Old Style" w:hAnsi="Bookman Old Style"/>
-                <w:sz w:val="24"/>
-                <w:szCs w:val="24"/>
-                <w:lang w:val="id-ID"/>
-              </w:rPr>
               <w:t>tgl_kembali</w:t>
             </w:r>
             <w:r>
               <w:rPr>
-                <w:rFonts w:ascii="Bookman Old Style" w:hAnsi="Bookman Old Style"/>
+                <w:rFonts w:ascii="Times New Roman" w:hAnsi="Times New Roman" w:cs="Times New Roman"/>
                 <w:sz w:val="24"/>
                 <w:szCs w:val="24"/>
                 <w:lang w:val="id-ID"/>
@@ -9103,7 +9122,7 @@
             <w:pPr>
               <w:spacing w:line="360" w:lineRule="auto"/>
               <w:rPr>
-                <w:rFonts w:ascii="Bookman Old Style" w:hAnsi="Bookman Old Style"/>
+                <w:rFonts w:ascii="Times New Roman" w:hAnsi="Times New Roman" w:cs="Times New Roman"/>
                 <w:sz w:val="24"/>
                 <w:szCs w:val="24"/>
               </w:rPr>
@@ -9118,7 +9137,7 @@
             <w:pPr>
               <w:spacing w:line="360" w:lineRule="auto"/>
               <w:rPr>
-                <w:rFonts w:ascii="Bookman Old Style" w:hAnsi="Bookman Old Style"/>
+                <w:rFonts w:ascii="Times New Roman" w:hAnsi="Times New Roman" w:cs="Times New Roman"/>
                 <w:sz w:val="24"/>
                 <w:szCs w:val="24"/>
               </w:rPr>
@@ -9133,7 +9152,7 @@
             <w:pPr>
               <w:spacing w:line="360" w:lineRule="auto"/>
               <w:rPr>
-                <w:rFonts w:ascii="Bookman Old Style" w:hAnsi="Bookman Old Style"/>
+                <w:rFonts w:ascii="Times New Roman" w:hAnsi="Times New Roman" w:cs="Times New Roman"/>
                 <w:sz w:val="24"/>
                 <w:szCs w:val="24"/>
               </w:rPr>
@@ -9148,14 +9167,14 @@
             <w:pPr>
               <w:spacing w:line="360" w:lineRule="auto"/>
               <w:rPr>
-                <w:rFonts w:ascii="Bookman Old Style" w:hAnsi="Bookman Old Style"/>
-                <w:sz w:val="24"/>
-                <w:szCs w:val="24"/>
-              </w:rPr>
-            </w:pPr>
-            <w:r>
-              <w:rPr>
-                <w:rFonts w:ascii="Bookman Old Style" w:hAnsi="Bookman Old Style"/>
+                <w:rFonts w:ascii="Times New Roman" w:hAnsi="Times New Roman" w:cs="Times New Roman"/>
+                <w:sz w:val="24"/>
+                <w:szCs w:val="24"/>
+              </w:rPr>
+            </w:pPr>
+            <w:r>
+              <w:rPr>
+                <w:rFonts w:ascii="Times New Roman" w:hAnsi="Times New Roman" w:cs="Times New Roman"/>
                 <w:sz w:val="24"/>
                 <w:szCs w:val="24"/>
               </w:rPr>
@@ -9171,14 +9190,14 @@
             <w:pPr>
               <w:spacing w:line="360" w:lineRule="auto"/>
               <w:rPr>
-                <w:rFonts w:ascii="Bookman Old Style" w:hAnsi="Bookman Old Style"/>
-                <w:sz w:val="24"/>
-                <w:szCs w:val="24"/>
-              </w:rPr>
-            </w:pPr>
-            <w:r>
-              <w:rPr>
-                <w:rFonts w:ascii="Bookman Old Style" w:hAnsi="Bookman Old Style"/>
+                <w:rFonts w:ascii="Times New Roman" w:hAnsi="Times New Roman" w:cs="Times New Roman"/>
+                <w:sz w:val="24"/>
+                <w:szCs w:val="24"/>
+              </w:rPr>
+            </w:pPr>
+            <w:r>
+              <w:rPr>
+                <w:rFonts w:ascii="Times New Roman" w:hAnsi="Times New Roman" w:cs="Times New Roman"/>
                 <w:sz w:val="24"/>
                 <w:szCs w:val="24"/>
               </w:rPr>
@@ -9194,14 +9213,14 @@
             <w:pPr>
               <w:spacing w:line="360" w:lineRule="auto"/>
               <w:rPr>
-                <w:rFonts w:ascii="Bookman Old Style" w:hAnsi="Bookman Old Style"/>
-                <w:sz w:val="24"/>
-                <w:szCs w:val="24"/>
-              </w:rPr>
-            </w:pPr>
-            <w:r>
-              <w:rPr>
-                <w:rFonts w:ascii="Bookman Old Style" w:hAnsi="Bookman Old Style"/>
+                <w:rFonts w:ascii="Times New Roman" w:hAnsi="Times New Roman" w:cs="Times New Roman"/>
+                <w:sz w:val="24"/>
+                <w:szCs w:val="24"/>
+              </w:rPr>
+            </w:pPr>
+            <w:r>
+              <w:rPr>
+                <w:rFonts w:ascii="Times New Roman" w:hAnsi="Times New Roman" w:cs="Times New Roman"/>
                 <w:sz w:val="24"/>
                 <w:szCs w:val="24"/>
               </w:rPr>
@@ -9209,7 +9228,7 @@
             </w:r>
             <w:r>
               <w:rPr>
-                <w:rFonts w:ascii="Bookman Old Style" w:hAnsi="Bookman Old Style"/>
+                <w:rFonts w:ascii="Times New Roman" w:hAnsi="Times New Roman" w:cs="Times New Roman"/>
                 <w:sz w:val="24"/>
                 <w:szCs w:val="24"/>
               </w:rPr>
@@ -9217,7 +9236,7 @@
             </w:r>
             <w:r>
               <w:rPr>
-                <w:rFonts w:ascii="Bookman Old Style" w:hAnsi="Bookman Old Style"/>
+                <w:rFonts w:ascii="Times New Roman" w:hAnsi="Times New Roman" w:cs="Times New Roman"/>
                 <w:sz w:val="24"/>
                 <w:szCs w:val="24"/>
               </w:rPr>
@@ -9235,7 +9254,7 @@
             <w:pPr>
               <w:spacing w:line="360" w:lineRule="auto"/>
               <w:rPr>
-                <w:rFonts w:ascii="Bookman Old Style" w:hAnsi="Bookman Old Style"/>
+                <w:rFonts w:ascii="Times New Roman" w:hAnsi="Times New Roman" w:cs="Times New Roman"/>
                 <w:sz w:val="24"/>
                 <w:szCs w:val="24"/>
               </w:rPr>
@@ -9256,7 +9275,7 @@
               <w:spacing w:line="360" w:lineRule="auto"/>
               <w:ind w:left="375"/>
               <w:rPr>
-                <w:rFonts w:ascii="Bookman Old Style" w:hAnsi="Bookman Old Style"/>
+                <w:rFonts w:ascii="Times New Roman" w:hAnsi="Times New Roman" w:cs="Times New Roman"/>
                 <w:sz w:val="24"/>
                 <w:szCs w:val="24"/>
               </w:rPr>
@@ -9272,14 +9291,14 @@
             <w:pPr>
               <w:spacing w:line="360" w:lineRule="auto"/>
               <w:rPr>
-                <w:rFonts w:ascii="Bookman Old Style" w:hAnsi="Bookman Old Style"/>
-                <w:sz w:val="24"/>
-                <w:szCs w:val="24"/>
-              </w:rPr>
-            </w:pPr>
-            <w:r>
-              <w:rPr>
-                <w:rFonts w:ascii="Bookman Old Style" w:hAnsi="Bookman Old Style"/>
+                <w:rFonts w:ascii="Times New Roman" w:hAnsi="Times New Roman" w:cs="Times New Roman"/>
+                <w:sz w:val="24"/>
+                <w:szCs w:val="24"/>
+              </w:rPr>
+            </w:pPr>
+            <w:r>
+              <w:rPr>
+                <w:rFonts w:ascii="Times New Roman" w:hAnsi="Times New Roman" w:cs="Times New Roman"/>
                 <w:sz w:val="24"/>
                 <w:szCs w:val="24"/>
               </w:rPr>
@@ -9298,14 +9317,14 @@
             <w:pPr>
               <w:spacing w:line="360" w:lineRule="auto"/>
               <w:rPr>
-                <w:rFonts w:ascii="Bookman Old Style" w:hAnsi="Bookman Old Style"/>
-                <w:sz w:val="24"/>
-                <w:szCs w:val="24"/>
-              </w:rPr>
-            </w:pPr>
-            <w:r>
-              <w:rPr>
-                <w:rFonts w:ascii="Bookman Old Style" w:hAnsi="Bookman Old Style"/>
+                <w:rFonts w:ascii="Times New Roman" w:hAnsi="Times New Roman" w:cs="Times New Roman"/>
+                <w:sz w:val="24"/>
+                <w:szCs w:val="24"/>
+              </w:rPr>
+            </w:pPr>
+            <w:r>
+              <w:rPr>
+                <w:rFonts w:ascii="Times New Roman" w:hAnsi="Times New Roman" w:cs="Times New Roman"/>
                 <w:sz w:val="24"/>
                 <w:szCs w:val="24"/>
               </w:rPr>
@@ -9318,7 +9337,7 @@
     <w:p>
       <w:pPr>
         <w:rPr>
-          <w:rFonts w:ascii="Bookman Old Style" w:hAnsi="Bookman Old Style"/>
+          <w:rFonts w:ascii="Times New Roman" w:hAnsi="Times New Roman" w:cs="Times New Roman"/>
           <w:sz w:val="24"/>
           <w:szCs w:val="24"/>
         </w:rPr>
@@ -9351,7 +9370,7 @@
             <w:pPr>
               <w:jc w:val="center"/>
               <w:rPr>
-                <w:rFonts w:ascii="Bookman Old Style" w:hAnsi="Bookman Old Style"/>
+                <w:rFonts w:ascii="Times New Roman" w:hAnsi="Times New Roman" w:cs="Times New Roman"/>
                 <w:sz w:val="24"/>
                 <w:szCs w:val="24"/>
                 <w:lang w:val="id-ID"/>
@@ -9359,7 +9378,7 @@
             </w:pPr>
             <w:r>
               <w:rPr>
-                <w:rFonts w:ascii="Bookman Old Style" w:hAnsi="Bookman Old Style"/>
+                <w:rFonts w:ascii="Times New Roman" w:hAnsi="Times New Roman" w:cs="Times New Roman"/>
                 <w:sz w:val="24"/>
                 <w:szCs w:val="24"/>
               </w:rPr>
@@ -9367,7 +9386,7 @@
             </w:r>
             <w:r>
               <w:rPr>
-                <w:rFonts w:ascii="Bookman Old Style" w:hAnsi="Bookman Old Style"/>
+                <w:rFonts w:ascii="Times New Roman" w:hAnsi="Times New Roman" w:cs="Times New Roman"/>
                 <w:sz w:val="24"/>
                 <w:szCs w:val="24"/>
               </w:rPr>
@@ -9375,7 +9394,7 @@
             </w:r>
             <w:r>
               <w:rPr>
-                <w:rFonts w:ascii="Bookman Old Style" w:hAnsi="Bookman Old Style"/>
+                <w:rFonts w:ascii="Times New Roman" w:hAnsi="Times New Roman" w:cs="Times New Roman"/>
                 <w:sz w:val="24"/>
                 <w:szCs w:val="24"/>
               </w:rPr>
@@ -9383,7 +9402,7 @@
             </w:r>
             <w:r>
               <w:rPr>
-                <w:rFonts w:ascii="Bookman Old Style" w:hAnsi="Bookman Old Style"/>
+                <w:rFonts w:ascii="Times New Roman" w:hAnsi="Times New Roman" w:cs="Times New Roman"/>
                 <w:sz w:val="24"/>
                 <w:szCs w:val="24"/>
               </w:rPr>
@@ -9391,7 +9410,7 @@
             </w:r>
             <w:r>
               <w:rPr>
-                <w:rFonts w:ascii="Bookman Old Style" w:hAnsi="Bookman Old Style"/>
+                <w:rFonts w:ascii="Times New Roman" w:hAnsi="Times New Roman" w:cs="Times New Roman"/>
                 <w:sz w:val="24"/>
                 <w:szCs w:val="24"/>
                 <w:lang w:val="id-ID"/>
@@ -9400,7 +9419,7 @@
             </w:r>
             <w:r>
               <w:rPr>
-                <w:rFonts w:ascii="Bookman Old Style" w:hAnsi="Bookman Old Style"/>
+                <w:rFonts w:ascii="Times New Roman" w:hAnsi="Times New Roman" w:cs="Times New Roman"/>
                 <w:sz w:val="24"/>
                 <w:szCs w:val="24"/>
                 <w:lang w:val="id-ID"/>
@@ -9409,7 +9428,7 @@
             </w:r>
             <w:r>
               <w:rPr>
-                <w:rFonts w:ascii="Bookman Old Style" w:hAnsi="Bookman Old Style"/>
+                <w:rFonts w:ascii="Times New Roman" w:hAnsi="Times New Roman" w:cs="Times New Roman"/>
                 <w:sz w:val="24"/>
                 <w:szCs w:val="24"/>
                 <w:lang w:val="id-ID"/>
@@ -9421,14 +9440,14 @@
             <w:pPr>
               <w:jc w:val="center"/>
               <w:rPr>
-                <w:rFonts w:ascii="Bookman Old Style" w:hAnsi="Bookman Old Style"/>
-                <w:sz w:val="24"/>
-                <w:szCs w:val="24"/>
-              </w:rPr>
-            </w:pPr>
-            <w:r>
-              <w:rPr>
-                <w:rFonts w:ascii="Bookman Old Style" w:hAnsi="Bookman Old Style"/>
+                <w:rFonts w:ascii="Times New Roman" w:hAnsi="Times New Roman" w:cs="Times New Roman"/>
+                <w:sz w:val="24"/>
+                <w:szCs w:val="24"/>
+              </w:rPr>
+            </w:pPr>
+            <w:r>
+              <w:rPr>
+                <w:rFonts w:ascii="Times New Roman" w:hAnsi="Times New Roman" w:cs="Times New Roman"/>
                 <w:sz w:val="24"/>
                 <w:szCs w:val="24"/>
               </w:rPr>
@@ -9436,7 +9455,7 @@
             </w:r>
             <w:r>
               <w:rPr>
-                <w:rFonts w:ascii="Bookman Old Style" w:hAnsi="Bookman Old Style"/>
+                <w:rFonts w:ascii="Times New Roman" w:hAnsi="Times New Roman" w:cs="Times New Roman"/>
                 <w:sz w:val="24"/>
                 <w:szCs w:val="24"/>
               </w:rPr>
@@ -9444,7 +9463,7 @@
             </w:r>
             <w:r>
               <w:rPr>
-                <w:rFonts w:ascii="Bookman Old Style" w:hAnsi="Bookman Old Style"/>
+                <w:rFonts w:ascii="Times New Roman" w:hAnsi="Times New Roman" w:cs="Times New Roman"/>
                 <w:sz w:val="24"/>
                 <w:szCs w:val="24"/>
               </w:rPr>
@@ -9452,7 +9471,7 @@
             </w:r>
             <w:r>
               <w:rPr>
-                <w:rFonts w:ascii="Bookman Old Style" w:hAnsi="Bookman Old Style"/>
+                <w:rFonts w:ascii="Times New Roman" w:hAnsi="Times New Roman" w:cs="Times New Roman"/>
                 <w:sz w:val="24"/>
                 <w:szCs w:val="24"/>
               </w:rPr>
@@ -9460,7 +9479,7 @@
             </w:r>
             <w:r>
               <w:rPr>
-                <w:rFonts w:ascii="Bookman Old Style" w:hAnsi="Bookman Old Style"/>
+                <w:rFonts w:ascii="Times New Roman" w:hAnsi="Times New Roman" w:cs="Times New Roman"/>
                 <w:sz w:val="24"/>
                 <w:szCs w:val="24"/>
               </w:rPr>
@@ -9471,7 +9490,7 @@
             <w:pPr>
               <w:jc w:val="center"/>
               <w:rPr>
-                <w:rFonts w:ascii="Bookman Old Style" w:hAnsi="Bookman Old Style"/>
+                <w:rFonts w:ascii="Times New Roman" w:hAnsi="Times New Roman" w:cs="Times New Roman"/>
                 <w:sz w:val="24"/>
                 <w:szCs w:val="24"/>
               </w:rPr>
@@ -9481,7 +9500,7 @@
             <w:pPr>
               <w:jc w:val="center"/>
               <w:rPr>
-                <w:rFonts w:ascii="Bookman Old Style" w:hAnsi="Bookman Old Style"/>
+                <w:rFonts w:ascii="Times New Roman" w:hAnsi="Times New Roman" w:cs="Times New Roman"/>
                 <w:sz w:val="24"/>
                 <w:szCs w:val="24"/>
               </w:rPr>
@@ -9491,7 +9510,7 @@
             <w:pPr>
               <w:jc w:val="center"/>
               <w:rPr>
-                <w:rFonts w:ascii="Bookman Old Style" w:hAnsi="Bookman Old Style"/>
+                <w:rFonts w:ascii="Times New Roman" w:hAnsi="Times New Roman" w:cs="Times New Roman"/>
                 <w:sz w:val="24"/>
                 <w:szCs w:val="24"/>
               </w:rPr>
@@ -9501,7 +9520,7 @@
             <w:pPr>
               <w:jc w:val="center"/>
               <w:rPr>
-                <w:rFonts w:ascii="Bookman Old Style" w:hAnsi="Bookman Old Style"/>
+                <w:rFonts w:ascii="Times New Roman" w:hAnsi="Times New Roman" w:cs="Times New Roman"/>
                 <w:sz w:val="24"/>
                 <w:szCs w:val="24"/>
               </w:rPr>
@@ -9511,7 +9530,7 @@
             <w:pPr>
               <w:jc w:val="center"/>
               <w:rPr>
-                <w:rFonts w:ascii="Bookman Old Style" w:hAnsi="Bookman Old Style"/>
+                <w:rFonts w:ascii="Times New Roman" w:hAnsi="Times New Roman" w:cs="Times New Roman"/>
                 <w:sz w:val="24"/>
                 <w:szCs w:val="24"/>
                 <w:u w:val="single"/>
@@ -9519,7 +9538,7 @@
             </w:pPr>
             <w:r>
               <w:rPr>
-                <w:rFonts w:ascii="Bookman Old Style" w:hAnsi="Bookman Old Style"/>
+                <w:rFonts w:ascii="Times New Roman" w:hAnsi="Times New Roman" w:cs="Times New Roman"/>
                 <w:sz w:val="24"/>
                 <w:szCs w:val="24"/>
                 <w:u w:val="single"/>
@@ -9528,7 +9547,7 @@
             </w:r>
             <w:r>
               <w:rPr>
-                <w:rFonts w:ascii="Bookman Old Style" w:hAnsi="Bookman Old Style"/>
+                <w:rFonts w:ascii="Times New Roman" w:hAnsi="Times New Roman" w:cs="Times New Roman"/>
                 <w:sz w:val="24"/>
                 <w:szCs w:val="24"/>
                 <w:u w:val="single"/>
@@ -9537,7 +9556,7 @@
             </w:r>
             <w:r>
               <w:rPr>
-                <w:rFonts w:ascii="Bookman Old Style" w:hAnsi="Bookman Old Style"/>
+                <w:rFonts w:ascii="Times New Roman" w:hAnsi="Times New Roman" w:cs="Times New Roman"/>
                 <w:sz w:val="24"/>
                 <w:szCs w:val="24"/>
                 <w:u w:val="single"/>
@@ -9556,7 +9575,7 @@
         <w:spacing w:after="0" w:line="240" w:lineRule="auto"/>
         <w:outlineLvl w:val="2"/>
         <w:rPr>
-          <w:rFonts w:ascii="Bookman Old Style" w:eastAsia="Times New Roman" w:hAnsi="Bookman Old Style" w:cs="Times New Roman"/>
+          <w:rFonts w:ascii="Times New Roman" w:eastAsia="Times New Roman" w:hAnsi="Times New Roman" w:cs="Times New Roman"/>
           <w:b/>
           <w:bCs/>
           <w:kern w:val="0"/>
